--- a/docs/MoE-研究报告-v1.1.docx
+++ b/docs/MoE-研究报告-v1.1.docx
@@ -1174,6 +1174,32 @@
       <w:r>
         <w:rPr/>
         <w:t xml:space="preserve">四档在四位小数精度下显示相同。这不等同于 bit-identical：更细的数值差异无法从当前输出排除，且该结论仅覆盖 20 chunks 与大批次路径，不代表 decode 路径。</w:t>
+      </w:r>
+    </w:p>
+    <w:p>
+      <w:r>
+        <w:drawing>
+          <wp:inline distT="0" distB="0" distL="0" distR="0">
+            <wp:extent cx="5400000" cy="2520000"/>
+            <wp:effectExtent l="0" t="0" r="0" b="0"/>
+            <wp:docPr id="3" name="图 3  困惑度：四档 cache 在四位小数内无差异"/>
+            <wp:cNvGraphicFramePr/>
+            <a:graphic>
+              <a:graphicData uri="http://schemas.openxmlformats.org/drawingml/2006/chart">
+                <c:chart r:id="R89a4cf996a334ebe"/>
+              </a:graphicData>
+            </a:graphic>
+          </wp:inline>
+        </w:drawing>
+      </w:r>
+    </w:p>
+    <w:p>
+      <w:pPr>
+        <w:pStyle w:val="Normal"/>
+      </w:pPr>
+      <w:r>
+        <w:rPr/>
+        <w:t xml:space="preserve"/>
       </w:r>
     </w:p>
     <w:p>
@@ -1962,6 +1988,32 @@
       </w:r>
     </w:p>
     <w:p>
+      <w:r>
+        <w:drawing>
+          <wp:inline distT="0" distB="0" distL="0" distR="0">
+            <wp:extent cx="4680000" cy="2520000"/>
+            <wp:effectExtent l="0" t="0" r="0" b="0"/>
+            <wp:docPr id="8" name="图 4  真实文本与随机 token 的 decode 速度对比（50 对样本）"/>
+            <wp:cNvGraphicFramePr/>
+            <a:graphic>
+              <a:graphicData uri="http://schemas.openxmlformats.org/drawingml/2006/chart">
+                <c:chart r:id="R5c76f32bb6764e6f"/>
+              </a:graphicData>
+            </a:graphic>
+          </wp:inline>
+        </w:drawing>
+      </w:r>
+    </w:p>
+    <w:p>
+      <w:pPr>
+        <w:pStyle w:val="Normal"/>
+      </w:pPr>
+      <w:r>
+        <w:rPr/>
+        <w:t xml:space="preserve"/>
+      </w:r>
+    </w:p>
+    <w:p>
       <w:pPr>
         <w:pStyle w:val="Heading2"/>
       </w:pPr>
@@ -1992,20 +2044,23 @@
           <w:insideH w:val="single" w:sz="4"/>
           <w:insideV w:val="single" w:sz="4"/>
         </w:tblBorders>
+        <w:tblLayout w:type="fixed"/>
         <w:tblLook w:val="04A0"/>
       </w:tblPr>
       <w:tblGrid>
-        <w:gridCol w:w="1038"/>
-        <w:gridCol w:w="1038"/>
-        <w:gridCol w:w="1038"/>
-        <w:gridCol w:w="1038"/>
-        <w:gridCol w:w="1038"/>
-        <w:gridCol w:w="1038"/>
-        <w:gridCol w:w="1038"/>
-        <w:gridCol w:w="1038"/>
+        <w:gridCol w:w="1700"/>
+        <w:gridCol w:w="1700"/>
+        <w:gridCol w:w="1900"/>
+        <w:gridCol w:w="2100"/>
+        <w:gridCol w:w="1500"/>
+        <w:gridCol w:w="1300"/>
+        <w:gridCol w:w="1600"/>
       </w:tblGrid>
       <w:tr>
         <w:tc>
+          <w:tcPr>
+            <w:tcW w:w="1700" w:type="dxa"/>
+          </w:tcPr>
           <w:p>
             <w:r>
               <w:t xml:space="preserve">ncmoe</w:t>
@@ -2013,13 +2068,19 @@
           </w:p>
         </w:tc>
         <w:tc>
-          <w:p>
-            <w:r>
-              <w:t xml:space="preserve">decode 中位</w:t>
-            </w:r>
-          </w:p>
-        </w:tc>
-        <w:tc>
+          <w:tcPr>
+            <w:tcW w:w="1700" w:type="dxa"/>
+          </w:tcPr>
+          <w:p>
+            <w:r>
+              <w:t xml:space="preserve">t/s</w:t>
+            </w:r>
+          </w:p>
+        </w:tc>
+        <w:tc>
+          <w:tcPr>
+            <w:tcW w:w="1900" w:type="dxa"/>
+          </w:tcPr>
           <w:p>
             <w:r>
               <w:t xml:space="preserve">范围</w:t>
@@ -2027,20 +2088,19 @@
           </w:p>
         </w:tc>
         <w:tc>
-          <w:p>
-            <w:r>
-              <w:t xml:space="preserve">显存峰值</w:t>
-            </w:r>
-          </w:p>
-        </w:tc>
-        <w:tc>
-          <w:p>
-            <w:r>
-              <w:t xml:space="preserve">MiB</w:t>
-            </w:r>
-          </w:p>
-        </w:tc>
-        <w:tc>
+          <w:tcPr>
+            <w:tcW w:w="2100" w:type="dxa"/>
+          </w:tcPr>
+          <w:p>
+            <w:r>
+              <w:t xml:space="preserve">显存 MiB</w:t>
+            </w:r>
+          </w:p>
+        </w:tc>
+        <w:tc>
+          <w:tcPr>
+            <w:tcW w:w="1500" w:type="dxa"/>
+          </w:tcPr>
           <w:p>
             <w:r>
               <w:t xml:space="preserve">util</w:t>
@@ -2048,6 +2108,9 @@
           </w:p>
         </w:tc>
         <w:tc>
+          <w:tcPr>
+            <w:tcW w:w="1300" w:type="dxa"/>
+          </w:tcPr>
           <w:p>
             <w:r>
               <w:t xml:space="preserve">功耗</w:t>
@@ -2055,6 +2118,9 @@
           </w:p>
         </w:tc>
         <w:tc>
+          <w:tcPr>
+            <w:tcW w:w="1600" w:type="dxa"/>
+          </w:tcPr>
           <w:p>
             <w:r>
               <w:t xml:space="preserve">崩塌</w:t>
@@ -2064,6 +2130,9 @@
       </w:tr>
       <w:tr>
         <w:tc>
+          <w:tcPr>
+            <w:tcW w:w="1700" w:type="dxa"/>
+          </w:tcPr>
           <w:p>
             <w:r>
               <w:t xml:space="preserve">48</w:t>
@@ -2071,7 +2140,9 @@
           </w:p>
         </w:tc>
         <w:tc>
-          <w:tcPr/>
+          <w:tcPr>
+            <w:tcW w:w="1700" w:type="dxa"/>
+          </w:tcPr>
           <w:p>
             <w:r>
               <w:t xml:space="preserve">80.144</w:t>
@@ -2079,6 +2150,9 @@
           </w:p>
         </w:tc>
         <w:tc>
+          <w:tcPr>
+            <w:tcW w:w="1900" w:type="dxa"/>
+          </w:tcPr>
           <w:p>
             <w:r>
               <w:t xml:space="preserve">79.89–80.92</w:t>
@@ -2086,6 +2160,9 @@
           </w:p>
         </w:tc>
         <w:tc>
+          <w:tcPr>
+            <w:tcW w:w="2100" w:type="dxa"/>
+          </w:tcPr>
           <w:p>
             <w:r>
               <w:t xml:space="preserve">14887–14912</w:t>
@@ -2093,6 +2170,9 @@
           </w:p>
         </w:tc>
         <w:tc>
+          <w:tcPr>
+            <w:tcW w:w="1500" w:type="dxa"/>
+          </w:tcPr>
           <w:p>
             <w:r>
               <w:t xml:space="preserve">85–86%</w:t>
@@ -2100,6 +2180,9 @@
           </w:p>
         </w:tc>
         <w:tc>
+          <w:tcPr>
+            <w:tcW w:w="1300" w:type="dxa"/>
+          </w:tcPr>
           <w:p>
             <w:r>
               <w:t xml:space="preserve">77–160 W</w:t>
@@ -2107,18 +2190,21 @@
           </w:p>
         </w:tc>
         <w:tc>
+          <w:tcPr>
+            <w:tcW w:w="1600" w:type="dxa"/>
+          </w:tcPr>
           <w:p>
             <w:r>
               <w:t xml:space="preserve">否</w:t>
             </w:r>
           </w:p>
         </w:tc>
-        <w:tc>
-          <w:p/>
-        </w:tc>
-      </w:tr>
-      <w:tr>
-        <w:tc>
+      </w:tr>
+      <w:tr>
+        <w:tc>
+          <w:tcPr>
+            <w:tcW w:w="1700" w:type="dxa"/>
+          </w:tcPr>
           <w:p>
             <w:r>
               <w:t xml:space="preserve">44</w:t>
@@ -2126,7 +2212,9 @@
           </w:p>
         </w:tc>
         <w:tc>
-          <w:tcPr/>
+          <w:tcPr>
+            <w:tcW w:w="1700" w:type="dxa"/>
+          </w:tcPr>
           <w:p>
             <w:r>
               <w:t xml:space="preserve">23.639</w:t>
@@ -2134,6 +2222,9 @@
           </w:p>
         </w:tc>
         <w:tc>
+          <w:tcPr>
+            <w:tcW w:w="1900" w:type="dxa"/>
+          </w:tcPr>
           <w:p>
             <w:r>
               <w:t xml:space="preserve">23.41–23.73</w:t>
@@ -2141,6 +2232,9 @@
           </w:p>
         </w:tc>
         <w:tc>
+          <w:tcPr>
+            <w:tcW w:w="2100" w:type="dxa"/>
+          </w:tcPr>
           <w:p>
             <w:r>
               <w:t xml:space="preserve">15762–15830</w:t>
@@ -2148,6 +2242,9 @@
           </w:p>
         </w:tc>
         <w:tc>
+          <w:tcPr>
+            <w:tcW w:w="1500" w:type="dxa"/>
+          </w:tcPr>
           <w:p>
             <w:r>
               <w:t xml:space="preserve">95–97%</w:t>
@@ -2155,6 +2252,9 @@
           </w:p>
         </w:tc>
         <w:tc>
+          <w:tcPr>
+            <w:tcW w:w="1300" w:type="dxa"/>
+          </w:tcPr>
           <w:p>
             <w:r>
               <w:t xml:space="preserve">63–92 W</w:t>
@@ -2162,19 +2262,21 @@
           </w:p>
         </w:tc>
         <w:tc>
-          <w:tcPr/>
-          <w:p>
-            <w:r>
-              <w:t xml:space="preserve">疑似（util 未达判据）</w:t>
-            </w:r>
-          </w:p>
-        </w:tc>
-        <w:tc>
-          <w:p/>
-        </w:tc>
-      </w:tr>
-      <w:tr>
-        <w:tc>
+          <w:tcPr>
+            <w:tcW w:w="1600" w:type="dxa"/>
+          </w:tcPr>
+          <w:p>
+            <w:r>
+              <w:t xml:space="preserve">疑似</w:t>
+            </w:r>
+          </w:p>
+        </w:tc>
+      </w:tr>
+      <w:tr>
+        <w:tc>
+          <w:tcPr>
+            <w:tcW w:w="1700" w:type="dxa"/>
+          </w:tcPr>
           <w:p>
             <w:r>
               <w:t xml:space="preserve">40</w:t>
@@ -2182,7 +2284,9 @@
           </w:p>
         </w:tc>
         <w:tc>
-          <w:tcPr/>
+          <w:tcPr>
+            <w:tcW w:w="1700" w:type="dxa"/>
+          </w:tcPr>
           <w:p>
             <w:r>
               <w:t xml:space="preserve">19.547</w:t>
@@ -2190,6 +2294,9 @@
           </w:p>
         </w:tc>
         <w:tc>
+          <w:tcPr>
+            <w:tcW w:w="1900" w:type="dxa"/>
+          </w:tcPr>
           <w:p>
             <w:r>
               <w:t xml:space="preserve">19.54–19.58</w:t>
@@ -2197,6 +2304,9 @@
           </w:p>
         </w:tc>
         <w:tc>
+          <w:tcPr>
+            <w:tcW w:w="2100" w:type="dxa"/>
+          </w:tcPr>
           <w:p>
             <w:r>
               <w:t xml:space="preserve">15801–15811</w:t>
@@ -2204,6 +2314,9 @@
           </w:p>
         </w:tc>
         <w:tc>
+          <w:tcPr>
+            <w:tcW w:w="1500" w:type="dxa"/>
+          </w:tcPr>
           <w:p>
             <w:r>
               <w:t xml:space="preserve">97–100%</w:t>
@@ -2211,6 +2324,9 @@
           </w:p>
         </w:tc>
         <w:tc>
+          <w:tcPr>
+            <w:tcW w:w="1300" w:type="dxa"/>
+          </w:tcPr>
           <w:p>
             <w:r>
               <w:t xml:space="preserve">63–90 W</w:t>
@@ -2218,18 +2334,21 @@
           </w:p>
         </w:tc>
         <w:tc>
+          <w:tcPr>
+            <w:tcW w:w="1600" w:type="dxa"/>
+          </w:tcPr>
           <w:p>
             <w:r>
               <w:t xml:space="preserve">是</w:t>
             </w:r>
           </w:p>
         </w:tc>
-        <w:tc>
-          <w:p/>
-        </w:tc>
-      </w:tr>
-      <w:tr>
-        <w:tc>
+      </w:tr>
+      <w:tr>
+        <w:tc>
+          <w:tcPr>
+            <w:tcW w:w="1700" w:type="dxa"/>
+          </w:tcPr>
           <w:p>
             <w:r>
               <w:t xml:space="preserve">36</w:t>
@@ -2237,7 +2356,9 @@
           </w:p>
         </w:tc>
         <w:tc>
-          <w:tcPr/>
+          <w:tcPr>
+            <w:tcW w:w="1700" w:type="dxa"/>
+          </w:tcPr>
           <w:p>
             <w:r>
               <w:t xml:space="preserve">17.443</w:t>
@@ -2245,6 +2366,9 @@
           </w:p>
         </w:tc>
         <w:tc>
+          <w:tcPr>
+            <w:tcW w:w="1900" w:type="dxa"/>
+          </w:tcPr>
           <w:p>
             <w:r>
               <w:t xml:space="preserve">17.44–17.45</w:t>
@@ -2252,6 +2376,9 @@
           </w:p>
         </w:tc>
         <w:tc>
+          <w:tcPr>
+            <w:tcW w:w="2100" w:type="dxa"/>
+          </w:tcPr>
           <w:p>
             <w:r>
               <w:t xml:space="preserve">15816–15831</w:t>
@@ -2259,6 +2386,9 @@
           </w:p>
         </w:tc>
         <w:tc>
+          <w:tcPr>
+            <w:tcW w:w="1500" w:type="dxa"/>
+          </w:tcPr>
           <w:p>
             <w:r>
               <w:t xml:space="preserve">100%</w:t>
@@ -2266,6 +2396,9 @@
           </w:p>
         </w:tc>
         <w:tc>
+          <w:tcPr>
+            <w:tcW w:w="1300" w:type="dxa"/>
+          </w:tcPr>
           <w:p>
             <w:r>
               <w:t xml:space="preserve">64–89 W</w:t>
@@ -2273,18 +2406,21 @@
           </w:p>
         </w:tc>
         <w:tc>
+          <w:tcPr>
+            <w:tcW w:w="1600" w:type="dxa"/>
+          </w:tcPr>
           <w:p>
             <w:r>
               <w:t xml:space="preserve">是</w:t>
             </w:r>
           </w:p>
         </w:tc>
-        <w:tc>
-          <w:p/>
-        </w:tc>
-      </w:tr>
-      <w:tr>
-        <w:tc>
+      </w:tr>
+      <w:tr>
+        <w:tc>
+          <w:tcPr>
+            <w:tcW w:w="1700" w:type="dxa"/>
+          </w:tcPr>
           <w:p>
             <w:r>
               <w:t xml:space="preserve">34</w:t>
@@ -2292,7 +2428,9 @@
           </w:p>
         </w:tc>
         <w:tc>
-          <w:tcPr/>
+          <w:tcPr>
+            <w:tcW w:w="1700" w:type="dxa"/>
+          </w:tcPr>
           <w:p>
             <w:r>
               <w:t xml:space="preserve">15.818</w:t>
@@ -2300,6 +2438,9 @@
           </w:p>
         </w:tc>
         <w:tc>
+          <w:tcPr>
+            <w:tcW w:w="1900" w:type="dxa"/>
+          </w:tcPr>
           <w:p>
             <w:r>
               <w:t xml:space="preserve">15.34–15.84</w:t>
@@ -2307,6 +2448,9 @@
           </w:p>
         </w:tc>
         <w:tc>
+          <w:tcPr>
+            <w:tcW w:w="2100" w:type="dxa"/>
+          </w:tcPr>
           <w:p>
             <w:r>
               <w:t xml:space="preserve">15929–15935</w:t>
@@ -2314,6 +2458,9 @@
           </w:p>
         </w:tc>
         <w:tc>
+          <w:tcPr>
+            <w:tcW w:w="1500" w:type="dxa"/>
+          </w:tcPr>
           <w:p>
             <w:r>
               <w:t xml:space="preserve">100%</w:t>
@@ -2321,6 +2468,9 @@
           </w:p>
         </w:tc>
         <w:tc>
+          <w:tcPr>
+            <w:tcW w:w="1300" w:type="dxa"/>
+          </w:tcPr>
           <w:p>
             <w:r>
               <w:t xml:space="preserve">65–82 W</w:t>
@@ -2328,18 +2478,21 @@
           </w:p>
         </w:tc>
         <w:tc>
+          <w:tcPr>
+            <w:tcW w:w="1600" w:type="dxa"/>
+          </w:tcPr>
           <w:p>
             <w:r>
               <w:t xml:space="preserve">是</w:t>
             </w:r>
           </w:p>
         </w:tc>
-        <w:tc>
-          <w:p/>
-        </w:tc>
-      </w:tr>
-      <w:tr>
-        <w:tc>
+      </w:tr>
+      <w:tr>
+        <w:tc>
+          <w:tcPr>
+            <w:tcW w:w="1700" w:type="dxa"/>
+          </w:tcPr>
           <w:p>
             <w:r>
               <w:t xml:space="preserve">32</w:t>
@@ -2347,7 +2500,9 @@
           </w:p>
         </w:tc>
         <w:tc>
-          <w:tcPr/>
+          <w:tcPr>
+            <w:tcW w:w="1700" w:type="dxa"/>
+          </w:tcPr>
           <w:p>
             <w:r>
               <w:t xml:space="preserve">15.108</w:t>
@@ -2355,6 +2510,9 @@
           </w:p>
         </w:tc>
         <w:tc>
+          <w:tcPr>
+            <w:tcW w:w="1900" w:type="dxa"/>
+          </w:tcPr>
           <w:p>
             <w:r>
               <w:t xml:space="preserve">15.10–15.12</w:t>
@@ -2362,6 +2520,9 @@
           </w:p>
         </w:tc>
         <w:tc>
+          <w:tcPr>
+            <w:tcW w:w="2100" w:type="dxa"/>
+          </w:tcPr>
           <w:p>
             <w:r>
               <w:t xml:space="preserve">15917–15924</w:t>
@@ -2369,6 +2530,9 @@
           </w:p>
         </w:tc>
         <w:tc>
+          <w:tcPr>
+            <w:tcW w:w="1500" w:type="dxa"/>
+          </w:tcPr>
           <w:p>
             <w:r>
               <w:t xml:space="preserve">100%</w:t>
@@ -2376,6 +2540,9 @@
           </w:p>
         </w:tc>
         <w:tc>
+          <w:tcPr>
+            <w:tcW w:w="1300" w:type="dxa"/>
+          </w:tcPr>
           <w:p>
             <w:r>
               <w:t xml:space="preserve">62–84 W</w:t>
@@ -2383,15 +2550,15 @@
           </w:p>
         </w:tc>
         <w:tc>
+          <w:tcPr>
+            <w:tcW w:w="1600" w:type="dxa"/>
+          </w:tcPr>
           <w:p>
             <w:r>
               <w:t xml:space="preserve">是</w:t>
             </w:r>
           </w:p>
         </w:tc>
-        <w:tc>
-          <w:p/>
-        </w:tc>
       </w:tr>
     </w:tbl>
     <w:p>
@@ -2421,6 +2588,32 @@
       <w:r>
         <w:rPr/>
         <w:t xml:space="preserve">这解释了为什么“降低 ncmoe 让更多层上 GPU”反而变慢：cache 已占满显存，多塞进来的层无处安放，触发页迁移，落入“GPU 100% 利用率 + 功耗 &lt;90 W + 速度骤降”的静默失效模式。</w:t>
+      </w:r>
+    </w:p>
+    <w:p>
+      <w:r>
+        <w:drawing>
+          <wp:inline distT="0" distB="0" distL="0" distR="0">
+            <wp:extent cx="5400000" cy="2700000"/>
+            <wp:effectExtent l="0" t="0" r="0" b="0"/>
+            <wp:docPr id="6" name="图 1  decode 速度随专家缓存容量的变化（ncmoe 48）"/>
+            <wp:cNvGraphicFramePr/>
+            <a:graphic>
+              <a:graphicData uri="http://schemas.openxmlformats.org/drawingml/2006/chart">
+                <c:chart r:id="R41c8d5f64e8142dc"/>
+              </a:graphicData>
+            </a:graphic>
+          </wp:inline>
+        </w:drawing>
+      </w:r>
+    </w:p>
+    <w:p>
+      <w:pPr>
+        <w:pStyle w:val="Normal"/>
+      </w:pPr>
+      <w:r>
+        <w:rPr/>
+        <w:t xml:space="preserve"/>
       </w:r>
     </w:p>
     <w:p>
@@ -2644,6 +2837,33 @@
         <w:t xml:space="preserve">随机 token 比真实文本快约 37%。两轮独立测量（间隔约 1 小时）结果高度一致（68.34 / 67.96；93.53 / 93.62），说明该差异是稳定现象，不是噪声。</w:t>
       </w:r>
     </w:p>
+    <w:p>
+      <w:r>
+        <w:drawing>
+          <wp:inline distT="0" distB="0" distL="0" distR="0">
+            <wp:extent cx="5400000" cy="2700000"/>
+            <wp:effectExtent l="0" t="0" r="0" b="0"/>
+            <wp:docPr id="9" name="图 2  ncmoe 与 decode 速度：48 之后急剧崩塌（cache 固定 10752）"/>
+            <wp:cNvGraphicFramePr/>
+            <a:graphic>
+              <a:graphicData uri="http://schemas.openxmlformats.org/drawingml/2006/chart">
+                <c:chart r:id="Ra9608821eeaf4f70"/>
+              </a:graphicData>
+            </a:graphic>
+          </wp:inline>
+        </w:drawing>
+      </w:r>
+    </w:p>
+    <w:p>
+      <w:pPr>
+        <w:pStyle w:val="Normal"/>
+      </w:pPr>
+      <w:r>
+        <w:rPr/>
+        <w:t xml:space="preserve"/>
+      </w:r>
+    </w:p>
+    <w:p/>
     <w:p>
       <w:pPr>
         <w:pStyle w:val="Heading3"/>
@@ -4079,7 +4299,7 @@
       </w:pPr>
       <w:r>
         <w:rPr/>
-        <w:t xml:space="preserve">6.2　为什么 16 GB 卡上必须“全押缓存”</w:t>
+        <w:t xml:space="preserve">6.2　为什么在已测配置下全量缓存最优</w:t>
       </w:r>
     </w:p>
     <w:p>
@@ -5155,86 +5375,21 @@
       </w:pPr>
       <w:r>
         <w:rPr/>
-        <w:t xml:space="preserve">附录 C　图表</w:t>
-      </w:r>
-    </w:p>
-    <w:p>
-      <w:pPr>
-        <w:pStyle w:val="Normal"/>
-      </w:pPr>
-      <w:r>
-        <w:rPr/>
-        <w:t xml:space="preserve">本附录集中放置四张图，依次对应正文 3.2（图1）、3.3（图2）、3.1（图3）、3.4（图4）。数据均取自 CORRECTED-SUMMARY-ALL.csv 的修正后中位数。</w:t>
-      </w:r>
-    </w:p>
-    <w:p>
-      <w:r>
-        <w:drawing>
-          <wp:inline distT="0" distB="0" distL="0" distR="0">
-            <wp:extent cx="5400000" cy="2880000"/>
-            <wp:effectExtent l="0" t="0" r="0" b="0"/>
-            <wp:docPr id="1" name="图 1  decode 速度随专家缓存容量的变化（ncmoe 48）"/>
-            <wp:cNvGraphicFramePr/>
-            <a:graphic>
-              <a:graphicData uri="http://schemas.openxmlformats.org/drawingml/2006/chart">
-                <c:chart xmlns:c="http://schemas.openxmlformats.org/drawingml/2006/chart" r:id="R9a0f2a13145a49ee"/>
-              </a:graphicData>
-            </a:graphic>
-          </wp:inline>
-        </w:drawing>
-      </w:r>
-    </w:p>
-    <w:p>
-      <w:r>
-        <w:drawing>
-          <wp:inline distT="0" distB="0" distL="0" distR="0">
-            <wp:extent cx="5400000" cy="2880000"/>
-            <wp:effectExtent l="0" t="0" r="0" b="0"/>
-            <wp:docPr id="2" name="图 2  ncmoe 与 decode 速度：48 之后急剧崩塌（cache 固定 10752）"/>
-            <wp:cNvGraphicFramePr/>
-            <a:graphic>
-              <a:graphicData uri="http://schemas.openxmlformats.org/drawingml/2006/chart">
-                <c:chart r:id="Reff1362583ad47a6"/>
-              </a:graphicData>
-            </a:graphic>
-          </wp:inline>
-        </w:drawing>
-      </w:r>
-    </w:p>
-    <w:p>
-      <w:r>
-        <w:drawing>
-          <wp:inline distT="0" distB="0" distL="0" distR="0">
-            <wp:extent cx="5400000" cy="2520000"/>
-            <wp:effectExtent l="0" t="0" r="0" b="0"/>
-            <wp:docPr id="3" name="图 3  困惑度：四档 cache 在四位小数内无差异"/>
-            <wp:cNvGraphicFramePr/>
-            <a:graphic>
-              <a:graphicData uri="http://schemas.openxmlformats.org/drawingml/2006/chart">
-                <c:chart r:id="R89a4cf996a334ebe"/>
-              </a:graphicData>
-            </a:graphic>
-          </wp:inline>
-        </w:drawing>
-      </w:r>
-    </w:p>
-    <w:p>
-      <w:r>
-        <w:drawing>
-          <wp:inline distT="0" distB="0" distL="0" distR="0">
-            <wp:extent cx="4680000" cy="2520000"/>
-            <wp:effectExtent l="0" t="0" r="0" b="0"/>
-            <wp:docPr id="4" name="图 4  真实文本与随机 token 的 decode 速度对比（50 对样本）"/>
-            <wp:cNvGraphicFramePr/>
-            <a:graphic>
-              <a:graphicData uri="http://schemas.openxmlformats.org/drawingml/2006/chart">
-                <c:chart r:id="R4211038e34a04bb2"/>
-              </a:graphicData>
-            </a:graphic>
-          </wp:inline>
-        </w:drawing>
-      </w:r>
-    </w:p>
+        <w:t xml:space="preserve">附录 C　图表索引</w:t>
+      </w:r>
+    </w:p>
+    <w:p>
+      <w:pPr>
+        <w:pStyle w:val="Normal"/>
+      </w:pPr>
+      <w:r>
+        <w:rPr/>
+        <w:t xml:space="preserve">四张图均已插入正文对应章节：图 1 在 3.2 节（cache 曲线，V 型）；图 2 在 3.3.1 节（ncmoe 断崖）；图 3 在 3.1 节（PPL 四档）；图 4 在 3.4 节（真实 vs 随机）。数据取自 CORRECTED-SUMMARY-ALL.csv 的修正后中位数，图数据另存于 data/05-environment/FIGURE-DATA.csv。</w:t>
+      </w:r>
+    </w:p>
+    <w:p/>
+    <w:p/>
+    <w:p/>
     <w:sectPr>
       <w:pgSz w:w="11906" w:h="16838"/>
       <w:pgMar w:top="1440" w:right="1800" w:bottom="1440" w:left="1800"/>
@@ -5367,7 +5522,341 @@
 </w:styles>
 </file>
 
-<file path=word/charts/chart1.xml><?xml version="1.0" encoding="utf-8"?>
+<file path=word/charts/chart3.xml><?xml version="1.0" encoding="utf-8"?>
+<c:chartSpace xmlns:c="http://schemas.openxmlformats.org/drawingml/2006/chart">
+  <c:date1904 val="0"/>
+  <c:chart>
+    <c:title>
+      <c:tx>
+        <c:rich>
+          <a:bodyPr xmlns:a="http://schemas.openxmlformats.org/drawingml/2006/main"/>
+          <a:lstStyle xmlns:a="http://schemas.openxmlformats.org/drawingml/2006/main"/>
+          <a:p xmlns:a="http://schemas.openxmlformats.org/drawingml/2006/main">
+            <a:pPr>
+              <a:defRPr sz="1400" b="1"/>
+            </a:pPr>
+            <a:r>
+              <a:rPr lang="en-US" sz="1400" b="1"/>
+              <a:t>图 3  困惑度：四档 cache 在四位小数内无差异</a:t>
+            </a:r>
+          </a:p>
+        </c:rich>
+      </c:tx>
+      <c:overlay val="0"/>
+    </c:title>
+    <c:plotArea>
+      <c:layout/>
+      <c:barChart>
+        <c:barDir val="col"/>
+        <c:grouping val="clustered"/>
+        <c:varyColors val="0"/>
+        <c:ser>
+          <c:idx val="0"/>
+          <c:order val="0"/>
+          <c:tx>
+            <c:v>PPL</c:v>
+          </c:tx>
+          <c:spPr>
+            <a:solidFill xmlns:a="http://schemas.openxmlformats.org/drawingml/2006/main">
+              <a:srgbClr val="4472C4"/>
+            </a:solidFill>
+          </c:spPr>
+          <c:invertIfNegative val="0"/>
+          <c:cat>
+            <c:strLit>
+              <c:ptCount val="4"/>
+              <c:pt idx="0">
+                <c:v>0</c:v>
+              </c:pt>
+              <c:pt idx="1">
+                <c:v>512</c:v>
+              </c:pt>
+              <c:pt idx="2">
+                <c:v>2048</c:v>
+              </c:pt>
+              <c:pt idx="3">
+                <c:v>10752</c:v>
+              </c:pt>
+            </c:strLit>
+          </c:cat>
+          <c:val>
+            <c:numLit>
+              <c:formatCode>General</c:formatCode>
+              <c:ptCount val="4"/>
+              <c:pt idx="0">
+                <c:v>4.4617</c:v>
+              </c:pt>
+              <c:pt idx="1">
+                <c:v>4.4617</c:v>
+              </c:pt>
+              <c:pt idx="2">
+                <c:v>4.4617</c:v>
+              </c:pt>
+              <c:pt idx="3">
+                <c:v>4.4617</c:v>
+              </c:pt>
+            </c:numLit>
+          </c:val>
+        </c:ser>
+        <c:dLbls>
+          <c:showLegendKey val="0"/>
+          <c:showVal val="1"/>
+          <c:showCatName val="0"/>
+          <c:showSerName val="0"/>
+          <c:showPercent val="0"/>
+        </c:dLbls>
+        <c:gapWidth val="150"/>
+        <c:axId val="1"/>
+        <c:axId val="2"/>
+      </c:barChart>
+      <c:catAx>
+        <c:axId val="1"/>
+        <c:scaling>
+          <c:orientation val="minMax"/>
+        </c:scaling>
+        <c:delete val="0"/>
+        <c:axPos val="b"/>
+        <c:title>
+          <c:tx>
+            <c:rich>
+              <a:bodyPr xmlns:a="http://schemas.openxmlformats.org/drawingml/2006/main"/>
+              <a:lstStyle xmlns:a="http://schemas.openxmlformats.org/drawingml/2006/main"/>
+              <a:p xmlns:a="http://schemas.openxmlformats.org/drawingml/2006/main">
+                <a:pPr>
+                  <a:defRPr sz="1400" b="1"/>
+                </a:pPr>
+                <a:r>
+                  <a:rPr lang="en-US" sz="1400" b="1"/>
+                  <a:t>cache (MiB)</a:t>
+                </a:r>
+              </a:p>
+            </c:rich>
+          </c:tx>
+          <c:overlay val="0"/>
+        </c:title>
+        <c:majorTickMark val="out"/>
+        <c:minorTickMark val="none"/>
+        <c:tickLblPos val="nextTo"/>
+        <c:crossAx val="2"/>
+        <c:crosses val="autoZero"/>
+        <c:auto val="1"/>
+        <c:lblAlgn val="ctr"/>
+        <c:lblOffset val="100"/>
+      </c:catAx>
+      <c:valAx>
+        <c:axId val="2"/>
+        <c:scaling>
+          <c:orientation val="minMax"/>
+          <c:max val="5"/>
+          <c:min val="4"/>
+        </c:scaling>
+        <c:delete val="0"/>
+        <c:axPos val="l"/>
+        <c:majorGridlines/>
+        <c:title>
+          <c:tx>
+            <c:rich>
+              <a:bodyPr xmlns:a="http://schemas.openxmlformats.org/drawingml/2006/main"/>
+              <a:lstStyle xmlns:a="http://schemas.openxmlformats.org/drawingml/2006/main"/>
+              <a:p xmlns:a="http://schemas.openxmlformats.org/drawingml/2006/main">
+                <a:pPr>
+                  <a:defRPr sz="1400" b="1"/>
+                </a:pPr>
+                <a:r>
+                  <a:rPr lang="en-US" sz="1400" b="1"/>
+                  <a:t>PPL</a:t>
+                </a:r>
+              </a:p>
+            </c:rich>
+          </c:tx>
+          <c:overlay val="0"/>
+        </c:title>
+        <c:numFmt formatCode="General" sourceLinked="1"/>
+        <c:majorTickMark val="out"/>
+        <c:minorTickMark val="none"/>
+        <c:tickLblPos val="nextTo"/>
+        <c:crossAx val="1"/>
+        <c:crosses val="autoZero"/>
+        <c:crossBetween val="between"/>
+      </c:valAx>
+    </c:plotArea>
+    <c:plotVisOnly val="1"/>
+    <c:dispBlanksAs val="gap"/>
+  </c:chart>
+</c:chartSpace>
+</file>
+
+<file path=word/charts/chart4.xml><?xml version="1.0" encoding="utf-8"?>
+<c:chartSpace xmlns:c="http://schemas.openxmlformats.org/drawingml/2006/chart">
+  <c:date1904 val="0"/>
+  <c:chart>
+    <c:title>
+      <c:tx>
+        <c:rich>
+          <a:bodyPr xmlns:a="http://schemas.openxmlformats.org/drawingml/2006/main"/>
+          <a:lstStyle xmlns:a="http://schemas.openxmlformats.org/drawingml/2006/main"/>
+          <a:p xmlns:a="http://schemas.openxmlformats.org/drawingml/2006/main">
+            <a:pPr>
+              <a:defRPr sz="1400" b="1"/>
+            </a:pPr>
+            <a:r>
+              <a:rPr lang="en-US" sz="1400" b="1"/>
+              <a:t>图 2  ncmoe 与 decode 速度：48 之后急剧崩塌（cache 固定 10752）</a:t>
+            </a:r>
+          </a:p>
+        </c:rich>
+      </c:tx>
+      <c:overlay val="0"/>
+    </c:title>
+    <c:plotArea>
+      <c:layout/>
+      <c:lineChart>
+        <c:grouping val="standard"/>
+        <c:varyColors val="0"/>
+        <c:ser>
+          <c:idx val="0"/>
+          <c:order val="0"/>
+          <c:tx>
+            <c:v>decode t/s</c:v>
+          </c:tx>
+          <c:spPr>
+            <a:ln xmlns:a="http://schemas.openxmlformats.org/drawingml/2006/main" w="25400">
+              <a:solidFill>
+                <a:srgbClr val="4472C4"/>
+              </a:solidFill>
+            </a:ln>
+          </c:spPr>
+          <c:marker>
+            <c:symbol val="square"/>
+            <c:size val="7"/>
+          </c:marker>
+          <c:cat>
+            <c:strLit>
+              <c:ptCount val="6"/>
+              <c:pt idx="0">
+                <c:v>48</c:v>
+              </c:pt>
+              <c:pt idx="1">
+                <c:v>44</c:v>
+              </c:pt>
+              <c:pt idx="2">
+                <c:v>40</c:v>
+              </c:pt>
+              <c:pt idx="3">
+                <c:v>36</c:v>
+              </c:pt>
+              <c:pt idx="4">
+                <c:v>34</c:v>
+              </c:pt>
+              <c:pt idx="5">
+                <c:v>32</c:v>
+              </c:pt>
+            </c:strLit>
+          </c:cat>
+          <c:val>
+            <c:numLit>
+              <c:formatCode>General</c:formatCode>
+              <c:ptCount val="6"/>
+              <c:pt idx="0">
+                <c:v>80.144</c:v>
+              </c:pt>
+              <c:pt idx="1">
+                <c:v>23.639</c:v>
+              </c:pt>
+              <c:pt idx="2">
+                <c:v>19.547</c:v>
+              </c:pt>
+              <c:pt idx="3">
+                <c:v>17.443</c:v>
+              </c:pt>
+              <c:pt idx="4">
+                <c:v>15.818</c:v>
+              </c:pt>
+              <c:pt idx="5">
+                <c:v>15.108</c:v>
+              </c:pt>
+            </c:numLit>
+          </c:val>
+        </c:ser>
+        <c:axId val="1"/>
+        <c:axId val="2"/>
+      </c:lineChart>
+      <c:catAx>
+        <c:axId val="1"/>
+        <c:scaling>
+          <c:orientation val="minMax"/>
+        </c:scaling>
+        <c:delete val="0"/>
+        <c:axPos val="b"/>
+        <c:title>
+          <c:tx>
+            <c:rich>
+              <a:bodyPr xmlns:a="http://schemas.openxmlformats.org/drawingml/2006/main"/>
+              <a:lstStyle xmlns:a="http://schemas.openxmlformats.org/drawingml/2006/main"/>
+              <a:p xmlns:a="http://schemas.openxmlformats.org/drawingml/2006/main">
+                <a:pPr>
+                  <a:defRPr sz="1400" b="1"/>
+                </a:pPr>
+                <a:r>
+                  <a:rPr lang="en-US" sz="1400" b="1"/>
+                  <a:t>ncmoe（越大表示越多专家层留在 CPU）</a:t>
+                </a:r>
+              </a:p>
+            </c:rich>
+          </c:tx>
+          <c:overlay val="0"/>
+        </c:title>
+        <c:majorTickMark val="out"/>
+        <c:minorTickMark val="none"/>
+        <c:tickLblPos val="nextTo"/>
+        <c:crossAx val="2"/>
+        <c:crosses val="autoZero"/>
+        <c:auto val="1"/>
+        <c:lblAlgn val="ctr"/>
+        <c:lblOffset val="100"/>
+      </c:catAx>
+      <c:valAx>
+        <c:axId val="2"/>
+        <c:scaling>
+          <c:orientation val="minMax"/>
+        </c:scaling>
+        <c:delete val="0"/>
+        <c:axPos val="l"/>
+        <c:majorGridlines/>
+        <c:title>
+          <c:tx>
+            <c:rich>
+              <a:bodyPr xmlns:a="http://schemas.openxmlformats.org/drawingml/2006/main"/>
+              <a:lstStyle xmlns:a="http://schemas.openxmlformats.org/drawingml/2006/main"/>
+              <a:p xmlns:a="http://schemas.openxmlformats.org/drawingml/2006/main">
+                <a:pPr>
+                  <a:defRPr sz="1400" b="1"/>
+                </a:pPr>
+                <a:r>
+                  <a:rPr lang="en-US" sz="1400" b="1"/>
+                  <a:t>decode (t/s)</a:t>
+                </a:r>
+              </a:p>
+            </c:rich>
+          </c:tx>
+          <c:overlay val="0"/>
+        </c:title>
+        <c:numFmt formatCode="General" sourceLinked="1"/>
+        <c:majorTickMark val="out"/>
+        <c:minorTickMark val="none"/>
+        <c:tickLblPos val="nextTo"/>
+        <c:crossAx val="1"/>
+        <c:crosses val="autoZero"/>
+        <c:crossBetween val="between"/>
+      </c:valAx>
+    </c:plotArea>
+    <c:plotVisOnly val="1"/>
+    <c:dispBlanksAs val="gap"/>
+  </c:chart>
+</c:chartSpace>
+</file>
+
+<file path=word/charts/chart6.xml><?xml version="1.0" encoding="utf-8"?>
 <c:chartSpace xmlns:c="http://schemas.openxmlformats.org/drawingml/2006/chart">
   <c:date1904 val="0"/>
   <c:chart>
@@ -5561,341 +6050,7 @@
 </c:chartSpace>
 </file>
 
-<file path=word/charts/chart2.xml><?xml version="1.0" encoding="utf-8"?>
-<c:chartSpace xmlns:c="http://schemas.openxmlformats.org/drawingml/2006/chart">
-  <c:date1904 val="0"/>
-  <c:chart>
-    <c:title>
-      <c:tx>
-        <c:rich>
-          <a:bodyPr xmlns:a="http://schemas.openxmlformats.org/drawingml/2006/main"/>
-          <a:lstStyle xmlns:a="http://schemas.openxmlformats.org/drawingml/2006/main"/>
-          <a:p xmlns:a="http://schemas.openxmlformats.org/drawingml/2006/main">
-            <a:pPr>
-              <a:defRPr sz="1400" b="1"/>
-            </a:pPr>
-            <a:r>
-              <a:rPr lang="en-US" sz="1400" b="1"/>
-              <a:t>图 2  ncmoe 与 decode 速度：48 之后急剧崩塌（cache 固定 10752）</a:t>
-            </a:r>
-          </a:p>
-        </c:rich>
-      </c:tx>
-      <c:overlay val="0"/>
-    </c:title>
-    <c:plotArea>
-      <c:layout/>
-      <c:lineChart>
-        <c:grouping val="standard"/>
-        <c:varyColors val="0"/>
-        <c:ser>
-          <c:idx val="0"/>
-          <c:order val="0"/>
-          <c:tx>
-            <c:v>decode t/s</c:v>
-          </c:tx>
-          <c:spPr>
-            <a:ln xmlns:a="http://schemas.openxmlformats.org/drawingml/2006/main" w="25400">
-              <a:solidFill>
-                <a:srgbClr val="4472C4"/>
-              </a:solidFill>
-            </a:ln>
-          </c:spPr>
-          <c:marker>
-            <c:symbol val="square"/>
-            <c:size val="7"/>
-          </c:marker>
-          <c:cat>
-            <c:strLit>
-              <c:ptCount val="6"/>
-              <c:pt idx="0">
-                <c:v>48</c:v>
-              </c:pt>
-              <c:pt idx="1">
-                <c:v>44</c:v>
-              </c:pt>
-              <c:pt idx="2">
-                <c:v>40</c:v>
-              </c:pt>
-              <c:pt idx="3">
-                <c:v>36</c:v>
-              </c:pt>
-              <c:pt idx="4">
-                <c:v>34</c:v>
-              </c:pt>
-              <c:pt idx="5">
-                <c:v>32</c:v>
-              </c:pt>
-            </c:strLit>
-          </c:cat>
-          <c:val>
-            <c:numLit>
-              <c:formatCode>General</c:formatCode>
-              <c:ptCount val="6"/>
-              <c:pt idx="0">
-                <c:v>80.144</c:v>
-              </c:pt>
-              <c:pt idx="1">
-                <c:v>23.639</c:v>
-              </c:pt>
-              <c:pt idx="2">
-                <c:v>19.547</c:v>
-              </c:pt>
-              <c:pt idx="3">
-                <c:v>17.443</c:v>
-              </c:pt>
-              <c:pt idx="4">
-                <c:v>15.818</c:v>
-              </c:pt>
-              <c:pt idx="5">
-                <c:v>15.108</c:v>
-              </c:pt>
-            </c:numLit>
-          </c:val>
-        </c:ser>
-        <c:axId val="1"/>
-        <c:axId val="2"/>
-      </c:lineChart>
-      <c:catAx>
-        <c:axId val="1"/>
-        <c:scaling>
-          <c:orientation val="minMax"/>
-        </c:scaling>
-        <c:delete val="0"/>
-        <c:axPos val="b"/>
-        <c:title>
-          <c:tx>
-            <c:rich>
-              <a:bodyPr xmlns:a="http://schemas.openxmlformats.org/drawingml/2006/main"/>
-              <a:lstStyle xmlns:a="http://schemas.openxmlformats.org/drawingml/2006/main"/>
-              <a:p xmlns:a="http://schemas.openxmlformats.org/drawingml/2006/main">
-                <a:pPr>
-                  <a:defRPr sz="1400" b="1"/>
-                </a:pPr>
-                <a:r>
-                  <a:rPr lang="en-US" sz="1400" b="1"/>
-                  <a:t>ncmoe（越大表示越多专家层留在 CPU）</a:t>
-                </a:r>
-              </a:p>
-            </c:rich>
-          </c:tx>
-          <c:overlay val="0"/>
-        </c:title>
-        <c:majorTickMark val="out"/>
-        <c:minorTickMark val="none"/>
-        <c:tickLblPos val="nextTo"/>
-        <c:crossAx val="2"/>
-        <c:crosses val="autoZero"/>
-        <c:auto val="1"/>
-        <c:lblAlgn val="ctr"/>
-        <c:lblOffset val="100"/>
-      </c:catAx>
-      <c:valAx>
-        <c:axId val="2"/>
-        <c:scaling>
-          <c:orientation val="minMax"/>
-        </c:scaling>
-        <c:delete val="0"/>
-        <c:axPos val="l"/>
-        <c:majorGridlines/>
-        <c:title>
-          <c:tx>
-            <c:rich>
-              <a:bodyPr xmlns:a="http://schemas.openxmlformats.org/drawingml/2006/main"/>
-              <a:lstStyle xmlns:a="http://schemas.openxmlformats.org/drawingml/2006/main"/>
-              <a:p xmlns:a="http://schemas.openxmlformats.org/drawingml/2006/main">
-                <a:pPr>
-                  <a:defRPr sz="1400" b="1"/>
-                </a:pPr>
-                <a:r>
-                  <a:rPr lang="en-US" sz="1400" b="1"/>
-                  <a:t>decode (t/s)</a:t>
-                </a:r>
-              </a:p>
-            </c:rich>
-          </c:tx>
-          <c:overlay val="0"/>
-        </c:title>
-        <c:numFmt formatCode="General" sourceLinked="1"/>
-        <c:majorTickMark val="out"/>
-        <c:minorTickMark val="none"/>
-        <c:tickLblPos val="nextTo"/>
-        <c:crossAx val="1"/>
-        <c:crosses val="autoZero"/>
-        <c:crossBetween val="between"/>
-      </c:valAx>
-    </c:plotArea>
-    <c:plotVisOnly val="1"/>
-    <c:dispBlanksAs val="gap"/>
-  </c:chart>
-</c:chartSpace>
-</file>
-
-<file path=word/charts/chart3.xml><?xml version="1.0" encoding="utf-8"?>
-<c:chartSpace xmlns:c="http://schemas.openxmlformats.org/drawingml/2006/chart">
-  <c:date1904 val="0"/>
-  <c:chart>
-    <c:title>
-      <c:tx>
-        <c:rich>
-          <a:bodyPr xmlns:a="http://schemas.openxmlformats.org/drawingml/2006/main"/>
-          <a:lstStyle xmlns:a="http://schemas.openxmlformats.org/drawingml/2006/main"/>
-          <a:p xmlns:a="http://schemas.openxmlformats.org/drawingml/2006/main">
-            <a:pPr>
-              <a:defRPr sz="1400" b="1"/>
-            </a:pPr>
-            <a:r>
-              <a:rPr lang="en-US" sz="1400" b="1"/>
-              <a:t>图 3  困惑度：四档 cache 在四位小数内无差异</a:t>
-            </a:r>
-          </a:p>
-        </c:rich>
-      </c:tx>
-      <c:overlay val="0"/>
-    </c:title>
-    <c:plotArea>
-      <c:layout/>
-      <c:barChart>
-        <c:barDir val="col"/>
-        <c:grouping val="clustered"/>
-        <c:varyColors val="0"/>
-        <c:ser>
-          <c:idx val="0"/>
-          <c:order val="0"/>
-          <c:tx>
-            <c:v>PPL</c:v>
-          </c:tx>
-          <c:spPr>
-            <a:solidFill xmlns:a="http://schemas.openxmlformats.org/drawingml/2006/main">
-              <a:srgbClr val="4472C4"/>
-            </a:solidFill>
-          </c:spPr>
-          <c:invertIfNegative val="0"/>
-          <c:cat>
-            <c:strLit>
-              <c:ptCount val="4"/>
-              <c:pt idx="0">
-                <c:v>0</c:v>
-              </c:pt>
-              <c:pt idx="1">
-                <c:v>512</c:v>
-              </c:pt>
-              <c:pt idx="2">
-                <c:v>2048</c:v>
-              </c:pt>
-              <c:pt idx="3">
-                <c:v>10752</c:v>
-              </c:pt>
-            </c:strLit>
-          </c:cat>
-          <c:val>
-            <c:numLit>
-              <c:formatCode>General</c:formatCode>
-              <c:ptCount val="4"/>
-              <c:pt idx="0">
-                <c:v>4.4617</c:v>
-              </c:pt>
-              <c:pt idx="1">
-                <c:v>4.4617</c:v>
-              </c:pt>
-              <c:pt idx="2">
-                <c:v>4.4617</c:v>
-              </c:pt>
-              <c:pt idx="3">
-                <c:v>4.4617</c:v>
-              </c:pt>
-            </c:numLit>
-          </c:val>
-        </c:ser>
-        <c:dLbls>
-          <c:showLegendKey val="0"/>
-          <c:showVal val="1"/>
-          <c:showCatName val="0"/>
-          <c:showSerName val="0"/>
-          <c:showPercent val="0"/>
-        </c:dLbls>
-        <c:gapWidth val="150"/>
-        <c:axId val="1"/>
-        <c:axId val="2"/>
-      </c:barChart>
-      <c:catAx>
-        <c:axId val="1"/>
-        <c:scaling>
-          <c:orientation val="minMax"/>
-        </c:scaling>
-        <c:delete val="0"/>
-        <c:axPos val="b"/>
-        <c:title>
-          <c:tx>
-            <c:rich>
-              <a:bodyPr xmlns:a="http://schemas.openxmlformats.org/drawingml/2006/main"/>
-              <a:lstStyle xmlns:a="http://schemas.openxmlformats.org/drawingml/2006/main"/>
-              <a:p xmlns:a="http://schemas.openxmlformats.org/drawingml/2006/main">
-                <a:pPr>
-                  <a:defRPr sz="1400" b="1"/>
-                </a:pPr>
-                <a:r>
-                  <a:rPr lang="en-US" sz="1400" b="1"/>
-                  <a:t>cache (MiB)</a:t>
-                </a:r>
-              </a:p>
-            </c:rich>
-          </c:tx>
-          <c:overlay val="0"/>
-        </c:title>
-        <c:majorTickMark val="out"/>
-        <c:minorTickMark val="none"/>
-        <c:tickLblPos val="nextTo"/>
-        <c:crossAx val="2"/>
-        <c:crosses val="autoZero"/>
-        <c:auto val="1"/>
-        <c:lblAlgn val="ctr"/>
-        <c:lblOffset val="100"/>
-      </c:catAx>
-      <c:valAx>
-        <c:axId val="2"/>
-        <c:scaling>
-          <c:orientation val="minMax"/>
-          <c:max val="5"/>
-          <c:min val="4"/>
-        </c:scaling>
-        <c:delete val="0"/>
-        <c:axPos val="l"/>
-        <c:majorGridlines/>
-        <c:title>
-          <c:tx>
-            <c:rich>
-              <a:bodyPr xmlns:a="http://schemas.openxmlformats.org/drawingml/2006/main"/>
-              <a:lstStyle xmlns:a="http://schemas.openxmlformats.org/drawingml/2006/main"/>
-              <a:p xmlns:a="http://schemas.openxmlformats.org/drawingml/2006/main">
-                <a:pPr>
-                  <a:defRPr sz="1400" b="1"/>
-                </a:pPr>
-                <a:r>
-                  <a:rPr lang="en-US" sz="1400" b="1"/>
-                  <a:t>PPL</a:t>
-                </a:r>
-              </a:p>
-            </c:rich>
-          </c:tx>
-          <c:overlay val="0"/>
-        </c:title>
-        <c:numFmt formatCode="General" sourceLinked="1"/>
-        <c:majorTickMark val="out"/>
-        <c:minorTickMark val="none"/>
-        <c:tickLblPos val="nextTo"/>
-        <c:crossAx val="1"/>
-        <c:crosses val="autoZero"/>
-        <c:crossBetween val="between"/>
-      </c:valAx>
-    </c:plotArea>
-    <c:plotVisOnly val="1"/>
-    <c:dispBlanksAs val="gap"/>
-  </c:chart>
-</c:chartSpace>
-</file>
-
-<file path=word/charts/chart4.xml><?xml version="1.0" encoding="utf-8"?>
+<file path=word/charts/chart8.xml><?xml version="1.0" encoding="utf-8"?>
 <c:chartSpace xmlns:c="http://schemas.openxmlformats.org/drawingml/2006/chart">
   <c:date1904 val="0"/>
   <c:chart>

--- a/docs/MoE-研究报告-v1.1.docx
+++ b/docs/MoE-研究报告-v1.1.docx
@@ -4839,6 +4839,7 @@
     <w:p>
       <w:pPr>
         <w:pStyle w:val="Normal"/>
+        <w:ind w:firstLineChars="200"/>
       </w:pPr>
       <w:r>
         <w:rPr/>
@@ -4857,6 +4858,7 @@
     <w:p>
       <w:pPr>
         <w:pStyle w:val="Normal"/>
+        <w:ind w:firstLineChars="200"/>
       </w:pPr>
       <w:r>
         <w:rPr/>
@@ -4875,6 +4877,7 @@
     <w:p>
       <w:pPr>
         <w:pStyle w:val="Normal"/>
+        <w:ind w:firstLineChars="200"/>
       </w:pPr>
       <w:r>
         <w:rPr/>
@@ -5115,6 +5118,7 @@
     <w:p>
       <w:pPr>
         <w:pStyle w:val="Normal"/>
+        <w:ind w:firstLineChars="200"/>
       </w:pPr>
       <w:r>
         <w:rPr/>
@@ -5124,6 +5128,7 @@
     <w:p>
       <w:pPr>
         <w:pStyle w:val="Normal"/>
+        <w:ind w:firstLineChars="200"/>
       </w:pPr>
       <w:r>
         <w:rPr/>
@@ -5142,6 +5147,7 @@
     <w:p>
       <w:pPr>
         <w:pStyle w:val="Normal"/>
+        <w:ind w:firstLineChars="200"/>
       </w:pPr>
       <w:r>
         <w:rPr/>
@@ -5151,6 +5157,7 @@
     <w:p>
       <w:pPr>
         <w:pStyle w:val="Normal"/>
+        <w:ind w:firstLineChars="200"/>
       </w:pPr>
       <w:r>
         <w:rPr/>
@@ -5160,6 +5167,7 @@
     <w:p>
       <w:pPr>
         <w:pStyle w:val="Normal"/>
+        <w:ind w:firstLineChars="200"/>
       </w:pPr>
       <w:r>
         <w:rPr/>
@@ -5345,6 +5353,7 @@
     <w:p>
       <w:pPr>
         <w:pStyle w:val="Normal"/>
+        <w:ind w:firstLineChars="200"/>
       </w:pPr>
       <w:r>
         <w:rPr/>
@@ -5363,6 +5372,7 @@
     <w:p>
       <w:pPr>
         <w:pStyle w:val="Normal"/>
+        <w:ind w:firstLineChars="200"/>
       </w:pPr>
       <w:r>
         <w:rPr/>
@@ -5381,6 +5391,7 @@
     <w:p>
       <w:pPr>
         <w:pStyle w:val="Normal"/>
+        <w:ind w:firstLineChars="200"/>
       </w:pPr>
       <w:r>
         <w:rPr/>

--- a/docs/MoE-研究报告-v1.1.docx
+++ b/docs/MoE-研究报告-v1.1.docx
@@ -1425,26 +1425,25 @@
         <w:tblLook w:val="04A0"/>
       </w:tblPr>
       <w:tblGrid>
-        <w:gridCol w:w="1186"/>
-        <w:gridCol w:w="1186"/>
-        <w:gridCol w:w="1186"/>
-        <w:gridCol w:w="1186"/>
-        <w:gridCol w:w="1186"/>
-        <w:gridCol w:w="1186"/>
-        <w:gridCol w:w="1186"/>
+        <w:gridCol w:w="1400"/>
+        <w:gridCol w:w="1200"/>
+        <w:gridCol w:w="1600"/>
+        <w:gridCol w:w="1800"/>
+        <w:gridCol w:w="1100"/>
+        <w:gridCol w:w="1300"/>
       </w:tblGrid>
       <w:tr>
         <w:tc>
           <w:p>
             <w:r>
-              <w:t xml:space="preserve">cache (MiB)</w:t>
-            </w:r>
-          </w:p>
-        </w:tc>
-        <w:tc>
-          <w:p>
-            <w:r>
-              <w:t xml:space="preserve">decode 中位</w:t>
+              <w:t xml:space="preserve">cache</w:t>
+            </w:r>
+          </w:p>
+        </w:tc>
+        <w:tc>
+          <w:p>
+            <w:r>
+              <w:t xml:space="preserve">t/s</w:t>
             </w:r>
           </w:p>
         </w:tc>
@@ -1458,21 +1457,14 @@
         <w:tc>
           <w:p>
             <w:r>
-              <w:t xml:space="preserve">显存峰值</w:t>
-            </w:r>
-          </w:p>
-        </w:tc>
-        <w:tc>
-          <w:p>
-            <w:r>
-              <w:t xml:space="preserve">MiB</w:t>
-            </w:r>
-          </w:p>
-        </w:tc>
-        <w:tc>
-          <w:p>
-            <w:r>
-              <w:t xml:space="preserve">GPU util</w:t>
+              <w:t xml:space="preserve">显存 MiB</w:t>
+            </w:r>
+          </w:p>
+        </w:tc>
+        <w:tc>
+          <w:p>
+            <w:r>
+              <w:t xml:space="preserve">util</w:t>
             </w:r>
           </w:p>
         </w:tc>
@@ -1493,7 +1485,6 @@
           </w:p>
         </w:tc>
         <w:tc>
-          <w:tcPr/>
           <w:p>
             <w:r>
               <w:t xml:space="preserve">26.806</w:t>
@@ -1503,14 +1494,14 @@
         <w:tc>
           <w:p>
             <w:r>
-              <w:t xml:space="preserve">26.79–26.84</w:t>
-            </w:r>
-          </w:p>
-        </w:tc>
-        <w:tc>
-          <w:p>
-            <w:r>
-              <w:t xml:space="preserve">3502–3503</w:t>
+              <w:t xml:space="preserve">26.79-26.84</w:t>
+            </w:r>
+          </w:p>
+        </w:tc>
+        <w:tc>
+          <w:p>
+            <w:r>
+              <w:t xml:space="preserve">3502-3503</w:t>
             </w:r>
           </w:p>
         </w:tc>
@@ -1524,12 +1515,9 @@
         <w:tc>
           <w:p>
             <w:r>
-              <w:t xml:space="preserve">39–92 W</w:t>
-            </w:r>
-          </w:p>
-        </w:tc>
-        <w:tc>
-          <w:p/>
+              <w:t xml:space="preserve">39-92 W</w:t>
+            </w:r>
+          </w:p>
         </w:tc>
       </w:tr>
       <w:tr>
@@ -1541,7 +1529,6 @@
           </w:p>
         </w:tc>
         <w:tc>
-          <w:tcPr/>
           <w:p>
             <w:r>
               <w:t xml:space="preserve">20.414</w:t>
@@ -1551,7 +1538,7 @@
         <w:tc>
           <w:p>
             <w:r>
-              <w:t xml:space="preserve">20.41–20.42</w:t>
+              <w:t xml:space="preserve">20.41-20.42</w:t>
             </w:r>
           </w:p>
         </w:tc>
@@ -1572,12 +1559,9 @@
         <w:tc>
           <w:p>
             <w:r>
-              <w:t xml:space="preserve">73–96 W</w:t>
-            </w:r>
-          </w:p>
-        </w:tc>
-        <w:tc>
-          <w:p/>
+              <w:t xml:space="preserve">73-96 W</w:t>
+            </w:r>
+          </w:p>
         </w:tc>
       </w:tr>
       <w:tr>
@@ -1589,7 +1573,6 @@
           </w:p>
         </w:tc>
         <w:tc>
-          <w:tcPr/>
           <w:p>
             <w:r>
               <w:t xml:space="preserve">30.001</w:t>
@@ -1599,14 +1582,14 @@
         <w:tc>
           <w:p>
             <w:r>
-              <w:t xml:space="preserve">30.00–30.01</w:t>
-            </w:r>
-          </w:p>
-        </w:tc>
-        <w:tc>
-          <w:p>
-            <w:r>
-              <w:t xml:space="preserve">4654–4672</w:t>
+              <w:t xml:space="preserve">30.00-30.01</w:t>
+            </w:r>
+          </w:p>
+        </w:tc>
+        <w:tc>
+          <w:p>
+            <w:r>
+              <w:t xml:space="preserve">4654-4672</w:t>
             </w:r>
           </w:p>
         </w:tc>
@@ -1620,12 +1603,9 @@
         <w:tc>
           <w:p>
             <w:r>
-              <w:t xml:space="preserve">76–101 W</w:t>
-            </w:r>
-          </w:p>
-        </w:tc>
-        <w:tc>
-          <w:p/>
+              <w:t xml:space="preserve">76-101 W</w:t>
+            </w:r>
+          </w:p>
         </w:tc>
       </w:tr>
       <w:tr>
@@ -1637,7 +1617,6 @@
           </w:p>
         </w:tc>
         <w:tc>
-          <w:tcPr/>
           <w:p>
             <w:r>
               <w:t xml:space="preserve">32.424</w:t>
@@ -1647,14 +1626,14 @@
         <w:tc>
           <w:p>
             <w:r>
-              <w:t xml:space="preserve">32.41–32.43</w:t>
-            </w:r>
-          </w:p>
-        </w:tc>
-        <w:tc>
-          <w:p>
-            <w:r>
-              <w:t xml:space="preserve">5151–5250</w:t>
+              <w:t xml:space="preserve">32.41-32.43</w:t>
+            </w:r>
+          </w:p>
+        </w:tc>
+        <w:tc>
+          <w:p>
+            <w:r>
+              <w:t xml:space="preserve">5151-5250</w:t>
             </w:r>
           </w:p>
         </w:tc>
@@ -1668,12 +1647,9 @@
         <w:tc>
           <w:p>
             <w:r>
-              <w:t xml:space="preserve">76–105 W</w:t>
-            </w:r>
-          </w:p>
-        </w:tc>
-        <w:tc>
-          <w:p/>
+              <w:t xml:space="preserve">76-105 W</w:t>
+            </w:r>
+          </w:p>
         </w:tc>
       </w:tr>
       <w:tr>
@@ -1685,7 +1661,6 @@
           </w:p>
         </w:tc>
         <w:tc>
-          <w:tcPr/>
           <w:p>
             <w:r>
               <w:t xml:space="preserve">35.788</w:t>
@@ -1695,14 +1670,14 @@
         <w:tc>
           <w:p>
             <w:r>
-              <w:t xml:space="preserve">35.76–35.81</w:t>
-            </w:r>
-          </w:p>
-        </w:tc>
-        <w:tc>
-          <w:p>
-            <w:r>
-              <w:t xml:space="preserve">5677–5687</w:t>
+              <w:t xml:space="preserve">35.76-35.81</w:t>
+            </w:r>
+          </w:p>
+        </w:tc>
+        <w:tc>
+          <w:p>
+            <w:r>
+              <w:t xml:space="preserve">5677-5687</w:t>
             </w:r>
           </w:p>
         </w:tc>
@@ -1716,12 +1691,9 @@
         <w:tc>
           <w:p>
             <w:r>
-              <w:t xml:space="preserve">78–110 W</w:t>
-            </w:r>
-          </w:p>
-        </w:tc>
-        <w:tc>
-          <w:p/>
+              <w:t xml:space="preserve">78-110 W</w:t>
+            </w:r>
+          </w:p>
         </w:tc>
       </w:tr>
       <w:tr>
@@ -1733,7 +1705,6 @@
           </w:p>
         </w:tc>
         <w:tc>
-          <w:tcPr/>
           <w:p>
             <w:r>
               <w:t xml:space="preserve">42.486</w:t>
@@ -1743,33 +1714,30 @@
         <w:tc>
           <w:p>
             <w:r>
-              <w:t xml:space="preserve">42.46–42.50</w:t>
-            </w:r>
-          </w:p>
-        </w:tc>
-        <w:tc>
-          <w:p>
-            <w:r>
-              <w:t xml:space="preserve">6681–6688</w:t>
-            </w:r>
-          </w:p>
-        </w:tc>
-        <w:tc>
-          <w:p>
-            <w:r>
-              <w:t xml:space="preserve">92–95%</w:t>
-            </w:r>
-          </w:p>
-        </w:tc>
-        <w:tc>
-          <w:p>
-            <w:r>
-              <w:t xml:space="preserve">79–115 W</w:t>
-            </w:r>
-          </w:p>
-        </w:tc>
-        <w:tc>
-          <w:p/>
+              <w:t xml:space="preserve">42.46-42.50</w:t>
+            </w:r>
+          </w:p>
+        </w:tc>
+        <w:tc>
+          <w:p>
+            <w:r>
+              <w:t xml:space="preserve">6681-6688</w:t>
+            </w:r>
+          </w:p>
+        </w:tc>
+        <w:tc>
+          <w:p>
+            <w:r>
+              <w:t xml:space="preserve">92-95%</w:t>
+            </w:r>
+          </w:p>
+        </w:tc>
+        <w:tc>
+          <w:p>
+            <w:r>
+              <w:t xml:space="preserve">79-115 W</w:t>
+            </w:r>
+          </w:p>
         </w:tc>
       </w:tr>
       <w:tr>
@@ -1781,7 +1749,6 @@
           </w:p>
         </w:tc>
         <w:tc>
-          <w:tcPr/>
           <w:p>
             <w:r>
               <w:t xml:space="preserve">49.222</w:t>
@@ -1791,33 +1758,30 @@
         <w:tc>
           <w:p>
             <w:r>
-              <w:t xml:space="preserve">49.19–49.25</w:t>
-            </w:r>
-          </w:p>
-        </w:tc>
-        <w:tc>
-          <w:p>
-            <w:r>
-              <w:t xml:space="preserve">7727–7732</w:t>
-            </w:r>
-          </w:p>
-        </w:tc>
-        <w:tc>
-          <w:p>
-            <w:r>
-              <w:t xml:space="preserve">88–92%</w:t>
-            </w:r>
-          </w:p>
-        </w:tc>
-        <w:tc>
-          <w:p>
-            <w:r>
-              <w:t xml:space="preserve">76–121 W</w:t>
-            </w:r>
-          </w:p>
-        </w:tc>
-        <w:tc>
-          <w:p/>
+              <w:t xml:space="preserve">49.19-49.25</w:t>
+            </w:r>
+          </w:p>
+        </w:tc>
+        <w:tc>
+          <w:p>
+            <w:r>
+              <w:t xml:space="preserve">7727-7732</w:t>
+            </w:r>
+          </w:p>
+        </w:tc>
+        <w:tc>
+          <w:p>
+            <w:r>
+              <w:t xml:space="preserve">88-92%</w:t>
+            </w:r>
+          </w:p>
+        </w:tc>
+        <w:tc>
+          <w:p>
+            <w:r>
+              <w:t xml:space="preserve">76-121 W</w:t>
+            </w:r>
+          </w:p>
         </w:tc>
       </w:tr>
       <w:tr>
@@ -1829,7 +1793,6 @@
           </w:p>
         </w:tc>
         <w:tc>
-          <w:tcPr/>
           <w:p>
             <w:r>
               <w:t xml:space="preserve">61.675</w:t>
@@ -1839,33 +1802,30 @@
         <w:tc>
           <w:p>
             <w:r>
-              <w:t xml:space="preserve">61.63–61.76</w:t>
-            </w:r>
-          </w:p>
-        </w:tc>
-        <w:tc>
-          <w:p>
-            <w:r>
-              <w:t xml:space="preserve">9785–9801</w:t>
-            </w:r>
-          </w:p>
-        </w:tc>
-        <w:tc>
-          <w:p>
-            <w:r>
-              <w:t xml:space="preserve">90–91%</w:t>
-            </w:r>
-          </w:p>
-        </w:tc>
-        <w:tc>
-          <w:p>
-            <w:r>
-              <w:t xml:space="preserve">76–138 W</w:t>
-            </w:r>
-          </w:p>
-        </w:tc>
-        <w:tc>
-          <w:p/>
+              <w:t xml:space="preserve">61.63-61.76</w:t>
+            </w:r>
+          </w:p>
+        </w:tc>
+        <w:tc>
+          <w:p>
+            <w:r>
+              <w:t xml:space="preserve">9785-9801</w:t>
+            </w:r>
+          </w:p>
+        </w:tc>
+        <w:tc>
+          <w:p>
+            <w:r>
+              <w:t xml:space="preserve">90-91%</w:t>
+            </w:r>
+          </w:p>
+        </w:tc>
+        <w:tc>
+          <w:p>
+            <w:r>
+              <w:t xml:space="preserve">76-138 W</w:t>
+            </w:r>
+          </w:p>
         </w:tc>
       </w:tr>
       <w:tr>
@@ -1877,7 +1837,6 @@
           </w:p>
         </w:tc>
         <w:tc>
-          <w:tcPr/>
           <w:p>
             <w:r>
               <w:t xml:space="preserve">69.718</w:t>
@@ -1887,34 +1846,30 @@
         <w:tc>
           <w:p>
             <w:r>
-              <w:t xml:space="preserve">68.08–69.84</w:t>
-            </w:r>
-          </w:p>
-        </w:tc>
-        <w:tc>
-          <w:tcPr/>
-          <w:p>
-            <w:r>
-              <w:t xml:space="preserve">12128–12485</w:t>
-            </w:r>
-          </w:p>
-        </w:tc>
-        <w:tc>
-          <w:p>
-            <w:r>
-              <w:t xml:space="preserve">—</w:t>
-            </w:r>
-          </w:p>
-        </w:tc>
-        <w:tc>
-          <w:p>
-            <w:r>
-              <w:t xml:space="preserve">—</w:t>
-            </w:r>
-          </w:p>
-        </w:tc>
-        <w:tc>
-          <w:p/>
+              <w:t xml:space="preserve">68.08-69.84</w:t>
+            </w:r>
+          </w:p>
+        </w:tc>
+        <w:tc>
+          <w:p>
+            <w:r>
+              <w:t xml:space="preserve">12128-12485</w:t>
+            </w:r>
+          </w:p>
+        </w:tc>
+        <w:tc>
+          <w:p>
+            <w:r>
+              <w:t xml:space="preserve">-</w:t>
+            </w:r>
+          </w:p>
+        </w:tc>
+        <w:tc>
+          <w:p>
+            <w:r>
+              <w:t xml:space="preserve">-</w:t>
+            </w:r>
+          </w:p>
         </w:tc>
       </w:tr>
       <w:tr>
@@ -1926,7 +1881,6 @@
           </w:p>
         </w:tc>
         <w:tc>
-          <w:tcPr/>
           <w:p>
             <w:r>
               <w:t xml:space="preserve">80.673</w:t>
@@ -1936,34 +1890,30 @@
         <w:tc>
           <w:p>
             <w:r>
-              <w:t xml:space="preserve">79.47–80.81</w:t>
-            </w:r>
-          </w:p>
-        </w:tc>
-        <w:tc>
-          <w:tcPr/>
-          <w:p>
-            <w:r>
-              <w:t xml:space="preserve">14749–14814</w:t>
-            </w:r>
-          </w:p>
-        </w:tc>
-        <w:tc>
-          <w:p>
-            <w:r>
-              <w:t xml:space="preserve">85–86%</w:t>
-            </w:r>
-          </w:p>
-        </w:tc>
-        <w:tc>
-          <w:p>
-            <w:r>
-              <w:t xml:space="preserve">77–160 W</w:t>
-            </w:r>
-          </w:p>
-        </w:tc>
-        <w:tc>
-          <w:p/>
+              <w:t xml:space="preserve">79.47-80.81</w:t>
+            </w:r>
+          </w:p>
+        </w:tc>
+        <w:tc>
+          <w:p>
+            <w:r>
+              <w:t xml:space="preserve">14749-14814</w:t>
+            </w:r>
+          </w:p>
+        </w:tc>
+        <w:tc>
+          <w:p>
+            <w:r>
+              <w:t xml:space="preserve">85-86%</w:t>
+            </w:r>
+          </w:p>
+        </w:tc>
+        <w:tc>
+          <w:p>
+            <w:r>
+              <w:t xml:space="preserve">77-160 W</w:t>
+            </w:r>
+          </w:p>
         </w:tc>
       </w:tr>
     </w:tbl>
@@ -1985,6 +1935,23 @@
       <w:r>
         <w:rPr/>
         <w:t xml:space="preserve">为什么 512 反而更慢：小容量缓存带来的 PCIe 搬运开销超过被命中的收益，而此时大部分专家仍需经内存带宽读取，两条路同时受压。到 cache=10752 时命中率足够高，PCIe 成为唯一约束（见第 4 章）。</w:t>
+      </w:r>
+    </w:p>
+    <w:p>
+      <w:r>
+        <w:drawing>
+          <wp:inline distT="0" distB="0" distL="0" distR="0">
+            <wp:extent cx="5040000" cy="2520000"/>
+            <wp:effectExtent l="0" t="0" r="0" b="0"/>
+            <wp:docPr id="10" name="图 1b  小 cache 段放大：V 型谷底在 512 MiB"/>
+            <wp:cNvGraphicFramePr/>
+            <a:graphic>
+              <a:graphicData uri="http://schemas.openxmlformats.org/drawingml/2006/chart">
+                <c:chart r:id="R92edd0630f574921"/>
+              </a:graphicData>
+            </a:graphic>
+          </wp:inline>
+        </w:drawing>
       </w:r>
     </w:p>
     <w:p>
@@ -5830,6 +5797,172 @@
         <c:axId val="2"/>
         <c:scaling>
           <c:orientation val="minMax"/>
+        </c:scaling>
+        <c:delete val="0"/>
+        <c:axPos val="l"/>
+        <c:majorGridlines/>
+        <c:title>
+          <c:tx>
+            <c:rich>
+              <a:bodyPr xmlns:a="http://schemas.openxmlformats.org/drawingml/2006/main"/>
+              <a:lstStyle xmlns:a="http://schemas.openxmlformats.org/drawingml/2006/main"/>
+              <a:p xmlns:a="http://schemas.openxmlformats.org/drawingml/2006/main">
+                <a:pPr>
+                  <a:defRPr sz="1400" b="1"/>
+                </a:pPr>
+                <a:r>
+                  <a:rPr lang="en-US" sz="1400" b="1"/>
+                  <a:t>decode (t/s)</a:t>
+                </a:r>
+              </a:p>
+            </c:rich>
+          </c:tx>
+          <c:overlay val="0"/>
+        </c:title>
+        <c:numFmt formatCode="General" sourceLinked="1"/>
+        <c:majorTickMark val="out"/>
+        <c:minorTickMark val="none"/>
+        <c:tickLblPos val="nextTo"/>
+        <c:crossAx val="1"/>
+        <c:crosses val="autoZero"/>
+        <c:crossBetween val="between"/>
+      </c:valAx>
+    </c:plotArea>
+    <c:plotVisOnly val="1"/>
+    <c:dispBlanksAs val="gap"/>
+  </c:chart>
+</c:chartSpace>
+</file>
+
+<file path=word/charts/chart5.xml><?xml version="1.0" encoding="utf-8"?>
+<c:chartSpace xmlns:c="http://schemas.openxmlformats.org/drawingml/2006/chart">
+  <c:date1904 val="0"/>
+  <c:chart>
+    <c:title>
+      <c:tx>
+        <c:rich>
+          <a:bodyPr xmlns:a="http://schemas.openxmlformats.org/drawingml/2006/main"/>
+          <a:lstStyle xmlns:a="http://schemas.openxmlformats.org/drawingml/2006/main"/>
+          <a:p xmlns:a="http://schemas.openxmlformats.org/drawingml/2006/main">
+            <a:pPr>
+              <a:defRPr sz="1400" b="1"/>
+            </a:pPr>
+            <a:r>
+              <a:rPr lang="en-US" sz="1400" b="1"/>
+              <a:t>图 1b  小 cache 段放大：V 型谷底在 512 MiB</a:t>
+            </a:r>
+          </a:p>
+        </c:rich>
+      </c:tx>
+      <c:overlay val="0"/>
+    </c:title>
+    <c:plotArea>
+      <c:layout/>
+      <c:lineChart>
+        <c:grouping val="standard"/>
+        <c:varyColors val="0"/>
+        <c:ser>
+          <c:idx val="0"/>
+          <c:order val="0"/>
+          <c:tx>
+            <c:v>decode t/s</c:v>
+          </c:tx>
+          <c:spPr>
+            <a:ln xmlns:a="http://schemas.openxmlformats.org/drawingml/2006/main" w="25400">
+              <a:solidFill>
+                <a:srgbClr val="4472C4"/>
+              </a:solidFill>
+            </a:ln>
+          </c:spPr>
+          <c:marker>
+            <c:symbol val="circle"/>
+            <c:size val="9"/>
+          </c:marker>
+          <c:cat>
+            <c:strLit>
+              <c:ptCount val="5"/>
+              <c:pt idx="0">
+                <c:v>0</c:v>
+              </c:pt>
+              <c:pt idx="1">
+                <c:v>512</c:v>
+              </c:pt>
+              <c:pt idx="2">
+                <c:v>1024</c:v>
+              </c:pt>
+              <c:pt idx="3">
+                <c:v>1536</c:v>
+              </c:pt>
+              <c:pt idx="4">
+                <c:v>2048</c:v>
+              </c:pt>
+            </c:strLit>
+          </c:cat>
+          <c:val>
+            <c:numLit>
+              <c:formatCode>General</c:formatCode>
+              <c:ptCount val="5"/>
+              <c:pt idx="0">
+                <c:v>26.806</c:v>
+              </c:pt>
+              <c:pt idx="1">
+                <c:v>20.414</c:v>
+              </c:pt>
+              <c:pt idx="2">
+                <c:v>30.001</c:v>
+              </c:pt>
+              <c:pt idx="3">
+                <c:v>32.424</c:v>
+              </c:pt>
+              <c:pt idx="4">
+                <c:v>35.788</c:v>
+              </c:pt>
+            </c:numLit>
+          </c:val>
+        </c:ser>
+        <c:axId val="1"/>
+        <c:axId val="2"/>
+      </c:lineChart>
+      <c:catAx>
+        <c:axId val="1"/>
+        <c:scaling>
+          <c:orientation val="minMax"/>
+        </c:scaling>
+        <c:delete val="0"/>
+        <c:axPos val="b"/>
+        <c:title>
+          <c:tx>
+            <c:rich>
+              <a:bodyPr xmlns:a="http://schemas.openxmlformats.org/drawingml/2006/main"/>
+              <a:lstStyle xmlns:a="http://schemas.openxmlformats.org/drawingml/2006/main"/>
+              <a:p xmlns:a="http://schemas.openxmlformats.org/drawingml/2006/main">
+                <a:pPr>
+                  <a:defRPr sz="1400" b="1"/>
+                </a:pPr>
+                <a:r>
+                  <a:rPr lang="en-US" sz="1400" b="1"/>
+                  <a:t>cache (MiB)</a:t>
+                </a:r>
+              </a:p>
+            </c:rich>
+          </c:tx>
+          <c:overlay val="0"/>
+        </c:title>
+        <c:majorTickMark val="out"/>
+        <c:minorTickMark val="none"/>
+        <c:tickLblPos val="nextTo"/>
+        <c:crossAx val="2"/>
+        <c:crosses val="autoZero"/>
+        <c:auto val="1"/>
+        <c:lblAlgn val="ctr"/>
+        <c:lblOffset val="100"/>
+      </c:catAx>
+      <c:valAx>
+        <c:axId val="2"/>
+        <c:scaling>
+          <c:orientation val="minMax"/>
+          <c:max val="40"/>
+          <c:min val="15"/>
         </c:scaling>
         <c:delete val="0"/>
         <c:axPos val="l"/>

--- a/docs/MoE-研究报告-v1.1.docx
+++ b/docs/MoE-研究报告-v1.1.docx
@@ -105,7 +105,7 @@
       </w:pPr>
       <w:r>
         <w:rPr/>
-        <w:t xml:space="preserve">4. 瓶颈归因（解释模型，非已证实机理）：cache=0 时反推需 47.0 GB/s，对照实测内存上限 48 GB/s 闭合度 97.9%，提示该路径受内存带宽压制；cache=10752 时若每 token 全量搬运需 141.4 GB/s，远超 PCIe 4.0 x16 的有效带宽，因此若假设 PCIe 跑满则命中率约 82.7%。注意：该推理由速度与带宽常数互相反推，属循环推断，并不构成对「PCIe 是唯一瓶颈」的独立证明；1.75 GB/token 亦缺张量级账本。此项列为待独立验证。</w:t>
+        <w:t xml:space="preserve">4. 瓶颈归因（解释模型，非已证实机理）：cache=0 时反推需 46.9 GB/s，对照实测内存上限 48 GB/s 闭合度 97.7%，提示该路径受内存带宽压制；cache=10752 时若每 token 全量搬运需 141.2 GB/s，远超 PCIe 4.0 x16 的有效带宽，因此若假设 PCIe 跑满则命中率约 82.7%。注意：该推理由速度与带宽常数互相反推，属循环推断，并不构成对「PCIe 是唯一瓶颈」的独立证明；1.75 GB/token 亦缺张量级账本。此项列为待独立验证。</w:t>
       </w:r>
     </w:p>
     <w:p>
@@ -1237,7 +1237,7 @@
       </w:pPr>
       <w:r>
         <w:rPr/>
-        <w:t xml:space="preserve">3.1.2　为什么 PPL 完全不变</w:t>
+        <w:t xml:space="preserve">3.1.2　为什么 PPL 看不出变化</w:t>
       </w:r>
     </w:p>
     <w:p>
@@ -1364,8 +1364,9 @@
         </w:tc>
         <w:tc>
           <w:p>
-            <w:r>
-              <w:t xml:space="preserve">0.0000%</w:t>
+            <w:pPr/>
+            <w:r>
+              <w:t xml:space="preserve">&lt;0.0001%</w:t>
             </w:r>
           </w:p>
         </w:tc>
@@ -1407,7 +1408,7 @@
       </w:pPr>
       <w:r>
         <w:rPr/>
-        <w:t xml:space="preserve">固定 ncmoe 48、掩码 0x5555。每个配置启动一次 server，在其内部连续发送 3 次请求（同一进程内重复，非跨进程）。</w:t>
+        <w:t xml:space="preserve">固定 ncmoe 48、掩码 0x5555。每个配置启动一次 server，在其内部连续发送 3 次请求（同一进程内重复，非跨进程）。全范围曲线见图 1，0–2048 MiB 段明细见图 1b。</w:t>
       </w:r>
     </w:p>
     <w:tbl>
@@ -1934,7 +1935,7 @@
       </w:pPr>
       <w:r>
         <w:rPr/>
-        <w:t xml:space="preserve">为什么 512 反而更慢：小容量缓存带来的 PCIe 搬运开销超过被命中的收益，而此时大部分专家仍需经内存带宽读取，两条路同时受压。到 cache=10752 时命中率足够高，PCIe 成为唯一约束（见第 4 章）。</w:t>
+        <w:t xml:space="preserve">为什么 512 反而更慢：小容量缓存带来的 PCIe 搬运开销超过被命中的收益，而此时大部分专家仍需经内存带宽读取，两条路同时受压。到 cache=10752 时缓存覆盖更大，搬运开销占比下降，PCIe 搬运可能是此时的主要约束（见第 4 章，该解释未经独立验证）。</w:t>
       </w:r>
     </w:p>
     <w:p>
@@ -3403,9 +3404,10 @@
           </w:p>
         </w:tc>
         <w:tc>
-          <w:p>
-            <w:r>
-              <w:t xml:space="preserve">26.84 t/s</w:t>
+          <w:tcPr/>
+          <w:p>
+            <w:r>
+              <w:t xml:space="preserve">26.806 t/s</w:t>
             </w:r>
           </w:p>
         </w:tc>
@@ -3417,9 +3419,10 @@
           </w:p>
         </w:tc>
         <w:tc>
-          <w:p>
-            <w:r>
-              <w:t xml:space="preserve">47.0 GB/s</w:t>
+          <w:tcPr/>
+          <w:p>
+            <w:r>
+              <w:t xml:space="preserve">46.9 GB/s</w:t>
             </w:r>
           </w:p>
         </w:tc>
@@ -3431,9 +3434,10 @@
           </w:p>
         </w:tc>
         <w:tc>
-          <w:p>
-            <w:r>
-              <w:t xml:space="preserve">97.9%</w:t>
+          <w:tcPr/>
+          <w:p>
+            <w:r>
+              <w:t xml:space="preserve">97.7%</w:t>
             </w:r>
           </w:p>
         </w:tc>
@@ -3447,16 +3451,18 @@
           </w:p>
         </w:tc>
         <w:tc>
-          <w:p>
-            <w:r>
-              <w:t xml:space="preserve">80.81 t/s</w:t>
-            </w:r>
-          </w:p>
-        </w:tc>
-        <w:tc>
-          <w:p>
-            <w:r>
-              <w:t xml:space="preserve">若全不命中 141.4 GB/s</w:t>
+          <w:tcPr/>
+          <w:p>
+            <w:r>
+              <w:t xml:space="preserve">80.673 t/s</w:t>
+            </w:r>
+          </w:p>
+        </w:tc>
+        <w:tc>
+          <w:tcPr/>
+          <w:p>
+            <w:r>
+              <w:t xml:space="preserve">若全不命中 141.2 GB/s</w:t>
             </w:r>
           </w:p>
         </w:tc>
@@ -3475,9 +3481,10 @@
           </w:p>
         </w:tc>
         <w:tc>
-          <w:p>
-            <w:r>
-              <w:t xml:space="preserve">交叉验证 83.1%</w:t>
+          <w:tcPr/>
+          <w:p>
+            <w:r>
+              <w:t xml:space="preserve">同源复算 83.1%（不独立）</w:t>
             </w:r>
           </w:p>
         </w:tc>
@@ -3490,17 +3497,17 @@
       </w:pPr>
       <w:r>
         <w:rPr/>
-        <w:t xml:space="preserve">路径 A（cache=0）：实测 26.806 t/s，按每 token 1.75 GB 的估算需 47.0 GB/s，对照本机内存实测上限约 48 GB/s，闭合度 97.9%。这提示该路径可能受内存带宽压制。注意：1.75 GB/token 来自总参数与激活参数的比例估算，并非逐层张量账本；内存上限 48 GB/s 也是多组反推得到的区间值（44–48），不是标准基准测试结果。</w:t>
-      </w:r>
-    </w:p>
-    <w:p>
-      <w:pPr>
-        <w:pStyle w:val="Normal"/>
-        <w:ind w:firstLineChars="200"/>
-      </w:pPr>
-      <w:r>
-        <w:rPr/>
-        <w:t xml:space="preserve">路径 B（cache=10752）：实测 80.673 t/s。若每 token 仍需全量搬运 1.75 GB，则需 141.4 GB/s，远超 PCIe 4.0 x16 的名义有效带宽。由此可推：要么命中率足够高，要么 1.75 GB 这个估算不适用于该配置。在「PCIe 已跑满」的假设下反解得命中率约 82.7%。该 82.7% 是假设的产物，不是独立测量值；命中率超过容量占比 23.3% 只能说明专家访问集中，不能反过来证明 PCIe 跑满。</w:t>
+        <w:t xml:space="preserve">路径 A（cache=0）：实测 26.806 t/s，按每 token 1.75 GB 的估算需 46.9 GB/s，对照本机内存实测上限约 48 GB/s，闭合度 97.7%。这提示该路径可能受内存带宽压制。注意：1.75 GB/token 来自总参数与激活参数的比例估算，并非逐层张量账本；内存上限 48 GB/s 也是多组反推得到的区间值（44–48），不是标准基准测试结果。</w:t>
+      </w:r>
+    </w:p>
+    <w:p>
+      <w:pPr>
+        <w:pStyle w:val="Normal"/>
+        <w:ind w:firstLineChars="200"/>
+      </w:pPr>
+      <w:r>
+        <w:rPr/>
+        <w:t xml:space="preserve">路径 B（cache=10752）：实测 80.673 t/s。若每 token 仍需全量搬运 1.75 GB，则需 141.2 GB/s，远超 PCIe 4.0 x16 的名义有效带宽。由此可推：要么命中率足够高，要么 1.75 GB 这个估算不适用于该配置。在「PCIe 已跑满」的假设下反解得命中率约 82.7%。该 82.7% 是假设的产物，不是独立测量值；命中率超过容量占比 23.3% 只能说明专家访问集中，不能反过来证明 PCIe 跑满。</w:t>
       </w:r>
     </w:p>
     <w:p>
@@ -4017,8 +4024,9 @@
         </w:tc>
         <w:tc>
           <w:p>
-            <w:r>
-              <w:t xml:space="preserve">llama.cpp 实际部署的 fetch-only：0.0000%，且跨 4 档 cache 容量</w:t>
+            <w:pPr/>
+            <w:r>
+              <w:t xml:space="preserve">llama.cpp 实际部署的 fetch-only：四位小数内未见变化，且跨 4 档 cache 容量</w:t>
             </w:r>
           </w:p>
         </w:tc>
@@ -4063,8 +4071,9 @@
         </w:tc>
         <w:tc>
           <w:p>
-            <w:r>
-              <w:t xml:space="preserve">本实现下 PPL 完全不变，该警告不适用于 fetch-only</w:t>
+            <w:pPr/>
+            <w:r>
+              <w:t xml:space="preserve">本实现下 PPL 在四位小数内未见变化，该警告不适用于 fetch-only</w:t>
             </w:r>
           </w:p>
         </w:tc>
@@ -4810,7 +4819,7 @@
       </w:pPr>
       <w:r>
         <w:rPr/>
-        <w:t xml:space="preserve">补充说明（P7 补测）：先行研究要求「每次从日志抓命中率」。本次在 llama-server 速度路径上未能取得该统计——默认 verbosity 与 -lv 4 均只输出缓存容量，改用 taskkill 温和终止后仍未出现累计统计。但这不等于该统计不可得：源码在缓存对象析构时调用 log_stats()，真正的优雅退出可能需要 Ctrl+C，本测试未实现，故结论限定为「当前终止方式下尚未取得」。改用 perplexity 路径可得到大批次下的命中数据，但其在 2048 MiB 即饱和（cache 2048/4096/8192/10752 的复制专家数同为 34668），而同一区间 server decode 仍从 35.81 升到 80.81 t/s，两条路径的命中机制不可互相外推。详见 data/08-prepost-v32/P7-hitrate/FINDINGS.md。</w:t>
+        <w:t xml:space="preserve">补充说明（P7 补测）：先行研究要求「每次从日志抓命中率」。本次在 llama-server 速度路径上未能取得该统计——默认 verbosity 与 -lv 4 均只输出缓存容量，改用 taskkill 温和终止后仍未出现累计统计。但这不等于该统计不可得：源码在缓存对象析构时调用 log_stats()，真正的优雅退出可能需要 Ctrl+C，本测试未实现，故结论限定为「当前终止方式下尚未取得」。改用 perplexity 路径可得到大批次下的命中数据，但其在 2048 MiB 即饱和（cache 2048/4096/8192/10752 的复制专家数同为 34668），而同一区间 server decode 仍从 35.788 升到 80.673 t/s，两条路径的命中机制不可互相外推。详见 data/08-prepost-v32/P7-hitrate/FINDINGS.md。</w:t>
       </w:r>
     </w:p>
     <w:p>
@@ -5362,7 +5371,7 @@
       </w:pPr>
       <w:r>
         <w:rPr/>
-        <w:t xml:space="preserve">四张图均已插入正文对应章节：图 1 在 3.2 节（cache 曲线，V 型）；图 2 在 3.3.1 节（ncmoe 断崖）；图 3 在 3.1 节（PPL 四档）；图 4 在 3.4 节（真实 vs 随机）。数据取自 CORRECTED-SUMMARY-ALL.csv 的修正后中位数，图数据另存于 data/05-environment/FIGURE-DATA.csv。</w:t>
+        <w:t xml:space="preserve">五张图均已插入正文对应章节：图 1 与图 1b 在 3.2 节（cache 全范围曲线与 0–2048 MiB 段明细）；图 2 在 3.3.1 节（ncmoe 断崖）；图 3 在 3.1 节（PPL 四档）；图 4 在 3.4 节（真实 vs 随机）。所有图的纵轴一律自 0 起，未使用截断坐标轴放大差异。数据取自 CORRECTED-SUMMARY-ALL.csv 的修正后中位数，图数据另存于 data/05-environment/FIGURE-DATA.csv。</w:t>
       </w:r>
     </w:p>
     <w:p/>
@@ -5501,7 +5510,7 @@
 </file>
 
 <file path=word/charts/chart3.xml><?xml version="1.0" encoding="utf-8"?>
-<c:chartSpace xmlns:c="http://schemas.openxmlformats.org/drawingml/2006/chart">
+<c:chartSpace xmlns:a="http://schemas.openxmlformats.org/drawingml/2006/main" xmlns:c="http://schemas.openxmlformats.org/drawingml/2006/chart">
   <c:date1904 val="0"/>
   <c:chart>
     <c:title>
@@ -5626,7 +5635,7 @@
         <c:scaling>
           <c:orientation val="minMax"/>
           <c:max val="5"/>
-          <c:min val="4"/>
+          <c:min val="0"/>
         </c:scaling>
         <c:delete val="0"/>
         <c:axPos val="l"/>
@@ -5665,7 +5674,7 @@
 </file>
 
 <file path=word/charts/chart4.xml><?xml version="1.0" encoding="utf-8"?>
-<c:chartSpace xmlns:c="http://schemas.openxmlformats.org/drawingml/2006/chart">
+<c:chartSpace xmlns:a="http://schemas.openxmlformats.org/drawingml/2006/main" xmlns:c="http://schemas.openxmlformats.org/drawingml/2006/chart">
   <c:date1904 val="0"/>
   <c:chart>
     <c:title>
@@ -5797,6 +5806,7 @@
         <c:axId val="2"/>
         <c:scaling>
           <c:orientation val="minMax"/>
+          <c:min val="0"/>
         </c:scaling>
         <c:delete val="0"/>
         <c:axPos val="l"/>
@@ -5835,21 +5845,21 @@
 </file>
 
 <file path=word/charts/chart5.xml><?xml version="1.0" encoding="utf-8"?>
-<c:chartSpace xmlns:c="http://schemas.openxmlformats.org/drawingml/2006/chart">
+<c:chartSpace xmlns:a="http://schemas.openxmlformats.org/drawingml/2006/main" xmlns:c="http://schemas.openxmlformats.org/drawingml/2006/chart">
   <c:date1904 val="0"/>
   <c:chart>
     <c:title>
       <c:tx>
         <c:rich>
-          <a:bodyPr xmlns:a="http://schemas.openxmlformats.org/drawingml/2006/main"/>
-          <a:lstStyle xmlns:a="http://schemas.openxmlformats.org/drawingml/2006/main"/>
-          <a:p xmlns:a="http://schemas.openxmlformats.org/drawingml/2006/main">
+          <a:bodyPr/>
+          <a:lstStyle/>
+          <a:p>
             <a:pPr>
               <a:defRPr sz="1400" b="1"/>
             </a:pPr>
             <a:r>
               <a:rPr lang="en-US" sz="1400" b="1"/>
-              <a:t>图 1b  小 cache 段放大：V 型谷底在 512 MiB</a:t>
+              <a:t>图 1b  小 cache 段（0–2048 MiB）明细：512 MiB 处最低</a:t>
             </a:r>
           </a:p>
         </c:rich>
@@ -5962,7 +5972,7 @@
         <c:scaling>
           <c:orientation val="minMax"/>
           <c:max val="40"/>
-          <c:min val="15"/>
+          <c:min val="0"/>
         </c:scaling>
         <c:delete val="0"/>
         <c:axPos val="l"/>
@@ -6001,7 +6011,7 @@
 </file>
 
 <file path=word/charts/chart6.xml><?xml version="1.0" encoding="utf-8"?>
-<c:chartSpace xmlns:c="http://schemas.openxmlformats.org/drawingml/2006/chart">
+<c:chartSpace xmlns:a="http://schemas.openxmlformats.org/drawingml/2006/main" xmlns:c="http://schemas.openxmlformats.org/drawingml/2006/chart">
   <c:date1904 val="0"/>
   <c:chart>
     <c:title>
@@ -6157,6 +6167,7 @@
         <c:axId val="2"/>
         <c:scaling>
           <c:orientation val="minMax"/>
+          <c:min val="0"/>
         </c:scaling>
         <c:delete val="0"/>
         <c:axPos val="l"/>

--- a/docs/MoE-研究报告-v1.1.docx
+++ b/docs/MoE-研究报告-v1.1.docx
@@ -17,7 +17,16 @@
       </w:pPr>
       <w:r>
         <w:rPr/>
-        <w:t xml:space="preserve">版本 v1.1（勘误版）　｜　2026-10-17　｜　单张 RTX 4070 Ti SUPER 16 GB + Ryzen Threadripper PRO 5975WX　｜　llama.cpp b11617</w:t>
+        <w:t xml:space="preserve">版本 v1.1（勘误版） ｜ 2026-10-17 ｜ llama.cpp b11617</w:t>
+      </w:r>
+    </w:p>
+    <w:p>
+      <w:pPr>
+        <w:pStyle w:val="Subtitle"/>
+      </w:pPr>
+      <w:r>
+        <w:rPr/>
+        <w:t xml:space="preserve">RTX 4070 Ti SUPER 16 GB ｜ Threadripper PRO 5975WX</w:t>
       </w:r>
     </w:p>
     <w:p>
@@ -185,138 +194,229 @@
         <w:gridCol w:w="2768"/>
       </w:tblGrid>
       <w:tr>
-        <w:tc>
-          <w:p>
-            <w:r>
+        <w:trPr>
+          <w:cantSplit/>
+          <w:tblHeader/>
+        </w:trPr>
+        <w:tc>
+          <w:p>
+            <w:pPr/>
+            <w:r>
+              <w:rPr>
+                <w:sz w:val="20"/>
+              </w:rPr>
               <w:t xml:space="preserve">编号</w:t>
             </w:r>
           </w:p>
         </w:tc>
         <w:tc>
           <w:p>
-            <w:r>
+            <w:pPr/>
+            <w:r>
+              <w:rPr>
+                <w:sz w:val="20"/>
+              </w:rPr>
               <w:t xml:space="preserve">问题</w:t>
             </w:r>
           </w:p>
         </w:tc>
         <w:tc>
           <w:p>
-            <w:r>
+            <w:pPr/>
+            <w:r>
+              <w:rPr>
+                <w:sz w:val="20"/>
+              </w:rPr>
               <w:t xml:space="preserve">对应章节</w:t>
             </w:r>
           </w:p>
         </w:tc>
       </w:tr>
       <w:tr>
-        <w:tc>
-          <w:p>
-            <w:r>
+        <w:trPr>
+          <w:cantSplit/>
+        </w:trPr>
+        <w:tc>
+          <w:p>
+            <w:pPr/>
+            <w:r>
+              <w:rPr>
+                <w:sz w:val="20"/>
+              </w:rPr>
               <w:t xml:space="preserve">Q1</w:t>
             </w:r>
           </w:p>
         </w:tc>
         <w:tc>
           <w:p>
-            <w:r>
+            <w:pPr/>
+            <w:r>
+              <w:rPr>
+                <w:sz w:val="20"/>
+              </w:rPr>
               <w:t xml:space="preserve">专家缓存是否改变模型输出（质量）？</w:t>
             </w:r>
           </w:p>
         </w:tc>
         <w:tc>
           <w:p>
-            <w:r>
+            <w:pPr/>
+            <w:r>
+              <w:rPr>
+                <w:sz w:val="20"/>
+              </w:rPr>
               <w:t xml:space="preserve">3.1</w:t>
             </w:r>
           </w:p>
         </w:tc>
       </w:tr>
       <w:tr>
-        <w:tc>
-          <w:p>
-            <w:r>
+        <w:trPr>
+          <w:cantSplit/>
+        </w:trPr>
+        <w:tc>
+          <w:p>
+            <w:pPr/>
+            <w:r>
+              <w:rPr>
+                <w:sz w:val="20"/>
+              </w:rPr>
               <w:t xml:space="preserve">Q2</w:t>
             </w:r>
           </w:p>
         </w:tc>
         <w:tc>
           <w:p>
-            <w:r>
+            <w:pPr/>
+            <w:r>
+              <w:rPr>
+                <w:sz w:val="20"/>
+              </w:rPr>
               <w:t xml:space="preserve">decode 速度随 cache 容量如何变化？拐点在哪？</w:t>
             </w:r>
           </w:p>
         </w:tc>
         <w:tc>
           <w:p>
-            <w:r>
+            <w:pPr/>
+            <w:r>
+              <w:rPr>
+                <w:sz w:val="20"/>
+              </w:rPr>
               <w:t xml:space="preserve">3.2</w:t>
             </w:r>
           </w:p>
         </w:tc>
       </w:tr>
       <w:tr>
-        <w:tc>
-          <w:p>
-            <w:r>
+        <w:trPr>
+          <w:cantSplit/>
+        </w:trPr>
+        <w:tc>
+          <w:p>
+            <w:pPr/>
+            <w:r>
+              <w:rPr>
+                <w:sz w:val="20"/>
+              </w:rPr>
               <w:t xml:space="preserve">Q3</w:t>
             </w:r>
           </w:p>
         </w:tc>
         <w:tc>
           <w:p>
-            <w:r>
+            <w:pPr/>
+            <w:r>
+              <w:rPr>
+                <w:sz w:val="20"/>
+              </w:rPr>
               <w:t xml:space="preserve">ncmoe 与 cache 的交互边界在哪、为什么？</w:t>
             </w:r>
           </w:p>
         </w:tc>
         <w:tc>
           <w:p>
-            <w:r>
+            <w:pPr/>
+            <w:r>
+              <w:rPr>
+                <w:sz w:val="20"/>
+              </w:rPr>
               <w:t xml:space="preserve">3.3</w:t>
             </w:r>
           </w:p>
         </w:tc>
       </w:tr>
       <w:tr>
-        <w:tc>
-          <w:p>
-            <w:r>
+        <w:trPr>
+          <w:cantSplit/>
+        </w:trPr>
+        <w:tc>
+          <w:p>
+            <w:pPr/>
+            <w:r>
+              <w:rPr>
+                <w:sz w:val="20"/>
+              </w:rPr>
               <w:t xml:space="preserve">Q4</w:t>
             </w:r>
           </w:p>
         </w:tc>
         <w:tc>
           <w:p>
-            <w:r>
+            <w:pPr/>
+            <w:r>
+              <w:rPr>
+                <w:sz w:val="20"/>
+              </w:rPr>
               <w:t xml:space="preserve">随机 token 与真实文本的速度差有多大？为什么？</w:t>
             </w:r>
           </w:p>
         </w:tc>
         <w:tc>
           <w:p>
-            <w:r>
+            <w:pPr/>
+            <w:r>
+              <w:rPr>
+                <w:sz w:val="20"/>
+              </w:rPr>
               <w:t xml:space="preserve">3.4</w:t>
             </w:r>
           </w:p>
         </w:tc>
       </w:tr>
       <w:tr>
-        <w:tc>
-          <w:p>
-            <w:r>
+        <w:trPr>
+          <w:cantSplit/>
+        </w:trPr>
+        <w:tc>
+          <w:p>
+            <w:pPr/>
+            <w:r>
+              <w:rPr>
+                <w:sz w:val="20"/>
+              </w:rPr>
               <w:t xml:space="preserve">Q5</w:t>
             </w:r>
           </w:p>
         </w:tc>
         <w:tc>
           <w:p>
-            <w:r>
+            <w:pPr/>
+            <w:r>
+              <w:rPr>
+                <w:sz w:val="20"/>
+              </w:rPr>
               <w:t xml:space="preserve">真正的瓶颈是什么？在其它平台能否复现？</w:t>
             </w:r>
           </w:p>
         </w:tc>
         <w:tc>
           <w:p>
-            <w:r>
+            <w:pPr/>
+            <w:r>
+              <w:rPr>
+                <w:sz w:val="20"/>
+              </w:rPr>
               <w:t xml:space="preserve">4</w:t>
             </w:r>
           </w:p>
@@ -360,96 +460,163 @@
         <w:gridCol w:w="4153"/>
       </w:tblGrid>
       <w:tr>
-        <w:tc>
-          <w:p>
-            <w:r>
+        <w:trPr>
+          <w:cantSplit/>
+          <w:tblHeader/>
+        </w:trPr>
+        <w:tc>
+          <w:p>
+            <w:pPr/>
+            <w:r>
+              <w:rPr>
+                <w:sz w:val="20"/>
+              </w:rPr>
               <w:t xml:space="preserve">项目</w:t>
             </w:r>
           </w:p>
         </w:tc>
         <w:tc>
           <w:p>
-            <w:r>
+            <w:pPr/>
+            <w:r>
+              <w:rPr>
+                <w:sz w:val="20"/>
+              </w:rPr>
               <w:t xml:space="preserve">值</w:t>
             </w:r>
           </w:p>
         </w:tc>
       </w:tr>
       <w:tr>
-        <w:tc>
-          <w:p>
-            <w:r>
+        <w:trPr>
+          <w:cantSplit/>
+        </w:trPr>
+        <w:tc>
+          <w:p>
+            <w:pPr/>
+            <w:r>
+              <w:rPr>
+                <w:sz w:val="20"/>
+              </w:rPr>
               <w:t xml:space="preserve">GPU</w:t>
             </w:r>
           </w:p>
         </w:tc>
         <w:tc>
           <w:p>
-            <w:r>
+            <w:pPr/>
+            <w:r>
+              <w:rPr>
+                <w:sz w:val="20"/>
+              </w:rPr>
               <w:t xml:space="preserve">NVIDIA RTX 4070 Ti SUPER　16376 MiB　驱动 610.88</w:t>
             </w:r>
           </w:p>
         </w:tc>
       </w:tr>
       <w:tr>
-        <w:tc>
-          <w:p>
-            <w:r>
+        <w:trPr>
+          <w:cantSplit/>
+        </w:trPr>
+        <w:tc>
+          <w:p>
+            <w:pPr/>
+            <w:r>
+              <w:rPr>
+                <w:sz w:val="20"/>
+              </w:rPr>
               <w:t xml:space="preserve">PCIe</w:t>
             </w:r>
           </w:p>
         </w:tc>
         <w:tc>
           <w:p>
-            <w:r>
+            <w:pPr/>
+            <w:r>
+              <w:rPr>
+                <w:sz w:val="20"/>
+              </w:rPr>
               <w:t xml:space="preserve">4.0 x16（负载下 3 次采样均为 gen4 x16，见 3.5）</w:t>
             </w:r>
           </w:p>
         </w:tc>
       </w:tr>
       <w:tr>
-        <w:tc>
-          <w:p>
-            <w:r>
+        <w:trPr>
+          <w:cantSplit/>
+        </w:trPr>
+        <w:tc>
+          <w:p>
+            <w:pPr/>
+            <w:r>
+              <w:rPr>
+                <w:sz w:val="20"/>
+              </w:rPr>
               <w:t xml:space="preserve">CPU</w:t>
             </w:r>
           </w:p>
         </w:tc>
         <w:tc>
           <w:p>
-            <w:r>
+            <w:pPr/>
+            <w:r>
+              <w:rPr>
+                <w:sz w:val="20"/>
+              </w:rPr>
               <w:t xml:space="preserve">AMD Ryzen Threadripper PRO 5975WX　32 物理核 / 64 逻辑核　L3 131072 KB</w:t>
             </w:r>
           </w:p>
         </w:tc>
       </w:tr>
       <w:tr>
-        <w:tc>
-          <w:p>
-            <w:r>
+        <w:trPr>
+          <w:cantSplit/>
+        </w:trPr>
+        <w:tc>
+          <w:p>
+            <w:pPr/>
+            <w:r>
+              <w:rPr>
+                <w:sz w:val="20"/>
+              </w:rPr>
               <w:t xml:space="preserve">内存</w:t>
             </w:r>
           </w:p>
         </w:tc>
         <w:tc>
           <w:p>
-            <w:r>
+            <w:pPr/>
+            <w:r>
+              <w:rPr>
+                <w:sz w:val="20"/>
+              </w:rPr>
               <w:t xml:space="preserve">4 x 32 GB DDR4-3200（HMA84GR7DJR4N-XN）　4 通道（8 槽占 4 槽）　全程 3200 MT/s 未降频</w:t>
             </w:r>
           </w:p>
         </w:tc>
       </w:tr>
       <w:tr>
-        <w:tc>
-          <w:p>
-            <w:r>
+        <w:trPr>
+          <w:cantSplit/>
+        </w:trPr>
+        <w:tc>
+          <w:p>
+            <w:pPr/>
+            <w:r>
+              <w:rPr>
+                <w:sz w:val="20"/>
+              </w:rPr>
               <w:t xml:space="preserve">OS</w:t>
             </w:r>
           </w:p>
         </w:tc>
         <w:tc>
           <w:p>
-            <w:r>
+            <w:pPr/>
+            <w:r>
+              <w:rPr>
+                <w:sz w:val="20"/>
+              </w:rPr>
               <w:t xml:space="preserve">Windows Server 2025 Datacenter build 26100　电源计划「卓越性能」</w:t>
             </w:r>
           </w:p>
@@ -487,150 +654,246 @@
         <w:gridCol w:w="2076"/>
       </w:tblGrid>
       <w:tr>
-        <w:tc>
-          <w:p>
-            <w:r>
+        <w:trPr>
+          <w:cantSplit/>
+          <w:tblHeader/>
+        </w:trPr>
+        <w:tc>
+          <w:p>
+            <w:pPr/>
+            <w:r>
+              <w:rPr>
+                <w:sz w:val="20"/>
+              </w:rPr>
               <w:t xml:space="preserve">L3 域</w:t>
             </w:r>
           </w:p>
         </w:tc>
         <w:tc>
           <w:p>
-            <w:r>
+            <w:pPr/>
+            <w:r>
+              <w:rPr>
+                <w:sz w:val="20"/>
+              </w:rPr>
               <w:t xml:space="preserve">掩码</w:t>
             </w:r>
           </w:p>
         </w:tc>
         <w:tc>
           <w:p>
-            <w:r>
+            <w:pPr/>
+            <w:r>
+              <w:rPr>
+                <w:sz w:val="20"/>
+              </w:rPr>
               <w:t xml:space="preserve">逻辑 CPU</w:t>
             </w:r>
           </w:p>
         </w:tc>
         <w:tc>
           <w:p>
-            <w:r>
+            <w:pPr/>
+            <w:r>
+              <w:rPr>
+                <w:sz w:val="20"/>
+              </w:rPr>
               <w:t xml:space="preserve">物理核</w:t>
             </w:r>
           </w:p>
         </w:tc>
       </w:tr>
       <w:tr>
-        <w:tc>
-          <w:p>
-            <w:r>
+        <w:trPr>
+          <w:cantSplit/>
+        </w:trPr>
+        <w:tc>
+          <w:p>
+            <w:pPr/>
+            <w:r>
+              <w:rPr>
+                <w:sz w:val="20"/>
+              </w:rPr>
               <w:t xml:space="preserve">CCD0</w:t>
             </w:r>
           </w:p>
         </w:tc>
         <w:tc>
           <w:p>
-            <w:r>
+            <w:pPr/>
+            <w:r>
+              <w:rPr>
+                <w:sz w:val="20"/>
+              </w:rPr>
               <w:t xml:space="preserve">0x000000000000FFFF</w:t>
             </w:r>
           </w:p>
         </w:tc>
         <w:tc>
           <w:p>
-            <w:r>
+            <w:pPr/>
+            <w:r>
+              <w:rPr>
+                <w:sz w:val="20"/>
+              </w:rPr>
               <w:t xml:space="preserve">0–15</w:t>
             </w:r>
           </w:p>
         </w:tc>
         <w:tc>
           <w:p>
-            <w:r>
+            <w:pPr/>
+            <w:r>
+              <w:rPr>
+                <w:sz w:val="20"/>
+              </w:rPr>
               <w:t xml:space="preserve">0–7</w:t>
             </w:r>
           </w:p>
         </w:tc>
       </w:tr>
       <w:tr>
-        <w:tc>
-          <w:p>
-            <w:r>
+        <w:trPr>
+          <w:cantSplit/>
+        </w:trPr>
+        <w:tc>
+          <w:p>
+            <w:pPr/>
+            <w:r>
+              <w:rPr>
+                <w:sz w:val="20"/>
+              </w:rPr>
               <w:t xml:space="preserve">CCD1</w:t>
             </w:r>
           </w:p>
         </w:tc>
         <w:tc>
           <w:p>
-            <w:r>
+            <w:pPr/>
+            <w:r>
+              <w:rPr>
+                <w:sz w:val="20"/>
+              </w:rPr>
               <w:t xml:space="preserve">0x00000000FFFF0000</w:t>
             </w:r>
           </w:p>
         </w:tc>
         <w:tc>
           <w:p>
-            <w:r>
+            <w:pPr/>
+            <w:r>
+              <w:rPr>
+                <w:sz w:val="20"/>
+              </w:rPr>
               <w:t xml:space="preserve">16–31</w:t>
             </w:r>
           </w:p>
         </w:tc>
         <w:tc>
           <w:p>
-            <w:r>
+            <w:pPr/>
+            <w:r>
+              <w:rPr>
+                <w:sz w:val="20"/>
+              </w:rPr>
               <w:t xml:space="preserve">8–15</w:t>
             </w:r>
           </w:p>
         </w:tc>
       </w:tr>
       <w:tr>
-        <w:tc>
-          <w:p>
-            <w:r>
+        <w:trPr>
+          <w:cantSplit/>
+        </w:trPr>
+        <w:tc>
+          <w:p>
+            <w:pPr/>
+            <w:r>
+              <w:rPr>
+                <w:sz w:val="20"/>
+              </w:rPr>
               <w:t xml:space="preserve">CCD2</w:t>
             </w:r>
           </w:p>
         </w:tc>
         <w:tc>
           <w:p>
-            <w:r>
+            <w:pPr/>
+            <w:r>
+              <w:rPr>
+                <w:sz w:val="20"/>
+              </w:rPr>
               <w:t xml:space="preserve">0x0000FFFF00000000</w:t>
             </w:r>
           </w:p>
         </w:tc>
         <w:tc>
           <w:p>
-            <w:r>
+            <w:pPr/>
+            <w:r>
+              <w:rPr>
+                <w:sz w:val="20"/>
+              </w:rPr>
               <w:t xml:space="preserve">32–47</w:t>
             </w:r>
           </w:p>
         </w:tc>
         <w:tc>
           <w:p>
-            <w:r>
+            <w:pPr/>
+            <w:r>
+              <w:rPr>
+                <w:sz w:val="20"/>
+              </w:rPr>
               <w:t xml:space="preserve">16–23</w:t>
             </w:r>
           </w:p>
         </w:tc>
       </w:tr>
       <w:tr>
-        <w:tc>
-          <w:p>
-            <w:r>
+        <w:trPr>
+          <w:cantSplit/>
+        </w:trPr>
+        <w:tc>
+          <w:p>
+            <w:pPr/>
+            <w:r>
+              <w:rPr>
+                <w:sz w:val="20"/>
+              </w:rPr>
               <w:t xml:space="preserve">CCD3</w:t>
             </w:r>
           </w:p>
         </w:tc>
         <w:tc>
           <w:p>
-            <w:r>
+            <w:pPr/>
+            <w:r>
+              <w:rPr>
+                <w:sz w:val="20"/>
+              </w:rPr>
               <w:t xml:space="preserve">0xFFFF000000000000</w:t>
             </w:r>
           </w:p>
         </w:tc>
         <w:tc>
           <w:p>
-            <w:r>
+            <w:pPr/>
+            <w:r>
+              <w:rPr>
+                <w:sz w:val="20"/>
+              </w:rPr>
               <w:t xml:space="preserve">48–63</w:t>
             </w:r>
           </w:p>
         </w:tc>
         <w:tc>
           <w:p>
-            <w:r>
+            <w:pPr/>
+            <w:r>
+              <w:rPr>
+                <w:sz w:val="20"/>
+              </w:rPr>
               <w:t xml:space="preserve">24–31</w:t>
             </w:r>
           </w:p>
@@ -675,112 +938,190 @@
         <w:gridCol w:w="4153"/>
       </w:tblGrid>
       <w:tr>
-        <w:tc>
-          <w:p>
-            <w:r>
+        <w:trPr>
+          <w:cantSplit/>
+          <w:tblHeader/>
+        </w:trPr>
+        <w:tc>
+          <w:p>
+            <w:pPr/>
+            <w:r>
+              <w:rPr>
+                <w:sz w:val="20"/>
+              </w:rPr>
               <w:t xml:space="preserve">对象</w:t>
             </w:r>
           </w:p>
         </w:tc>
         <w:tc>
           <w:p>
-            <w:r>
+            <w:pPr/>
+            <w:r>
+              <w:rPr>
+                <w:sz w:val="20"/>
+              </w:rPr>
               <w:t xml:space="preserve">值</w:t>
             </w:r>
           </w:p>
         </w:tc>
       </w:tr>
       <w:tr>
-        <w:tc>
-          <w:p>
-            <w:r>
+        <w:trPr>
+          <w:cantSplit/>
+        </w:trPr>
+        <w:tc>
+          <w:p>
+            <w:pPr/>
+            <w:r>
+              <w:rPr>
+                <w:sz w:val="20"/>
+              </w:rPr>
               <w:t xml:space="preserve">引擎</w:t>
             </w:r>
           </w:p>
         </w:tc>
         <w:tc>
           <w:p>
-            <w:r>
+            <w:pPr/>
+            <w:r>
+              <w:rPr>
+                <w:sz w:val="20"/>
+              </w:rPr>
               <w:t xml:space="preserve">llama.cpp b11617　commit 14310190c　Clang 20.1.8　CUDA 12.4</w:t>
             </w:r>
           </w:p>
         </w:tc>
       </w:tr>
       <w:tr>
-        <w:tc>
-          <w:p>
-            <w:r>
+        <w:trPr>
+          <w:cantSplit/>
+        </w:trPr>
+        <w:tc>
+          <w:p>
+            <w:pPr/>
+            <w:r>
+              <w:rPr>
+                <w:sz w:val="20"/>
+              </w:rPr>
               <w:t xml:space="preserve">llama-server.exe</w:t>
             </w:r>
           </w:p>
         </w:tc>
         <w:tc>
           <w:p>
-            <w:r>
+            <w:pPr/>
+            <w:r>
+              <w:rPr>
+                <w:sz w:val="20"/>
+              </w:rPr>
               <w:t xml:space="preserve">715F0EA98819F03FC596E9D352E989FC0AE093056282E0D73B2D657E7AFA7D02</w:t>
             </w:r>
           </w:p>
         </w:tc>
       </w:tr>
       <w:tr>
-        <w:tc>
-          <w:p>
-            <w:r>
+        <w:trPr>
+          <w:cantSplit/>
+        </w:trPr>
+        <w:tc>
+          <w:p>
+            <w:pPr/>
+            <w:r>
+              <w:rPr>
+                <w:sz w:val="20"/>
+              </w:rPr>
               <w:t xml:space="preserve">llama-perplexity.exe</w:t>
             </w:r>
           </w:p>
         </w:tc>
         <w:tc>
           <w:p>
-            <w:r>
+            <w:pPr/>
+            <w:r>
+              <w:rPr>
+                <w:sz w:val="20"/>
+              </w:rPr>
               <w:t xml:space="preserve">95B1A3C6B18D3BB7834F4DB633E24CCC7B43EF89AADEC1D9B33B6A7A8B6C96F4</w:t>
             </w:r>
           </w:p>
         </w:tc>
       </w:tr>
       <w:tr>
-        <w:tc>
-          <w:p>
-            <w:r>
+        <w:trPr>
+          <w:cantSplit/>
+        </w:trPr>
+        <w:tc>
+          <w:p>
+            <w:pPr/>
+            <w:r>
+              <w:rPr>
+                <w:sz w:val="20"/>
+              </w:rPr>
               <w:t xml:space="preserve">ggml-cuda.dll</w:t>
             </w:r>
           </w:p>
         </w:tc>
         <w:tc>
           <w:p>
-            <w:r>
+            <w:pPr/>
+            <w:r>
+              <w:rPr>
+                <w:sz w:val="20"/>
+              </w:rPr>
               <w:t xml:space="preserve">C1733C225F56B215319C8951E623B9449FAD4EF8F90FED60BAFA4AA2B65A0ABF</w:t>
             </w:r>
           </w:p>
         </w:tc>
       </w:tr>
       <w:tr>
-        <w:tc>
-          <w:p>
-            <w:r>
+        <w:trPr>
+          <w:cantSplit/>
+        </w:trPr>
+        <w:tc>
+          <w:p>
+            <w:pPr/>
+            <w:r>
+              <w:rPr>
+                <w:sz w:val="20"/>
+              </w:rPr>
               <w:t xml:space="preserve">模型文件</w:t>
             </w:r>
           </w:p>
         </w:tc>
         <w:tc>
           <w:p>
-            <w:r>
+            <w:pPr/>
+            <w:r>
+              <w:rPr>
+                <w:sz w:val="20"/>
+              </w:rPr>
               <w:t xml:space="preserve">158A9E5B76A1BEF71FCEA4E1990E647088122B51B9FA823A134C6F6033D856BE　50075035936 B</w:t>
             </w:r>
           </w:p>
         </w:tc>
       </w:tr>
       <w:tr>
-        <w:tc>
-          <w:p>
-            <w:r>
+        <w:trPr>
+          <w:cantSplit/>
+        </w:trPr>
+        <w:tc>
+          <w:p>
+            <w:pPr/>
+            <w:r>
+              <w:rPr>
+                <w:sz w:val="20"/>
+              </w:rPr>
               <w:t xml:space="preserve">困惑度语料</w:t>
             </w:r>
           </w:p>
         </w:tc>
         <w:tc>
           <w:p>
-            <w:r>
+            <w:pPr/>
+            <w:r>
+              <w:rPr>
+                <w:sz w:val="20"/>
+              </w:rPr>
               <w:t xml:space="preserve">173C87A53759E0201F33E0CCF978E510C2042D7F2CB78229D9A50D79B9E7DD08</w:t>
             </w:r>
           </w:p>
@@ -826,92 +1167,153 @@
         <w:gridCol w:w="2768"/>
       </w:tblGrid>
       <w:tr>
-        <w:tc>
-          <w:p>
-            <w:r>
+        <w:trPr>
+          <w:cantSplit/>
+          <w:tblHeader/>
+        </w:trPr>
+        <w:tc>
+          <w:p>
+            <w:pPr/>
+            <w:r>
+              <w:rPr>
+                <w:sz w:val="20"/>
+              </w:rPr>
               <w:t xml:space="preserve">轨道</w:t>
             </w:r>
           </w:p>
         </w:tc>
         <w:tc>
           <w:p>
-            <w:r>
+            <w:pPr/>
+            <w:r>
+              <w:rPr>
+                <w:sz w:val="20"/>
+              </w:rPr>
               <w:t xml:space="preserve">工具</w:t>
             </w:r>
           </w:p>
         </w:tc>
         <w:tc>
           <w:p>
-            <w:r>
+            <w:pPr/>
+            <w:r>
+              <w:rPr>
+                <w:sz w:val="20"/>
+              </w:rPr>
               <w:t xml:space="preserve">用途</w:t>
             </w:r>
           </w:p>
         </w:tc>
       </w:tr>
       <w:tr>
-        <w:tc>
-          <w:p>
-            <w:r>
+        <w:trPr>
+          <w:cantSplit/>
+        </w:trPr>
+        <w:tc>
+          <w:p>
+            <w:pPr/>
+            <w:r>
+              <w:rPr>
+                <w:sz w:val="20"/>
+              </w:rPr>
               <w:t xml:space="preserve">质量</w:t>
             </w:r>
           </w:p>
         </w:tc>
         <w:tc>
           <w:p>
-            <w:r>
+            <w:pPr/>
+            <w:r>
+              <w:rPr>
+                <w:sz w:val="20"/>
+              </w:rPr>
               <w:t xml:space="preserve">llama-perplexity</w:t>
             </w:r>
           </w:p>
         </w:tc>
         <w:tc>
           <w:p>
-            <w:r>
+            <w:pPr/>
+            <w:r>
+              <w:rPr>
+                <w:sz w:val="20"/>
+              </w:rPr>
               <w:t xml:space="preserve">teacher-forced 困惑度　-c 512 --chunks 20 -ngl 99 -ncmoe 48 -lm none　仅改 --moe-cache-mib</w:t>
             </w:r>
           </w:p>
         </w:tc>
       </w:tr>
       <w:tr>
-        <w:tc>
-          <w:p>
-            <w:r>
+        <w:trPr>
+          <w:cantSplit/>
+        </w:trPr>
+        <w:tc>
+          <w:p>
+            <w:pPr/>
+            <w:r>
+              <w:rPr>
+                <w:sz w:val="20"/>
+              </w:rPr>
               <w:t xml:space="preserve">速度</w:t>
             </w:r>
           </w:p>
         </w:tc>
         <w:tc>
           <w:p>
-            <w:r>
+            <w:pPr/>
+            <w:r>
+              <w:rPr>
+                <w:sz w:val="20"/>
+              </w:rPr>
               <w:t xml:space="preserve">llama-server + /completion</w:t>
             </w:r>
           </w:p>
         </w:tc>
         <w:tc>
           <w:p>
-            <w:r>
+            <w:pPr/>
+            <w:r>
+              <w:rPr>
+                <w:sz w:val="20"/>
+              </w:rPr>
               <w:t xml:space="preserve">-c 4096 -ngl 99 -ncmoe N -C 0x5555 --cpu-strict 1 -t 8 -tb 8 -lm none -np 1　temperature 0　n_predict 256</w:t>
             </w:r>
           </w:p>
         </w:tc>
       </w:tr>
       <w:tr>
-        <w:tc>
-          <w:p>
-            <w:r>
+        <w:trPr>
+          <w:cantSplit/>
+        </w:trPr>
+        <w:tc>
+          <w:p>
+            <w:pPr/>
+            <w:r>
+              <w:rPr>
+                <w:sz w:val="20"/>
+              </w:rPr>
               <w:t xml:space="preserve">输入对照</w:t>
             </w:r>
           </w:p>
         </w:tc>
         <w:tc>
           <w:p>
-            <w:r>
+            <w:pPr/>
+            <w:r>
+              <w:rPr>
+                <w:sz w:val="20"/>
+              </w:rPr>
               <w:t xml:space="preserve">同上</w:t>
             </w:r>
           </w:p>
         </w:tc>
         <w:tc>
           <w:p>
-            <w:r>
+            <w:pPr/>
+            <w:r>
+              <w:rPr>
+                <w:sz w:val="20"/>
+              </w:rPr>
               <w:t xml:space="preserve">10 条不同真实文本 x 5 次独立进程，逐对匹配长度的随机数组</w:t>
             </w:r>
           </w:p>
@@ -1016,150 +1418,246 @@
         <w:gridCol w:w="2076"/>
       </w:tblGrid>
       <w:tr>
-        <w:tc>
-          <w:p>
-            <w:r>
+        <w:trPr>
+          <w:cantSplit/>
+          <w:tblHeader/>
+        </w:trPr>
+        <w:tc>
+          <w:p>
+            <w:pPr/>
+            <w:r>
+              <w:rPr>
+                <w:sz w:val="20"/>
+              </w:rPr>
               <w:t xml:space="preserve">cache (MiB)</w:t>
             </w:r>
           </w:p>
         </w:tc>
         <w:tc>
           <w:p>
-            <w:r>
+            <w:pPr/>
+            <w:r>
+              <w:rPr>
+                <w:sz w:val="20"/>
+              </w:rPr>
               <w:t xml:space="preserve">PPL</w:t>
             </w:r>
           </w:p>
         </w:tc>
         <w:tc>
           <w:p>
-            <w:r>
+            <w:pPr/>
+            <w:r>
+              <w:rPr>
+                <w:sz w:val="20"/>
+              </w:rPr>
               <w:t xml:space="preserve">标准误</w:t>
             </w:r>
           </w:p>
         </w:tc>
         <w:tc>
           <w:p>
-            <w:r>
+            <w:pPr/>
+            <w:r>
+              <w:rPr>
+                <w:sz w:val="20"/>
+              </w:rPr>
               <w:t xml:space="preserve">样本</w:t>
             </w:r>
           </w:p>
         </w:tc>
       </w:tr>
       <w:tr>
-        <w:tc>
-          <w:p>
-            <w:r>
+        <w:trPr>
+          <w:cantSplit/>
+        </w:trPr>
+        <w:tc>
+          <w:p>
+            <w:pPr/>
+            <w:r>
+              <w:rPr>
+                <w:sz w:val="20"/>
+              </w:rPr>
               <w:t xml:space="preserve">0</w:t>
             </w:r>
           </w:p>
         </w:tc>
         <w:tc>
           <w:p>
-            <w:r>
+            <w:pPr/>
+            <w:r>
+              <w:rPr>
+                <w:sz w:val="20"/>
+              </w:rPr>
               <w:t xml:space="preserve">4.4617</w:t>
             </w:r>
           </w:p>
         </w:tc>
         <w:tc>
           <w:p>
-            <w:r>
+            <w:pPr/>
+            <w:r>
+              <w:rPr>
+                <w:sz w:val="20"/>
+              </w:rPr>
               <w:t xml:space="preserve">0.14700</w:t>
             </w:r>
           </w:p>
         </w:tc>
         <w:tc>
           <w:p>
-            <w:r>
+            <w:pPr/>
+            <w:r>
+              <w:rPr>
+                <w:sz w:val="20"/>
+              </w:rPr>
               <w:t xml:space="preserve">20 chunks</w:t>
             </w:r>
           </w:p>
         </w:tc>
       </w:tr>
       <w:tr>
-        <w:tc>
-          <w:p>
-            <w:r>
+        <w:trPr>
+          <w:cantSplit/>
+        </w:trPr>
+        <w:tc>
+          <w:p>
+            <w:pPr/>
+            <w:r>
+              <w:rPr>
+                <w:sz w:val="20"/>
+              </w:rPr>
               <w:t xml:space="preserve">512</w:t>
             </w:r>
           </w:p>
         </w:tc>
         <w:tc>
           <w:p>
-            <w:r>
+            <w:pPr/>
+            <w:r>
+              <w:rPr>
+                <w:sz w:val="20"/>
+              </w:rPr>
               <w:t xml:space="preserve">4.4617</w:t>
             </w:r>
           </w:p>
         </w:tc>
         <w:tc>
           <w:p>
-            <w:r>
+            <w:pPr/>
+            <w:r>
+              <w:rPr>
+                <w:sz w:val="20"/>
+              </w:rPr>
               <w:t xml:space="preserve">0.14700</w:t>
             </w:r>
           </w:p>
         </w:tc>
         <w:tc>
           <w:p>
-            <w:r>
+            <w:pPr/>
+            <w:r>
+              <w:rPr>
+                <w:sz w:val="20"/>
+              </w:rPr>
               <w:t xml:space="preserve">20 chunks</w:t>
             </w:r>
           </w:p>
         </w:tc>
       </w:tr>
       <w:tr>
-        <w:tc>
-          <w:p>
-            <w:r>
+        <w:trPr>
+          <w:cantSplit/>
+        </w:trPr>
+        <w:tc>
+          <w:p>
+            <w:pPr/>
+            <w:r>
+              <w:rPr>
+                <w:sz w:val="20"/>
+              </w:rPr>
               <w:t xml:space="preserve">2048</w:t>
             </w:r>
           </w:p>
         </w:tc>
         <w:tc>
           <w:p>
-            <w:r>
+            <w:pPr/>
+            <w:r>
+              <w:rPr>
+                <w:sz w:val="20"/>
+              </w:rPr>
               <w:t xml:space="preserve">4.4617</w:t>
             </w:r>
           </w:p>
         </w:tc>
         <w:tc>
           <w:p>
-            <w:r>
+            <w:pPr/>
+            <w:r>
+              <w:rPr>
+                <w:sz w:val="20"/>
+              </w:rPr>
               <w:t xml:space="preserve">0.14700</w:t>
             </w:r>
           </w:p>
         </w:tc>
         <w:tc>
           <w:p>
-            <w:r>
+            <w:pPr/>
+            <w:r>
+              <w:rPr>
+                <w:sz w:val="20"/>
+              </w:rPr>
               <w:t xml:space="preserve">20 chunks</w:t>
             </w:r>
           </w:p>
         </w:tc>
       </w:tr>
       <w:tr>
-        <w:tc>
-          <w:p>
-            <w:r>
+        <w:trPr>
+          <w:cantSplit/>
+        </w:trPr>
+        <w:tc>
+          <w:p>
+            <w:pPr/>
+            <w:r>
+              <w:rPr>
+                <w:sz w:val="20"/>
+              </w:rPr>
               <w:t xml:space="preserve">10752</w:t>
             </w:r>
           </w:p>
         </w:tc>
         <w:tc>
           <w:p>
-            <w:r>
+            <w:pPr/>
+            <w:r>
+              <w:rPr>
+                <w:sz w:val="20"/>
+              </w:rPr>
               <w:t xml:space="preserve">4.4617</w:t>
             </w:r>
           </w:p>
         </w:tc>
         <w:tc>
           <w:p>
-            <w:r>
+            <w:pPr/>
+            <w:r>
+              <w:rPr>
+                <w:sz w:val="20"/>
+              </w:rPr>
               <w:t xml:space="preserve">0.14700</w:t>
             </w:r>
           </w:p>
         </w:tc>
         <w:tc>
           <w:p>
-            <w:r>
+            <w:pPr/>
+            <w:r>
+              <w:rPr>
+                <w:sz w:val="20"/>
+              </w:rPr>
               <w:t xml:space="preserve">20 chunks</w:t>
             </w:r>
           </w:p>
@@ -1271,101 +1769,198 @@
           <w:insideH w:val="single" w:sz="4"/>
           <w:insideV w:val="single" w:sz="4"/>
         </w:tblBorders>
+        <w:tblLayout w:type="fixed"/>
         <w:tblLook w:val="04A0"/>
       </w:tblPr>
       <w:tblGrid>
-        <w:gridCol w:w="2768"/>
-        <w:gridCol w:w="2768"/>
-        <w:gridCol w:w="2768"/>
+        <w:gridCol w:w="3400"/>
+        <w:gridCol w:w="3100"/>
+        <w:gridCol w:w="1804"/>
       </w:tblGrid>
       <w:tr>
-        <w:tc>
-          <w:p>
-            <w:r>
+        <w:trPr>
+          <w:cantSplit/>
+          <w:tblHeader/>
+        </w:trPr>
+        <w:tc>
+          <w:tcPr>
+            <w:tcW w:w="3400" w:type="dxa"/>
+          </w:tcPr>
+          <w:p>
+            <w:pPr/>
+            <w:r>
+              <w:rPr>
+                <w:sz w:val="20"/>
+              </w:rPr>
               <w:t xml:space="preserve">工作</w:t>
             </w:r>
           </w:p>
         </w:tc>
         <w:tc>
-          <w:p>
-            <w:r>
+          <w:tcPr>
+            <w:tcW w:w="3100" w:type="dxa"/>
+          </w:tcPr>
+          <w:p>
+            <w:pPr/>
+            <w:r>
+              <w:rPr>
+                <w:sz w:val="20"/>
+              </w:rPr>
               <w:t xml:space="preserve">缓存策略</w:t>
             </w:r>
           </w:p>
         </w:tc>
         <w:tc>
-          <w:p>
-            <w:r>
+          <w:tcPr>
+            <w:tcW w:w="1804" w:type="dxa"/>
+          </w:tcPr>
+          <w:p>
+            <w:pPr/>
+            <w:r>
+              <w:rPr>
+                <w:sz w:val="20"/>
+              </w:rPr>
               <w:t xml:space="preserve">PPL 变化</w:t>
             </w:r>
           </w:p>
         </w:tc>
       </w:tr>
       <w:tr>
-        <w:tc>
-          <w:p>
-            <w:r>
+        <w:trPr>
+          <w:cantSplit/>
+        </w:trPr>
+        <w:tc>
+          <w:tcPr>
+            <w:tcW w:w="3400" w:type="dxa"/>
+          </w:tcPr>
+          <w:p>
+            <w:pPr/>
+            <w:r>
+              <w:rPr>
+                <w:sz w:val="20"/>
+              </w:rPr>
               <w:t xml:space="preserve">ChaeWoo Son（2026-10-05）同模型</w:t>
             </w:r>
           </w:p>
         </w:tc>
         <w:tc>
-          <w:p>
-            <w:r>
+          <w:tcPr>
+            <w:tcW w:w="3100" w:type="dxa"/>
+          </w:tcPr>
+          <w:p>
+            <w:pPr/>
+            <w:r>
+              <w:rPr>
+                <w:sz w:val="20"/>
+              </w:rPr>
               <w:t xml:space="preserve">substitution（替换专家）</w:t>
             </w:r>
           </w:p>
         </w:tc>
         <w:tc>
-          <w:p>
-            <w:r>
+          <w:tcPr>
+            <w:tcW w:w="1804" w:type="dxa"/>
+          </w:tcPr>
+          <w:p>
+            <w:pPr/>
+            <w:r>
+              <w:rPr>
+                <w:sz w:val="20"/>
+              </w:rPr>
               <w:t xml:space="preserve">+5.7%</w:t>
             </w:r>
           </w:p>
         </w:tc>
       </w:tr>
       <w:tr>
-        <w:tc>
-          <w:p>
-            <w:r>
+        <w:trPr>
+          <w:cantSplit/>
+        </w:trPr>
+        <w:tc>
+          <w:tcPr>
+            <w:tcW w:w="3400" w:type="dxa"/>
+          </w:tcPr>
+          <w:p>
+            <w:pPr/>
+            <w:r>
+              <w:rPr>
+                <w:sz w:val="20"/>
+              </w:rPr>
               <w:t xml:space="preserve">ChaeWoo Son（2026-10-05）同模型</w:t>
             </w:r>
           </w:p>
         </w:tc>
         <w:tc>
-          <w:p>
-            <w:r>
+          <w:tcPr>
+            <w:tcW w:w="3100" w:type="dxa"/>
+          </w:tcPr>
+          <w:p>
+            <w:pPr/>
+            <w:r>
+              <w:rPr>
+                <w:sz w:val="20"/>
+              </w:rPr>
               <w:t xml:space="preserve">selective fetch（选择性取回）</w:t>
             </w:r>
           </w:p>
         </w:tc>
         <w:tc>
-          <w:p>
-            <w:r>
+          <w:tcPr>
+            <w:tcW w:w="1804" w:type="dxa"/>
+          </w:tcPr>
+          <w:p>
+            <w:pPr/>
+            <w:r>
+              <w:rPr>
+                <w:sz w:val="20"/>
+              </w:rPr>
               <w:t xml:space="preserve">+0.35%</w:t>
             </w:r>
           </w:p>
         </w:tc>
       </w:tr>
       <w:tr>
-        <w:tc>
-          <w:p>
-            <w:r>
+        <w:trPr>
+          <w:cantSplit/>
+        </w:trPr>
+        <w:tc>
+          <w:tcPr>
+            <w:tcW w:w="3400" w:type="dxa"/>
+          </w:tcPr>
+          <w:p>
+            <w:pPr/>
+            <w:r>
+              <w:rPr>
+                <w:sz w:val="20"/>
+              </w:rPr>
               <w:t xml:space="preserve">本机（本报告）</w:t>
             </w:r>
           </w:p>
         </w:tc>
         <w:tc>
-          <w:p>
-            <w:r>
+          <w:tcPr>
+            <w:tcW w:w="3100" w:type="dxa"/>
+          </w:tcPr>
+          <w:p>
+            <w:pPr/>
+            <w:r>
+              <w:rPr>
+                <w:sz w:val="20"/>
+              </w:rPr>
               <w:t xml:space="preserve">fetch-only（llama.cpp 实现）</w:t>
             </w:r>
           </w:p>
         </w:tc>
         <w:tc>
-          <w:p>
-            <w:pPr/>
-            <w:r>
+          <w:tcPr>
+            <w:tcW w:w="1804" w:type="dxa"/>
+          </w:tcPr>
+          <w:p>
+            <w:pPr/>
+            <w:r>
+              <w:rPr>
+                <w:sz w:val="20"/>
+              </w:rPr>
               <w:t xml:space="preserve">&lt;0.0001%</w:t>
             </w:r>
           </w:p>
@@ -1434,484 +2029,782 @@
         <w:gridCol w:w="1300"/>
       </w:tblGrid>
       <w:tr>
-        <w:tc>
-          <w:p>
-            <w:r>
+        <w:trPr>
+          <w:cantSplit/>
+          <w:tblHeader/>
+        </w:trPr>
+        <w:tc>
+          <w:p>
+            <w:pPr/>
+            <w:r>
+              <w:rPr>
+                <w:sz w:val="20"/>
+              </w:rPr>
               <w:t xml:space="preserve">cache</w:t>
             </w:r>
           </w:p>
         </w:tc>
         <w:tc>
           <w:p>
-            <w:r>
+            <w:pPr/>
+            <w:r>
+              <w:rPr>
+                <w:sz w:val="20"/>
+              </w:rPr>
               <w:t xml:space="preserve">t/s</w:t>
             </w:r>
           </w:p>
         </w:tc>
         <w:tc>
           <w:p>
-            <w:r>
+            <w:pPr/>
+            <w:r>
+              <w:rPr>
+                <w:sz w:val="20"/>
+              </w:rPr>
               <w:t xml:space="preserve">范围</w:t>
             </w:r>
           </w:p>
         </w:tc>
         <w:tc>
           <w:p>
-            <w:r>
+            <w:pPr/>
+            <w:r>
+              <w:rPr>
+                <w:sz w:val="20"/>
+              </w:rPr>
               <w:t xml:space="preserve">显存 MiB</w:t>
             </w:r>
           </w:p>
         </w:tc>
         <w:tc>
           <w:p>
-            <w:r>
+            <w:pPr/>
+            <w:r>
+              <w:rPr>
+                <w:sz w:val="20"/>
+              </w:rPr>
               <w:t xml:space="preserve">util</w:t>
             </w:r>
           </w:p>
         </w:tc>
         <w:tc>
           <w:p>
-            <w:r>
+            <w:pPr/>
+            <w:r>
+              <w:rPr>
+                <w:sz w:val="20"/>
+              </w:rPr>
               <w:t xml:space="preserve">功耗</w:t>
             </w:r>
           </w:p>
         </w:tc>
       </w:tr>
       <w:tr>
-        <w:tc>
-          <w:p>
-            <w:r>
+        <w:trPr>
+          <w:cantSplit/>
+        </w:trPr>
+        <w:tc>
+          <w:p>
+            <w:pPr/>
+            <w:r>
+              <w:rPr>
+                <w:sz w:val="20"/>
+              </w:rPr>
               <w:t xml:space="preserve">0</w:t>
             </w:r>
           </w:p>
         </w:tc>
         <w:tc>
           <w:p>
-            <w:r>
+            <w:pPr/>
+            <w:r>
+              <w:rPr>
+                <w:sz w:val="20"/>
+              </w:rPr>
               <w:t xml:space="preserve">26.806</w:t>
             </w:r>
           </w:p>
         </w:tc>
         <w:tc>
           <w:p>
-            <w:r>
+            <w:pPr/>
+            <w:r>
+              <w:rPr>
+                <w:sz w:val="20"/>
+              </w:rPr>
               <w:t xml:space="preserve">26.79-26.84</w:t>
             </w:r>
           </w:p>
         </w:tc>
         <w:tc>
           <w:p>
-            <w:r>
+            <w:pPr/>
+            <w:r>
+              <w:rPr>
+                <w:sz w:val="20"/>
+              </w:rPr>
               <w:t xml:space="preserve">3502-3503</w:t>
             </w:r>
           </w:p>
         </w:tc>
         <w:tc>
           <w:p>
-            <w:r>
+            <w:pPr/>
+            <w:r>
+              <w:rPr>
+                <w:sz w:val="20"/>
+              </w:rPr>
               <w:t xml:space="preserve">99%</w:t>
             </w:r>
           </w:p>
         </w:tc>
         <w:tc>
           <w:p>
-            <w:r>
+            <w:pPr/>
+            <w:r>
+              <w:rPr>
+                <w:sz w:val="20"/>
+              </w:rPr>
               <w:t xml:space="preserve">39-92 W</w:t>
             </w:r>
           </w:p>
         </w:tc>
       </w:tr>
       <w:tr>
-        <w:tc>
-          <w:p>
-            <w:r>
+        <w:trPr>
+          <w:cantSplit/>
+        </w:trPr>
+        <w:tc>
+          <w:p>
+            <w:pPr/>
+            <w:r>
+              <w:rPr>
+                <w:sz w:val="20"/>
+              </w:rPr>
               <w:t xml:space="preserve">512</w:t>
             </w:r>
           </w:p>
         </w:tc>
         <w:tc>
           <w:p>
-            <w:r>
+            <w:pPr/>
+            <w:r>
+              <w:rPr>
+                <w:sz w:val="20"/>
+              </w:rPr>
               <w:t xml:space="preserve">20.414</w:t>
             </w:r>
           </w:p>
         </w:tc>
         <w:tc>
           <w:p>
-            <w:r>
+            <w:pPr/>
+            <w:r>
+              <w:rPr>
+                <w:sz w:val="20"/>
+              </w:rPr>
               <w:t xml:space="preserve">20.41-20.42</w:t>
             </w:r>
           </w:p>
         </w:tc>
         <w:tc>
           <w:p>
-            <w:r>
+            <w:pPr/>
+            <w:r>
+              <w:rPr>
+                <w:sz w:val="20"/>
+              </w:rPr>
               <w:t xml:space="preserve">4079</w:t>
             </w:r>
           </w:p>
         </w:tc>
         <w:tc>
           <w:p>
-            <w:r>
+            <w:pPr/>
+            <w:r>
+              <w:rPr>
+                <w:sz w:val="20"/>
+              </w:rPr>
               <w:t xml:space="preserve">99%</w:t>
             </w:r>
           </w:p>
         </w:tc>
         <w:tc>
           <w:p>
-            <w:r>
+            <w:pPr/>
+            <w:r>
+              <w:rPr>
+                <w:sz w:val="20"/>
+              </w:rPr>
               <w:t xml:space="preserve">73-96 W</w:t>
             </w:r>
           </w:p>
         </w:tc>
       </w:tr>
       <w:tr>
-        <w:tc>
-          <w:p>
-            <w:r>
+        <w:trPr>
+          <w:cantSplit/>
+        </w:trPr>
+        <w:tc>
+          <w:p>
+            <w:pPr/>
+            <w:r>
+              <w:rPr>
+                <w:sz w:val="20"/>
+              </w:rPr>
               <w:t xml:space="preserve">1024</w:t>
             </w:r>
           </w:p>
         </w:tc>
         <w:tc>
           <w:p>
-            <w:r>
+            <w:pPr/>
+            <w:r>
+              <w:rPr>
+                <w:sz w:val="20"/>
+              </w:rPr>
               <w:t xml:space="preserve">30.001</w:t>
             </w:r>
           </w:p>
         </w:tc>
         <w:tc>
           <w:p>
-            <w:r>
+            <w:pPr/>
+            <w:r>
+              <w:rPr>
+                <w:sz w:val="20"/>
+              </w:rPr>
               <w:t xml:space="preserve">30.00-30.01</w:t>
             </w:r>
           </w:p>
         </w:tc>
         <w:tc>
           <w:p>
-            <w:r>
+            <w:pPr/>
+            <w:r>
+              <w:rPr>
+                <w:sz w:val="20"/>
+              </w:rPr>
               <w:t xml:space="preserve">4654-4672</w:t>
             </w:r>
           </w:p>
         </w:tc>
         <w:tc>
           <w:p>
-            <w:r>
+            <w:pPr/>
+            <w:r>
+              <w:rPr>
+                <w:sz w:val="20"/>
+              </w:rPr>
               <w:t xml:space="preserve">94%</w:t>
             </w:r>
           </w:p>
         </w:tc>
         <w:tc>
           <w:p>
-            <w:r>
+            <w:pPr/>
+            <w:r>
+              <w:rPr>
+                <w:sz w:val="20"/>
+              </w:rPr>
               <w:t xml:space="preserve">76-101 W</w:t>
             </w:r>
           </w:p>
         </w:tc>
       </w:tr>
       <w:tr>
-        <w:tc>
-          <w:p>
-            <w:r>
+        <w:trPr>
+          <w:cantSplit/>
+        </w:trPr>
+        <w:tc>
+          <w:p>
+            <w:pPr/>
+            <w:r>
+              <w:rPr>
+                <w:sz w:val="20"/>
+              </w:rPr>
               <w:t xml:space="preserve">1536</w:t>
             </w:r>
           </w:p>
         </w:tc>
         <w:tc>
           <w:p>
-            <w:r>
+            <w:pPr/>
+            <w:r>
+              <w:rPr>
+                <w:sz w:val="20"/>
+              </w:rPr>
               <w:t xml:space="preserve">32.424</w:t>
             </w:r>
           </w:p>
         </w:tc>
         <w:tc>
           <w:p>
-            <w:r>
+            <w:pPr/>
+            <w:r>
+              <w:rPr>
+                <w:sz w:val="20"/>
+              </w:rPr>
               <w:t xml:space="preserve">32.41-32.43</w:t>
             </w:r>
           </w:p>
         </w:tc>
         <w:tc>
           <w:p>
-            <w:r>
+            <w:pPr/>
+            <w:r>
+              <w:rPr>
+                <w:sz w:val="20"/>
+              </w:rPr>
               <w:t xml:space="preserve">5151-5250</w:t>
             </w:r>
           </w:p>
         </w:tc>
         <w:tc>
           <w:p>
-            <w:r>
+            <w:pPr/>
+            <w:r>
+              <w:rPr>
+                <w:sz w:val="20"/>
+              </w:rPr>
               <w:t xml:space="preserve">94%</w:t>
             </w:r>
           </w:p>
         </w:tc>
         <w:tc>
           <w:p>
-            <w:r>
+            <w:pPr/>
+            <w:r>
+              <w:rPr>
+                <w:sz w:val="20"/>
+              </w:rPr>
               <w:t xml:space="preserve">76-105 W</w:t>
             </w:r>
           </w:p>
         </w:tc>
       </w:tr>
       <w:tr>
-        <w:tc>
-          <w:p>
-            <w:r>
+        <w:trPr>
+          <w:cantSplit/>
+        </w:trPr>
+        <w:tc>
+          <w:p>
+            <w:pPr/>
+            <w:r>
+              <w:rPr>
+                <w:sz w:val="20"/>
+              </w:rPr>
               <w:t xml:space="preserve">2048</w:t>
             </w:r>
           </w:p>
         </w:tc>
         <w:tc>
           <w:p>
-            <w:r>
+            <w:pPr/>
+            <w:r>
+              <w:rPr>
+                <w:sz w:val="20"/>
+              </w:rPr>
               <w:t xml:space="preserve">35.788</w:t>
             </w:r>
           </w:p>
         </w:tc>
         <w:tc>
           <w:p>
-            <w:r>
+            <w:pPr/>
+            <w:r>
+              <w:rPr>
+                <w:sz w:val="20"/>
+              </w:rPr>
               <w:t xml:space="preserve">35.76-35.81</w:t>
             </w:r>
           </w:p>
         </w:tc>
         <w:tc>
           <w:p>
-            <w:r>
+            <w:pPr/>
+            <w:r>
+              <w:rPr>
+                <w:sz w:val="20"/>
+              </w:rPr>
               <w:t xml:space="preserve">5677-5687</w:t>
             </w:r>
           </w:p>
         </w:tc>
         <w:tc>
           <w:p>
-            <w:r>
+            <w:pPr/>
+            <w:r>
+              <w:rPr>
+                <w:sz w:val="20"/>
+              </w:rPr>
               <w:t xml:space="preserve">93%</w:t>
             </w:r>
           </w:p>
         </w:tc>
         <w:tc>
           <w:p>
-            <w:r>
+            <w:pPr/>
+            <w:r>
+              <w:rPr>
+                <w:sz w:val="20"/>
+              </w:rPr>
               <w:t xml:space="preserve">78-110 W</w:t>
             </w:r>
           </w:p>
         </w:tc>
       </w:tr>
       <w:tr>
-        <w:tc>
-          <w:p>
-            <w:r>
+        <w:trPr>
+          <w:cantSplit/>
+        </w:trPr>
+        <w:tc>
+          <w:p>
+            <w:pPr/>
+            <w:r>
+              <w:rPr>
+                <w:sz w:val="20"/>
+              </w:rPr>
               <w:t xml:space="preserve">3072</w:t>
             </w:r>
           </w:p>
         </w:tc>
         <w:tc>
           <w:p>
-            <w:r>
+            <w:pPr/>
+            <w:r>
+              <w:rPr>
+                <w:sz w:val="20"/>
+              </w:rPr>
               <w:t xml:space="preserve">42.486</w:t>
             </w:r>
           </w:p>
         </w:tc>
         <w:tc>
           <w:p>
-            <w:r>
+            <w:pPr/>
+            <w:r>
+              <w:rPr>
+                <w:sz w:val="20"/>
+              </w:rPr>
               <w:t xml:space="preserve">42.46-42.50</w:t>
             </w:r>
           </w:p>
         </w:tc>
         <w:tc>
           <w:p>
-            <w:r>
+            <w:pPr/>
+            <w:r>
+              <w:rPr>
+                <w:sz w:val="20"/>
+              </w:rPr>
               <w:t xml:space="preserve">6681-6688</w:t>
             </w:r>
           </w:p>
         </w:tc>
         <w:tc>
           <w:p>
-            <w:r>
+            <w:pPr/>
+            <w:r>
+              <w:rPr>
+                <w:sz w:val="20"/>
+              </w:rPr>
               <w:t xml:space="preserve">92-95%</w:t>
             </w:r>
           </w:p>
         </w:tc>
         <w:tc>
           <w:p>
-            <w:r>
+            <w:pPr/>
+            <w:r>
+              <w:rPr>
+                <w:sz w:val="20"/>
+              </w:rPr>
               <w:t xml:space="preserve">79-115 W</w:t>
             </w:r>
           </w:p>
         </w:tc>
       </w:tr>
       <w:tr>
-        <w:tc>
-          <w:p>
-            <w:r>
+        <w:trPr>
+          <w:cantSplit/>
+        </w:trPr>
+        <w:tc>
+          <w:p>
+            <w:pPr/>
+            <w:r>
+              <w:rPr>
+                <w:sz w:val="20"/>
+              </w:rPr>
               <w:t xml:space="preserve">4096</w:t>
             </w:r>
           </w:p>
         </w:tc>
         <w:tc>
           <w:p>
-            <w:r>
+            <w:pPr/>
+            <w:r>
+              <w:rPr>
+                <w:sz w:val="20"/>
+              </w:rPr>
               <w:t xml:space="preserve">49.222</w:t>
             </w:r>
           </w:p>
         </w:tc>
         <w:tc>
           <w:p>
-            <w:r>
+            <w:pPr/>
+            <w:r>
+              <w:rPr>
+                <w:sz w:val="20"/>
+              </w:rPr>
               <w:t xml:space="preserve">49.19-49.25</w:t>
             </w:r>
           </w:p>
         </w:tc>
         <w:tc>
           <w:p>
-            <w:r>
+            <w:pPr/>
+            <w:r>
+              <w:rPr>
+                <w:sz w:val="20"/>
+              </w:rPr>
               <w:t xml:space="preserve">7727-7732</w:t>
             </w:r>
           </w:p>
         </w:tc>
         <w:tc>
           <w:p>
-            <w:r>
+            <w:pPr/>
+            <w:r>
+              <w:rPr>
+                <w:sz w:val="20"/>
+              </w:rPr>
               <w:t xml:space="preserve">88-92%</w:t>
             </w:r>
           </w:p>
         </w:tc>
         <w:tc>
           <w:p>
-            <w:r>
+            <w:pPr/>
+            <w:r>
+              <w:rPr>
+                <w:sz w:val="20"/>
+              </w:rPr>
               <w:t xml:space="preserve">76-121 W</w:t>
             </w:r>
           </w:p>
         </w:tc>
       </w:tr>
       <w:tr>
-        <w:tc>
-          <w:p>
-            <w:r>
+        <w:trPr>
+          <w:cantSplit/>
+        </w:trPr>
+        <w:tc>
+          <w:p>
+            <w:pPr/>
+            <w:r>
+              <w:rPr>
+                <w:sz w:val="20"/>
+              </w:rPr>
               <w:t xml:space="preserve">6144</w:t>
             </w:r>
           </w:p>
         </w:tc>
         <w:tc>
           <w:p>
-            <w:r>
+            <w:pPr/>
+            <w:r>
+              <w:rPr>
+                <w:sz w:val="20"/>
+              </w:rPr>
               <w:t xml:space="preserve">61.675</w:t>
             </w:r>
           </w:p>
         </w:tc>
         <w:tc>
           <w:p>
-            <w:r>
+            <w:pPr/>
+            <w:r>
+              <w:rPr>
+                <w:sz w:val="20"/>
+              </w:rPr>
               <w:t xml:space="preserve">61.63-61.76</w:t>
             </w:r>
           </w:p>
         </w:tc>
         <w:tc>
           <w:p>
-            <w:r>
+            <w:pPr/>
+            <w:r>
+              <w:rPr>
+                <w:sz w:val="20"/>
+              </w:rPr>
               <w:t xml:space="preserve">9785-9801</w:t>
             </w:r>
           </w:p>
         </w:tc>
         <w:tc>
           <w:p>
-            <w:r>
+            <w:pPr/>
+            <w:r>
+              <w:rPr>
+                <w:sz w:val="20"/>
+              </w:rPr>
               <w:t xml:space="preserve">90-91%</w:t>
             </w:r>
           </w:p>
         </w:tc>
         <w:tc>
           <w:p>
-            <w:r>
+            <w:pPr/>
+            <w:r>
+              <w:rPr>
+                <w:sz w:val="20"/>
+              </w:rPr>
               <w:t xml:space="preserve">76-138 W</w:t>
             </w:r>
           </w:p>
         </w:tc>
       </w:tr>
       <w:tr>
-        <w:tc>
-          <w:p>
-            <w:r>
+        <w:trPr>
+          <w:cantSplit/>
+        </w:trPr>
+        <w:tc>
+          <w:p>
+            <w:pPr/>
+            <w:r>
+              <w:rPr>
+                <w:sz w:val="20"/>
+              </w:rPr>
               <w:t xml:space="preserve">8192</w:t>
             </w:r>
           </w:p>
         </w:tc>
         <w:tc>
           <w:p>
-            <w:r>
+            <w:pPr/>
+            <w:r>
+              <w:rPr>
+                <w:sz w:val="20"/>
+              </w:rPr>
               <w:t xml:space="preserve">69.718</w:t>
             </w:r>
           </w:p>
         </w:tc>
         <w:tc>
           <w:p>
-            <w:r>
+            <w:pPr/>
+            <w:r>
+              <w:rPr>
+                <w:sz w:val="20"/>
+              </w:rPr>
               <w:t xml:space="preserve">68.08-69.84</w:t>
             </w:r>
           </w:p>
         </w:tc>
         <w:tc>
           <w:p>
-            <w:r>
+            <w:pPr/>
+            <w:r>
+              <w:rPr>
+                <w:sz w:val="20"/>
+              </w:rPr>
               <w:t xml:space="preserve">12128-12485</w:t>
             </w:r>
           </w:p>
         </w:tc>
         <w:tc>
           <w:p>
-            <w:r>
+            <w:pPr/>
+            <w:r>
+              <w:rPr>
+                <w:sz w:val="20"/>
+              </w:rPr>
               <w:t xml:space="preserve">-</w:t>
             </w:r>
           </w:p>
         </w:tc>
         <w:tc>
           <w:p>
-            <w:r>
+            <w:pPr/>
+            <w:r>
+              <w:rPr>
+                <w:sz w:val="20"/>
+              </w:rPr>
               <w:t xml:space="preserve">-</w:t>
             </w:r>
           </w:p>
         </w:tc>
       </w:tr>
       <w:tr>
-        <w:tc>
-          <w:p>
-            <w:r>
+        <w:trPr>
+          <w:cantSplit/>
+        </w:trPr>
+        <w:tc>
+          <w:p>
+            <w:pPr/>
+            <w:r>
+              <w:rPr>
+                <w:sz w:val="20"/>
+              </w:rPr>
               <w:t xml:space="preserve">10752</w:t>
             </w:r>
           </w:p>
         </w:tc>
         <w:tc>
           <w:p>
-            <w:r>
+            <w:pPr/>
+            <w:r>
+              <w:rPr>
+                <w:sz w:val="20"/>
+              </w:rPr>
               <w:t xml:space="preserve">80.673</w:t>
             </w:r>
           </w:p>
         </w:tc>
         <w:tc>
           <w:p>
-            <w:r>
+            <w:pPr/>
+            <w:r>
+              <w:rPr>
+                <w:sz w:val="20"/>
+              </w:rPr>
               <w:t xml:space="preserve">79.47-80.81</w:t>
             </w:r>
           </w:p>
         </w:tc>
         <w:tc>
           <w:p>
-            <w:r>
+            <w:pPr/>
+            <w:r>
+              <w:rPr>
+                <w:sz w:val="20"/>
+              </w:rPr>
               <w:t xml:space="preserve">14749-14814</w:t>
             </w:r>
           </w:p>
         </w:tc>
         <w:tc>
           <w:p>
-            <w:r>
+            <w:pPr/>
+            <w:r>
+              <w:rPr>
+                <w:sz w:val="20"/>
+              </w:rPr>
               <w:t xml:space="preserve">85-86%</w:t>
             </w:r>
           </w:p>
         </w:tc>
         <w:tc>
           <w:p>
-            <w:r>
+            <w:pPr/>
+            <w:r>
+              <w:rPr>
+                <w:sz w:val="20"/>
+              </w:rPr>
               <w:t xml:space="preserve">77-160 W</w:t>
             </w:r>
           </w:p>
@@ -1936,6 +2829,23 @@
       <w:r>
         <w:rPr/>
         <w:t xml:space="preserve">为什么 512 反而更慢：小容量缓存带来的 PCIe 搬运开销超过被命中的收益，而此时大部分专家仍需经内存带宽读取，两条路同时受压。到 cache=10752 时缓存覆盖更大，搬运开销占比下降，PCIe 搬运可能是此时的主要约束（见第 4 章，该解释未经独立验证）。</w:t>
+      </w:r>
+    </w:p>
+    <w:p>
+      <w:r>
+        <w:drawing>
+          <wp:inline distT="0" distB="0" distL="0" distR="0">
+            <wp:extent cx="5400000" cy="2700000"/>
+            <wp:effectExtent l="0" t="0" r="0" b="0"/>
+            <wp:docPr id="6" name="图 1  decode 速度随专家缓存容量的变化（ncmoe 48）"/>
+            <wp:cNvGraphicFramePr/>
+            <a:graphic>
+              <a:graphicData uri="http://schemas.openxmlformats.org/drawingml/2006/chart">
+                <c:chart r:id="R41c8d5f64e8142dc"/>
+              </a:graphicData>
+            </a:graphic>
+          </wp:inline>
+        </w:drawing>
       </w:r>
     </w:p>
     <w:p>
@@ -1956,23 +2866,6 @@
       </w:r>
     </w:p>
     <w:p>
-      <w:r>
-        <w:drawing>
-          <wp:inline distT="0" distB="0" distL="0" distR="0">
-            <wp:extent cx="4680000" cy="2520000"/>
-            <wp:effectExtent l="0" t="0" r="0" b="0"/>
-            <wp:docPr id="8" name="图 4  真实文本与随机 token 的 decode 速度对比（50 对样本）"/>
-            <wp:cNvGraphicFramePr/>
-            <a:graphic>
-              <a:graphicData uri="http://schemas.openxmlformats.org/drawingml/2006/chart">
-                <c:chart r:id="R5c76f32bb6764e6f"/>
-              </a:graphicData>
-            </a:graphic>
-          </wp:inline>
-        </w:drawing>
-      </w:r>
-    </w:p>
-    <w:p>
       <w:pPr>
         <w:pStyle w:val="Normal"/>
       </w:pPr>
@@ -2003,7 +2896,7 @@
     <w:tbl>
       <w:tblPr>
         <w:tblStyle w:val="light1"/>
-        <w:tblW w:w="5000" w:type="pct"/>
+        <w:tblW w:w="8306" w:type="dxa"/>
         <w:tblBorders>
           <w:top w:val="single" w:sz="4"/>
           <w:left w:val="single" w:sz="4"/>
@@ -2016,31 +2909,43 @@
         <w:tblLook w:val="04A0"/>
       </w:tblPr>
       <w:tblGrid>
-        <w:gridCol w:w="1700"/>
-        <w:gridCol w:w="1700"/>
+        <w:gridCol w:w="900"/>
+        <w:gridCol w:w="806"/>
         <w:gridCol w:w="1900"/>
-        <w:gridCol w:w="2100"/>
-        <w:gridCol w:w="1500"/>
-        <w:gridCol w:w="1300"/>
-        <w:gridCol w:w="1600"/>
+        <w:gridCol w:w="2000"/>
+        <w:gridCol w:w="800"/>
+        <w:gridCol w:w="1100"/>
+        <w:gridCol w:w="800"/>
       </w:tblGrid>
       <w:tr>
+        <w:trPr>
+          <w:cantSplit/>
+          <w:tblHeader/>
+        </w:trPr>
         <w:tc>
           <w:tcPr>
-            <w:tcW w:w="1700" w:type="dxa"/>
+            <w:tcW w:w="900" w:type="dxa"/>
           </w:tcPr>
           <w:p>
-            <w:r>
+            <w:pPr/>
+            <w:r>
+              <w:rPr>
+                <w:sz w:val="20"/>
+              </w:rPr>
               <w:t xml:space="preserve">ncmoe</w:t>
             </w:r>
           </w:p>
         </w:tc>
         <w:tc>
           <w:tcPr>
-            <w:tcW w:w="1700" w:type="dxa"/>
+            <w:tcW w:w="806" w:type="dxa"/>
           </w:tcPr>
           <w:p>
-            <w:r>
+            <w:pPr/>
+            <w:r>
+              <w:rPr>
+                <w:sz w:val="20"/>
+              </w:rPr>
               <w:t xml:space="preserve">t/s</w:t>
             </w:r>
           </w:p>
@@ -2050,69 +2955,100 @@
             <w:tcW w:w="1900" w:type="dxa"/>
           </w:tcPr>
           <w:p>
-            <w:r>
+            <w:pPr/>
+            <w:r>
+              <w:rPr>
+                <w:sz w:val="20"/>
+              </w:rPr>
               <w:t xml:space="preserve">范围</w:t>
             </w:r>
           </w:p>
         </w:tc>
         <w:tc>
           <w:tcPr>
-            <w:tcW w:w="2100" w:type="dxa"/>
+            <w:tcW w:w="2000" w:type="dxa"/>
           </w:tcPr>
           <w:p>
-            <w:r>
+            <w:pPr/>
+            <w:r>
+              <w:rPr>
+                <w:sz w:val="20"/>
+              </w:rPr>
               <w:t xml:space="preserve">显存 MiB</w:t>
             </w:r>
           </w:p>
         </w:tc>
         <w:tc>
           <w:tcPr>
-            <w:tcW w:w="1500" w:type="dxa"/>
+            <w:tcW w:w="800" w:type="dxa"/>
           </w:tcPr>
           <w:p>
-            <w:r>
+            <w:pPr/>
+            <w:r>
+              <w:rPr>
+                <w:sz w:val="20"/>
+              </w:rPr>
               <w:t xml:space="preserve">util</w:t>
             </w:r>
           </w:p>
         </w:tc>
         <w:tc>
           <w:tcPr>
-            <w:tcW w:w="1300" w:type="dxa"/>
+            <w:tcW w:w="1100" w:type="dxa"/>
           </w:tcPr>
           <w:p>
-            <w:r>
+            <w:pPr/>
+            <w:r>
+              <w:rPr>
+                <w:sz w:val="20"/>
+              </w:rPr>
               <w:t xml:space="preserve">功耗</w:t>
             </w:r>
           </w:p>
         </w:tc>
         <w:tc>
           <w:tcPr>
-            <w:tcW w:w="1600" w:type="dxa"/>
+            <w:tcW w:w="800" w:type="dxa"/>
           </w:tcPr>
           <w:p>
-            <w:r>
+            <w:pPr/>
+            <w:r>
+              <w:rPr>
+                <w:sz w:val="20"/>
+              </w:rPr>
               <w:t xml:space="preserve">崩塌</w:t>
             </w:r>
           </w:p>
         </w:tc>
       </w:tr>
       <w:tr>
+        <w:trPr>
+          <w:cantSplit/>
+        </w:trPr>
         <w:tc>
           <w:tcPr>
-            <w:tcW w:w="1700" w:type="dxa"/>
+            <w:tcW w:w="900" w:type="dxa"/>
           </w:tcPr>
           <w:p>
-            <w:r>
+            <w:pPr/>
+            <w:r>
+              <w:rPr>
+                <w:sz w:val="20"/>
+              </w:rPr>
               <w:t xml:space="preserve">48</w:t>
             </w:r>
           </w:p>
         </w:tc>
         <w:tc>
           <w:tcPr>
-            <w:tcW w:w="1700" w:type="dxa"/>
+            <w:tcW w:w="806" w:type="dxa"/>
           </w:tcPr>
           <w:p>
-            <w:r>
+            <w:pPr/>
+            <w:r>
+              <w:rPr>
+                <w:sz w:val="20"/>
+              </w:rPr>
               <w:t xml:space="preserve">80.144</w:t>
             </w:r>
           </w:p>
@@ -2122,69 +3058,100 @@
             <w:tcW w:w="1900" w:type="dxa"/>
           </w:tcPr>
           <w:p>
-            <w:r>
+            <w:pPr/>
+            <w:r>
+              <w:rPr>
+                <w:sz w:val="20"/>
+              </w:rPr>
               <w:t xml:space="preserve">79.89–80.92</w:t>
             </w:r>
           </w:p>
         </w:tc>
         <w:tc>
           <w:tcPr>
-            <w:tcW w:w="2100" w:type="dxa"/>
+            <w:tcW w:w="2000" w:type="dxa"/>
           </w:tcPr>
           <w:p>
-            <w:r>
+            <w:pPr/>
+            <w:r>
+              <w:rPr>
+                <w:sz w:val="20"/>
+              </w:rPr>
               <w:t xml:space="preserve">14887–14912</w:t>
             </w:r>
           </w:p>
         </w:tc>
         <w:tc>
           <w:tcPr>
-            <w:tcW w:w="1500" w:type="dxa"/>
+            <w:tcW w:w="800" w:type="dxa"/>
           </w:tcPr>
           <w:p>
-            <w:r>
+            <w:pPr/>
+            <w:r>
+              <w:rPr>
+                <w:sz w:val="20"/>
+              </w:rPr>
               <w:t xml:space="preserve">85–86%</w:t>
             </w:r>
           </w:p>
         </w:tc>
         <w:tc>
           <w:tcPr>
-            <w:tcW w:w="1300" w:type="dxa"/>
+            <w:tcW w:w="1100" w:type="dxa"/>
           </w:tcPr>
           <w:p>
-            <w:r>
+            <w:pPr/>
+            <w:r>
+              <w:rPr>
+                <w:sz w:val="20"/>
+              </w:rPr>
               <w:t xml:space="preserve">77–160 W</w:t>
             </w:r>
           </w:p>
         </w:tc>
         <w:tc>
           <w:tcPr>
-            <w:tcW w:w="1600" w:type="dxa"/>
+            <w:tcW w:w="800" w:type="dxa"/>
           </w:tcPr>
           <w:p>
-            <w:r>
+            <w:pPr/>
+            <w:r>
+              <w:rPr>
+                <w:sz w:val="20"/>
+              </w:rPr>
               <w:t xml:space="preserve">否</w:t>
             </w:r>
           </w:p>
         </w:tc>
       </w:tr>
       <w:tr>
+        <w:trPr>
+          <w:cantSplit/>
+        </w:trPr>
         <w:tc>
           <w:tcPr>
-            <w:tcW w:w="1700" w:type="dxa"/>
+            <w:tcW w:w="900" w:type="dxa"/>
           </w:tcPr>
           <w:p>
-            <w:r>
+            <w:pPr/>
+            <w:r>
+              <w:rPr>
+                <w:sz w:val="20"/>
+              </w:rPr>
               <w:t xml:space="preserve">44</w:t>
             </w:r>
           </w:p>
         </w:tc>
         <w:tc>
           <w:tcPr>
-            <w:tcW w:w="1700" w:type="dxa"/>
+            <w:tcW w:w="806" w:type="dxa"/>
           </w:tcPr>
           <w:p>
-            <w:r>
+            <w:pPr/>
+            <w:r>
+              <w:rPr>
+                <w:sz w:val="20"/>
+              </w:rPr>
               <w:t xml:space="preserve">23.639</w:t>
             </w:r>
           </w:p>
@@ -2194,69 +3161,100 @@
             <w:tcW w:w="1900" w:type="dxa"/>
           </w:tcPr>
           <w:p>
-            <w:r>
+            <w:pPr/>
+            <w:r>
+              <w:rPr>
+                <w:sz w:val="20"/>
+              </w:rPr>
               <w:t xml:space="preserve">23.41–23.73</w:t>
             </w:r>
           </w:p>
         </w:tc>
         <w:tc>
           <w:tcPr>
-            <w:tcW w:w="2100" w:type="dxa"/>
+            <w:tcW w:w="2000" w:type="dxa"/>
           </w:tcPr>
           <w:p>
-            <w:r>
+            <w:pPr/>
+            <w:r>
+              <w:rPr>
+                <w:sz w:val="20"/>
+              </w:rPr>
               <w:t xml:space="preserve">15762–15830</w:t>
             </w:r>
           </w:p>
         </w:tc>
         <w:tc>
           <w:tcPr>
-            <w:tcW w:w="1500" w:type="dxa"/>
+            <w:tcW w:w="800" w:type="dxa"/>
           </w:tcPr>
           <w:p>
-            <w:r>
+            <w:pPr/>
+            <w:r>
+              <w:rPr>
+                <w:sz w:val="20"/>
+              </w:rPr>
               <w:t xml:space="preserve">95–97%</w:t>
             </w:r>
           </w:p>
         </w:tc>
         <w:tc>
           <w:tcPr>
-            <w:tcW w:w="1300" w:type="dxa"/>
+            <w:tcW w:w="1100" w:type="dxa"/>
           </w:tcPr>
           <w:p>
-            <w:r>
+            <w:pPr/>
+            <w:r>
+              <w:rPr>
+                <w:sz w:val="20"/>
+              </w:rPr>
               <w:t xml:space="preserve">63–92 W</w:t>
             </w:r>
           </w:p>
         </w:tc>
         <w:tc>
           <w:tcPr>
-            <w:tcW w:w="1600" w:type="dxa"/>
+            <w:tcW w:w="800" w:type="dxa"/>
           </w:tcPr>
           <w:p>
-            <w:r>
+            <w:pPr/>
+            <w:r>
+              <w:rPr>
+                <w:sz w:val="20"/>
+              </w:rPr>
               <w:t xml:space="preserve">疑似</w:t>
             </w:r>
           </w:p>
         </w:tc>
       </w:tr>
       <w:tr>
+        <w:trPr>
+          <w:cantSplit/>
+        </w:trPr>
         <w:tc>
           <w:tcPr>
-            <w:tcW w:w="1700" w:type="dxa"/>
+            <w:tcW w:w="900" w:type="dxa"/>
           </w:tcPr>
           <w:p>
-            <w:r>
+            <w:pPr/>
+            <w:r>
+              <w:rPr>
+                <w:sz w:val="20"/>
+              </w:rPr>
               <w:t xml:space="preserve">40</w:t>
             </w:r>
           </w:p>
         </w:tc>
         <w:tc>
           <w:tcPr>
-            <w:tcW w:w="1700" w:type="dxa"/>
+            <w:tcW w:w="806" w:type="dxa"/>
           </w:tcPr>
           <w:p>
-            <w:r>
+            <w:pPr/>
+            <w:r>
+              <w:rPr>
+                <w:sz w:val="20"/>
+              </w:rPr>
               <w:t xml:space="preserve">19.547</w:t>
             </w:r>
           </w:p>
@@ -2266,69 +3264,100 @@
             <w:tcW w:w="1900" w:type="dxa"/>
           </w:tcPr>
           <w:p>
-            <w:r>
+            <w:pPr/>
+            <w:r>
+              <w:rPr>
+                <w:sz w:val="20"/>
+              </w:rPr>
               <w:t xml:space="preserve">19.54–19.58</w:t>
             </w:r>
           </w:p>
         </w:tc>
         <w:tc>
           <w:tcPr>
-            <w:tcW w:w="2100" w:type="dxa"/>
+            <w:tcW w:w="2000" w:type="dxa"/>
           </w:tcPr>
           <w:p>
-            <w:r>
+            <w:pPr/>
+            <w:r>
+              <w:rPr>
+                <w:sz w:val="20"/>
+              </w:rPr>
               <w:t xml:space="preserve">15801–15811</w:t>
             </w:r>
           </w:p>
         </w:tc>
         <w:tc>
           <w:tcPr>
-            <w:tcW w:w="1500" w:type="dxa"/>
+            <w:tcW w:w="800" w:type="dxa"/>
           </w:tcPr>
           <w:p>
-            <w:r>
+            <w:pPr/>
+            <w:r>
+              <w:rPr>
+                <w:sz w:val="20"/>
+              </w:rPr>
               <w:t xml:space="preserve">97–100%</w:t>
             </w:r>
           </w:p>
         </w:tc>
         <w:tc>
           <w:tcPr>
-            <w:tcW w:w="1300" w:type="dxa"/>
+            <w:tcW w:w="1100" w:type="dxa"/>
           </w:tcPr>
           <w:p>
-            <w:r>
+            <w:pPr/>
+            <w:r>
+              <w:rPr>
+                <w:sz w:val="20"/>
+              </w:rPr>
               <w:t xml:space="preserve">63–90 W</w:t>
             </w:r>
           </w:p>
         </w:tc>
         <w:tc>
           <w:tcPr>
-            <w:tcW w:w="1600" w:type="dxa"/>
+            <w:tcW w:w="800" w:type="dxa"/>
           </w:tcPr>
           <w:p>
-            <w:r>
+            <w:pPr/>
+            <w:r>
+              <w:rPr>
+                <w:sz w:val="20"/>
+              </w:rPr>
               <w:t xml:space="preserve">是</w:t>
             </w:r>
           </w:p>
         </w:tc>
       </w:tr>
       <w:tr>
+        <w:trPr>
+          <w:cantSplit/>
+        </w:trPr>
         <w:tc>
           <w:tcPr>
-            <w:tcW w:w="1700" w:type="dxa"/>
+            <w:tcW w:w="900" w:type="dxa"/>
           </w:tcPr>
           <w:p>
-            <w:r>
+            <w:pPr/>
+            <w:r>
+              <w:rPr>
+                <w:sz w:val="20"/>
+              </w:rPr>
               <w:t xml:space="preserve">36</w:t>
             </w:r>
           </w:p>
         </w:tc>
         <w:tc>
           <w:tcPr>
-            <w:tcW w:w="1700" w:type="dxa"/>
+            <w:tcW w:w="806" w:type="dxa"/>
           </w:tcPr>
           <w:p>
-            <w:r>
+            <w:pPr/>
+            <w:r>
+              <w:rPr>
+                <w:sz w:val="20"/>
+              </w:rPr>
               <w:t xml:space="preserve">17.443</w:t>
             </w:r>
           </w:p>
@@ -2338,69 +3367,100 @@
             <w:tcW w:w="1900" w:type="dxa"/>
           </w:tcPr>
           <w:p>
-            <w:r>
+            <w:pPr/>
+            <w:r>
+              <w:rPr>
+                <w:sz w:val="20"/>
+              </w:rPr>
               <w:t xml:space="preserve">17.44–17.45</w:t>
             </w:r>
           </w:p>
         </w:tc>
         <w:tc>
           <w:tcPr>
-            <w:tcW w:w="2100" w:type="dxa"/>
+            <w:tcW w:w="2000" w:type="dxa"/>
           </w:tcPr>
           <w:p>
-            <w:r>
+            <w:pPr/>
+            <w:r>
+              <w:rPr>
+                <w:sz w:val="20"/>
+              </w:rPr>
               <w:t xml:space="preserve">15816–15831</w:t>
             </w:r>
           </w:p>
         </w:tc>
         <w:tc>
           <w:tcPr>
-            <w:tcW w:w="1500" w:type="dxa"/>
+            <w:tcW w:w="800" w:type="dxa"/>
           </w:tcPr>
           <w:p>
-            <w:r>
+            <w:pPr/>
+            <w:r>
+              <w:rPr>
+                <w:sz w:val="20"/>
+              </w:rPr>
               <w:t xml:space="preserve">100%</w:t>
             </w:r>
           </w:p>
         </w:tc>
         <w:tc>
           <w:tcPr>
-            <w:tcW w:w="1300" w:type="dxa"/>
+            <w:tcW w:w="1100" w:type="dxa"/>
           </w:tcPr>
           <w:p>
-            <w:r>
+            <w:pPr/>
+            <w:r>
+              <w:rPr>
+                <w:sz w:val="20"/>
+              </w:rPr>
               <w:t xml:space="preserve">64–89 W</w:t>
             </w:r>
           </w:p>
         </w:tc>
         <w:tc>
           <w:tcPr>
-            <w:tcW w:w="1600" w:type="dxa"/>
+            <w:tcW w:w="800" w:type="dxa"/>
           </w:tcPr>
           <w:p>
-            <w:r>
+            <w:pPr/>
+            <w:r>
+              <w:rPr>
+                <w:sz w:val="20"/>
+              </w:rPr>
               <w:t xml:space="preserve">是</w:t>
             </w:r>
           </w:p>
         </w:tc>
       </w:tr>
       <w:tr>
+        <w:trPr>
+          <w:cantSplit/>
+        </w:trPr>
         <w:tc>
           <w:tcPr>
-            <w:tcW w:w="1700" w:type="dxa"/>
+            <w:tcW w:w="900" w:type="dxa"/>
           </w:tcPr>
           <w:p>
-            <w:r>
+            <w:pPr/>
+            <w:r>
+              <w:rPr>
+                <w:sz w:val="20"/>
+              </w:rPr>
               <w:t xml:space="preserve">34</w:t>
             </w:r>
           </w:p>
         </w:tc>
         <w:tc>
           <w:tcPr>
-            <w:tcW w:w="1700" w:type="dxa"/>
+            <w:tcW w:w="806" w:type="dxa"/>
           </w:tcPr>
           <w:p>
-            <w:r>
+            <w:pPr/>
+            <w:r>
+              <w:rPr>
+                <w:sz w:val="20"/>
+              </w:rPr>
               <w:t xml:space="preserve">15.818</w:t>
             </w:r>
           </w:p>
@@ -2410,69 +3470,100 @@
             <w:tcW w:w="1900" w:type="dxa"/>
           </w:tcPr>
           <w:p>
-            <w:r>
+            <w:pPr/>
+            <w:r>
+              <w:rPr>
+                <w:sz w:val="20"/>
+              </w:rPr>
               <w:t xml:space="preserve">15.34–15.84</w:t>
             </w:r>
           </w:p>
         </w:tc>
         <w:tc>
           <w:tcPr>
-            <w:tcW w:w="2100" w:type="dxa"/>
+            <w:tcW w:w="2000" w:type="dxa"/>
           </w:tcPr>
           <w:p>
-            <w:r>
+            <w:pPr/>
+            <w:r>
+              <w:rPr>
+                <w:sz w:val="20"/>
+              </w:rPr>
               <w:t xml:space="preserve">15929–15935</w:t>
             </w:r>
           </w:p>
         </w:tc>
         <w:tc>
           <w:tcPr>
-            <w:tcW w:w="1500" w:type="dxa"/>
+            <w:tcW w:w="800" w:type="dxa"/>
           </w:tcPr>
           <w:p>
-            <w:r>
+            <w:pPr/>
+            <w:r>
+              <w:rPr>
+                <w:sz w:val="20"/>
+              </w:rPr>
               <w:t xml:space="preserve">100%</w:t>
             </w:r>
           </w:p>
         </w:tc>
         <w:tc>
           <w:tcPr>
-            <w:tcW w:w="1300" w:type="dxa"/>
+            <w:tcW w:w="1100" w:type="dxa"/>
           </w:tcPr>
           <w:p>
-            <w:r>
+            <w:pPr/>
+            <w:r>
+              <w:rPr>
+                <w:sz w:val="20"/>
+              </w:rPr>
               <w:t xml:space="preserve">65–82 W</w:t>
             </w:r>
           </w:p>
         </w:tc>
         <w:tc>
           <w:tcPr>
-            <w:tcW w:w="1600" w:type="dxa"/>
+            <w:tcW w:w="800" w:type="dxa"/>
           </w:tcPr>
           <w:p>
-            <w:r>
+            <w:pPr/>
+            <w:r>
+              <w:rPr>
+                <w:sz w:val="20"/>
+              </w:rPr>
               <w:t xml:space="preserve">是</w:t>
             </w:r>
           </w:p>
         </w:tc>
       </w:tr>
       <w:tr>
+        <w:trPr>
+          <w:cantSplit/>
+        </w:trPr>
         <w:tc>
           <w:tcPr>
-            <w:tcW w:w="1700" w:type="dxa"/>
+            <w:tcW w:w="900" w:type="dxa"/>
           </w:tcPr>
           <w:p>
-            <w:r>
+            <w:pPr/>
+            <w:r>
+              <w:rPr>
+                <w:sz w:val="20"/>
+              </w:rPr>
               <w:t xml:space="preserve">32</w:t>
             </w:r>
           </w:p>
         </w:tc>
         <w:tc>
           <w:tcPr>
-            <w:tcW w:w="1700" w:type="dxa"/>
+            <w:tcW w:w="806" w:type="dxa"/>
           </w:tcPr>
           <w:p>
-            <w:r>
+            <w:pPr/>
+            <w:r>
+              <w:rPr>
+                <w:sz w:val="20"/>
+              </w:rPr>
               <w:t xml:space="preserve">15.108</w:t>
             </w:r>
           </w:p>
@@ -2482,329 +3573,73 @@
             <w:tcW w:w="1900" w:type="dxa"/>
           </w:tcPr>
           <w:p>
-            <w:r>
+            <w:pPr/>
+            <w:r>
+              <w:rPr>
+                <w:sz w:val="20"/>
+              </w:rPr>
               <w:t xml:space="preserve">15.10–15.12</w:t>
             </w:r>
           </w:p>
         </w:tc>
         <w:tc>
           <w:tcPr>
-            <w:tcW w:w="2100" w:type="dxa"/>
+            <w:tcW w:w="2000" w:type="dxa"/>
           </w:tcPr>
           <w:p>
-            <w:r>
+            <w:pPr/>
+            <w:r>
+              <w:rPr>
+                <w:sz w:val="20"/>
+              </w:rPr>
               <w:t xml:space="preserve">15917–15924</w:t>
             </w:r>
           </w:p>
         </w:tc>
         <w:tc>
           <w:tcPr>
-            <w:tcW w:w="1500" w:type="dxa"/>
+            <w:tcW w:w="800" w:type="dxa"/>
           </w:tcPr>
           <w:p>
-            <w:r>
+            <w:pPr/>
+            <w:r>
+              <w:rPr>
+                <w:sz w:val="20"/>
+              </w:rPr>
               <w:t xml:space="preserve">100%</w:t>
             </w:r>
           </w:p>
         </w:tc>
         <w:tc>
           <w:tcPr>
-            <w:tcW w:w="1300" w:type="dxa"/>
+            <w:tcW w:w="1100" w:type="dxa"/>
           </w:tcPr>
           <w:p>
-            <w:r>
+            <w:pPr/>
+            <w:r>
+              <w:rPr>
+                <w:sz w:val="20"/>
+              </w:rPr>
               <w:t xml:space="preserve">62–84 W</w:t>
             </w:r>
           </w:p>
         </w:tc>
         <w:tc>
           <w:tcPr>
-            <w:tcW w:w="1600" w:type="dxa"/>
+            <w:tcW w:w="800" w:type="dxa"/>
           </w:tcPr>
           <w:p>
-            <w:r>
+            <w:pPr/>
+            <w:r>
+              <w:rPr>
+                <w:sz w:val="20"/>
+              </w:rPr>
               <w:t xml:space="preserve">是</w:t>
             </w:r>
           </w:p>
         </w:tc>
       </w:tr>
     </w:tbl>
-    <w:p>
-      <w:pPr>
-        <w:pStyle w:val="Heading3"/>
-      </w:pPr>
-      <w:r>
-        <w:rPr/>
-        <w:t xml:space="preserve">3.3.1　归因：cache 与专家层争抢同一显存池</w:t>
-      </w:r>
-    </w:p>
-    <w:p>
-      <w:pPr>
-        <w:pStyle w:val="Normal"/>
-        <w:ind w:firstLineChars="200"/>
-      </w:pPr>
-      <w:r>
-        <w:rPr/>
-        <w:t xml:space="preserve">16376 MiB（总量）− 917 MiB（桌面占用）= 15459 MiB 可用；cache 10752 约 10751 MiB（实测 MoE cache size）；剩余给专家层约 4708 MiB；每层专家约 0.94 GB，即约 4.7 层；ncmoe 48 − 4 = 44，与实测崩塌点（23.639 t/s）位置吻合。注意这是预算层面的解释，不是逐层显存账本。</w:t>
-      </w:r>
-    </w:p>
-    <w:p>
-      <w:pPr>
-        <w:pStyle w:val="Normal"/>
-        <w:ind w:firstLineChars="200"/>
-      </w:pPr>
-      <w:r>
-        <w:rPr/>
-        <w:t xml:space="preserve">这解释了为什么“降低 ncmoe 让更多层上 GPU”反而变慢：cache 已占满显存，多塞进来的层无处安放，触发页迁移，落入“GPU 100% 利用率 + 功耗 &lt;90 W + 速度骤降”的静默失效模式。</w:t>
-      </w:r>
-    </w:p>
-    <w:p>
-      <w:r>
-        <w:drawing>
-          <wp:inline distT="0" distB="0" distL="0" distR="0">
-            <wp:extent cx="5400000" cy="2700000"/>
-            <wp:effectExtent l="0" t="0" r="0" b="0"/>
-            <wp:docPr id="6" name="图 1  decode 速度随专家缓存容量的变化（ncmoe 48）"/>
-            <wp:cNvGraphicFramePr/>
-            <a:graphic>
-              <a:graphicData uri="http://schemas.openxmlformats.org/drawingml/2006/chart">
-                <c:chart r:id="R41c8d5f64e8142dc"/>
-              </a:graphicData>
-            </a:graphic>
-          </wp:inline>
-        </w:drawing>
-      </w:r>
-    </w:p>
-    <w:p>
-      <w:pPr>
-        <w:pStyle w:val="Normal"/>
-      </w:pPr>
-      <w:r>
-        <w:rPr/>
-        <w:t xml:space="preserve"/>
-      </w:r>
-    </w:p>
-    <w:p>
-      <w:pPr>
-        <w:pStyle w:val="Normal"/>
-        <w:ind w:firstLineChars="200"/>
-      </w:pPr>
-      <w:r>
-        <w:rPr/>
-        <w:t xml:space="preserve">3.3.2　与已知 issue 的对应：llama.cpp issue #26432 报告过 AMD GTT 显存溢出导致“不报错、速度掉 60%”的现象。本机在 NVIDIA 16 GB + 专家缓存上观察到同构签名：无 OOM、无错误信息、GPU 满载、功耗反而不高、速度掉 71%。这是本报告对该 issue 的补充：同类静默失效在 NVIDIA 平台的专家缓存路径上同样存在。</w:t>
-      </w:r>
-    </w:p>
-    <w:p>
-      <w:pPr>
-        <w:pStyle w:val="Normal"/>
-        <w:ind w:firstLineChars="200"/>
-      </w:pPr>
-      <w:r>
-        <w:rPr/>
-        <w:t xml:space="preserve">3.3.3　早期一组数据的对照：在另一轮测试中固定 cache 10752 测了 ncmoe 9/10/11，分别为 11.89 / 11.19 / 12.00 t/s。同样全部崩塌，但速度更低。这与本节结论一致：ncmoe 越小，越远离可行区，崩塌越深。</w:t>
-      </w:r>
-    </w:p>
-    <w:tbl>
-      <w:tblPr>
-        <w:tblStyle w:val="light1"/>
-        <w:tblW w:w="3000" w:type="pct"/>
-        <w:tblBorders>
-          <w:top w:val="single" w:sz="4"/>
-          <w:left w:val="single" w:sz="4"/>
-          <w:bottom w:val="single" w:sz="4"/>
-          <w:right w:val="single" w:sz="4"/>
-          <w:insideH w:val="single" w:sz="4"/>
-          <w:insideV w:val="single" w:sz="4"/>
-        </w:tblBorders>
-        <w:tblLook w:val="04A0"/>
-      </w:tblPr>
-      <w:tblGrid>
-        <w:gridCol w:w="4153"/>
-        <w:gridCol w:w="4153"/>
-      </w:tblGrid>
-      <w:tr>
-        <w:tc>
-          <w:p>
-            <w:r>
-              <w:t xml:space="preserve">ncmoe</w:t>
-            </w:r>
-          </w:p>
-        </w:tc>
-        <w:tc>
-          <w:p>
-            <w:r>
-              <w:t xml:space="preserve">decode 中位</w:t>
-            </w:r>
-          </w:p>
-        </w:tc>
-      </w:tr>
-      <w:tr>
-        <w:tc>
-          <w:p>
-            <w:r>
-              <w:t xml:space="preserve">9</w:t>
-            </w:r>
-          </w:p>
-        </w:tc>
-        <w:tc>
-          <w:p>
-            <w:r>
-              <w:t xml:space="preserve">11.89</w:t>
-            </w:r>
-          </w:p>
-        </w:tc>
-      </w:tr>
-      <w:tr>
-        <w:tc>
-          <w:p>
-            <w:r>
-              <w:t xml:space="preserve">10</w:t>
-            </w:r>
-          </w:p>
-        </w:tc>
-        <w:tc>
-          <w:p>
-            <w:r>
-              <w:t xml:space="preserve">11.19</w:t>
-            </w:r>
-          </w:p>
-        </w:tc>
-      </w:tr>
-      <w:tr>
-        <w:tc>
-          <w:p>
-            <w:r>
-              <w:t xml:space="preserve">11</w:t>
-            </w:r>
-          </w:p>
-        </w:tc>
-        <w:tc>
-          <w:p>
-            <w:r>
-              <w:t xml:space="preserve">12.00</w:t>
-            </w:r>
-          </w:p>
-        </w:tc>
-      </w:tr>
-    </w:tbl>
-    <w:p>
-      <w:pPr>
-        <w:pStyle w:val="Heading2"/>
-      </w:pPr>
-      <w:r>
-        <w:rPr/>
-        <w:t xml:space="preserve">3.4　Q4：真实文本 vs 随机 token</w:t>
-      </w:r>
-    </w:p>
-    <w:p>
-      <w:pPr>
-        <w:pStyle w:val="Normal"/>
-        <w:ind w:firstLineChars="200"/>
-      </w:pPr>
-      <w:r>
-        <w:rPr/>
-        <w:t xml:space="preserve">设计：5 个独立进程，每进程 10 条真实文本 + 10 条等长随机 token 数组（长度逐对匹配，允许 ±2 token 偏差）。参数 ncmoe 48 / cache 10752 / mask 0x5555 / t 8 / temperature 0 / n_predict 256。</w:t>
-      </w:r>
-    </w:p>
-    <w:tbl>
-      <w:tblPr>
-        <w:tblStyle w:val="light1"/>
-        <w:tblW w:w="4000" w:type="pct"/>
-        <w:tblBorders>
-          <w:top w:val="single" w:sz="4"/>
-          <w:left w:val="single" w:sz="4"/>
-          <w:bottom w:val="single" w:sz="4"/>
-          <w:right w:val="single" w:sz="4"/>
-          <w:insideH w:val="single" w:sz="4"/>
-          <w:insideV w:val="single" w:sz="4"/>
-        </w:tblBorders>
-        <w:tblLook w:val="04A0"/>
-      </w:tblPr>
-      <w:tblGrid>
-        <w:gridCol w:w="2768"/>
-        <w:gridCol w:w="2768"/>
-        <w:gridCol w:w="2768"/>
-      </w:tblGrid>
-      <w:tr>
-        <w:tc>
-          <w:p>
-            <w:r>
-              <w:t xml:space="preserve">输入类型</w:t>
-            </w:r>
-          </w:p>
-        </w:tc>
-        <w:tc>
-          <w:p>
-            <w:r>
-              <w:t xml:space="preserve">decode 中位</w:t>
-            </w:r>
-          </w:p>
-        </w:tc>
-        <w:tc>
-          <w:p>
-            <w:r>
-              <w:t xml:space="preserve">样本数</w:t>
-            </w:r>
-          </w:p>
-        </w:tc>
-      </w:tr>
-      <w:tr>
-        <w:tc>
-          <w:p>
-            <w:r>
-              <w:t xml:space="preserve">真实文本（10 条不同 prompt）</w:t>
-            </w:r>
-          </w:p>
-        </w:tc>
-        <w:tc>
-          <w:p>
-            <w:r>
-              <w:t xml:space="preserve">67.96 – 68.34 t/s</w:t>
-            </w:r>
-          </w:p>
-        </w:tc>
-        <w:tc>
-          <w:p>
-            <w:r>
-              <w:t xml:space="preserve">50</w:t>
-            </w:r>
-          </w:p>
-        </w:tc>
-      </w:tr>
-      <w:tr>
-        <w:tc>
-          <w:p>
-            <w:r>
-              <w:t xml:space="preserve">随机 token（等长）</w:t>
-            </w:r>
-          </w:p>
-        </w:tc>
-        <w:tc>
-          <w:p>
-            <w:r>
-              <w:t xml:space="preserve">93.53 – 93.62 t/s</w:t>
-            </w:r>
-          </w:p>
-        </w:tc>
-        <w:tc>
-          <w:p>
-            <w:r>
-              <w:t xml:space="preserve">50</w:t>
-            </w:r>
-          </w:p>
-        </w:tc>
-      </w:tr>
-    </w:tbl>
-    <w:p>
-      <w:pPr>
-        <w:pStyle w:val="Normal"/>
-        <w:ind w:firstLineChars="200"/>
-      </w:pPr>
-      <w:r>
-        <w:rPr/>
-        <w:t xml:space="preserve">随机 token 比真实文本快约 37%。两轮独立测量（间隔约 1 小时）结果高度一致（68.34 / 67.96；93.53 / 93.62），说明该差异是稳定现象，不是噪声。</w:t>
-      </w:r>
-    </w:p>
     <w:p>
       <w:r>
         <w:drawing>
@@ -2824,90 +3659,13 @@
     </w:p>
     <w:p>
       <w:pPr>
-        <w:pStyle w:val="Normal"/>
-      </w:pPr>
-      <w:r>
-        <w:rPr/>
-        <w:t xml:space="preserve"/>
-      </w:r>
-    </w:p>
-    <w:p/>
-    <w:p>
-      <w:pPr>
         <w:pStyle w:val="Heading3"/>
       </w:pPr>
       <w:r>
         <w:rPr/>
-        <w:t xml:space="preserve">3.4.1　另一个放大器：重复同一输入</w:t>
-      </w:r>
-    </w:p>
-    <w:tbl>
-      <w:tblPr>
-        <w:tblStyle w:val="light1"/>
-        <w:tblW w:w="4000" w:type="pct"/>
-        <w:tblBorders>
-          <w:top w:val="single" w:sz="4"/>
-          <w:left w:val="single" w:sz="4"/>
-          <w:bottom w:val="single" w:sz="4"/>
-          <w:right w:val="single" w:sz="4"/>
-          <w:insideH w:val="single" w:sz="4"/>
-          <w:insideV w:val="single" w:sz="4"/>
-        </w:tblBorders>
-        <w:tblLook w:val="04A0"/>
-      </w:tblPr>
-      <w:tblGrid>
-        <w:gridCol w:w="4153"/>
-        <w:gridCol w:w="4153"/>
-      </w:tblGrid>
-      <w:tr>
-        <w:tc>
-          <w:p>
-            <w:r>
-              <w:t xml:space="preserve">输入方式</w:t>
-            </w:r>
-          </w:p>
-        </w:tc>
-        <w:tc>
-          <w:p>
-            <w:r>
-              <w:t xml:space="preserve">decode</w:t>
-            </w:r>
-          </w:p>
-        </w:tc>
-      </w:tr>
-      <w:tr>
-        <w:tc>
-          <w:p>
-            <w:r>
-              <w:t xml:space="preserve">10 条不同真实文本循环</w:t>
-            </w:r>
-          </w:p>
-        </w:tc>
-        <w:tc>
-          <w:p>
-            <w:r>
-              <w:t xml:space="preserve">68.0 t/s</w:t>
-            </w:r>
-          </w:p>
-        </w:tc>
-      </w:tr>
-      <w:tr>
-        <w:tc>
-          <w:p>
-            <w:r>
-              <w:t xml:space="preserve">同一条 prompt 重复 3 次（用于曲线测量）</w:t>
-            </w:r>
-          </w:p>
-        </w:tc>
-        <w:tc>
-          <w:p>
-            <w:r>
-              <w:t xml:space="preserve">80.9 t/s</w:t>
-            </w:r>
-          </w:p>
-        </w:tc>
-      </w:tr>
-    </w:tbl>
+        <w:t xml:space="preserve">3.3.1　归因：cache 与专家层争抢同一显存池</w:t>
+      </w:r>
+    </w:p>
     <w:p>
       <w:pPr>
         <w:pStyle w:val="Normal"/>
@@ -2915,7 +3673,7 @@
       </w:pPr>
       <w:r>
         <w:rPr/>
-        <w:t xml:space="preserve">重复输入比多样输入快 19%。原因是 MoE 专家缓存跨请求保留，同一 prompt 反复请求使热专家持续命中。</w:t>
+        <w:t xml:space="preserve">16376 MiB（总量）− 917 MiB（桌面占用）= 15459 MiB 可用；cache 10752 约 10751 MiB（实测 MoE cache size）；剩余给专家层约 4708 MiB；每层专家约 0.94 GB，即约 4.7 层；ncmoe 48 − 4 = 44，与实测崩塌点（23.639 t/s）位置吻合。注意这是预算层面的解释，不是逐层显存账本。</w:t>
       </w:r>
     </w:p>
     <w:p>
@@ -2925,7 +3683,16 @@
       </w:pPr>
       <w:r>
         <w:rPr/>
-        <w:t xml:space="preserve">这两条观察都需要单独限定：随机 token 快 37%，反映的是随机输入与真实输入之间的差异；重复同一 prompt 快 19%，反映的是输入重复性带来的差异。两者是不同实验、不同对照组，未做全因子交叉，因此不能相乘、不能合并成「某个测速方法高估了 63%」的结论。本报告只分别陈述这两个数字。</w:t>
+        <w:t xml:space="preserve">这解释了为什么“降低 ncmoe 让更多层上 GPU”反而变慢：cache 已占满显存，多塞进来的层无处安放，触发页迁移，落入“GPU 100% 利用率 + 功耗 &lt;90 W + 速度骤降”的静默失效模式。</w:t>
+      </w:r>
+    </w:p>
+    <w:p>
+      <w:pPr>
+        <w:pStyle w:val="Normal"/>
+      </w:pPr>
+      <w:r>
+        <w:rPr/>
+        <w:t xml:space="preserve"/>
       </w:r>
     </w:p>
     <w:p>
@@ -2935,16 +3702,7 @@
       </w:pPr>
       <w:r>
         <w:rPr/>
-        <w:t xml:space="preserve">3.4.2　机制（推断，未单独实测）：随机 token 序列的专家路由分布比自然语言更集中（自然语言覆盖更广的语义），因此命中率更高、搬运更少、速度更快。本报告未单独测量两种输入下的实际命中率，此机制为推断，列为第 7 章未验证项。</w:t>
-      </w:r>
-    </w:p>
-    <w:p>
-      <w:pPr>
-        <w:pStyle w:val="Heading2"/>
-      </w:pPr>
-      <w:r>
-        <w:rPr/>
-        <w:t xml:space="preserve">3.5　PCIe 负载验证</w:t>
+        <w:t xml:space="preserve">3.3.2　与已知 issue 的对应：llama.cpp issue #26432 报告过 AMD GTT 显存溢出导致“不报错、速度掉 60%”的现象。本机在 NVIDIA 16 GB + 专家缓存上观察到同构签名：无 OOM、无错误信息、GPU 满载、功耗反而不高、速度掉 71%。这是本报告对该 issue 的补充：同类静默失效在 NVIDIA 平台的专家缓存路径上同样存在。</w:t>
       </w:r>
     </w:p>
     <w:p>
@@ -2954,598 +3712,7 @@
       </w:pPr>
       <w:r>
         <w:rPr/>
-        <w:t xml:space="preserve">这是必要的核对，因为 idle 状态下 NVIDIA 会把链路降档。</w:t>
-      </w:r>
-    </w:p>
-    <w:tbl>
-      <w:tblPr>
-        <w:tblStyle w:val="light1"/>
-        <w:tblW w:w="3000" w:type="pct"/>
-        <w:tblBorders>
-          <w:top w:val="single" w:sz="4"/>
-          <w:left w:val="single" w:sz="4"/>
-          <w:bottom w:val="single" w:sz="4"/>
-          <w:right w:val="single" w:sz="4"/>
-          <w:insideH w:val="single" w:sz="4"/>
-          <w:insideV w:val="single" w:sz="4"/>
-        </w:tblBorders>
-        <w:tblLook w:val="04A0"/>
-      </w:tblPr>
-      <w:tblGrid>
-        <w:gridCol w:w="2768"/>
-        <w:gridCol w:w="2768"/>
-        <w:gridCol w:w="2768"/>
-      </w:tblGrid>
-      <w:tr>
-        <w:tc>
-          <w:p>
-            <w:r>
-              <w:t xml:space="preserve">状态</w:t>
-            </w:r>
-          </w:p>
-        </w:tc>
-        <w:tc>
-          <w:p>
-            <w:r>
-              <w:t xml:space="preserve">gen</w:t>
-            </w:r>
-          </w:p>
-        </w:tc>
-        <w:tc>
-          <w:p>
-            <w:r>
-              <w:t xml:space="preserve">width</w:t>
-            </w:r>
-          </w:p>
-        </w:tc>
-      </w:tr>
-      <w:tr>
-        <w:tc>
-          <w:p>
-            <w:r>
-              <w:t xml:space="preserve">idle（未加载模型）</w:t>
-            </w:r>
-          </w:p>
-        </w:tc>
-        <w:tc>
-          <w:p>
-            <w:r>
-              <w:t xml:space="preserve">4</w:t>
-            </w:r>
-          </w:p>
-        </w:tc>
-        <w:tc>
-          <w:p>
-            <w:r>
-              <w:t xml:space="preserve">16</w:t>
-            </w:r>
-          </w:p>
-        </w:tc>
-      </w:tr>
-      <w:tr>
-        <w:tc>
-          <w:p>
-            <w:r>
-              <w:t xml:space="preserve">负载 t+2s</w:t>
-            </w:r>
-          </w:p>
-        </w:tc>
-        <w:tc>
-          <w:p>
-            <w:r>
-              <w:t xml:space="preserve">4</w:t>
-            </w:r>
-          </w:p>
-        </w:tc>
-        <w:tc>
-          <w:p>
-            <w:r>
-              <w:t xml:space="preserve">16</w:t>
-            </w:r>
-          </w:p>
-        </w:tc>
-      </w:tr>
-      <w:tr>
-        <w:tc>
-          <w:p>
-            <w:r>
-              <w:t xml:space="preserve">负载 t+4s</w:t>
-            </w:r>
-          </w:p>
-        </w:tc>
-        <w:tc>
-          <w:p>
-            <w:r>
-              <w:t xml:space="preserve">4</w:t>
-            </w:r>
-          </w:p>
-        </w:tc>
-        <w:tc>
-          <w:p>
-            <w:r>
-              <w:t xml:space="preserve">16</w:t>
-            </w:r>
-          </w:p>
-        </w:tc>
-      </w:tr>
-      <w:tr>
-        <w:tc>
-          <w:p>
-            <w:r>
-              <w:t xml:space="preserve">负载 t+6s</w:t>
-            </w:r>
-          </w:p>
-        </w:tc>
-        <w:tc>
-          <w:p>
-            <w:r>
-              <w:t xml:space="preserve">4</w:t>
-            </w:r>
-          </w:p>
-        </w:tc>
-        <w:tc>
-          <w:p>
-            <w:r>
-              <w:t xml:space="preserve">16</w:t>
-            </w:r>
-          </w:p>
-        </w:tc>
-      </w:tr>
-    </w:tbl>
-    <w:p>
-      <w:pPr>
-        <w:pStyle w:val="Normal"/>
-        <w:ind w:firstLineChars="200"/>
-      </w:pPr>
-      <w:r>
-        <w:rPr/>
-        <w:t xml:space="preserve">同时期 decode = 74.62 t/s。结论：负载下链路为 PCIe 4.0 x16，可用有效带宽约 24.45 GB/s。备注：另一次 idle 采样曾读到 gen 2，说明 idle 读数不可靠，不能用于带宽解释，必须在 decode 进行中采样。</w:t>
-      </w:r>
-    </w:p>
-    <w:p>
-      <w:pPr>
-        <w:pStyle w:val="Heading2"/>
-      </w:pPr>
-      <w:r>
-        <w:rPr/>
-        <w:t xml:space="preserve">3.6　环境漂移校准</w:t>
-      </w:r>
-    </w:p>
-    <w:p>
-      <w:pPr>
-        <w:pStyle w:val="Normal"/>
-        <w:ind w:firstLineChars="200"/>
-      </w:pPr>
-      <w:r>
-        <w:rPr/>
-        <w:t xml:space="preserve">由于测试机同时被用于日常办公（浏览器、通讯软件常驻），每轮引入基线漂移检查。</w:t>
-      </w:r>
-    </w:p>
-    <w:tbl>
-      <w:tblPr>
-        <w:tblStyle w:val="light1"/>
-        <w:tblW w:w="3000" w:type="pct"/>
-        <w:tblBorders>
-          <w:top w:val="single" w:sz="4"/>
-          <w:left w:val="single" w:sz="4"/>
-          <w:bottom w:val="single" w:sz="4"/>
-          <w:right w:val="single" w:sz="4"/>
-          <w:insideH w:val="single" w:sz="4"/>
-          <w:insideV w:val="single" w:sz="4"/>
-        </w:tblBorders>
-        <w:tblLook w:val="04A0"/>
-      </w:tblPr>
-      <w:tblGrid>
-        <w:gridCol w:w="4153"/>
-        <w:gridCol w:w="4153"/>
-      </w:tblGrid>
-      <w:tr>
-        <w:tc>
-          <w:p>
-            <w:r>
-              <w:t xml:space="preserve">漂移状态</w:t>
-            </w:r>
-          </w:p>
-        </w:tc>
-        <w:tc>
-          <w:p>
-            <w:r>
-              <w:t xml:space="preserve">次数</w:t>
-            </w:r>
-          </w:p>
-        </w:tc>
-      </w:tr>
-      <w:tr>
-        <w:tc>
-          <w:p>
-            <w:r>
-              <w:t xml:space="preserve">VALID（小于 2%）</w:t>
-            </w:r>
-          </w:p>
-        </w:tc>
-        <w:tc>
-          <w:p>
-            <w:r>
-              <w:t xml:space="preserve">34</w:t>
-            </w:r>
-          </w:p>
-        </w:tc>
-      </w:tr>
-      <w:tr>
-        <w:tc>
-          <w:p>
-            <w:r>
-              <w:t xml:space="preserve">VALID_WITH_NOTE（2–5%）</w:t>
-            </w:r>
-          </w:p>
-        </w:tc>
-        <w:tc>
-          <w:p>
-            <w:r>
-              <w:t xml:space="preserve">8</w:t>
-            </w:r>
-          </w:p>
-        </w:tc>
-      </w:tr>
-      <w:tr>
-        <w:tc>
-          <w:p>
-            <w:r>
-              <w:t xml:space="preserve">UNSTABLE（大于 5%）</w:t>
-            </w:r>
-          </w:p>
-        </w:tc>
-        <w:tc>
-          <w:p>
-            <w:r>
-              <w:t xml:space="preserve">3</w:t>
-            </w:r>
-          </w:p>
-        </w:tc>
-      </w:tr>
-    </w:tbl>
-    <w:p>
-      <w:pPr>
-        <w:pStyle w:val="Normal"/>
-        <w:ind w:firstLineChars="200"/>
-      </w:pPr>
-      <w:r>
-        <w:rPr/>
-        <w:t xml:space="preserve">UNSTABLE 全部集中在最高负载档（cache 10752），最大一次 21.03%。这些数据保留未删，并在汇总中标注。</w:t>
-      </w:r>
-    </w:p>
-    <w:p>
-      <w:pPr>
-        <w:pStyle w:val="Normal"/>
-        <w:ind w:firstLineChars="200"/>
-      </w:pPr>
-      <w:r>
-        <w:rPr/>
-        <w:t xml:space="preserve">另有一项环境干扰已被量化：两台 Hyper-V 虚拟机在部分采集时段自行启动。</w:t>
-      </w:r>
-    </w:p>
-    <w:tbl>
-      <w:tblPr>
-        <w:tblStyle w:val="light1"/>
-        <w:tblW w:w="3500" w:type="pct"/>
-        <w:tblBorders>
-          <w:top w:val="single" w:sz="4"/>
-          <w:left w:val="single" w:sz="4"/>
-          <w:bottom w:val="single" w:sz="4"/>
-          <w:right w:val="single" w:sz="4"/>
-          <w:insideH w:val="single" w:sz="4"/>
-          <w:insideV w:val="single" w:sz="4"/>
-        </w:tblBorders>
-        <w:tblLook w:val="04A0"/>
-      </w:tblPr>
-      <w:tblGrid>
-        <w:gridCol w:w="4153"/>
-        <w:gridCol w:w="4153"/>
-      </w:tblGrid>
-      <w:tr>
-        <w:tc>
-          <w:p>
-            <w:r>
-              <w:t xml:space="preserve">条件</w:t>
-            </w:r>
-          </w:p>
-        </w:tc>
-        <w:tc>
-          <w:p>
-            <w:r>
-              <w:t xml:space="preserve">decode</w:t>
-            </w:r>
-          </w:p>
-        </w:tc>
-      </w:tr>
-      <w:tr>
-        <w:tc>
-          <w:p>
-            <w:r>
-              <w:t xml:space="preserve">VM 运行中（两次独立测量）</w:t>
-            </w:r>
-          </w:p>
-        </w:tc>
-        <w:tc>
-          <w:p>
-            <w:r>
-              <w:t xml:space="preserve">80.917 / 80.809</w:t>
-            </w:r>
-          </w:p>
-        </w:tc>
-      </w:tr>
-      <w:tr>
-        <w:tc>
-          <w:p>
-            <w:r>
-              <w:t xml:space="preserve">VM 已停止（复测）</w:t>
-            </w:r>
-          </w:p>
-        </w:tc>
-        <w:tc>
-          <w:p>
-            <w:r>
-              <w:t xml:space="preserve">80.267</w:t>
-            </w:r>
-          </w:p>
-        </w:tc>
-      </w:tr>
-    </w:tbl>
-    <w:p>
-      <w:pPr>
-        <w:pStyle w:val="Normal"/>
-        <w:ind w:firstLineChars="200"/>
-      </w:pPr>
-      <w:r>
-        <w:rPr/>
-        <w:t xml:space="preserve">差异 −0.7%，低于噪声。原因：VM 的 CPUUsage = 0、实际内存需求仅 7 GB（分配 32 GB 但基本空闲），且测试用 CPU 掩码锁定了 8 个物理核，VM 的 vCPU 不占用这些核。因此现有数据未被 VM 污染。但此项校准说明：在高负载配置下（cache 10752，功耗达 160 W），环境波动更容易显现，基线检查不可省。</w:t>
-      </w:r>
-    </w:p>
-    <w:p>
-      <w:pPr>
-        <w:pStyle w:val="Heading1"/>
-      </w:pPr>
-      <w:r>
-        <w:rPr/>
-        <w:t xml:space="preserve">4　带宽归因：一个待独立验证的解释模型</w:t>
-      </w:r>
-    </w:p>
-    <w:p>
-      <w:pPr>
-        <w:pStyle w:val="Heading2"/>
-      </w:pPr>
-      <w:r>
-        <w:rPr/>
-        <w:t xml:space="preserve">4.1　两条路径，两堵墙</w:t>
-      </w:r>
-    </w:p>
-    <w:p>
-      <w:pPr>
-        <w:pStyle w:val="Normal"/>
-        <w:ind w:firstLineChars="200"/>
-      </w:pPr>
-      <w:r>
-        <w:rPr/>
-        <w:t xml:space="preserve">单 token 需搬运的专家权重约 1.75 GB（由 80B 总参数 / 3B 激活比例反推）。</w:t>
-      </w:r>
-    </w:p>
-    <w:tbl>
-      <w:tblPr>
-        <w:tblStyle w:val="light1"/>
-        <w:tblW w:w="5000" w:type="pct"/>
-        <w:tblBorders>
-          <w:top w:val="single" w:sz="4"/>
-          <w:left w:val="single" w:sz="4"/>
-          <w:bottom w:val="single" w:sz="4"/>
-          <w:right w:val="single" w:sz="4"/>
-          <w:insideH w:val="single" w:sz="4"/>
-          <w:insideV w:val="single" w:sz="4"/>
-        </w:tblBorders>
-        <w:tblLook w:val="04A0"/>
-      </w:tblPr>
-      <w:tblGrid>
-        <w:gridCol w:w="1384"/>
-        <w:gridCol w:w="1384"/>
-        <w:gridCol w:w="1384"/>
-        <w:gridCol w:w="1384"/>
-        <w:gridCol w:w="1384"/>
-        <w:gridCol w:w="1384"/>
-      </w:tblGrid>
-      <w:tr>
-        <w:tc>
-          <w:p>
-            <w:r>
-              <w:t xml:space="preserve">路径</w:t>
-            </w:r>
-          </w:p>
-        </w:tc>
-        <w:tc>
-          <w:p>
-            <w:r>
-              <w:t xml:space="preserve">实测 decode</w:t>
-            </w:r>
-          </w:p>
-        </w:tc>
-        <w:tc>
-          <w:p>
-            <w:r>
-              <w:t xml:space="preserve">每 token 搬运</w:t>
-            </w:r>
-          </w:p>
-        </w:tc>
-        <w:tc>
-          <w:p>
-            <w:r>
-              <w:t xml:space="preserve">需求带宽</w:t>
-            </w:r>
-          </w:p>
-        </w:tc>
-        <w:tc>
-          <w:p>
-            <w:r>
-              <w:t xml:space="preserve">硬件上限</w:t>
-            </w:r>
-          </w:p>
-        </w:tc>
-        <w:tc>
-          <w:p>
-            <w:r>
-              <w:t xml:space="preserve">闭合度</w:t>
-            </w:r>
-          </w:p>
-        </w:tc>
-      </w:tr>
-      <w:tr>
-        <w:tc>
-          <w:p>
-            <w:r>
-              <w:t xml:space="preserve">cache=0</w:t>
-            </w:r>
-          </w:p>
-        </w:tc>
-        <w:tc>
-          <w:tcPr/>
-          <w:p>
-            <w:r>
-              <w:t xml:space="preserve">26.806 t/s</w:t>
-            </w:r>
-          </w:p>
-        </w:tc>
-        <w:tc>
-          <w:p>
-            <w:r>
-              <w:t xml:space="preserve">1.75 GB</w:t>
-            </w:r>
-          </w:p>
-        </w:tc>
-        <w:tc>
-          <w:tcPr/>
-          <w:p>
-            <w:r>
-              <w:t xml:space="preserve">46.9 GB/s</w:t>
-            </w:r>
-          </w:p>
-        </w:tc>
-        <w:tc>
-          <w:p>
-            <w:r>
-              <w:t xml:space="preserve">内存 48 GB/s</w:t>
-            </w:r>
-          </w:p>
-        </w:tc>
-        <w:tc>
-          <w:tcPr/>
-          <w:p>
-            <w:r>
-              <w:t xml:space="preserve">97.7%</w:t>
-            </w:r>
-          </w:p>
-        </w:tc>
-      </w:tr>
-      <w:tr>
-        <w:tc>
-          <w:p>
-            <w:r>
-              <w:t xml:space="preserve">cache=10752</w:t>
-            </w:r>
-          </w:p>
-        </w:tc>
-        <w:tc>
-          <w:tcPr/>
-          <w:p>
-            <w:r>
-              <w:t xml:space="preserve">80.673 t/s</w:t>
-            </w:r>
-          </w:p>
-        </w:tc>
-        <w:tc>
-          <w:tcPr/>
-          <w:p>
-            <w:r>
-              <w:t xml:space="preserve">若全不命中 141.2 GB/s</w:t>
-            </w:r>
-          </w:p>
-        </w:tc>
-        <w:tc>
-          <w:p>
-            <w:r>
-              <w:t xml:space="preserve">受 PCIe 24.45 GB/s 限制</w:t>
-            </w:r>
-          </w:p>
-        </w:tc>
-        <w:tc>
-          <w:p>
-            <w:r>
-              <w:t xml:space="preserve">命中率反推 82.7%</w:t>
-            </w:r>
-          </w:p>
-        </w:tc>
-        <w:tc>
-          <w:tcPr/>
-          <w:p>
-            <w:r>
-              <w:t xml:space="preserve">同源复算 83.1%（不独立）</w:t>
-            </w:r>
-          </w:p>
-        </w:tc>
-      </w:tr>
-    </w:tbl>
-    <w:p>
-      <w:pPr>
-        <w:pStyle w:val="Normal"/>
-        <w:ind w:firstLineChars="200"/>
-      </w:pPr>
-      <w:r>
-        <w:rPr/>
-        <w:t xml:space="preserve">路径 A（cache=0）：实测 26.806 t/s，按每 token 1.75 GB 的估算需 46.9 GB/s，对照本机内存实测上限约 48 GB/s，闭合度 97.7%。这提示该路径可能受内存带宽压制。注意：1.75 GB/token 来自总参数与激活参数的比例估算，并非逐层张量账本；内存上限 48 GB/s 也是多组反推得到的区间值（44–48），不是标准基准测试结果。</w:t>
-      </w:r>
-    </w:p>
-    <w:p>
-      <w:pPr>
-        <w:pStyle w:val="Normal"/>
-        <w:ind w:firstLineChars="200"/>
-      </w:pPr>
-      <w:r>
-        <w:rPr/>
-        <w:t xml:space="preserve">路径 B（cache=10752）：实测 80.673 t/s。若每 token 仍需全量搬运 1.75 GB，则需 141.2 GB/s，远超 PCIe 4.0 x16 的名义有效带宽。由此可推：要么命中率足够高，要么 1.75 GB 这个估算不适用于该配置。在「PCIe 已跑满」的假设下反解得命中率约 82.7%。该 82.7% 是假设的产物，不是独立测量值；命中率超过容量占比 23.3% 只能说明专家访问集中，不能反过来证明 PCIe 跑满。</w:t>
-      </w:r>
-    </w:p>
-    <w:p>
-      <w:pPr>
-        <w:pStyle w:val="Heading2"/>
-      </w:pPr>
-      <w:r>
-        <w:rPr/>
-        <w:t xml:space="preserve">4.2　所谓「交叉验证」并不独立</w:t>
-      </w:r>
-    </w:p>
-    <w:p>
-      <w:pPr>
-        <w:pStyle w:val="Normal"/>
-        <w:ind w:firstLineChars="200"/>
-      </w:pPr>
-      <w:r>
-        <w:rPr/>
-        <w:t xml:space="preserve">原文曾把「内存侧反推 1.788 GB/token」与「PCIe 侧反推 0.303 GB/token」的比值（83.1%）当作对 82.7% 的独立印证。该做法不成立：两式共用同一组速度、同一组带宽常数、同一个 1.75 GB 假设，只是代数变形，不构成独立证据。本版明确撤回这一「交叉验证」表述。</w:t>
-      </w:r>
-    </w:p>
-    <w:p>
-      <w:pPr>
-        <w:pStyle w:val="Normal"/>
-        <w:ind w:firstLineChars="200"/>
-      </w:pPr>
-      <w:r>
-        <w:rPr/>
-        <w:t xml:space="preserve">要真正验证该模型，至少需要独立证据之一：DMA 基准测得的实际 PCIe 吞吐、per-token 命中率的直接日志、或逐层专家搬运账本。三者本报告均未取得。</w:t>
-      </w:r>
-    </w:p>
-    <w:p>
-      <w:pPr>
-        <w:pStyle w:val="Heading2"/>
-      </w:pPr>
-      <w:r>
-        <w:rPr/>
-        <w:t xml:space="preserve">4.3　若该假设成立，它意味着什么（条件性推论）</w:t>
+        <w:t xml:space="preserve">3.3.3　早期一组数据的对照：在另一轮测试中固定 cache 10752 测了 ncmoe 9/10/11，分别为 11.89 / 11.19 / 12.00 t/s。同样全部崩塌，但速度更低。这与本节结论一致：ncmoe 越小，越远离可行区，崩塌越深。</w:t>
       </w:r>
     </w:p>
     <w:tbl>
@@ -3567,80 +3734,1490 @@
         <w:gridCol w:w="4153"/>
       </w:tblGrid>
       <w:tr>
-        <w:tc>
-          <w:p>
-            <w:r>
+        <w:trPr>
+          <w:cantSplit/>
+          <w:tblHeader/>
+        </w:trPr>
+        <w:tc>
+          <w:p>
+            <w:pPr/>
+            <w:r>
+              <w:rPr>
+                <w:sz w:val="20"/>
+              </w:rPr>
+              <w:t xml:space="preserve">ncmoe</w:t>
+            </w:r>
+          </w:p>
+        </w:tc>
+        <w:tc>
+          <w:p>
+            <w:pPr/>
+            <w:r>
+              <w:rPr>
+                <w:sz w:val="20"/>
+              </w:rPr>
+              <w:t xml:space="preserve">decode 中位</w:t>
+            </w:r>
+          </w:p>
+        </w:tc>
+      </w:tr>
+      <w:tr>
+        <w:trPr>
+          <w:cantSplit/>
+        </w:trPr>
+        <w:tc>
+          <w:p>
+            <w:pPr/>
+            <w:r>
+              <w:rPr>
+                <w:sz w:val="20"/>
+              </w:rPr>
+              <w:t xml:space="preserve">9</w:t>
+            </w:r>
+          </w:p>
+        </w:tc>
+        <w:tc>
+          <w:p>
+            <w:pPr/>
+            <w:r>
+              <w:rPr>
+                <w:sz w:val="20"/>
+              </w:rPr>
+              <w:t xml:space="preserve">11.89</w:t>
+            </w:r>
+          </w:p>
+        </w:tc>
+      </w:tr>
+      <w:tr>
+        <w:trPr>
+          <w:cantSplit/>
+        </w:trPr>
+        <w:tc>
+          <w:p>
+            <w:pPr/>
+            <w:r>
+              <w:rPr>
+                <w:sz w:val="20"/>
+              </w:rPr>
+              <w:t xml:space="preserve">10</w:t>
+            </w:r>
+          </w:p>
+        </w:tc>
+        <w:tc>
+          <w:p>
+            <w:pPr/>
+            <w:r>
+              <w:rPr>
+                <w:sz w:val="20"/>
+              </w:rPr>
+              <w:t xml:space="preserve">11.19</w:t>
+            </w:r>
+          </w:p>
+        </w:tc>
+      </w:tr>
+      <w:tr>
+        <w:trPr>
+          <w:cantSplit/>
+        </w:trPr>
+        <w:tc>
+          <w:p>
+            <w:pPr/>
+            <w:r>
+              <w:rPr>
+                <w:sz w:val="20"/>
+              </w:rPr>
+              <w:t xml:space="preserve">11</w:t>
+            </w:r>
+          </w:p>
+        </w:tc>
+        <w:tc>
+          <w:p>
+            <w:pPr/>
+            <w:r>
+              <w:rPr>
+                <w:sz w:val="20"/>
+              </w:rPr>
+              <w:t xml:space="preserve">12.00</w:t>
+            </w:r>
+          </w:p>
+        </w:tc>
+      </w:tr>
+    </w:tbl>
+    <w:p>
+      <w:pPr>
+        <w:pStyle w:val="Heading2"/>
+      </w:pPr>
+      <w:r>
+        <w:rPr/>
+        <w:t xml:space="preserve">3.4　Q4：真实文本 vs 随机 token</w:t>
+      </w:r>
+    </w:p>
+    <w:p>
+      <w:pPr>
+        <w:pStyle w:val="Normal"/>
+        <w:ind w:firstLineChars="200"/>
+      </w:pPr>
+      <w:r>
+        <w:rPr/>
+        <w:t xml:space="preserve">设计：5 个独立进程，每进程 10 条真实文本 + 10 条等长随机 token 数组（长度逐对匹配，允许 ±2 token 偏差）。参数 ncmoe 48 / cache 10752 / mask 0x5555 / t 8 / temperature 0 / n_predict 256。</w:t>
+      </w:r>
+    </w:p>
+    <w:tbl>
+      <w:tblPr>
+        <w:tblStyle w:val="light1"/>
+        <w:tblW w:w="5000" w:type="pct"/>
+        <w:tblBorders>
+          <w:top w:val="single" w:sz="4"/>
+          <w:left w:val="single" w:sz="4"/>
+          <w:bottom w:val="single" w:sz="4"/>
+          <w:right w:val="single" w:sz="4"/>
+          <w:insideH w:val="single" w:sz="4"/>
+          <w:insideV w:val="single" w:sz="4"/>
+        </w:tblBorders>
+        <w:tblLook w:val="04A0"/>
+      </w:tblPr>
+      <w:tblGrid>
+        <w:gridCol w:w="2768"/>
+        <w:gridCol w:w="2768"/>
+        <w:gridCol w:w="2768"/>
+      </w:tblGrid>
+      <w:tr>
+        <w:trPr>
+          <w:cantSplit/>
+          <w:tblHeader/>
+        </w:trPr>
+        <w:tc>
+          <w:p>
+            <w:pPr/>
+            <w:r>
+              <w:rPr>
+                <w:sz w:val="20"/>
+              </w:rPr>
+              <w:t xml:space="preserve">输入类型</w:t>
+            </w:r>
+          </w:p>
+        </w:tc>
+        <w:tc>
+          <w:p>
+            <w:pPr/>
+            <w:r>
+              <w:rPr>
+                <w:sz w:val="20"/>
+              </w:rPr>
+              <w:t xml:space="preserve">decode 中位</w:t>
+            </w:r>
+          </w:p>
+        </w:tc>
+        <w:tc>
+          <w:p>
+            <w:pPr/>
+            <w:r>
+              <w:rPr>
+                <w:sz w:val="20"/>
+              </w:rPr>
+              <w:t xml:space="preserve">样本数</w:t>
+            </w:r>
+          </w:p>
+        </w:tc>
+      </w:tr>
+      <w:tr>
+        <w:trPr>
+          <w:cantSplit/>
+        </w:trPr>
+        <w:tc>
+          <w:p>
+            <w:pPr/>
+            <w:r>
+              <w:rPr>
+                <w:sz w:val="20"/>
+              </w:rPr>
+              <w:t xml:space="preserve">真实文本（10 条不同 prompt）</w:t>
+            </w:r>
+          </w:p>
+        </w:tc>
+        <w:tc>
+          <w:p>
+            <w:pPr/>
+            <w:r>
+              <w:rPr>
+                <w:sz w:val="20"/>
+              </w:rPr>
+              <w:t xml:space="preserve">67.96 – 68.34 t/s</w:t>
+            </w:r>
+          </w:p>
+        </w:tc>
+        <w:tc>
+          <w:p>
+            <w:pPr/>
+            <w:r>
+              <w:rPr>
+                <w:sz w:val="20"/>
+              </w:rPr>
+              <w:t xml:space="preserve">50</w:t>
+            </w:r>
+          </w:p>
+        </w:tc>
+      </w:tr>
+      <w:tr>
+        <w:trPr>
+          <w:cantSplit/>
+        </w:trPr>
+        <w:tc>
+          <w:p>
+            <w:pPr/>
+            <w:r>
+              <w:rPr>
+                <w:sz w:val="20"/>
+              </w:rPr>
+              <w:t xml:space="preserve">随机 token（等长）</w:t>
+            </w:r>
+          </w:p>
+        </w:tc>
+        <w:tc>
+          <w:p>
+            <w:pPr/>
+            <w:r>
+              <w:rPr>
+                <w:sz w:val="20"/>
+              </w:rPr>
+              <w:t xml:space="preserve">93.53 – 93.62 t/s</w:t>
+            </w:r>
+          </w:p>
+        </w:tc>
+        <w:tc>
+          <w:p>
+            <w:pPr/>
+            <w:r>
+              <w:rPr>
+                <w:sz w:val="20"/>
+              </w:rPr>
+              <w:t xml:space="preserve">50</w:t>
+            </w:r>
+          </w:p>
+        </w:tc>
+      </w:tr>
+    </w:tbl>
+    <w:p>
+      <w:pPr>
+        <w:pStyle w:val="Normal"/>
+        <w:ind w:firstLineChars="200"/>
+      </w:pPr>
+      <w:r>
+        <w:rPr/>
+        <w:t xml:space="preserve">随机 token 比真实文本快约 37%。两轮独立测量（间隔约 1 小时）结果高度一致（68.34 / 67.96；93.53 / 93.62），说明该差异是稳定现象，不是噪声。</w:t>
+      </w:r>
+    </w:p>
+    <w:p>
+      <w:pPr>
+        <w:pStyle w:val="Normal"/>
+      </w:pPr>
+      <w:r>
+        <w:rPr/>
+        <w:t xml:space="preserve"/>
+      </w:r>
+    </w:p>
+    <w:p>
+      <w:pPr>
+        <w:pStyle w:val="Heading3"/>
+      </w:pPr>
+      <w:r>
+        <w:rPr/>
+        <w:t xml:space="preserve">3.4.1　另一个放大器：重复同一输入</w:t>
+      </w:r>
+    </w:p>
+    <w:tbl>
+      <w:tblPr>
+        <w:tblStyle w:val="light1"/>
+        <w:tblW w:w="5000" w:type="pct"/>
+        <w:tblBorders>
+          <w:top w:val="single" w:sz="4"/>
+          <w:left w:val="single" w:sz="4"/>
+          <w:bottom w:val="single" w:sz="4"/>
+          <w:right w:val="single" w:sz="4"/>
+          <w:insideH w:val="single" w:sz="4"/>
+          <w:insideV w:val="single" w:sz="4"/>
+        </w:tblBorders>
+        <w:tblLook w:val="04A0"/>
+      </w:tblPr>
+      <w:tblGrid>
+        <w:gridCol w:w="4153"/>
+        <w:gridCol w:w="4153"/>
+      </w:tblGrid>
+      <w:tr>
+        <w:trPr>
+          <w:cantSplit/>
+          <w:tblHeader/>
+        </w:trPr>
+        <w:tc>
+          <w:p>
+            <w:pPr/>
+            <w:r>
+              <w:rPr>
+                <w:sz w:val="20"/>
+              </w:rPr>
+              <w:t xml:space="preserve">输入方式</w:t>
+            </w:r>
+          </w:p>
+        </w:tc>
+        <w:tc>
+          <w:p>
+            <w:pPr/>
+            <w:r>
+              <w:rPr>
+                <w:sz w:val="20"/>
+              </w:rPr>
+              <w:t xml:space="preserve">decode</w:t>
+            </w:r>
+          </w:p>
+        </w:tc>
+      </w:tr>
+      <w:tr>
+        <w:trPr>
+          <w:cantSplit/>
+        </w:trPr>
+        <w:tc>
+          <w:p>
+            <w:pPr/>
+            <w:r>
+              <w:rPr>
+                <w:sz w:val="20"/>
+              </w:rPr>
+              <w:t xml:space="preserve">10 条不同真实文本循环</w:t>
+            </w:r>
+          </w:p>
+        </w:tc>
+        <w:tc>
+          <w:p>
+            <w:pPr/>
+            <w:r>
+              <w:rPr>
+                <w:sz w:val="20"/>
+              </w:rPr>
+              <w:t xml:space="preserve">68.0 t/s</w:t>
+            </w:r>
+          </w:p>
+        </w:tc>
+      </w:tr>
+      <w:tr>
+        <w:trPr>
+          <w:cantSplit/>
+        </w:trPr>
+        <w:tc>
+          <w:p>
+            <w:pPr/>
+            <w:r>
+              <w:rPr>
+                <w:sz w:val="20"/>
+              </w:rPr>
+              <w:t xml:space="preserve">同一条 prompt 重复 3 次（用于曲线测量）</w:t>
+            </w:r>
+          </w:p>
+        </w:tc>
+        <w:tc>
+          <w:p>
+            <w:pPr/>
+            <w:r>
+              <w:rPr>
+                <w:sz w:val="20"/>
+              </w:rPr>
+              <w:t xml:space="preserve">80.9 t/s</w:t>
+            </w:r>
+          </w:p>
+        </w:tc>
+      </w:tr>
+    </w:tbl>
+    <w:p>
+      <w:pPr>
+        <w:pStyle w:val="Normal"/>
+        <w:ind w:firstLineChars="200"/>
+      </w:pPr>
+      <w:r>
+        <w:rPr/>
+        <w:t xml:space="preserve">重复输入比多样输入快 19%。原因是 MoE 专家缓存跨请求保留，同一 prompt 反复请求使热专家持续命中。</w:t>
+      </w:r>
+    </w:p>
+    <w:p>
+      <w:pPr>
+        <w:pStyle w:val="Normal"/>
+        <w:ind w:firstLineChars="200"/>
+      </w:pPr>
+      <w:r>
+        <w:rPr/>
+        <w:t xml:space="preserve">这两条观察都需要单独限定：随机 token 快 37%，反映的是随机输入与真实输入之间的差异；重复同一 prompt 快 19%，反映的是输入重复性带来的差异。两者是不同实验、不同对照组，未做全因子交叉，因此不能相乘、不能合并成「某个测速方法高估了 63%」的结论。本报告只分别陈述这两个数字。</w:t>
+      </w:r>
+    </w:p>
+    <w:p>
+      <w:pPr>
+        <w:pStyle w:val="Normal"/>
+        <w:ind w:firstLineChars="200"/>
+      </w:pPr>
+      <w:r>
+        <w:rPr/>
+        <w:t xml:space="preserve">3.4.2　机制（推断，未单独实测）：随机 token 序列的专家路由分布比自然语言更集中（自然语言覆盖更广的语义），因此命中率更高、搬运更少、速度更快。本报告未单独测量两种输入下的实际命中率，此机制为推断，列为第 7 章未验证项。</w:t>
+      </w:r>
+    </w:p>
+    <w:p>
+      <w:r>
+        <w:drawing>
+          <wp:inline distT="0" distB="0" distL="0" distR="0">
+            <wp:extent cx="4680000" cy="2520000"/>
+            <wp:effectExtent l="0" t="0" r="0" b="0"/>
+            <wp:docPr id="8" name="图 4  真实文本与随机 token 的 decode 速度对比（50 对样本）"/>
+            <wp:cNvGraphicFramePr/>
+            <a:graphic>
+              <a:graphicData uri="http://schemas.openxmlformats.org/drawingml/2006/chart">
+                <c:chart r:id="R5c76f32bb6764e6f"/>
+              </a:graphicData>
+            </a:graphic>
+          </wp:inline>
+        </w:drawing>
+      </w:r>
+    </w:p>
+    <w:p>
+      <w:pPr>
+        <w:pStyle w:val="Heading2"/>
+      </w:pPr>
+      <w:r>
+        <w:rPr/>
+        <w:t xml:space="preserve">3.5　PCIe 负载验证</w:t>
+      </w:r>
+    </w:p>
+    <w:p>
+      <w:pPr>
+        <w:pStyle w:val="Normal"/>
+        <w:ind w:firstLineChars="200"/>
+      </w:pPr>
+      <w:r>
+        <w:rPr/>
+        <w:t xml:space="preserve">这是必要的核对，因为 idle 状态下 NVIDIA 会把链路降档。</w:t>
+      </w:r>
+    </w:p>
+    <w:tbl>
+      <w:tblPr>
+        <w:tblStyle w:val="light1"/>
+        <w:tblW w:w="5000" w:type="pct"/>
+        <w:tblBorders>
+          <w:top w:val="single" w:sz="4"/>
+          <w:left w:val="single" w:sz="4"/>
+          <w:bottom w:val="single" w:sz="4"/>
+          <w:right w:val="single" w:sz="4"/>
+          <w:insideH w:val="single" w:sz="4"/>
+          <w:insideV w:val="single" w:sz="4"/>
+        </w:tblBorders>
+        <w:tblLook w:val="04A0"/>
+      </w:tblPr>
+      <w:tblGrid>
+        <w:gridCol w:w="2768"/>
+        <w:gridCol w:w="2768"/>
+        <w:gridCol w:w="2768"/>
+      </w:tblGrid>
+      <w:tr>
+        <w:trPr>
+          <w:cantSplit/>
+          <w:tblHeader/>
+        </w:trPr>
+        <w:tc>
+          <w:p>
+            <w:pPr/>
+            <w:r>
+              <w:rPr>
+                <w:sz w:val="20"/>
+              </w:rPr>
+              <w:t xml:space="preserve">状态</w:t>
+            </w:r>
+          </w:p>
+        </w:tc>
+        <w:tc>
+          <w:p>
+            <w:pPr/>
+            <w:r>
+              <w:rPr>
+                <w:sz w:val="20"/>
+              </w:rPr>
+              <w:t xml:space="preserve">gen</w:t>
+            </w:r>
+          </w:p>
+        </w:tc>
+        <w:tc>
+          <w:p>
+            <w:pPr/>
+            <w:r>
+              <w:rPr>
+                <w:sz w:val="20"/>
+              </w:rPr>
+              <w:t xml:space="preserve">width</w:t>
+            </w:r>
+          </w:p>
+        </w:tc>
+      </w:tr>
+      <w:tr>
+        <w:trPr>
+          <w:cantSplit/>
+        </w:trPr>
+        <w:tc>
+          <w:p>
+            <w:pPr/>
+            <w:r>
+              <w:rPr>
+                <w:sz w:val="20"/>
+              </w:rPr>
+              <w:t xml:space="preserve">idle（未加载模型）</w:t>
+            </w:r>
+          </w:p>
+        </w:tc>
+        <w:tc>
+          <w:p>
+            <w:pPr/>
+            <w:r>
+              <w:rPr>
+                <w:sz w:val="20"/>
+              </w:rPr>
+              <w:t xml:space="preserve">4</w:t>
+            </w:r>
+          </w:p>
+        </w:tc>
+        <w:tc>
+          <w:p>
+            <w:pPr/>
+            <w:r>
+              <w:rPr>
+                <w:sz w:val="20"/>
+              </w:rPr>
+              <w:t xml:space="preserve">16</w:t>
+            </w:r>
+          </w:p>
+        </w:tc>
+      </w:tr>
+      <w:tr>
+        <w:trPr>
+          <w:cantSplit/>
+        </w:trPr>
+        <w:tc>
+          <w:p>
+            <w:pPr/>
+            <w:r>
+              <w:rPr>
+                <w:sz w:val="20"/>
+              </w:rPr>
+              <w:t xml:space="preserve">负载 t+2s</w:t>
+            </w:r>
+          </w:p>
+        </w:tc>
+        <w:tc>
+          <w:p>
+            <w:pPr/>
+            <w:r>
+              <w:rPr>
+                <w:sz w:val="20"/>
+              </w:rPr>
+              <w:t xml:space="preserve">4</w:t>
+            </w:r>
+          </w:p>
+        </w:tc>
+        <w:tc>
+          <w:p>
+            <w:pPr/>
+            <w:r>
+              <w:rPr>
+                <w:sz w:val="20"/>
+              </w:rPr>
+              <w:t xml:space="preserve">16</w:t>
+            </w:r>
+          </w:p>
+        </w:tc>
+      </w:tr>
+      <w:tr>
+        <w:trPr>
+          <w:cantSplit/>
+        </w:trPr>
+        <w:tc>
+          <w:p>
+            <w:pPr/>
+            <w:r>
+              <w:rPr>
+                <w:sz w:val="20"/>
+              </w:rPr>
+              <w:t xml:space="preserve">负载 t+4s</w:t>
+            </w:r>
+          </w:p>
+        </w:tc>
+        <w:tc>
+          <w:p>
+            <w:pPr/>
+            <w:r>
+              <w:rPr>
+                <w:sz w:val="20"/>
+              </w:rPr>
+              <w:t xml:space="preserve">4</w:t>
+            </w:r>
+          </w:p>
+        </w:tc>
+        <w:tc>
+          <w:p>
+            <w:pPr/>
+            <w:r>
+              <w:rPr>
+                <w:sz w:val="20"/>
+              </w:rPr>
+              <w:t xml:space="preserve">16</w:t>
+            </w:r>
+          </w:p>
+        </w:tc>
+      </w:tr>
+      <w:tr>
+        <w:trPr>
+          <w:cantSplit/>
+        </w:trPr>
+        <w:tc>
+          <w:p>
+            <w:pPr/>
+            <w:r>
+              <w:rPr>
+                <w:sz w:val="20"/>
+              </w:rPr>
+              <w:t xml:space="preserve">负载 t+6s</w:t>
+            </w:r>
+          </w:p>
+        </w:tc>
+        <w:tc>
+          <w:p>
+            <w:pPr/>
+            <w:r>
+              <w:rPr>
+                <w:sz w:val="20"/>
+              </w:rPr>
+              <w:t xml:space="preserve">4</w:t>
+            </w:r>
+          </w:p>
+        </w:tc>
+        <w:tc>
+          <w:p>
+            <w:pPr/>
+            <w:r>
+              <w:rPr>
+                <w:sz w:val="20"/>
+              </w:rPr>
+              <w:t xml:space="preserve">16</w:t>
+            </w:r>
+          </w:p>
+        </w:tc>
+      </w:tr>
+    </w:tbl>
+    <w:p>
+      <w:pPr>
+        <w:pStyle w:val="Normal"/>
+        <w:ind w:firstLineChars="200"/>
+      </w:pPr>
+      <w:r>
+        <w:rPr/>
+        <w:t xml:space="preserve">同时期 decode = 74.62 t/s。结论：负载下链路为 PCIe 4.0 x16，可用有效带宽约 24.45 GB/s。备注：另一次 idle 采样曾读到 gen 2，说明 idle 读数不可靠，不能用于带宽解释，必须在 decode 进行中采样。</w:t>
+      </w:r>
+    </w:p>
+    <w:p>
+      <w:pPr>
+        <w:pStyle w:val="Heading2"/>
+      </w:pPr>
+      <w:r>
+        <w:rPr/>
+        <w:t xml:space="preserve">3.6　环境漂移校准</w:t>
+      </w:r>
+    </w:p>
+    <w:p>
+      <w:pPr>
+        <w:pStyle w:val="Normal"/>
+        <w:ind w:firstLineChars="200"/>
+      </w:pPr>
+      <w:r>
+        <w:rPr/>
+        <w:t xml:space="preserve">由于测试机同时被用于日常办公（浏览器、通讯软件常驻），每轮引入基线漂移检查。</w:t>
+      </w:r>
+    </w:p>
+    <w:tbl>
+      <w:tblPr>
+        <w:tblStyle w:val="light1"/>
+        <w:tblW w:w="5000" w:type="pct"/>
+        <w:tblBorders>
+          <w:top w:val="single" w:sz="4"/>
+          <w:left w:val="single" w:sz="4"/>
+          <w:bottom w:val="single" w:sz="4"/>
+          <w:right w:val="single" w:sz="4"/>
+          <w:insideH w:val="single" w:sz="4"/>
+          <w:insideV w:val="single" w:sz="4"/>
+        </w:tblBorders>
+        <w:tblLook w:val="04A0"/>
+      </w:tblPr>
+      <w:tblGrid>
+        <w:gridCol w:w="4153"/>
+        <w:gridCol w:w="4153"/>
+      </w:tblGrid>
+      <w:tr>
+        <w:trPr>
+          <w:cantSplit/>
+          <w:tblHeader/>
+        </w:trPr>
+        <w:tc>
+          <w:p>
+            <w:pPr/>
+            <w:r>
+              <w:rPr>
+                <w:sz w:val="20"/>
+              </w:rPr>
+              <w:t xml:space="preserve">漂移状态</w:t>
+            </w:r>
+          </w:p>
+        </w:tc>
+        <w:tc>
+          <w:p>
+            <w:pPr/>
+            <w:r>
+              <w:rPr>
+                <w:sz w:val="20"/>
+              </w:rPr>
+              <w:t xml:space="preserve">次数</w:t>
+            </w:r>
+          </w:p>
+        </w:tc>
+      </w:tr>
+      <w:tr>
+        <w:trPr>
+          <w:cantSplit/>
+        </w:trPr>
+        <w:tc>
+          <w:p>
+            <w:pPr/>
+            <w:r>
+              <w:rPr>
+                <w:sz w:val="20"/>
+              </w:rPr>
+              <w:t xml:space="preserve">VALID（小于 2%）</w:t>
+            </w:r>
+          </w:p>
+        </w:tc>
+        <w:tc>
+          <w:p>
+            <w:pPr/>
+            <w:r>
+              <w:rPr>
+                <w:sz w:val="20"/>
+              </w:rPr>
+              <w:t xml:space="preserve">34</w:t>
+            </w:r>
+          </w:p>
+        </w:tc>
+      </w:tr>
+      <w:tr>
+        <w:trPr>
+          <w:cantSplit/>
+        </w:trPr>
+        <w:tc>
+          <w:p>
+            <w:pPr/>
+            <w:r>
+              <w:rPr>
+                <w:sz w:val="20"/>
+              </w:rPr>
+              <w:t xml:space="preserve">VALID_WITH_NOTE（2–5%）</w:t>
+            </w:r>
+          </w:p>
+        </w:tc>
+        <w:tc>
+          <w:p>
+            <w:pPr/>
+            <w:r>
+              <w:rPr>
+                <w:sz w:val="20"/>
+              </w:rPr>
+              <w:t xml:space="preserve">8</w:t>
+            </w:r>
+          </w:p>
+        </w:tc>
+      </w:tr>
+      <w:tr>
+        <w:trPr>
+          <w:cantSplit/>
+        </w:trPr>
+        <w:tc>
+          <w:p>
+            <w:pPr/>
+            <w:r>
+              <w:rPr>
+                <w:sz w:val="20"/>
+              </w:rPr>
+              <w:t xml:space="preserve">UNSTABLE（大于 5%）</w:t>
+            </w:r>
+          </w:p>
+        </w:tc>
+        <w:tc>
+          <w:p>
+            <w:pPr/>
+            <w:r>
+              <w:rPr>
+                <w:sz w:val="20"/>
+              </w:rPr>
+              <w:t xml:space="preserve">3</w:t>
+            </w:r>
+          </w:p>
+        </w:tc>
+      </w:tr>
+    </w:tbl>
+    <w:p>
+      <w:pPr>
+        <w:pStyle w:val="Normal"/>
+        <w:ind w:firstLineChars="200"/>
+      </w:pPr>
+      <w:r>
+        <w:rPr/>
+        <w:t xml:space="preserve">UNSTABLE 全部集中在最高负载档（cache 10752），最大一次 21.03%。这些数据保留未删，并在汇总中标注。</w:t>
+      </w:r>
+    </w:p>
+    <w:p>
+      <w:pPr>
+        <w:pStyle w:val="Normal"/>
+        <w:ind w:firstLineChars="200"/>
+      </w:pPr>
+      <w:r>
+        <w:rPr/>
+        <w:t xml:space="preserve">另有一项环境干扰已被量化：两台 Hyper-V 虚拟机在部分采集时段自行启动。</w:t>
+      </w:r>
+    </w:p>
+    <w:tbl>
+      <w:tblPr>
+        <w:tblStyle w:val="light1"/>
+        <w:tblW w:w="5000" w:type="pct"/>
+        <w:tblBorders>
+          <w:top w:val="single" w:sz="4"/>
+          <w:left w:val="single" w:sz="4"/>
+          <w:bottom w:val="single" w:sz="4"/>
+          <w:right w:val="single" w:sz="4"/>
+          <w:insideH w:val="single" w:sz="4"/>
+          <w:insideV w:val="single" w:sz="4"/>
+        </w:tblBorders>
+        <w:tblLook w:val="04A0"/>
+      </w:tblPr>
+      <w:tblGrid>
+        <w:gridCol w:w="4153"/>
+        <w:gridCol w:w="4153"/>
+      </w:tblGrid>
+      <w:tr>
+        <w:trPr>
+          <w:cantSplit/>
+          <w:tblHeader/>
+        </w:trPr>
+        <w:tc>
+          <w:p>
+            <w:pPr/>
+            <w:r>
+              <w:rPr>
+                <w:sz w:val="20"/>
+              </w:rPr>
+              <w:t xml:space="preserve">条件</w:t>
+            </w:r>
+          </w:p>
+        </w:tc>
+        <w:tc>
+          <w:p>
+            <w:pPr/>
+            <w:r>
+              <w:rPr>
+                <w:sz w:val="20"/>
+              </w:rPr>
+              <w:t xml:space="preserve">decode</w:t>
+            </w:r>
+          </w:p>
+        </w:tc>
+      </w:tr>
+      <w:tr>
+        <w:trPr>
+          <w:cantSplit/>
+        </w:trPr>
+        <w:tc>
+          <w:p>
+            <w:pPr/>
+            <w:r>
+              <w:rPr>
+                <w:sz w:val="20"/>
+              </w:rPr>
+              <w:t xml:space="preserve">VM 运行中（两次独立测量）</w:t>
+            </w:r>
+          </w:p>
+        </w:tc>
+        <w:tc>
+          <w:p>
+            <w:pPr/>
+            <w:r>
+              <w:rPr>
+                <w:sz w:val="20"/>
+              </w:rPr>
+              <w:t xml:space="preserve">80.917 / 80.809</w:t>
+            </w:r>
+          </w:p>
+        </w:tc>
+      </w:tr>
+      <w:tr>
+        <w:trPr>
+          <w:cantSplit/>
+        </w:trPr>
+        <w:tc>
+          <w:p>
+            <w:pPr/>
+            <w:r>
+              <w:rPr>
+                <w:sz w:val="20"/>
+              </w:rPr>
+              <w:t xml:space="preserve">VM 已停止（复测）</w:t>
+            </w:r>
+          </w:p>
+        </w:tc>
+        <w:tc>
+          <w:p>
+            <w:pPr/>
+            <w:r>
+              <w:rPr>
+                <w:sz w:val="20"/>
+              </w:rPr>
+              <w:t xml:space="preserve">80.267</w:t>
+            </w:r>
+          </w:p>
+        </w:tc>
+      </w:tr>
+    </w:tbl>
+    <w:p>
+      <w:pPr>
+        <w:pStyle w:val="Normal"/>
+        <w:ind w:firstLineChars="200"/>
+      </w:pPr>
+      <w:r>
+        <w:rPr/>
+        <w:t xml:space="preserve">差异 −0.7%，低于噪声。原因：VM 的 CPUUsage = 0、实际内存需求仅 7 GB（分配 32 GB 但基本空闲），且测试用 CPU 掩码锁定了 8 个物理核，VM 的 vCPU 不占用这些核。因此现有数据未被 VM 污染。但此项校准说明：在高负载配置下（cache 10752，功耗达 160 W），环境波动更容易显现，基线检查不可省。</w:t>
+      </w:r>
+    </w:p>
+    <w:p>
+      <w:pPr>
+        <w:pStyle w:val="Heading1"/>
+      </w:pPr>
+      <w:r>
+        <w:rPr/>
+        <w:t xml:space="preserve">4　带宽归因：一个待独立验证的解释模型</w:t>
+      </w:r>
+    </w:p>
+    <w:p>
+      <w:pPr>
+        <w:pStyle w:val="Heading2"/>
+      </w:pPr>
+      <w:r>
+        <w:rPr/>
+        <w:t xml:space="preserve">4.1　两条路径，两堵墙</w:t>
+      </w:r>
+    </w:p>
+    <w:p>
+      <w:pPr>
+        <w:pStyle w:val="Normal"/>
+        <w:ind w:firstLineChars="200"/>
+      </w:pPr>
+      <w:r>
+        <w:rPr/>
+        <w:t xml:space="preserve">单 token 需搬运的专家权重约 1.75 GB（由 80B 总参数 / 3B 激活比例反推）。</w:t>
+      </w:r>
+    </w:p>
+    <w:tbl>
+      <w:tblPr>
+        <w:tblStyle w:val="light1"/>
+        <w:tblW w:w="5000" w:type="pct"/>
+        <w:tblBorders>
+          <w:top w:val="single" w:sz="4"/>
+          <w:left w:val="single" w:sz="4"/>
+          <w:bottom w:val="single" w:sz="4"/>
+          <w:right w:val="single" w:sz="4"/>
+          <w:insideH w:val="single" w:sz="4"/>
+          <w:insideV w:val="single" w:sz="4"/>
+        </w:tblBorders>
+        <w:tblLayout w:type="fixed"/>
+        <w:tblLook w:val="04A0"/>
+      </w:tblPr>
+      <w:tblGrid>
+        <w:gridCol w:w="1600"/>
+        <w:gridCol w:w="1350"/>
+        <w:gridCol w:w="1250"/>
+        <w:gridCol w:w="1400"/>
+        <w:gridCol w:w="1350"/>
+        <w:gridCol w:w="1356"/>
+      </w:tblGrid>
+      <w:tr>
+        <w:trPr>
+          <w:cantSplit/>
+          <w:tblHeader/>
+        </w:trPr>
+        <w:tc>
+          <w:tcPr>
+            <w:tcW w:w="1600" w:type="dxa"/>
+          </w:tcPr>
+          <w:p>
+            <w:pPr/>
+            <w:r>
+              <w:rPr>
+                <w:sz w:val="20"/>
+              </w:rPr>
+              <w:t xml:space="preserve">路径</w:t>
+            </w:r>
+          </w:p>
+        </w:tc>
+        <w:tc>
+          <w:tcPr>
+            <w:tcW w:w="1350" w:type="dxa"/>
+          </w:tcPr>
+          <w:p>
+            <w:pPr/>
+            <w:r>
+              <w:rPr>
+                <w:sz w:val="20"/>
+              </w:rPr>
+              <w:t xml:space="preserve">实测 decode</w:t>
+            </w:r>
+          </w:p>
+        </w:tc>
+        <w:tc>
+          <w:tcPr>
+            <w:tcW w:w="1250" w:type="dxa"/>
+          </w:tcPr>
+          <w:p>
+            <w:pPr/>
+            <w:r>
+              <w:rPr>
+                <w:sz w:val="20"/>
+              </w:rPr>
+              <w:t xml:space="preserve">每 token 搬运</w:t>
+            </w:r>
+          </w:p>
+        </w:tc>
+        <w:tc>
+          <w:tcPr>
+            <w:tcW w:w="1400" w:type="dxa"/>
+          </w:tcPr>
+          <w:p>
+            <w:pPr/>
+            <w:r>
+              <w:rPr>
+                <w:sz w:val="20"/>
+              </w:rPr>
+              <w:t xml:space="preserve">需求带宽</w:t>
+            </w:r>
+          </w:p>
+        </w:tc>
+        <w:tc>
+          <w:tcPr>
+            <w:tcW w:w="1350" w:type="dxa"/>
+          </w:tcPr>
+          <w:p>
+            <w:pPr/>
+            <w:r>
+              <w:rPr>
+                <w:sz w:val="20"/>
+              </w:rPr>
+              <w:t xml:space="preserve">硬件上限</w:t>
+            </w:r>
+          </w:p>
+        </w:tc>
+        <w:tc>
+          <w:tcPr>
+            <w:tcW w:w="1356" w:type="dxa"/>
+          </w:tcPr>
+          <w:p>
+            <w:pPr/>
+            <w:r>
+              <w:rPr>
+                <w:sz w:val="20"/>
+              </w:rPr>
+              <w:t xml:space="preserve">闭合度</w:t>
+            </w:r>
+          </w:p>
+        </w:tc>
+      </w:tr>
+      <w:tr>
+        <w:trPr>
+          <w:cantSplit/>
+        </w:trPr>
+        <w:tc>
+          <w:tcPr>
+            <w:tcW w:w="1600" w:type="dxa"/>
+          </w:tcPr>
+          <w:p>
+            <w:pPr/>
+            <w:r>
+              <w:rPr>
+                <w:sz w:val="20"/>
+              </w:rPr>
+              <w:t xml:space="preserve">cache=0</w:t>
+            </w:r>
+          </w:p>
+        </w:tc>
+        <w:tc>
+          <w:tcPr>
+            <w:tcW w:w="1350" w:type="dxa"/>
+          </w:tcPr>
+          <w:p>
+            <w:pPr/>
+            <w:r>
+              <w:rPr>
+                <w:sz w:val="20"/>
+              </w:rPr>
+              <w:t xml:space="preserve">26.806 t/s</w:t>
+            </w:r>
+          </w:p>
+        </w:tc>
+        <w:tc>
+          <w:tcPr>
+            <w:tcW w:w="1250" w:type="dxa"/>
+          </w:tcPr>
+          <w:p>
+            <w:pPr/>
+            <w:r>
+              <w:rPr>
+                <w:sz w:val="20"/>
+              </w:rPr>
+              <w:t xml:space="preserve">1.75 GB</w:t>
+            </w:r>
+          </w:p>
+        </w:tc>
+        <w:tc>
+          <w:tcPr>
+            <w:tcW w:w="1400" w:type="dxa"/>
+          </w:tcPr>
+          <w:p>
+            <w:pPr/>
+            <w:r>
+              <w:rPr>
+                <w:sz w:val="20"/>
+              </w:rPr>
+              <w:t xml:space="preserve">46.9 GB/s</w:t>
+            </w:r>
+          </w:p>
+        </w:tc>
+        <w:tc>
+          <w:tcPr>
+            <w:tcW w:w="1350" w:type="dxa"/>
+          </w:tcPr>
+          <w:p>
+            <w:pPr/>
+            <w:r>
+              <w:rPr>
+                <w:sz w:val="20"/>
+              </w:rPr>
+              <w:t xml:space="preserve">内存 48 GB/s</w:t>
+            </w:r>
+          </w:p>
+        </w:tc>
+        <w:tc>
+          <w:tcPr>
+            <w:tcW w:w="1356" w:type="dxa"/>
+          </w:tcPr>
+          <w:p>
+            <w:pPr/>
+            <w:r>
+              <w:rPr>
+                <w:sz w:val="20"/>
+              </w:rPr>
+              <w:t xml:space="preserve">97.7%</w:t>
+            </w:r>
+          </w:p>
+        </w:tc>
+      </w:tr>
+      <w:tr>
+        <w:trPr>
+          <w:cantSplit/>
+        </w:trPr>
+        <w:tc>
+          <w:tcPr>
+            <w:tcW w:w="1600" w:type="dxa"/>
+          </w:tcPr>
+          <w:p>
+            <w:pPr/>
+            <w:r>
+              <w:rPr>
+                <w:sz w:val="20"/>
+              </w:rPr>
+              <w:t xml:space="preserve">cache=10752</w:t>
+            </w:r>
+          </w:p>
+        </w:tc>
+        <w:tc>
+          <w:tcPr>
+            <w:tcW w:w="1350" w:type="dxa"/>
+          </w:tcPr>
+          <w:p>
+            <w:pPr/>
+            <w:r>
+              <w:rPr>
+                <w:sz w:val="20"/>
+              </w:rPr>
+              <w:t xml:space="preserve">80.673 t/s</w:t>
+            </w:r>
+          </w:p>
+        </w:tc>
+        <w:tc>
+          <w:tcPr>
+            <w:tcW w:w="1250" w:type="dxa"/>
+          </w:tcPr>
+          <w:p>
+            <w:pPr/>
+            <w:r>
+              <w:rPr>
+                <w:sz w:val="20"/>
+              </w:rPr>
+              <w:t xml:space="preserve">若全不命中 141.2 GB/s</w:t>
+            </w:r>
+          </w:p>
+        </w:tc>
+        <w:tc>
+          <w:tcPr>
+            <w:tcW w:w="1400" w:type="dxa"/>
+          </w:tcPr>
+          <w:p>
+            <w:pPr/>
+            <w:r>
+              <w:rPr>
+                <w:sz w:val="20"/>
+              </w:rPr>
+              <w:t xml:space="preserve">受 PCIe 24.45 GB/s 限制</w:t>
+            </w:r>
+          </w:p>
+        </w:tc>
+        <w:tc>
+          <w:tcPr>
+            <w:tcW w:w="1350" w:type="dxa"/>
+          </w:tcPr>
+          <w:p>
+            <w:pPr/>
+            <w:r>
+              <w:rPr>
+                <w:sz w:val="20"/>
+              </w:rPr>
+              <w:t xml:space="preserve">命中率反推 82.7%</w:t>
+            </w:r>
+          </w:p>
+        </w:tc>
+        <w:tc>
+          <w:tcPr>
+            <w:tcW w:w="1356" w:type="dxa"/>
+          </w:tcPr>
+          <w:p>
+            <w:pPr/>
+            <w:r>
+              <w:rPr>
+                <w:sz w:val="20"/>
+              </w:rPr>
+              <w:t xml:space="preserve">同源复算 83.1%（不独立）</w:t>
+            </w:r>
+          </w:p>
+        </w:tc>
+      </w:tr>
+    </w:tbl>
+    <w:p>
+      <w:pPr>
+        <w:pStyle w:val="Normal"/>
+        <w:ind w:firstLineChars="200"/>
+      </w:pPr>
+      <w:r>
+        <w:rPr/>
+        <w:t xml:space="preserve">路径 A（cache=0）：实测 26.806 t/s，按每 token 1.75 GB 的估算需 46.9 GB/s，对照本机内存实测上限约 48 GB/s，闭合度 97.7%。这提示该路径可能受内存带宽压制。注意：1.75 GB/token 来自总参数与激活参数的比例估算，并非逐层张量账本；内存上限 48 GB/s 也是多组反推得到的区间值（44–48），不是标准基准测试结果。</w:t>
+      </w:r>
+    </w:p>
+    <w:p>
+      <w:pPr>
+        <w:pStyle w:val="Normal"/>
+        <w:ind w:firstLineChars="200"/>
+      </w:pPr>
+      <w:r>
+        <w:rPr/>
+        <w:t xml:space="preserve">路径 B（cache=10752）：实测 80.673 t/s。若每 token 仍需全量搬运 1.75 GB，则需 141.2 GB/s，远超 PCIe 4.0 x16 的名义有效带宽。由此可推：要么命中率足够高，要么 1.75 GB 这个估算不适用于该配置。在「PCIe 已跑满」的假设下反解得命中率约 82.7%。该 82.7% 是假设的产物，不是独立测量值；命中率超过容量占比 23.3% 只能说明专家访问集中，不能反过来证明 PCIe 跑满。</w:t>
+      </w:r>
+    </w:p>
+    <w:p>
+      <w:pPr>
+        <w:pStyle w:val="Heading2"/>
+      </w:pPr>
+      <w:r>
+        <w:rPr/>
+        <w:t xml:space="preserve">4.2　所谓「交叉验证」并不独立</w:t>
+      </w:r>
+    </w:p>
+    <w:p>
+      <w:pPr>
+        <w:pStyle w:val="Normal"/>
+        <w:ind w:firstLineChars="200"/>
+      </w:pPr>
+      <w:r>
+        <w:rPr/>
+        <w:t xml:space="preserve">原文曾把「内存侧反推 1.788 GB/token」与「PCIe 侧反推 0.303 GB/token」的比值（83.1%）当作对 82.7% 的独立印证。该做法不成立：两式共用同一组速度、同一组带宽常数、同一个 1.75 GB 假设，只是代数变形，不构成独立证据。本版明确撤回这一「交叉验证」表述。</w:t>
+      </w:r>
+    </w:p>
+    <w:p>
+      <w:pPr>
+        <w:pStyle w:val="Normal"/>
+        <w:ind w:firstLineChars="200"/>
+      </w:pPr>
+      <w:r>
+        <w:rPr/>
+        <w:t xml:space="preserve">要真正验证该模型，至少需要独立证据之一：DMA 基准测得的实际 PCIe 吞吐、per-token 命中率的直接日志、或逐层专家搬运账本。三者本报告均未取得。</w:t>
+      </w:r>
+    </w:p>
+    <w:p>
+      <w:pPr>
+        <w:pStyle w:val="Heading2"/>
+      </w:pPr>
+      <w:r>
+        <w:rPr/>
+        <w:t xml:space="preserve">4.3　若该假设成立，它意味着什么（条件性推论）</w:t>
+      </w:r>
+    </w:p>
+    <w:tbl>
+      <w:tblPr>
+        <w:tblStyle w:val="light1"/>
+        <w:tblW w:w="5000" w:type="pct"/>
+        <w:tblBorders>
+          <w:top w:val="single" w:sz="4"/>
+          <w:left w:val="single" w:sz="4"/>
+          <w:bottom w:val="single" w:sz="4"/>
+          <w:right w:val="single" w:sz="4"/>
+          <w:insideH w:val="single" w:sz="4"/>
+          <w:insideV w:val="single" w:sz="4"/>
+        </w:tblBorders>
+        <w:tblLook w:val="04A0"/>
+      </w:tblPr>
+      <w:tblGrid>
+        <w:gridCol w:w="4153"/>
+        <w:gridCol w:w="4153"/>
+      </w:tblGrid>
+      <w:tr>
+        <w:trPr>
+          <w:cantSplit/>
+          <w:tblHeader/>
+        </w:trPr>
+        <w:tc>
+          <w:p>
+            <w:pPr/>
+            <w:r>
+              <w:rPr>
+                <w:sz w:val="20"/>
+              </w:rPr>
               <w:t xml:space="preserve">平台差异</w:t>
             </w:r>
           </w:p>
         </w:tc>
         <w:tc>
           <w:p>
-            <w:r>
+            <w:pPr/>
+            <w:r>
+              <w:rPr>
+                <w:sz w:val="20"/>
+              </w:rPr>
               <w:t xml:space="preserve">在 cache 方案下的影响</w:t>
             </w:r>
           </w:p>
         </w:tc>
       </w:tr>
       <w:tr>
-        <w:tc>
-          <w:p>
-            <w:r>
+        <w:trPr>
+          <w:cantSplit/>
+        </w:trPr>
+        <w:tc>
+          <w:p>
+            <w:pPr/>
+            <w:r>
+              <w:rPr>
+                <w:sz w:val="20"/>
+              </w:rPr>
               <w:t xml:space="preserve">内存通道数（双通道 vs 四通道）</w:t>
             </w:r>
           </w:p>
         </w:tc>
         <w:tc>
           <w:p>
-            <w:r>
+            <w:pPr/>
+            <w:r>
+              <w:rPr>
+                <w:sz w:val="20"/>
+              </w:rPr>
               <w:t xml:space="preserve">很小——缓存方案只需内存向 PCIe 供给约 24.45 GB/s</w:t>
             </w:r>
           </w:p>
         </w:tc>
       </w:tr>
       <w:tr>
-        <w:tc>
-          <w:p>
-            <w:r>
+        <w:trPr>
+          <w:cantSplit/>
+        </w:trPr>
+        <w:tc>
+          <w:p>
+            <w:pPr/>
+            <w:r>
+              <w:rPr>
+                <w:sz w:val="20"/>
+              </w:rPr>
               <w:t xml:space="preserve">内存频率 / 代数（DDR4 vs DDR5）</w:t>
             </w:r>
           </w:p>
         </w:tc>
         <w:tc>
           <w:p>
-            <w:r>
+            <w:pPr/>
+            <w:r>
+              <w:rPr>
+                <w:sz w:val="20"/>
+              </w:rPr>
               <w:t xml:space="preserve">很小，同上</w:t>
             </w:r>
           </w:p>
         </w:tc>
       </w:tr>
       <w:tr>
-        <w:tc>
-          <w:p>
-            <w:r>
+        <w:trPr>
+          <w:cantSplit/>
+        </w:trPr>
+        <w:tc>
+          <w:p>
+            <w:pPr/>
+            <w:r>
+              <w:rPr>
+                <w:sz w:val="20"/>
+              </w:rPr>
               <w:t xml:space="preserve">CPU 核心数</w:t>
             </w:r>
           </w:p>
         </w:tc>
         <w:tc>
           <w:p>
-            <w:r>
+            <w:pPr/>
+            <w:r>
+              <w:rPr>
+                <w:sz w:val="20"/>
+              </w:rPr>
               <w:t xml:space="preserve">很小（本项目历史实测 t=1 与 t=8 差 0.2%）</w:t>
             </w:r>
           </w:p>
         </w:tc>
       </w:tr>
       <w:tr>
-        <w:tc>
-          <w:p>
-            <w:r>
+        <w:trPr>
+          <w:cantSplit/>
+        </w:trPr>
+        <w:tc>
+          <w:p>
+            <w:pPr/>
+            <w:r>
+              <w:rPr>
+                <w:sz w:val="20"/>
+              </w:rPr>
               <w:t xml:space="preserve">PCIe 代际与宽度</w:t>
             </w:r>
           </w:p>
         </w:tc>
         <w:tc>
           <w:p>
-            <w:r>
+            <w:pPr/>
+            <w:r>
+              <w:rPr>
+                <w:sz w:val="20"/>
+              </w:rPr>
               <w:t xml:space="preserve">决定性</w:t>
             </w:r>
           </w:p>
@@ -3668,53 +5245,88 @@
         <w:gridCol w:w="2076"/>
       </w:tblGrid>
       <w:tr>
-        <w:tc>
-          <w:p>
-            <w:r>
+        <w:trPr>
+          <w:cantSplit/>
+          <w:tblHeader/>
+        </w:trPr>
+        <w:tc>
+          <w:p>
+            <w:pPr/>
+            <w:r>
+              <w:rPr>
+                <w:sz w:val="20"/>
+              </w:rPr>
               <w:t xml:space="preserve">平台</w:t>
             </w:r>
           </w:p>
         </w:tc>
         <w:tc>
           <w:p>
-            <w:r>
+            <w:pPr/>
+            <w:r>
+              <w:rPr>
+                <w:sz w:val="20"/>
+              </w:rPr>
               <w:t xml:space="preserve">PCIe</w:t>
             </w:r>
           </w:p>
         </w:tc>
         <w:tc>
           <w:p>
-            <w:r>
+            <w:pPr/>
+            <w:r>
+              <w:rPr>
+                <w:sz w:val="20"/>
+              </w:rPr>
               <w:t xml:space="preserve">有效带宽</w:t>
             </w:r>
           </w:p>
         </w:tc>
         <w:tc>
           <w:p>
-            <w:r>
+            <w:pPr/>
+            <w:r>
+              <w:rPr>
+                <w:sz w:val="20"/>
+              </w:rPr>
               <w:t xml:space="preserve">预期上限</w:t>
             </w:r>
           </w:p>
         </w:tc>
       </w:tr>
       <w:tr>
-        <w:tc>
-          <w:p>
-            <w:r>
+        <w:trPr>
+          <w:cantSplit/>
+        </w:trPr>
+        <w:tc>
+          <w:p>
+            <w:pPr/>
+            <w:r>
+              <w:rPr>
+                <w:sz w:val="20"/>
+              </w:rPr>
               <w:t xml:space="preserve">PCIe 4.0 x16（4070 Ti SUPER / 4080 / 3090）</w:t>
             </w:r>
           </w:p>
         </w:tc>
         <w:tc>
           <w:p>
-            <w:r>
+            <w:pPr/>
+            <w:r>
+              <w:rPr>
+                <w:sz w:val="20"/>
+              </w:rPr>
               <w:t xml:space="preserve">24.45 GB/s</w:t>
             </w:r>
           </w:p>
         </w:tc>
         <w:tc>
           <w:p>
-            <w:r>
+            <w:pPr/>
+            <w:r>
+              <w:rPr>
+                <w:sz w:val="20"/>
+              </w:rPr>
               <w:t xml:space="preserve">约 80 t/s（与本机实测一致）</w:t>
             </w:r>
           </w:p>
@@ -3724,23 +5336,38 @@
         </w:tc>
       </w:tr>
       <w:tr>
-        <w:tc>
-          <w:p>
-            <w:r>
+        <w:trPr>
+          <w:cantSplit/>
+        </w:trPr>
+        <w:tc>
+          <w:p>
+            <w:pPr/>
+            <w:r>
+              <w:rPr>
+                <w:sz w:val="20"/>
+              </w:rPr>
               <w:t xml:space="preserve">PCIe 4.0 x8（4060 Ti 16GB、部分刀卡）</w:t>
             </w:r>
           </w:p>
         </w:tc>
         <w:tc>
           <w:p>
-            <w:r>
+            <w:pPr/>
+            <w:r>
+              <w:rPr>
+                <w:sz w:val="20"/>
+              </w:rPr>
               <w:t xml:space="preserve">约 12.2 GB/s</w:t>
             </w:r>
           </w:p>
         </w:tc>
         <w:tc>
           <w:p>
-            <w:r>
+            <w:pPr/>
+            <w:r>
+              <w:rPr>
+                <w:sz w:val="20"/>
+              </w:rPr>
               <w:t xml:space="preserve">约 40 t/s（腰斩）</w:t>
             </w:r>
           </w:p>
@@ -3750,23 +5377,38 @@
         </w:tc>
       </w:tr>
       <w:tr>
-        <w:tc>
-          <w:p>
-            <w:r>
+        <w:trPr>
+          <w:cantSplit/>
+        </w:trPr>
+        <w:tc>
+          <w:p>
+            <w:pPr/>
+            <w:r>
+              <w:rPr>
+                <w:sz w:val="20"/>
+              </w:rPr>
               <w:t xml:space="preserve">PCIe 3.0 x16（老平台）</w:t>
             </w:r>
           </w:p>
         </w:tc>
         <w:tc>
           <w:p>
-            <w:r>
+            <w:pPr/>
+            <w:r>
+              <w:rPr>
+                <w:sz w:val="20"/>
+              </w:rPr>
               <w:t xml:space="preserve">约 12.6 GB/s</w:t>
             </w:r>
           </w:p>
         </w:tc>
         <w:tc>
           <w:p>
-            <w:r>
+            <w:pPr/>
+            <w:r>
+              <w:rPr>
+                <w:sz w:val="20"/>
+              </w:rPr>
               <w:t xml:space="preserve">约 41 t/s</w:t>
             </w:r>
           </w:p>
@@ -3776,23 +5418,38 @@
         </w:tc>
       </w:tr>
       <w:tr>
-        <w:tc>
-          <w:p>
-            <w:r>
+        <w:trPr>
+          <w:cantSplit/>
+        </w:trPr>
+        <w:tc>
+          <w:p>
+            <w:pPr/>
+            <w:r>
+              <w:rPr>
+                <w:sz w:val="20"/>
+              </w:rPr>
               <w:t xml:space="preserve">PCIe 5.0 x16</w:t>
             </w:r>
           </w:p>
         </w:tc>
         <w:tc>
           <w:p>
-            <w:r>
+            <w:pPr/>
+            <w:r>
+              <w:rPr>
+                <w:sz w:val="20"/>
+              </w:rPr>
               <w:t xml:space="preserve">约 49 GB/s</w:t>
             </w:r>
           </w:p>
         </w:tc>
         <w:tc>
           <w:p>
-            <w:r>
+            <w:pPr/>
+            <w:r>
+              <w:rPr>
+                <w:sz w:val="20"/>
+              </w:rPr>
               <w:t xml:space="preserve">约 160 t/s（若命中率不变）</w:t>
             </w:r>
           </w:p>
@@ -3850,96 +5507,163 @@
         <w:gridCol w:w="4153"/>
       </w:tblGrid>
       <w:tr>
-        <w:tc>
-          <w:p>
-            <w:r>
+        <w:trPr>
+          <w:cantSplit/>
+          <w:tblHeader/>
+        </w:trPr>
+        <w:tc>
+          <w:p>
+            <w:pPr/>
+            <w:r>
+              <w:rPr>
+                <w:sz w:val="20"/>
+              </w:rPr>
               <w:t xml:space="preserve">现象</w:t>
             </w:r>
           </w:p>
         </w:tc>
         <w:tc>
           <w:p>
-            <w:r>
+            <w:pPr/>
+            <w:r>
+              <w:rPr>
+                <w:sz w:val="20"/>
+              </w:rPr>
               <w:t xml:space="preserve">归因</w:t>
             </w:r>
           </w:p>
         </w:tc>
       </w:tr>
       <w:tr>
-        <w:tc>
-          <w:p>
-            <w:r>
+        <w:trPr>
+          <w:cantSplit/>
+        </w:trPr>
+        <w:tc>
+          <w:p>
+            <w:pPr/>
+            <w:r>
+              <w:rPr>
+                <w:sz w:val="20"/>
+              </w:rPr>
               <w:t xml:space="preserve">cache=0 时无论怎么调 ncmoe 都上不去 26.8 t/s</w:t>
             </w:r>
           </w:p>
         </w:tc>
         <w:tc>
           <w:p>
-            <w:r>
+            <w:pPr/>
+            <w:r>
+              <w:rPr>
+                <w:sz w:val="20"/>
+              </w:rPr>
               <w:t xml:space="preserve">内存 48 GB/s 打满</w:t>
             </w:r>
           </w:p>
         </w:tc>
       </w:tr>
       <w:tr>
-        <w:tc>
-          <w:p>
-            <w:r>
+        <w:trPr>
+          <w:cantSplit/>
+        </w:trPr>
+        <w:tc>
+          <w:p>
+            <w:pPr/>
+            <w:r>
+              <w:rPr>
+                <w:sz w:val="20"/>
+              </w:rPr>
               <w:t xml:space="preserve">cache 512 反而比 0 慢</w:t>
             </w:r>
           </w:p>
         </w:tc>
         <w:tc>
           <w:p>
-            <w:r>
+            <w:pPr/>
+            <w:r>
+              <w:rPr>
+                <w:sz w:val="20"/>
+              </w:rPr>
               <w:t xml:space="preserve">搬运开销大于命中收益，且仍受内存带宽压制</w:t>
             </w:r>
           </w:p>
         </w:tc>
       </w:tr>
       <w:tr>
-        <w:tc>
-          <w:p>
-            <w:r>
+        <w:trPr>
+          <w:cantSplit/>
+        </w:trPr>
+        <w:tc>
+          <w:p>
+            <w:pPr/>
+            <w:r>
+              <w:rPr>
+                <w:sz w:val="20"/>
+              </w:rPr>
               <w:t xml:space="preserve">cache 10752 达 80.8 t/s、ncmoe 一降就崩</w:t>
             </w:r>
           </w:p>
         </w:tc>
         <w:tc>
           <w:p>
-            <w:r>
+            <w:pPr/>
+            <w:r>
+              <w:rPr>
+                <w:sz w:val="20"/>
+              </w:rPr>
               <w:t xml:space="preserve">PCIe 定上限；ncmoe 降导致专家层挤爆显存</w:t>
             </w:r>
           </w:p>
         </w:tc>
       </w:tr>
       <w:tr>
-        <w:tc>
-          <w:p>
-            <w:r>
+        <w:trPr>
+          <w:cantSplit/>
+        </w:trPr>
+        <w:tc>
+          <w:p>
+            <w:pPr/>
+            <w:r>
+              <w:rPr>
+                <w:sz w:val="20"/>
+              </w:rPr>
               <w:t xml:space="preserve">加核 / 加 CCD 无收益</w:t>
             </w:r>
           </w:p>
         </w:tc>
         <w:tc>
           <w:p>
-            <w:r>
+            <w:pPr/>
+            <w:r>
+              <w:rPr>
+                <w:sz w:val="20"/>
+              </w:rPr>
               <w:t xml:space="preserve">瓶颈不在 CPU 侧</w:t>
             </w:r>
           </w:p>
         </w:tc>
       </w:tr>
       <w:tr>
-        <w:tc>
-          <w:p>
-            <w:r>
+        <w:trPr>
+          <w:cantSplit/>
+        </w:trPr>
+        <w:tc>
+          <w:p>
+            <w:pPr/>
+            <w:r>
+              <w:rPr>
+                <w:sz w:val="20"/>
+              </w:rPr>
               <w:t xml:space="preserve">随机 token 比真实文本快 37%</w:t>
             </w:r>
           </w:p>
         </w:tc>
         <w:tc>
           <w:p>
-            <w:r>
+            <w:pPr/>
+            <w:r>
+              <w:rPr>
+                <w:sz w:val="20"/>
+              </w:rPr>
               <w:t xml:space="preserve">两类输入路由分布不同，命中率不同</w:t>
             </w:r>
           </w:p>
@@ -3985,39 +5709,66 @@
         <w:gridCol w:w="2768"/>
       </w:tblGrid>
       <w:tr>
-        <w:tc>
-          <w:p>
-            <w:r>
+        <w:trPr>
+          <w:cantSplit/>
+          <w:tblHeader/>
+        </w:trPr>
+        <w:tc>
+          <w:p>
+            <w:pPr/>
+            <w:r>
+              <w:rPr>
+                <w:sz w:val="20"/>
+              </w:rPr>
               <w:t xml:space="preserve">前人工作</w:t>
             </w:r>
           </w:p>
         </w:tc>
         <w:tc>
           <w:p>
-            <w:r>
+            <w:pPr/>
+            <w:r>
+              <w:rPr>
+                <w:sz w:val="20"/>
+              </w:rPr>
               <w:t xml:space="preserve">已知结论</w:t>
             </w:r>
           </w:p>
         </w:tc>
         <w:tc>
           <w:p>
-            <w:r>
+            <w:pPr/>
+            <w:r>
+              <w:rPr>
+                <w:sz w:val="20"/>
+              </w:rPr>
               <w:t xml:space="preserve">本报告补充</w:t>
             </w:r>
           </w:p>
         </w:tc>
       </w:tr>
       <w:tr>
-        <w:tc>
-          <w:p>
-            <w:r>
+        <w:trPr>
+          <w:cantSplit/>
+        </w:trPr>
+        <w:tc>
+          <w:p>
+            <w:pPr/>
+            <w:r>
+              <w:rPr>
+                <w:sz w:val="20"/>
+              </w:rPr>
               <w:t xml:space="preserve">ChaeWoo Son（2026-10-05）同模型</w:t>
             </w:r>
           </w:p>
         </w:tc>
         <w:tc>
           <w:p>
-            <w:r>
+            <w:pPr/>
+            <w:r>
+              <w:rPr>
+                <w:sz w:val="20"/>
+              </w:rPr>
               <w:t xml:space="preserve">substitution +5.7% PPL、selective fetch +0.35%</w:t>
             </w:r>
           </w:p>
@@ -4026,45 +5777,74 @@
           <w:p>
             <w:pPr/>
             <w:r>
+              <w:rPr>
+                <w:sz w:val="20"/>
+              </w:rPr>
               <w:t xml:space="preserve">llama.cpp 实际部署的 fetch-only：四位小数内未见变化，且跨 4 档 cache 容量</w:t>
             </w:r>
           </w:p>
         </w:tc>
       </w:tr>
       <w:tr>
-        <w:tc>
-          <w:p>
-            <w:r>
+        <w:trPr>
+          <w:cantSplit/>
+        </w:trPr>
+        <w:tc>
+          <w:p>
+            <w:pPr/>
+            <w:r>
+              <w:rPr>
+                <w:sz w:val="20"/>
+              </w:rPr>
               <w:t xml:space="preserve">adrianhoehne《MoE Hot Cache PP Journey》（2026-07-09）</w:t>
             </w:r>
           </w:p>
         </w:tc>
         <w:tc>
           <w:p>
-            <w:r>
+            <w:pPr/>
+            <w:r>
+              <w:rPr>
+                <w:sz w:val="20"/>
+              </w:rPr>
               <w:t xml:space="preserve">prefill 侧 break-even 31–32% 命中率</w:t>
             </w:r>
           </w:p>
         </w:tc>
         <w:tc>
           <w:p>
-            <w:r>
+            <w:pPr/>
+            <w:r>
+              <w:rPr>
+                <w:sz w:val="20"/>
+              </w:rPr>
               <w:t xml:space="preserve">decode 侧完整 10 点曲线，含 cache=0 基线</w:t>
             </w:r>
           </w:p>
         </w:tc>
       </w:tr>
       <w:tr>
-        <w:tc>
-          <w:p>
-            <w:r>
+        <w:trPr>
+          <w:cantSplit/>
+        </w:trPr>
+        <w:tc>
+          <w:p>
+            <w:pPr/>
+            <w:r>
+              <w:rPr>
+                <w:sz w:val="20"/>
+              </w:rPr>
               <w:t xml:space="preserve">llama.cpp Wiki《Short Prompt MoE Comparison》（2026-09-26）</w:t>
             </w:r>
           </w:p>
         </w:tc>
         <w:tc>
           <w:p>
-            <w:r>
+            <w:pPr/>
+            <w:r>
+              <w:rPr>
+                <w:sz w:val="20"/>
+              </w:rPr>
               <w:t xml:space="preserve">“缓存改变数值路径，token 可能不同”</w:t>
             </w:r>
           </w:p>
@@ -4073,75 +5853,123 @@
           <w:p>
             <w:pPr/>
             <w:r>
+              <w:rPr>
+                <w:sz w:val="20"/>
+              </w:rPr>
               <w:t xml:space="preserve">本实现下 PPL 在四位小数内未见变化，该警告不适用于 fetch-only</w:t>
             </w:r>
           </w:p>
         </w:tc>
       </w:tr>
       <w:tr>
-        <w:tc>
-          <w:p>
-            <w:r>
+        <w:trPr>
+          <w:cantSplit/>
+        </w:trPr>
+        <w:tc>
+          <w:p>
+            <w:pPr/>
+            <w:r>
+              <w:rPr>
+                <w:sz w:val="20"/>
+              </w:rPr>
               <w:t xml:space="preserve">llama.cpp issue #26432（2026-08-02）</w:t>
             </w:r>
           </w:p>
         </w:tc>
         <w:tc>
           <w:p>
-            <w:r>
+            <w:pPr/>
+            <w:r>
+              <w:rPr>
+                <w:sz w:val="20"/>
+              </w:rPr>
               <w:t xml:space="preserve">AMD GTT 溢出，速度掉 60%，不报错</w:t>
             </w:r>
           </w:p>
         </w:tc>
         <w:tc>
           <w:p>
-            <w:r>
+            <w:pPr/>
+            <w:r>
+              <w:rPr>
+                <w:sz w:val="20"/>
+              </w:rPr>
               <w:t xml:space="preserve">NVIDIA 16 GB 专家缓存路径上同构静默失效（掉 71%），并给出显存竞争算式</w:t>
             </w:r>
           </w:p>
         </w:tc>
       </w:tr>
       <w:tr>
-        <w:tc>
-          <w:p>
-            <w:r>
+        <w:trPr>
+          <w:cantSplit/>
+        </w:trPr>
+        <w:tc>
+          <w:p>
+            <w:pPr/>
+            <w:r>
+              <w:rPr>
+                <w:sz w:val="20"/>
+              </w:rPr>
               <w:t xml:space="preserve">jundot/omlx PR #2343（2026-07-28）</w:t>
             </w:r>
           </w:p>
         </w:tc>
         <w:tc>
           <w:p>
-            <w:r>
+            <w:pPr/>
+            <w:r>
+              <w:rPr>
+                <w:sz w:val="20"/>
+              </w:rPr>
               <w:t xml:space="preserve">重复填充比真实代码快 1.9x（MTP 场景）</w:t>
             </w:r>
           </w:p>
         </w:tc>
         <w:tc>
           <w:p>
-            <w:r>
+            <w:pPr/>
+            <w:r>
+              <w:rPr>
+                <w:sz w:val="20"/>
+              </w:rPr>
               <w:t xml:space="preserve">MoE 的随机 token 高估 37%、重复输入高估 19%</w:t>
             </w:r>
           </w:p>
         </w:tc>
       </w:tr>
       <w:tr>
-        <w:tc>
-          <w:p>
-            <w:r>
+        <w:trPr>
+          <w:cantSplit/>
+        </w:trPr>
+        <w:tc>
+          <w:p>
+            <w:pPr/>
+            <w:r>
+              <w:rPr>
+                <w:sz w:val="20"/>
+              </w:rPr>
               <w:t xml:space="preserve">Olson et al. ACL/EMNLP 2025 Findings</w:t>
             </w:r>
           </w:p>
         </w:tc>
         <w:tc>
           <w:p>
-            <w:r>
+            <w:pPr/>
+            <w:r>
+              <w:rPr>
+                <w:sz w:val="20"/>
+              </w:rPr>
               <w:t xml:space="preserve">MoE 语义路由统计显著</w:t>
             </w:r>
           </w:p>
         </w:tc>
         <w:tc>
           <w:p>
-            <w:r>
+            <w:pPr/>
+            <w:r>
+              <w:rPr>
+                <w:sz w:val="20"/>
+              </w:rPr>
               <w:t xml:space="preserve">本报告未直接检验路由，仅作机制背景</w:t>
             </w:r>
           </w:p>
@@ -4179,7 +6007,7 @@
     <w:tbl>
       <w:tblPr>
         <w:tblStyle w:val="light1"/>
-        <w:tblW w:w="3500" w:type="pct"/>
+        <w:tblW w:w="5000" w:type="pct"/>
         <w:tblBorders>
           <w:top w:val="single" w:sz="4"/>
           <w:left w:val="single" w:sz="4"/>
@@ -4195,64 +6023,109 @@
         <w:gridCol w:w="4153"/>
       </w:tblGrid>
       <w:tr>
-        <w:tc>
-          <w:p>
-            <w:r>
+        <w:trPr>
+          <w:cantSplit/>
+          <w:tblHeader/>
+        </w:trPr>
+        <w:tc>
+          <w:p>
+            <w:pPr/>
+            <w:r>
+              <w:rPr>
+                <w:sz w:val="20"/>
+              </w:rPr>
               <w:t xml:space="preserve">放大器</w:t>
             </w:r>
           </w:p>
         </w:tc>
         <w:tc>
           <w:p>
-            <w:r>
+            <w:pPr/>
+            <w:r>
+              <w:rPr>
+                <w:sz w:val="20"/>
+              </w:rPr>
               <w:t xml:space="preserve">幅度</w:t>
             </w:r>
           </w:p>
         </w:tc>
       </w:tr>
       <w:tr>
-        <w:tc>
-          <w:p>
-            <w:r>
+        <w:trPr>
+          <w:cantSplit/>
+        </w:trPr>
+        <w:tc>
+          <w:p>
+            <w:pPr/>
+            <w:r>
+              <w:rPr>
+                <w:sz w:val="20"/>
+              </w:rPr>
               <w:t xml:space="preserve">随机 token 代替真实文本</w:t>
             </w:r>
           </w:p>
         </w:tc>
         <w:tc>
           <w:p>
-            <w:r>
+            <w:pPr/>
+            <w:r>
+              <w:rPr>
+                <w:sz w:val="20"/>
+              </w:rPr>
               <w:t xml:space="preserve">1.37x</w:t>
             </w:r>
           </w:p>
         </w:tc>
       </w:tr>
       <w:tr>
-        <w:tc>
-          <w:p>
-            <w:r>
+        <w:trPr>
+          <w:cantSplit/>
+        </w:trPr>
+        <w:tc>
+          <w:p>
+            <w:pPr/>
+            <w:r>
+              <w:rPr>
+                <w:sz w:val="20"/>
+              </w:rPr>
               <w:t xml:space="preserve">单条 prompt 重复代替多样输入</w:t>
             </w:r>
           </w:p>
         </w:tc>
         <w:tc>
           <w:p>
-            <w:r>
+            <w:pPr/>
+            <w:r>
+              <w:rPr>
+                <w:sz w:val="20"/>
+              </w:rPr>
               <w:t xml:space="preserve">1.19x</w:t>
             </w:r>
           </w:p>
         </w:tc>
       </w:tr>
       <w:tr>
-        <w:tc>
-          <w:p>
-            <w:r>
+        <w:trPr>
+          <w:cantSplit/>
+        </w:trPr>
+        <w:tc>
+          <w:p>
+            <w:pPr/>
+            <w:r>
+              <w:rPr>
+                <w:sz w:val="20"/>
+              </w:rPr>
               <w:t xml:space="preserve">（部分测量）忽略环境波动</w:t>
             </w:r>
           </w:p>
         </w:tc>
         <w:tc>
           <w:p>
-            <w:r>
+            <w:pPr/>
+            <w:r>
+              <w:rPr>
+                <w:sz w:val="20"/>
+              </w:rPr>
               <w:t xml:space="preserve">视情况</w:t>
             </w:r>
           </w:p>
@@ -4337,23 +6210,39 @@
         <w:gridCol w:w="2076"/>
       </w:tblGrid>
       <w:tr>
-        <w:tc>
-          <w:p>
-            <w:r>
+        <w:trPr>
+          <w:cantSplit/>
+          <w:tblHeader/>
+        </w:trPr>
+        <w:tc>
+          <w:p>
+            <w:pPr/>
+            <w:r>
+              <w:rPr>
+                <w:sz w:val="20"/>
+              </w:rPr>
               <w:t xml:space="preserve">编号</w:t>
             </w:r>
           </w:p>
         </w:tc>
         <w:tc>
           <w:p>
-            <w:r>
+            <w:pPr/>
+            <w:r>
+              <w:rPr>
+                <w:sz w:val="20"/>
+              </w:rPr>
               <w:t xml:space="preserve">限制</w:t>
             </w:r>
           </w:p>
         </w:tc>
         <w:tc>
           <w:p>
-            <w:r>
+            <w:pPr/>
+            <w:r>
+              <w:rPr>
+                <w:sz w:val="20"/>
+              </w:rPr>
               <w:t xml:space="preserve">影响与处理</w:t>
             </w:r>
           </w:p>
@@ -4363,23 +6252,38 @@
         </w:tc>
       </w:tr>
       <w:tr>
-        <w:tc>
-          <w:p>
-            <w:r>
+        <w:trPr>
+          <w:cantSplit/>
+        </w:trPr>
+        <w:tc>
+          <w:p>
+            <w:pPr/>
+            <w:r>
+              <w:rPr>
+                <w:sz w:val="20"/>
+              </w:rPr>
               <w:t xml:space="preserve">L1</w:t>
             </w:r>
           </w:p>
         </w:tc>
         <w:tc>
           <w:p>
-            <w:r>
+            <w:pPr/>
+            <w:r>
+              <w:rPr>
+                <w:sz w:val="20"/>
+              </w:rPr>
               <w:t xml:space="preserve">CPU Tctl 与内存温度不可读（无 ACPI 热区、无 HWiNFO）</w:t>
             </w:r>
           </w:p>
         </w:tc>
         <w:tc>
           <w:p>
-            <w:r>
+            <w:pPr/>
+            <w:r>
+              <w:rPr>
+                <w:sz w:val="20"/>
+              </w:rPr>
               <w:t xml:space="preserve">“温度 ≥95C 则作废”的判据无法执行；本机有内存散热故障史。记 UNAVAILABLE，不编造，靠 GPU 温度（35–53C）与内存频率（全程 3200）作间接证据</w:t>
             </w:r>
           </w:p>
@@ -4389,23 +6293,38 @@
         </w:tc>
       </w:tr>
       <w:tr>
-        <w:tc>
-          <w:p>
-            <w:r>
+        <w:trPr>
+          <w:cantSplit/>
+        </w:trPr>
+        <w:tc>
+          <w:p>
+            <w:pPr/>
+            <w:r>
+              <w:rPr>
+                <w:sz w:val="20"/>
+              </w:rPr>
               <w:t xml:space="preserve">L2</w:t>
             </w:r>
           </w:p>
         </w:tc>
         <w:tc>
           <w:p>
-            <w:r>
+            <w:pPr/>
+            <w:r>
+              <w:rPr>
+                <w:sz w:val="20"/>
+              </w:rPr>
               <w:t xml:space="preserve">只有一台机器</w:t>
             </w:r>
           </w:p>
         </w:tc>
         <w:tc>
           <w:p>
-            <w:r>
+            <w:pPr/>
+            <w:r>
+              <w:rPr>
+                <w:sz w:val="20"/>
+              </w:rPr>
               <w:t xml:space="preserve">第 4.3 节的跨平台推断未经实机验证，报告中一律写作“推断/预期”</w:t>
             </w:r>
           </w:p>
@@ -4415,23 +6334,38 @@
         </w:tc>
       </w:tr>
       <w:tr>
-        <w:tc>
-          <w:p>
-            <w:r>
+        <w:trPr>
+          <w:cantSplit/>
+        </w:trPr>
+        <w:tc>
+          <w:p>
+            <w:pPr/>
+            <w:r>
+              <w:rPr>
+                <w:sz w:val="20"/>
+              </w:rPr>
               <w:t xml:space="preserve">L3</w:t>
             </w:r>
           </w:p>
         </w:tc>
         <w:tc>
           <w:p>
-            <w:r>
+            <w:pPr/>
+            <w:r>
+              <w:rPr>
+                <w:sz w:val="20"/>
+              </w:rPr>
               <w:t xml:space="preserve">命中率 82.7% 是反推值</w:t>
             </w:r>
           </w:p>
         </w:tc>
         <w:tc>
           <w:p>
-            <w:r>
+            <w:pPr/>
+            <w:r>
+              <w:rPr>
+                <w:sz w:val="20"/>
+              </w:rPr>
               <w:t xml:space="preserve">server 模式无每 token 命中率日志，明确标注为反推</w:t>
             </w:r>
           </w:p>
@@ -4441,23 +6375,38 @@
         </w:tc>
       </w:tr>
       <w:tr>
-        <w:tc>
-          <w:p>
-            <w:r>
+        <w:trPr>
+          <w:cantSplit/>
+        </w:trPr>
+        <w:tc>
+          <w:p>
+            <w:pPr/>
+            <w:r>
+              <w:rPr>
+                <w:sz w:val="20"/>
+              </w:rPr>
               <w:t xml:space="preserve">L4</w:t>
             </w:r>
           </w:p>
         </w:tc>
         <w:tc>
           <w:p>
-            <w:r>
+            <w:pPr/>
+            <w:r>
+              <w:rPr>
+                <w:sz w:val="20"/>
+              </w:rPr>
               <w:t xml:space="preserve">随机 token 更快的机制未单独实测</w:t>
             </w:r>
           </w:p>
         </w:tc>
         <w:tc>
           <w:p>
-            <w:r>
+            <w:pPr/>
+            <w:r>
+              <w:rPr>
+                <w:sz w:val="20"/>
+              </w:rPr>
               <w:t xml:space="preserve">“路由更集中导致命中率更高”为推断</w:t>
             </w:r>
           </w:p>
@@ -4467,23 +6416,38 @@
         </w:tc>
       </w:tr>
       <w:tr>
-        <w:tc>
-          <w:p>
-            <w:r>
+        <w:trPr>
+          <w:cantSplit/>
+        </w:trPr>
+        <w:tc>
+          <w:p>
+            <w:pPr/>
+            <w:r>
+              <w:rPr>
+                <w:sz w:val="20"/>
+              </w:rPr>
               <w:t xml:space="preserve">L5</w:t>
             </w:r>
           </w:p>
         </w:tc>
         <w:tc>
           <w:p>
-            <w:r>
+            <w:pPr/>
+            <w:r>
+              <w:rPr>
+                <w:sz w:val="20"/>
+              </w:rPr>
               <w:t xml:space="preserve">PPL 仅 20 chunks</w:t>
             </w:r>
           </w:p>
         </w:tc>
         <w:tc>
           <w:p>
-            <w:r>
+            <w:pPr/>
+            <w:r>
+              <w:rPr>
+                <w:sz w:val="20"/>
+              </w:rPr>
               <w:t xml:space="preserve">不是完整测试集 PPL</w:t>
             </w:r>
           </w:p>
@@ -4493,53 +6457,87 @@
         </w:tc>
       </w:tr>
       <w:tr>
-        <w:tc>
-          <w:p>
-            <w:r>
+        <w:trPr>
+          <w:cantSplit/>
+        </w:trPr>
+        <w:tc>
+          <w:p>
+            <w:pPr/>
+            <w:r>
+              <w:rPr>
+                <w:sz w:val="20"/>
+              </w:rPr>
               <w:t xml:space="preserve">L6</w:t>
             </w:r>
           </w:p>
         </w:tc>
         <w:tc>
           <w:p>
-            <w:r>
+            <w:pPr/>
+            <w:r>
+              <w:rPr>
+                <w:sz w:val="20"/>
+              </w:rPr>
               <w:t xml:space="preserve">10 题检查只作定性</w:t>
             </w:r>
           </w:p>
         </w:tc>
         <w:tc>
           <w:p>
-            <w:r>
+            <w:pPr/>
+            <w:r>
+              <w:rPr>
+                <w:sz w:val="20"/>
+              </w:rPr>
               <w:t xml:space="preserve">两组均 8/10，但逐字节相同仅 5/10</w:t>
             </w:r>
           </w:p>
         </w:tc>
         <w:tc>
           <w:p>
-            <w:r>
+            <w:pPr/>
+            <w:r>
+              <w:rPr>
+                <w:sz w:val="20"/>
+              </w:rPr>
               <w:t xml:space="preserve">不作为任何 benchmark 分数</w:t>
             </w:r>
           </w:p>
         </w:tc>
       </w:tr>
       <w:tr>
-        <w:tc>
-          <w:p>
-            <w:r>
+        <w:trPr>
+          <w:cantSplit/>
+        </w:trPr>
+        <w:tc>
+          <w:p>
+            <w:pPr/>
+            <w:r>
+              <w:rPr>
+                <w:sz w:val="20"/>
+              </w:rPr>
               <w:t xml:space="preserve">L7</w:t>
             </w:r>
           </w:p>
         </w:tc>
         <w:tc>
           <w:p>
-            <w:r>
+            <w:pPr/>
+            <w:r>
+              <w:rPr>
+                <w:sz w:val="20"/>
+              </w:rPr>
               <w:t xml:space="preserve">PCIe 有效带宽用 24.45 GB/s 常见估值</w:t>
             </w:r>
           </w:p>
         </w:tc>
         <w:tc>
           <w:p>
-            <w:r>
+            <w:pPr/>
+            <w:r>
+              <w:rPr>
+                <w:sz w:val="20"/>
+              </w:rPr>
               <w:t xml:space="preserve">未用 DMA 基准直接测，可能有 5–10% 偏移，不影响定性结论</w:t>
             </w:r>
           </w:p>
@@ -4549,23 +6547,38 @@
         </w:tc>
       </w:tr>
       <w:tr>
-        <w:tc>
-          <w:p>
-            <w:r>
+        <w:trPr>
+          <w:cantSplit/>
+        </w:trPr>
+        <w:tc>
+          <w:p>
+            <w:pPr/>
+            <w:r>
+              <w:rPr>
+                <w:sz w:val="20"/>
+              </w:rPr>
               <w:t xml:space="preserve">L8</w:t>
             </w:r>
           </w:p>
         </w:tc>
         <w:tc>
           <w:p>
-            <w:r>
+            <w:pPr/>
+            <w:r>
+              <w:rPr>
+                <w:sz w:val="20"/>
+              </w:rPr>
               <w:t xml:space="preserve">单一模型、单一致化（Q4_K_M）</w:t>
             </w:r>
           </w:p>
         </w:tc>
         <w:tc>
           <w:p>
-            <w:r>
+            <w:pPr/>
+            <w:r>
+              <w:rPr>
+                <w:sz w:val="20"/>
+              </w:rPr>
               <w:t xml:space="preserve">不能外推到其它 MoE 架构</w:t>
             </w:r>
           </w:p>
@@ -4575,16 +6588,27 @@
         </w:tc>
       </w:tr>
       <w:tr>
-        <w:tc>
-          <w:p>
-            <w:r>
+        <w:trPr>
+          <w:cantSplit/>
+        </w:trPr>
+        <w:tc>
+          <w:p>
+            <w:pPr/>
+            <w:r>
+              <w:rPr>
+                <w:sz w:val="20"/>
+              </w:rPr>
               <w:t xml:space="preserve">L9</w:t>
             </w:r>
           </w:p>
         </w:tc>
         <w:tc>
           <w:p>
-            <w:r>
+            <w:pPr/>
+            <w:r>
+              <w:rPr>
+                <w:sz w:val="20"/>
+              </w:rPr>
               <w:t xml:space="preserve">命中率在速度路径上不可直接测量</w:t>
             </w:r>
           </w:p>
@@ -4592,7 +6616,11 @@
         <w:tc>
           <w:tcPr/>
           <w:p>
-            <w:r>
+            <w:pPr/>
+            <w:r>
+              <w:rPr>
+                <w:sz w:val="20"/>
+              </w:rPr>
               <w:t xml:space="preserve">llama-server 在本次测试中未能取得每 token 命中率统计（默认与 -lv 4、以及 taskkill 温和终止均未输出）；源码在对象析构时调用 log_stats()，而 Stop-Process -Force 可能跳过清理，因此不能断言该统计不可得。需 Ctrl+C 或源码级验证才能定论。</w:t>
             </w:r>
           </w:p>
@@ -4656,26 +6684,45 @@
         <w:gridCol w:w="4153"/>
       </w:tblGrid>
       <w:tr>
-        <w:tc>
-          <w:p>
-            <w:r>
+        <w:trPr>
+          <w:cantSplit/>
+          <w:tblHeader/>
+        </w:trPr>
+        <w:tc>
+          <w:p>
+            <w:pPr/>
+            <w:r>
+              <w:rPr>
+                <w:sz w:val="20"/>
+              </w:rPr>
               <w:t xml:space="preserve">检查项</w:t>
             </w:r>
           </w:p>
         </w:tc>
         <w:tc>
           <w:p>
-            <w:r>
+            <w:pPr/>
+            <w:r>
+              <w:rPr>
+                <w:sz w:val="20"/>
+              </w:rPr>
               <w:t xml:space="preserve">状态</w:t>
             </w:r>
           </w:p>
         </w:tc>
       </w:tr>
       <w:tr>
+        <w:trPr>
+          <w:cantSplit/>
+        </w:trPr>
         <w:tc>
           <w:tcPr/>
           <w:p>
-            <w:r>
+            <w:pPr/>
+            <w:r>
+              <w:rPr>
+                <w:sz w:val="20"/>
+              </w:rPr>
               <w:t xml:space="preserve">每组至少 3 次重复</w:t>
             </w:r>
           </w:p>
@@ -4683,119 +6730,200 @@
         <w:tc>
           <w:tcPr/>
           <w:p>
-            <w:r>
+            <w:pPr/>
+            <w:r>
+              <w:rPr>
+                <w:sz w:val="20"/>
+              </w:rPr>
               <w:t xml:space="preserve">是（同一 server 进程内 3 次请求，非跨进程）</w:t>
             </w:r>
           </w:p>
         </w:tc>
       </w:tr>
       <w:tr>
-        <w:tc>
-          <w:p>
-            <w:r>
+        <w:trPr>
+          <w:cantSplit/>
+        </w:trPr>
+        <w:tc>
+          <w:p>
+            <w:pPr/>
+            <w:r>
+              <w:rPr>
+                <w:sz w:val="20"/>
+              </w:rPr>
               <w:t xml:space="preserve">逐 run 数据保留、未按速度删离群值</w:t>
             </w:r>
           </w:p>
         </w:tc>
         <w:tc>
           <w:p>
-            <w:r>
+            <w:pPr/>
+            <w:r>
+              <w:rPr>
+                <w:sz w:val="20"/>
+              </w:rPr>
               <w:t xml:space="preserve">是</w:t>
             </w:r>
           </w:p>
         </w:tc>
       </w:tr>
       <w:tr>
-        <w:tc>
-          <w:p>
-            <w:r>
+        <w:trPr>
+          <w:cantSplit/>
+        </w:trPr>
+        <w:tc>
+          <w:p>
+            <w:pPr/>
+            <w:r>
+              <w:rPr>
+                <w:sz w:val="20"/>
+              </w:rPr>
               <w:t xml:space="preserve">崩塌判定使用三特征、未凭单一速度下结论</w:t>
             </w:r>
           </w:p>
         </w:tc>
         <w:tc>
           <w:p>
-            <w:r>
+            <w:pPr/>
+            <w:r>
+              <w:rPr>
+                <w:sz w:val="20"/>
+              </w:rPr>
               <w:t xml:space="preserve">是</w:t>
             </w:r>
           </w:p>
         </w:tc>
       </w:tr>
       <w:tr>
-        <w:tc>
-          <w:p>
-            <w:r>
+        <w:trPr>
+          <w:cantSplit/>
+        </w:trPr>
+        <w:tc>
+          <w:p>
+            <w:pPr/>
+            <w:r>
+              <w:rPr>
+                <w:sz w:val="20"/>
+              </w:rPr>
               <w:t xml:space="preserve">环境漂移有量化记录</w:t>
             </w:r>
           </w:p>
         </w:tc>
         <w:tc>
           <w:p>
-            <w:r>
+            <w:pPr/>
+            <w:r>
+              <w:rPr>
+                <w:sz w:val="20"/>
+              </w:rPr>
               <w:t xml:space="preserve">是（45 次基线，3 次 UNSTABLE 保留）</w:t>
             </w:r>
           </w:p>
         </w:tc>
       </w:tr>
       <w:tr>
-        <w:tc>
-          <w:p>
-            <w:r>
+        <w:trPr>
+          <w:cantSplit/>
+        </w:trPr>
+        <w:tc>
+          <w:p>
+            <w:pPr/>
+            <w:r>
+              <w:rPr>
+                <w:sz w:val="20"/>
+              </w:rPr>
               <w:t xml:space="preserve">外部干扰（Hyper-V VM）已 A/B 量化</w:t>
             </w:r>
           </w:p>
         </w:tc>
         <w:tc>
           <w:p>
-            <w:r>
+            <w:pPr/>
+            <w:r>
+              <w:rPr>
+                <w:sz w:val="20"/>
+              </w:rPr>
               <w:t xml:space="preserve">是（−0.7%）</w:t>
             </w:r>
           </w:p>
         </w:tc>
       </w:tr>
       <w:tr>
-        <w:tc>
-          <w:p>
-            <w:r>
+        <w:trPr>
+          <w:cantSplit/>
+        </w:trPr>
+        <w:tc>
+          <w:p>
+            <w:pPr/>
+            <w:r>
+              <w:rPr>
+                <w:sz w:val="20"/>
+              </w:rPr>
               <w:t xml:space="preserve">前人结论与本机结论分列</w:t>
             </w:r>
           </w:p>
         </w:tc>
         <w:tc>
           <w:p>
-            <w:r>
+            <w:pPr/>
+            <w:r>
+              <w:rPr>
+                <w:sz w:val="20"/>
+              </w:rPr>
               <w:t xml:space="preserve">是（第 5 章）</w:t>
             </w:r>
           </w:p>
         </w:tc>
       </w:tr>
       <w:tr>
-        <w:tc>
-          <w:p>
-            <w:r>
+        <w:trPr>
+          <w:cantSplit/>
+        </w:trPr>
+        <w:tc>
+          <w:p>
+            <w:pPr/>
+            <w:r>
+              <w:rPr>
+                <w:sz w:val="20"/>
+              </w:rPr>
               <w:t xml:space="preserve">不确定处标注为推断</w:t>
             </w:r>
           </w:p>
         </w:tc>
         <w:tc>
           <w:p>
-            <w:r>
+            <w:pPr/>
+            <w:r>
+              <w:rPr>
+                <w:sz w:val="20"/>
+              </w:rPr>
               <w:t xml:space="preserve">是（4.3、7）</w:t>
             </w:r>
           </w:p>
         </w:tc>
       </w:tr>
       <w:tr>
-        <w:tc>
-          <w:p>
-            <w:r>
+        <w:trPr>
+          <w:cantSplit/>
+        </w:trPr>
+        <w:tc>
+          <w:p>
+            <w:pPr/>
+            <w:r>
+              <w:rPr>
+                <w:sz w:val="20"/>
+              </w:rPr>
               <w:t xml:space="preserve">未修改测试题目/参数以凑结果</w:t>
             </w:r>
           </w:p>
         </w:tc>
         <w:tc>
           <w:p>
-            <w:r>
+            <w:pPr/>
+            <w:r>
+              <w:rPr>
+                <w:sz w:val="20"/>
+              </w:rPr>
               <w:t xml:space="preserve">是</w:t>
             </w:r>
           </w:p>
@@ -4881,210 +7009,344 @@
         <w:gridCol w:w="2076"/>
       </w:tblGrid>
       <w:tr>
-        <w:tc>
-          <w:p>
-            <w:r>
+        <w:trPr>
+          <w:cantSplit/>
+          <w:tblHeader/>
+        </w:trPr>
+        <w:tc>
+          <w:p>
+            <w:pPr/>
+            <w:r>
+              <w:rPr>
+                <w:sz w:val="20"/>
+              </w:rPr>
               <w:t xml:space="preserve">配置</w:t>
             </w:r>
           </w:p>
         </w:tc>
         <w:tc>
           <w:p>
-            <w:r>
+            <w:pPr/>
+            <w:r>
+              <w:rPr>
+                <w:sz w:val="20"/>
+              </w:rPr>
               <w:t xml:space="preserve">原（=最大值）</w:t>
             </w:r>
           </w:p>
         </w:tc>
         <w:tc>
           <w:p>
-            <w:r>
+            <w:pPr/>
+            <w:r>
+              <w:rPr>
+                <w:sz w:val="20"/>
+              </w:rPr>
               <w:t xml:space="preserve">修正后中位数</w:t>
             </w:r>
           </w:p>
         </w:tc>
         <w:tc>
           <w:p>
-            <w:r>
+            <w:pPr/>
+            <w:r>
+              <w:rPr>
+                <w:sz w:val="20"/>
+              </w:rPr>
               <w:t xml:space="preserve">修正幅度</w:t>
             </w:r>
           </w:p>
         </w:tc>
       </w:tr>
       <w:tr>
-        <w:tc>
-          <w:p>
-            <w:r>
+        <w:trPr>
+          <w:cantSplit/>
+        </w:trPr>
+        <w:tc>
+          <w:p>
+            <w:pPr/>
+            <w:r>
+              <w:rPr>
+                <w:sz w:val="20"/>
+              </w:rPr>
               <w:t xml:space="preserve">P3 cache=0</w:t>
             </w:r>
           </w:p>
         </w:tc>
         <w:tc>
           <w:p>
-            <w:r>
+            <w:pPr/>
+            <w:r>
+              <w:rPr>
+                <w:sz w:val="20"/>
+              </w:rPr>
               <w:t xml:space="preserve">26.842</w:t>
             </w:r>
           </w:p>
         </w:tc>
         <w:tc>
           <w:p>
-            <w:r>
+            <w:pPr/>
+            <w:r>
+              <w:rPr>
+                <w:sz w:val="20"/>
+              </w:rPr>
               <w:t xml:space="preserve">26.806</w:t>
             </w:r>
           </w:p>
         </w:tc>
         <w:tc>
           <w:p>
-            <w:r>
+            <w:pPr/>
+            <w:r>
+              <w:rPr>
+                <w:sz w:val="20"/>
+              </w:rPr>
               <w:t xml:space="preserve">-0.13%</w:t>
             </w:r>
           </w:p>
         </w:tc>
       </w:tr>
       <w:tr>
-        <w:tc>
-          <w:p>
-            <w:r>
+        <w:trPr>
+          <w:cantSplit/>
+        </w:trPr>
+        <w:tc>
+          <w:p>
+            <w:pPr/>
+            <w:r>
+              <w:rPr>
+                <w:sz w:val="20"/>
+              </w:rPr>
               <w:t xml:space="preserve">P3 cache=10752</w:t>
             </w:r>
           </w:p>
         </w:tc>
         <w:tc>
           <w:p>
-            <w:r>
+            <w:pPr/>
+            <w:r>
+              <w:rPr>
+                <w:sz w:val="20"/>
+              </w:rPr>
               <w:t xml:space="preserve">80.809</w:t>
             </w:r>
           </w:p>
         </w:tc>
         <w:tc>
           <w:p>
-            <w:r>
+            <w:pPr/>
+            <w:r>
+              <w:rPr>
+                <w:sz w:val="20"/>
+              </w:rPr>
               <w:t xml:space="preserve">80.673</w:t>
             </w:r>
           </w:p>
         </w:tc>
         <w:tc>
           <w:p>
-            <w:r>
+            <w:pPr/>
+            <w:r>
+              <w:rPr>
+                <w:sz w:val="20"/>
+              </w:rPr>
               <w:t xml:space="preserve">-0.17%</w:t>
             </w:r>
           </w:p>
         </w:tc>
       </w:tr>
       <w:tr>
-        <w:tc>
-          <w:p>
-            <w:r>
+        <w:trPr>
+          <w:cantSplit/>
+        </w:trPr>
+        <w:tc>
+          <w:p>
+            <w:pPr/>
+            <w:r>
+              <w:rPr>
+                <w:sz w:val="20"/>
+              </w:rPr>
               <w:t xml:space="preserve">P2 ncmoe=48</w:t>
             </w:r>
           </w:p>
         </w:tc>
         <w:tc>
           <w:p>
-            <w:r>
+            <w:pPr/>
+            <w:r>
+              <w:rPr>
+                <w:sz w:val="20"/>
+              </w:rPr>
               <w:t xml:space="preserve">80.917</w:t>
             </w:r>
           </w:p>
         </w:tc>
         <w:tc>
           <w:p>
-            <w:r>
+            <w:pPr/>
+            <w:r>
+              <w:rPr>
+                <w:sz w:val="20"/>
+              </w:rPr>
               <w:t xml:space="preserve">80.144</w:t>
             </w:r>
           </w:p>
         </w:tc>
         <w:tc>
           <w:p>
-            <w:r>
+            <w:pPr/>
+            <w:r>
+              <w:rPr>
+                <w:sz w:val="20"/>
+              </w:rPr>
               <w:t xml:space="preserve">-0.96%</w:t>
             </w:r>
           </w:p>
         </w:tc>
       </w:tr>
       <w:tr>
-        <w:tc>
-          <w:p>
-            <w:r>
+        <w:trPr>
+          <w:cantSplit/>
+        </w:trPr>
+        <w:tc>
+          <w:p>
+            <w:pPr/>
+            <w:r>
+              <w:rPr>
+                <w:sz w:val="20"/>
+              </w:rPr>
               <w:t xml:space="preserve">P2 ncmoe=44</w:t>
             </w:r>
           </w:p>
         </w:tc>
         <w:tc>
           <w:p>
-            <w:r>
+            <w:pPr/>
+            <w:r>
+              <w:rPr>
+                <w:sz w:val="20"/>
+              </w:rPr>
               <w:t xml:space="preserve">23.729</w:t>
             </w:r>
           </w:p>
         </w:tc>
         <w:tc>
           <w:p>
-            <w:r>
+            <w:pPr/>
+            <w:r>
+              <w:rPr>
+                <w:sz w:val="20"/>
+              </w:rPr>
               <w:t xml:space="preserve">23.639</w:t>
             </w:r>
           </w:p>
         </w:tc>
         <w:tc>
           <w:p>
-            <w:r>
+            <w:pPr/>
+            <w:r>
+              <w:rPr>
+                <w:sz w:val="20"/>
+              </w:rPr>
               <w:t xml:space="preserve">-0.38%</w:t>
             </w:r>
           </w:p>
         </w:tc>
       </w:tr>
       <w:tr>
-        <w:tc>
-          <w:p>
-            <w:r>
+        <w:trPr>
+          <w:cantSplit/>
+        </w:trPr>
+        <w:tc>
+          <w:p>
+            <w:pPr/>
+            <w:r>
+              <w:rPr>
+                <w:sz w:val="20"/>
+              </w:rPr>
               <w:t xml:space="preserve">P3 cache=8192</w:t>
             </w:r>
           </w:p>
         </w:tc>
         <w:tc>
           <w:p>
-            <w:r>
+            <w:pPr/>
+            <w:r>
+              <w:rPr>
+                <w:sz w:val="20"/>
+              </w:rPr>
               <w:t xml:space="preserve">69.838</w:t>
             </w:r>
           </w:p>
         </w:tc>
         <w:tc>
           <w:p>
-            <w:r>
+            <w:pPr/>
+            <w:r>
+              <w:rPr>
+                <w:sz w:val="20"/>
+              </w:rPr>
               <w:t xml:space="preserve">69.718</w:t>
             </w:r>
           </w:p>
         </w:tc>
         <w:tc>
           <w:p>
-            <w:r>
+            <w:pPr/>
+            <w:r>
+              <w:rPr>
+                <w:sz w:val="20"/>
+              </w:rPr>
               <w:t xml:space="preserve">-0.17%</w:t>
             </w:r>
           </w:p>
         </w:tc>
       </w:tr>
       <w:tr>
-        <w:tc>
-          <w:p>
-            <w:r>
+        <w:trPr>
+          <w:cantSplit/>
+        </w:trPr>
+        <w:tc>
+          <w:p>
+            <w:pPr/>
+            <w:r>
+              <w:rPr>
+                <w:sz w:val="20"/>
+              </w:rPr>
               <w:t xml:space="preserve">P2 ncmoe=32</w:t>
             </w:r>
           </w:p>
         </w:tc>
         <w:tc>
           <w:p>
-            <w:r>
+            <w:pPr/>
+            <w:r>
+              <w:rPr>
+                <w:sz w:val="20"/>
+              </w:rPr>
               <w:t xml:space="preserve">15.121</w:t>
             </w:r>
           </w:p>
         </w:tc>
         <w:tc>
           <w:p>
-            <w:r>
+            <w:pPr/>
+            <w:r>
+              <w:rPr>
+                <w:sz w:val="20"/>
+              </w:rPr>
               <w:t xml:space="preserve">15.108</w:t>
             </w:r>
           </w:p>
         </w:tc>
         <w:tc>
           <w:p>
-            <w:r>
+            <w:pPr/>
+            <w:r>
+              <w:rPr>
+                <w:sz w:val="20"/>
+              </w:rPr>
               <w:t xml:space="preserve">-0.09%</w:t>
             </w:r>
           </w:p>
@@ -5179,138 +7441,229 @@
         <w:gridCol w:w="2768"/>
       </w:tblGrid>
       <w:tr>
-        <w:tc>
-          <w:p>
-            <w:r>
+        <w:trPr>
+          <w:cantSplit/>
+          <w:tblHeader/>
+        </w:trPr>
+        <w:tc>
+          <w:p>
+            <w:pPr/>
+            <w:r>
+              <w:rPr>
+                <w:sz w:val="20"/>
+              </w:rPr>
               <w:t xml:space="preserve">矛盾</w:t>
             </w:r>
           </w:p>
         </w:tc>
         <w:tc>
           <w:p>
-            <w:r>
+            <w:pPr/>
+            <w:r>
+              <w:rPr>
+                <w:sz w:val="20"/>
+              </w:rPr>
               <w:t xml:space="preserve">原文</w:t>
             </w:r>
           </w:p>
         </w:tc>
         <w:tc>
           <w:p>
-            <w:r>
+            <w:pPr/>
+            <w:r>
+              <w:rPr>
+                <w:sz w:val="20"/>
+              </w:rPr>
               <w:t xml:space="preserve">修正</w:t>
             </w:r>
           </w:p>
         </w:tc>
       </w:tr>
       <w:tr>
-        <w:tc>
-          <w:p>
-            <w:r>
+        <w:trPr>
+          <w:cantSplit/>
+        </w:trPr>
+        <w:tc>
+          <w:p>
+            <w:pPr/>
+            <w:r>
+              <w:rPr>
+                <w:sz w:val="20"/>
+              </w:rPr>
               <w:t xml:space="preserve">崩塌判据与数据不符</w:t>
             </w:r>
           </w:p>
         </w:tc>
         <w:tc>
           <w:p>
-            <w:r>
+            <w:pPr/>
+            <w:r>
+              <w:rPr>
+                <w:sz w:val="20"/>
+              </w:rPr>
               <w:t xml:space="preserve">判据要求 util≥99%，但 ncmoe44 实测 95–97% 却标为满足</w:t>
             </w:r>
           </w:p>
         </w:tc>
         <w:tc>
           <w:p>
-            <w:r>
+            <w:pPr/>
+            <w:r>
+              <w:rPr>
+                <w:sz w:val="20"/>
+              </w:rPr>
               <w:t xml:space="preserve">ncmoe44 不满足三特征全部条件，改标「疑似崩塌，util 未达判据」</w:t>
             </w:r>
           </w:p>
         </w:tc>
       </w:tr>
       <w:tr>
-        <w:tc>
-          <w:p>
-            <w:r>
+        <w:trPr>
+          <w:cantSplit/>
+        </w:trPr>
+        <w:tc>
+          <w:p>
+            <w:pPr/>
+            <w:r>
+              <w:rPr>
+                <w:sz w:val="20"/>
+              </w:rPr>
               <w:t xml:space="preserve">未测 47/46/45</w:t>
             </w:r>
           </w:p>
         </w:tc>
         <w:tc>
           <w:p>
-            <w:r>
+            <w:pPr/>
+            <w:r>
+              <w:rPr>
+                <w:sz w:val="20"/>
+              </w:rPr>
               <w:t xml:space="preserve">断言 48 是唯一可行点</w:t>
             </w:r>
           </w:p>
         </w:tc>
         <w:tc>
           <w:p>
-            <w:r>
+            <w:pPr/>
+            <w:r>
+              <w:rPr>
+                <w:sz w:val="20"/>
+              </w:rPr>
               <w:t xml:space="preserve">改为「在已测的 48/44/40/36/34/32 中 48 唯一不崩，47/46/45 未测」</w:t>
             </w:r>
           </w:p>
         </w:tc>
       </w:tr>
       <w:tr>
-        <w:tc>
-          <w:p>
-            <w:r>
+        <w:trPr>
+          <w:cantSplit/>
+        </w:trPr>
+        <w:tc>
+          <w:p>
+            <w:pPr/>
+            <w:r>
+              <w:rPr>
+                <w:sz w:val="20"/>
+              </w:rPr>
               <w:t xml:space="preserve">P3 显存混用 P2 数据</w:t>
             </w:r>
           </w:p>
         </w:tc>
         <w:tc>
           <w:p>
-            <w:r>
+            <w:pPr/>
+            <w:r>
+              <w:rPr>
+                <w:sz w:val="20"/>
+              </w:rPr>
               <w:t xml:space="preserve">cache10752 写 14887–14912；cache8192 写约 11800</w:t>
             </w:r>
           </w:p>
         </w:tc>
         <w:tc>
           <w:p>
-            <w:r>
+            <w:pPr/>
+            <w:r>
+              <w:rPr>
+                <w:sz w:val="20"/>
+              </w:rPr>
               <w:t xml:space="preserve">cache10752 实际 14749–14814；cache8192 实际 12128–12485</w:t>
             </w:r>
           </w:p>
         </w:tc>
       </w:tr>
       <w:tr>
-        <w:tc>
-          <w:p>
-            <w:r>
+        <w:trPr>
+          <w:cantSplit/>
+        </w:trPr>
+        <w:tc>
+          <w:p>
+            <w:pPr/>
+            <w:r>
+              <w:rPr>
+                <w:sz w:val="20"/>
+              </w:rPr>
               <w:t xml:space="preserve">组合优化未穷尽</w:t>
             </w:r>
           </w:p>
         </w:tc>
         <w:tc>
           <w:p>
-            <w:r>
+            <w:pPr/>
+            <w:r>
+              <w:rPr>
+                <w:sz w:val="20"/>
+              </w:rPr>
               <w:t xml:space="preserve">称必须全押缓存没有中间地带</w:t>
             </w:r>
           </w:p>
         </w:tc>
         <w:tc>
           <w:p>
-            <w:r>
+            <w:pPr/>
+            <w:r>
+              <w:rPr>
+                <w:sz w:val="20"/>
+              </w:rPr>
               <w:t xml:space="preserve">仅证明「固定大 cache 时降 ncmoe 变差」，未测「减 cache + 静态专家」等其他组合</w:t>
             </w:r>
           </w:p>
         </w:tc>
       </w:tr>
       <w:tr>
-        <w:tc>
-          <w:p>
-            <w:r>
+        <w:trPr>
+          <w:cantSplit/>
+        </w:trPr>
+        <w:tc>
+          <w:p>
+            <w:pPr/>
+            <w:r>
+              <w:rPr>
+                <w:sz w:val="20"/>
+              </w:rPr>
               <w:t xml:space="preserve">两个放大倍数不能相乘</w:t>
             </w:r>
           </w:p>
         </w:tc>
         <w:tc>
           <w:p>
-            <w:r>
+            <w:pPr/>
+            <w:r>
+              <w:rPr>
+                <w:sz w:val="20"/>
+              </w:rPr>
               <w:t xml:space="preserve">称随机与重复叠加可放大 63%</w:t>
             </w:r>
           </w:p>
         </w:tc>
         <w:tc>
           <w:p>
-            <w:r>
+            <w:pPr/>
+            <w:r>
+              <w:rPr>
+                <w:sz w:val="20"/>
+              </w:rPr>
               <w:t xml:space="preserve">两者未做全因子实验隔离，不能直接相乘</w:t>
             </w:r>
           </w:p>
@@ -5371,19 +7724,72 @@
       </w:pPr>
       <w:r>
         <w:rPr/>
-        <w:t xml:space="preserve">五张图均已插入正文对应章节：图 1 与图 1b 在 3.2 节（cache 全范围曲线与 0–2048 MiB 段明细）；图 2 在 3.3.1 节（ncmoe 断崖）；图 3 在 3.1 节（PPL 四档）；图 4 在 3.4 节（真实 vs 随机）。所有图的纵轴一律自 0 起，未使用截断坐标轴放大差异。数据取自 CORRECTED-SUMMARY-ALL.csv 的修正后中位数，图数据另存于 data/05-environment/FIGURE-DATA.csv。</w:t>
-      </w:r>
-    </w:p>
-    <w:p/>
-    <w:p/>
-    <w:p/>
+        <w:t xml:space="preserve">五张图均已插入正文对应章节：图 3 在 3.1 节（PPL 四档）；图 1 与图 1b 在 3.2 节（cache 全范围曲线与 0–2048 MiB 段明细）；图 2 在 3.3 节（ncmoe 断崖）；图 4 在 3.4 节（真实 vs 随机）。所有图纵轴一律自 0 起，未使用截断坐标轴放大差异。排版约定：正文 11pt、表格统一 10pt，表头跨页重复、单行不跨页断开，页脚为“第 X 页 / 共 Y 页”。数据取自 CORRECTED-SUMMARY-ALL.csv 的修正后中位数，图数据另存于 data/05-environment/FIGURE-DATA.csv。</w:t>
+      </w:r>
+    </w:p>
     <w:sectPr>
+      <w:footerReference w:type="default" r:id="Rcaefe9f78f93437e"/>
       <w:pgSz w:w="11906" w:h="16838"/>
       <w:pgMar w:top="1440" w:right="1800" w:bottom="1440" w:left="1800"/>
       <w:docGrid w:type="default"/>
     </w:sectPr>
   </w:body>
 </w:document>
+</file>
+
+<file path=word/footer1.xml><?xml version="1.0" encoding="utf-8"?>
+<w:ftr xmlns:mc="http://schemas.openxmlformats.org/markup-compatibility/2006" xmlns:w14="http://schemas.microsoft.com/office/word/2010/wordml" xmlns:w="http://schemas.openxmlformats.org/wordprocessingml/2006/main" mc:Ignorable="w14">
+  <w:p>
+    <w:pPr>
+      <w:jc w:val="center"/>
+    </w:pPr>
+    <w:r>
+      <w:rPr>
+        <w:color w:val="808080"/>
+        <w:sz w:val="18"/>
+      </w:rPr>
+      <w:t xml:space="preserve">第 </w:t>
+    </w:r>
+    <w:r>
+      <w:fldChar w:fldCharType="begin"/>
+    </w:r>
+    <w:r>
+      <w:instrText xml:space="preserve"> PAGE </w:instrText>
+    </w:r>
+    <w:r>
+      <w:fldChar w:fldCharType="separate"/>
+    </w:r>
+    <w:r>
+      <w:t xml:space="preserve">1</w:t>
+    </w:r>
+    <w:r>
+      <w:fldChar w:fldCharType="end"/>
+    </w:r>
+    <w:r>
+      <w:rPr/>
+      <w:t xml:space="preserve"> 页 / 共 </w:t>
+    </w:r>
+    <w:r>
+      <w:fldChar w:fldCharType="begin"/>
+    </w:r>
+    <w:r>
+      <w:instrText xml:space="preserve"> NUMPAGES </w:instrText>
+    </w:r>
+    <w:r>
+      <w:fldChar w:fldCharType="separate"/>
+    </w:r>
+    <w:r>
+      <w:t xml:space="preserve">1</w:t>
+    </w:r>
+    <w:r>
+      <w:fldChar w:fldCharType="end"/>
+    </w:r>
+    <w:r>
+      <w:rPr/>
+      <w:t xml:space="preserve"> 页</w:t>
+    </w:r>
+  </w:p>
+</w:ftr>
 </file>
 
 <file path=word/numbering.xml><?xml version="1.0" encoding="utf-8"?>
@@ -5454,7 +7860,7 @@
     <w:pPr>
       <w:keepNext/>
       <w:keepLines/>
-      <w:spacing w:before="240" w:after="0"/>
+      <w:spacing w:before="360" w:after="200"/>
       <w:outlineLvl w:val="0"/>
     </w:pPr>
     <w:rPr>
@@ -5475,7 +7881,7 @@
     <w:pPr>
       <w:keepNext/>
       <w:keepLines/>
-      <w:spacing w:before="40" w:after="0"/>
+      <w:spacing w:before="240" w:after="120"/>
       <w:outlineLvl w:val="1"/>
     </w:pPr>
     <w:rPr>
@@ -5496,7 +7902,7 @@
     <w:pPr>
       <w:keepNext/>
       <w:keepLines/>
-      <w:spacing w:before="40" w:after="0"/>
+      <w:spacing w:before="200" w:after="80"/>
       <w:outlineLvl w:val="2"/>
     </w:pPr>
     <w:rPr>
@@ -5680,15 +8086,15 @@
     <c:title>
       <c:tx>
         <c:rich>
-          <a:bodyPr xmlns:a="http://schemas.openxmlformats.org/drawingml/2006/main"/>
-          <a:lstStyle xmlns:a="http://schemas.openxmlformats.org/drawingml/2006/main"/>
-          <a:p xmlns:a="http://schemas.openxmlformats.org/drawingml/2006/main">
+          <a:bodyPr/>
+          <a:lstStyle/>
+          <a:p>
             <a:pPr>
               <a:defRPr sz="1400" b="1"/>
             </a:pPr>
             <a:r>
               <a:rPr lang="en-US" sz="1400" b="1"/>
-              <a:t>图 2  ncmoe 与 decode 速度：48 之后急剧崩塌（cache 固定 10752）</a:t>
+              <a:t>图 2 ncmoe 与 decode（cache 10752）：48 后崩塌</a:t>
             </a:r>
           </a:p>
         </c:rich>
@@ -5859,7 +8265,7 @@
             </a:pPr>
             <a:r>
               <a:rPr lang="en-US" sz="1400" b="1"/>
-              <a:t>图 1b  小 cache 段（0–2048 MiB）明细：512 MiB 处最低</a:t>
+              <a:t>图 1b 小 cache 段（0–2048 MiB）：512 MiB 最低</a:t>
             </a:r>
           </a:p>
         </c:rich>
@@ -6206,21 +8612,21 @@
 </file>
 
 <file path=word/charts/chart8.xml><?xml version="1.0" encoding="utf-8"?>
-<c:chartSpace xmlns:c="http://schemas.openxmlformats.org/drawingml/2006/chart">
+<c:chartSpace xmlns:a="http://schemas.openxmlformats.org/drawingml/2006/main" xmlns:c="http://schemas.openxmlformats.org/drawingml/2006/chart">
   <c:date1904 val="0"/>
   <c:chart>
     <c:title>
       <c:tx>
         <c:rich>
-          <a:bodyPr xmlns:a="http://schemas.openxmlformats.org/drawingml/2006/main"/>
-          <a:lstStyle xmlns:a="http://schemas.openxmlformats.org/drawingml/2006/main"/>
-          <a:p xmlns:a="http://schemas.openxmlformats.org/drawingml/2006/main">
+          <a:bodyPr/>
+          <a:lstStyle/>
+          <a:p>
             <a:pPr>
               <a:defRPr sz="1400" b="1"/>
             </a:pPr>
             <a:r>
               <a:rPr lang="en-US" sz="1400" b="1"/>
-              <a:t>图 4  真实文本与随机 token 的 decode 速度对比（50 对样本）</a:t>
+              <a:t>图 4 真实文本 vs 随机 token（50 对样本）</a:t>
             </a:r>
           </a:p>
         </c:rich>

--- a/docs/MoE-研究报告-v1.1.docx
+++ b/docs/MoE-研究报告-v1.1.docx
@@ -204,7 +204,9 @@
             <w:tcW w:w="798" w:type="dxa"/>
           </w:tcPr>
           <w:p>
-            <w:pPr/>
+            <w:pPr>
+              <w:ind w:firstLine="0" w:firstLineChars="0"/>
+            </w:pPr>
             <w:r>
               <w:rPr>
                 <w:sz w:val="20"/>
@@ -218,7 +220,9 @@
             <w:tcW w:w="6194" w:type="dxa"/>
           </w:tcPr>
           <w:p>
-            <w:pPr/>
+            <w:pPr>
+              <w:ind w:firstLine="0" w:firstLineChars="0"/>
+            </w:pPr>
             <w:r>
               <w:rPr>
                 <w:sz w:val="20"/>
@@ -232,7 +236,9 @@
             <w:tcW w:w="1314" w:type="dxa"/>
           </w:tcPr>
           <w:p>
-            <w:pPr/>
+            <w:pPr>
+              <w:ind w:firstLine="0" w:firstLineChars="0"/>
+            </w:pPr>
             <w:r>
               <w:rPr>
                 <w:sz w:val="20"/>
@@ -251,7 +257,9 @@
             <w:tcW w:w="798" w:type="dxa"/>
           </w:tcPr>
           <w:p>
-            <w:pPr/>
+            <w:pPr>
+              <w:ind w:firstLine="0" w:firstLineChars="0"/>
+            </w:pPr>
             <w:r>
               <w:rPr>
                 <w:sz w:val="20"/>
@@ -265,7 +273,9 @@
             <w:tcW w:w="6194" w:type="dxa"/>
           </w:tcPr>
           <w:p>
-            <w:pPr/>
+            <w:pPr>
+              <w:ind w:firstLine="0" w:firstLineChars="0"/>
+            </w:pPr>
             <w:r>
               <w:rPr>
                 <w:sz w:val="20"/>
@@ -279,7 +289,9 @@
             <w:tcW w:w="1314" w:type="dxa"/>
           </w:tcPr>
           <w:p>
-            <w:pPr/>
+            <w:pPr>
+              <w:ind w:firstLine="0" w:firstLineChars="0"/>
+            </w:pPr>
             <w:r>
               <w:rPr>
                 <w:sz w:val="20"/>
@@ -298,7 +310,9 @@
             <w:tcW w:w="798" w:type="dxa"/>
           </w:tcPr>
           <w:p>
-            <w:pPr/>
+            <w:pPr>
+              <w:ind w:firstLine="0" w:firstLineChars="0"/>
+            </w:pPr>
             <w:r>
               <w:rPr>
                 <w:sz w:val="20"/>
@@ -312,7 +326,9 @@
             <w:tcW w:w="6194" w:type="dxa"/>
           </w:tcPr>
           <w:p>
-            <w:pPr/>
+            <w:pPr>
+              <w:ind w:firstLine="0" w:firstLineChars="0"/>
+            </w:pPr>
             <w:r>
               <w:rPr>
                 <w:sz w:val="20"/>
@@ -326,7 +342,9 @@
             <w:tcW w:w="1314" w:type="dxa"/>
           </w:tcPr>
           <w:p>
-            <w:pPr/>
+            <w:pPr>
+              <w:ind w:firstLine="0" w:firstLineChars="0"/>
+            </w:pPr>
             <w:r>
               <w:rPr>
                 <w:sz w:val="20"/>
@@ -345,7 +363,9 @@
             <w:tcW w:w="798" w:type="dxa"/>
           </w:tcPr>
           <w:p>
-            <w:pPr/>
+            <w:pPr>
+              <w:ind w:firstLine="0" w:firstLineChars="0"/>
+            </w:pPr>
             <w:r>
               <w:rPr>
                 <w:sz w:val="20"/>
@@ -359,7 +379,9 @@
             <w:tcW w:w="6194" w:type="dxa"/>
           </w:tcPr>
           <w:p>
-            <w:pPr/>
+            <w:pPr>
+              <w:ind w:firstLine="0" w:firstLineChars="0"/>
+            </w:pPr>
             <w:r>
               <w:rPr>
                 <w:sz w:val="20"/>
@@ -373,7 +395,9 @@
             <w:tcW w:w="1314" w:type="dxa"/>
           </w:tcPr>
           <w:p>
-            <w:pPr/>
+            <w:pPr>
+              <w:ind w:firstLine="0" w:firstLineChars="0"/>
+            </w:pPr>
             <w:r>
               <w:rPr>
                 <w:sz w:val="20"/>
@@ -392,7 +416,9 @@
             <w:tcW w:w="798" w:type="dxa"/>
           </w:tcPr>
           <w:p>
-            <w:pPr/>
+            <w:pPr>
+              <w:ind w:firstLine="0" w:firstLineChars="0"/>
+            </w:pPr>
             <w:r>
               <w:rPr>
                 <w:sz w:val="20"/>
@@ -406,7 +432,9 @@
             <w:tcW w:w="6194" w:type="dxa"/>
           </w:tcPr>
           <w:p>
-            <w:pPr/>
+            <w:pPr>
+              <w:ind w:firstLine="0" w:firstLineChars="0"/>
+            </w:pPr>
             <w:r>
               <w:rPr>
                 <w:sz w:val="20"/>
@@ -420,7 +448,9 @@
             <w:tcW w:w="1314" w:type="dxa"/>
           </w:tcPr>
           <w:p>
-            <w:pPr/>
+            <w:pPr>
+              <w:ind w:firstLine="0" w:firstLineChars="0"/>
+            </w:pPr>
             <w:r>
               <w:rPr>
                 <w:sz w:val="20"/>
@@ -439,7 +469,9 @@
             <w:tcW w:w="798" w:type="dxa"/>
           </w:tcPr>
           <w:p>
-            <w:pPr/>
+            <w:pPr>
+              <w:ind w:firstLine="0" w:firstLineChars="0"/>
+            </w:pPr>
             <w:r>
               <w:rPr>
                 <w:sz w:val="20"/>
@@ -453,7 +485,9 @@
             <w:tcW w:w="6194" w:type="dxa"/>
           </w:tcPr>
           <w:p>
-            <w:pPr/>
+            <w:pPr>
+              <w:ind w:firstLine="0" w:firstLineChars="0"/>
+            </w:pPr>
             <w:r>
               <w:rPr>
                 <w:sz w:val="20"/>
@@ -467,7 +501,9 @@
             <w:tcW w:w="1314" w:type="dxa"/>
           </w:tcPr>
           <w:p>
-            <w:pPr/>
+            <w:pPr>
+              <w:ind w:firstLine="0" w:firstLineChars="0"/>
+            </w:pPr>
             <w:r>
               <w:rPr>
                 <w:sz w:val="20"/>
@@ -525,7 +561,9 @@
             <w:tcW w:w="551" w:type="dxa"/>
           </w:tcPr>
           <w:p>
-            <w:pPr/>
+            <w:pPr>
+              <w:ind w:firstLine="0" w:firstLineChars="0"/>
+            </w:pPr>
             <w:r>
               <w:rPr>
                 <w:sz w:val="20"/>
@@ -539,7 +577,9 @@
             <w:tcW w:w="7755" w:type="dxa"/>
           </w:tcPr>
           <w:p>
-            <w:pPr/>
+            <w:pPr>
+              <w:ind w:firstLine="0" w:firstLineChars="0"/>
+            </w:pPr>
             <w:r>
               <w:rPr>
                 <w:sz w:val="20"/>
@@ -558,7 +598,9 @@
             <w:tcW w:w="551" w:type="dxa"/>
           </w:tcPr>
           <w:p>
-            <w:pPr/>
+            <w:pPr>
+              <w:ind w:firstLine="0" w:firstLineChars="0"/>
+            </w:pPr>
             <w:r>
               <w:rPr>
                 <w:sz w:val="20"/>
@@ -572,7 +614,9 @@
             <w:tcW w:w="7755" w:type="dxa"/>
           </w:tcPr>
           <w:p>
-            <w:pPr/>
+            <w:pPr>
+              <w:ind w:firstLine="0" w:firstLineChars="0"/>
+            </w:pPr>
             <w:r>
               <w:rPr>
                 <w:sz w:val="20"/>
@@ -591,7 +635,9 @@
             <w:tcW w:w="551" w:type="dxa"/>
           </w:tcPr>
           <w:p>
-            <w:pPr/>
+            <w:pPr>
+              <w:ind w:firstLine="0" w:firstLineChars="0"/>
+            </w:pPr>
             <w:r>
               <w:rPr>
                 <w:sz w:val="20"/>
@@ -605,7 +651,9 @@
             <w:tcW w:w="7755" w:type="dxa"/>
           </w:tcPr>
           <w:p>
-            <w:pPr/>
+            <w:pPr>
+              <w:ind w:firstLine="0" w:firstLineChars="0"/>
+            </w:pPr>
             <w:r>
               <w:rPr>
                 <w:sz w:val="20"/>
@@ -624,7 +672,9 @@
             <w:tcW w:w="551" w:type="dxa"/>
           </w:tcPr>
           <w:p>
-            <w:pPr/>
+            <w:pPr>
+              <w:ind w:firstLine="0" w:firstLineChars="0"/>
+            </w:pPr>
             <w:r>
               <w:rPr>
                 <w:sz w:val="20"/>
@@ -638,7 +688,9 @@
             <w:tcW w:w="7755" w:type="dxa"/>
           </w:tcPr>
           <w:p>
-            <w:pPr/>
+            <w:pPr>
+              <w:ind w:firstLine="0" w:firstLineChars="0"/>
+            </w:pPr>
             <w:r>
               <w:rPr>
                 <w:sz w:val="20"/>
@@ -657,7 +709,9 @@
             <w:tcW w:w="551" w:type="dxa"/>
           </w:tcPr>
           <w:p>
-            <w:pPr/>
+            <w:pPr>
+              <w:ind w:firstLine="0" w:firstLineChars="0"/>
+            </w:pPr>
             <w:r>
               <w:rPr>
                 <w:sz w:val="20"/>
@@ -671,7 +725,9 @@
             <w:tcW w:w="7755" w:type="dxa"/>
           </w:tcPr>
           <w:p>
-            <w:pPr/>
+            <w:pPr>
+              <w:ind w:firstLine="0" w:firstLineChars="0"/>
+            </w:pPr>
             <w:r>
               <w:rPr>
                 <w:sz w:val="20"/>
@@ -690,7 +746,9 @@
             <w:tcW w:w="551" w:type="dxa"/>
           </w:tcPr>
           <w:p>
-            <w:pPr/>
+            <w:pPr>
+              <w:ind w:firstLine="0" w:firstLineChars="0"/>
+            </w:pPr>
             <w:r>
               <w:rPr>
                 <w:sz w:val="20"/>
@@ -704,7 +762,9 @@
             <w:tcW w:w="7755" w:type="dxa"/>
           </w:tcPr>
           <w:p>
-            <w:pPr/>
+            <w:pPr>
+              <w:ind w:firstLine="0" w:firstLineChars="0"/>
+            </w:pPr>
             <w:r>
               <w:rPr>
                 <w:sz w:val="20"/>
@@ -756,7 +816,9 @@
             <w:tcW w:w="1288" w:type="dxa"/>
           </w:tcPr>
           <w:p>
-            <w:pPr/>
+            <w:pPr>
+              <w:ind w:firstLine="0" w:firstLineChars="0"/>
+            </w:pPr>
             <w:r>
               <w:rPr>
                 <w:sz w:val="20"/>
@@ -770,7 +832,9 @@
             <w:tcW w:w="3789" w:type="dxa"/>
           </w:tcPr>
           <w:p>
-            <w:pPr/>
+            <w:pPr>
+              <w:ind w:firstLine="0" w:firstLineChars="0"/>
+            </w:pPr>
             <w:r>
               <w:rPr>
                 <w:sz w:val="20"/>
@@ -784,7 +848,9 @@
             <w:tcW w:w="1822" w:type="dxa"/>
           </w:tcPr>
           <w:p>
-            <w:pPr/>
+            <w:pPr>
+              <w:ind w:firstLine="0" w:firstLineChars="0"/>
+            </w:pPr>
             <w:r>
               <w:rPr>
                 <w:sz w:val="20"/>
@@ -798,7 +864,9 @@
             <w:tcW w:w="1407" w:type="dxa"/>
           </w:tcPr>
           <w:p>
-            <w:pPr/>
+            <w:pPr>
+              <w:ind w:firstLine="0" w:firstLineChars="0"/>
+            </w:pPr>
             <w:r>
               <w:rPr>
                 <w:sz w:val="20"/>
@@ -817,7 +885,9 @@
             <w:tcW w:w="1288" w:type="dxa"/>
           </w:tcPr>
           <w:p>
-            <w:pPr/>
+            <w:pPr>
+              <w:ind w:firstLine="0" w:firstLineChars="0"/>
+            </w:pPr>
             <w:r>
               <w:rPr>
                 <w:sz w:val="20"/>
@@ -831,7 +901,9 @@
             <w:tcW w:w="3789" w:type="dxa"/>
           </w:tcPr>
           <w:p>
-            <w:pPr/>
+            <w:pPr>
+              <w:ind w:firstLine="0" w:firstLineChars="0"/>
+            </w:pPr>
             <w:r>
               <w:rPr>
                 <w:sz w:val="20"/>
@@ -845,7 +917,9 @@
             <w:tcW w:w="1822" w:type="dxa"/>
           </w:tcPr>
           <w:p>
-            <w:pPr/>
+            <w:pPr>
+              <w:ind w:firstLine="0" w:firstLineChars="0"/>
+            </w:pPr>
             <w:r>
               <w:rPr>
                 <w:sz w:val="20"/>
@@ -859,7 +933,9 @@
             <w:tcW w:w="1407" w:type="dxa"/>
           </w:tcPr>
           <w:p>
-            <w:pPr/>
+            <w:pPr>
+              <w:ind w:firstLine="0" w:firstLineChars="0"/>
+            </w:pPr>
             <w:r>
               <w:rPr>
                 <w:sz w:val="20"/>
@@ -878,7 +954,9 @@
             <w:tcW w:w="1288" w:type="dxa"/>
           </w:tcPr>
           <w:p>
-            <w:pPr/>
+            <w:pPr>
+              <w:ind w:firstLine="0" w:firstLineChars="0"/>
+            </w:pPr>
             <w:r>
               <w:rPr>
                 <w:sz w:val="20"/>
@@ -892,7 +970,9 @@
             <w:tcW w:w="3789" w:type="dxa"/>
           </w:tcPr>
           <w:p>
-            <w:pPr/>
+            <w:pPr>
+              <w:ind w:firstLine="0" w:firstLineChars="0"/>
+            </w:pPr>
             <w:r>
               <w:rPr>
                 <w:sz w:val="20"/>
@@ -906,7 +986,9 @@
             <w:tcW w:w="1822" w:type="dxa"/>
           </w:tcPr>
           <w:p>
-            <w:pPr/>
+            <w:pPr>
+              <w:ind w:firstLine="0" w:firstLineChars="0"/>
+            </w:pPr>
             <w:r>
               <w:rPr>
                 <w:sz w:val="20"/>
@@ -920,7 +1002,9 @@
             <w:tcW w:w="1407" w:type="dxa"/>
           </w:tcPr>
           <w:p>
-            <w:pPr/>
+            <w:pPr>
+              <w:ind w:firstLine="0" w:firstLineChars="0"/>
+            </w:pPr>
             <w:r>
               <w:rPr>
                 <w:sz w:val="20"/>
@@ -939,7 +1023,9 @@
             <w:tcW w:w="1288" w:type="dxa"/>
           </w:tcPr>
           <w:p>
-            <w:pPr/>
+            <w:pPr>
+              <w:ind w:firstLine="0" w:firstLineChars="0"/>
+            </w:pPr>
             <w:r>
               <w:rPr>
                 <w:sz w:val="20"/>
@@ -953,7 +1039,9 @@
             <w:tcW w:w="3789" w:type="dxa"/>
           </w:tcPr>
           <w:p>
-            <w:pPr/>
+            <w:pPr>
+              <w:ind w:firstLine="0" w:firstLineChars="0"/>
+            </w:pPr>
             <w:r>
               <w:rPr>
                 <w:sz w:val="20"/>
@@ -967,7 +1055,9 @@
             <w:tcW w:w="1822" w:type="dxa"/>
           </w:tcPr>
           <w:p>
-            <w:pPr/>
+            <w:pPr>
+              <w:ind w:firstLine="0" w:firstLineChars="0"/>
+            </w:pPr>
             <w:r>
               <w:rPr>
                 <w:sz w:val="20"/>
@@ -981,7 +1071,9 @@
             <w:tcW w:w="1407" w:type="dxa"/>
           </w:tcPr>
           <w:p>
-            <w:pPr/>
+            <w:pPr>
+              <w:ind w:firstLine="0" w:firstLineChars="0"/>
+            </w:pPr>
             <w:r>
               <w:rPr>
                 <w:sz w:val="20"/>
@@ -1000,7 +1092,9 @@
             <w:tcW w:w="1288" w:type="dxa"/>
           </w:tcPr>
           <w:p>
-            <w:pPr/>
+            <w:pPr>
+              <w:ind w:firstLine="0" w:firstLineChars="0"/>
+            </w:pPr>
             <w:r>
               <w:rPr>
                 <w:sz w:val="20"/>
@@ -1014,7 +1108,9 @@
             <w:tcW w:w="3789" w:type="dxa"/>
           </w:tcPr>
           <w:p>
-            <w:pPr/>
+            <w:pPr>
+              <w:ind w:firstLine="0" w:firstLineChars="0"/>
+            </w:pPr>
             <w:r>
               <w:rPr>
                 <w:sz w:val="20"/>
@@ -1028,7 +1124,9 @@
             <w:tcW w:w="1822" w:type="dxa"/>
           </w:tcPr>
           <w:p>
-            <w:pPr/>
+            <w:pPr>
+              <w:ind w:firstLine="0" w:firstLineChars="0"/>
+            </w:pPr>
             <w:r>
               <w:rPr>
                 <w:sz w:val="20"/>
@@ -1042,7 +1140,9 @@
             <w:tcW w:w="1407" w:type="dxa"/>
           </w:tcPr>
           <w:p>
-            <w:pPr/>
+            <w:pPr>
+              <w:ind w:firstLine="0" w:firstLineChars="0"/>
+            </w:pPr>
             <w:r>
               <w:rPr>
                 <w:sz w:val="20"/>
@@ -1101,7 +1201,9 @@
             <w:tcW w:w="1776" w:type="dxa"/>
           </w:tcPr>
           <w:p>
-            <w:pPr/>
+            <w:pPr>
+              <w:ind w:firstLine="0" w:firstLineChars="0"/>
+            </w:pPr>
             <w:r>
               <w:rPr>
                 <w:sz w:val="20"/>
@@ -1115,7 +1217,9 @@
             <w:tcW w:w="6530" w:type="dxa"/>
           </w:tcPr>
           <w:p>
-            <w:pPr/>
+            <w:pPr>
+              <w:ind w:firstLine="0" w:firstLineChars="0"/>
+            </w:pPr>
             <w:r>
               <w:rPr>
                 <w:sz w:val="20"/>
@@ -1134,7 +1238,9 @@
             <w:tcW w:w="1776" w:type="dxa"/>
           </w:tcPr>
           <w:p>
-            <w:pPr/>
+            <w:pPr>
+              <w:ind w:firstLine="0" w:firstLineChars="0"/>
+            </w:pPr>
             <w:r>
               <w:rPr>
                 <w:sz w:val="20"/>
@@ -1148,7 +1254,9 @@
             <w:tcW w:w="6530" w:type="dxa"/>
           </w:tcPr>
           <w:p>
-            <w:pPr/>
+            <w:pPr>
+              <w:ind w:firstLine="0" w:firstLineChars="0"/>
+            </w:pPr>
             <w:r>
               <w:rPr>
                 <w:sz w:val="20"/>
@@ -1167,7 +1275,9 @@
             <w:tcW w:w="1776" w:type="dxa"/>
           </w:tcPr>
           <w:p>
-            <w:pPr/>
+            <w:pPr>
+              <w:ind w:firstLine="0" w:firstLineChars="0"/>
+            </w:pPr>
             <w:r>
               <w:rPr>
                 <w:sz w:val="20"/>
@@ -1181,7 +1291,9 @@
             <w:tcW w:w="6530" w:type="dxa"/>
           </w:tcPr>
           <w:p>
-            <w:pPr/>
+            <w:pPr>
+              <w:ind w:firstLine="0" w:firstLineChars="0"/>
+            </w:pPr>
             <w:r>
               <w:rPr>
                 <w:sz w:val="20"/>
@@ -1200,7 +1312,9 @@
             <w:tcW w:w="1776" w:type="dxa"/>
           </w:tcPr>
           <w:p>
-            <w:pPr/>
+            <w:pPr>
+              <w:ind w:firstLine="0" w:firstLineChars="0"/>
+            </w:pPr>
             <w:r>
               <w:rPr>
                 <w:sz w:val="20"/>
@@ -1214,7 +1328,9 @@
             <w:tcW w:w="6530" w:type="dxa"/>
           </w:tcPr>
           <w:p>
-            <w:pPr/>
+            <w:pPr>
+              <w:ind w:firstLine="0" w:firstLineChars="0"/>
+            </w:pPr>
             <w:r>
               <w:rPr>
                 <w:sz w:val="20"/>
@@ -1233,7 +1349,9 @@
             <w:tcW w:w="1776" w:type="dxa"/>
           </w:tcPr>
           <w:p>
-            <w:pPr/>
+            <w:pPr>
+              <w:ind w:firstLine="0" w:firstLineChars="0"/>
+            </w:pPr>
             <w:r>
               <w:rPr>
                 <w:sz w:val="20"/>
@@ -1247,7 +1365,9 @@
             <w:tcW w:w="6530" w:type="dxa"/>
           </w:tcPr>
           <w:p>
-            <w:pPr/>
+            <w:pPr>
+              <w:ind w:firstLine="0" w:firstLineChars="0"/>
+            </w:pPr>
             <w:r>
               <w:rPr>
                 <w:sz w:val="20"/>
@@ -1266,7 +1386,9 @@
             <w:tcW w:w="1776" w:type="dxa"/>
           </w:tcPr>
           <w:p>
-            <w:pPr/>
+            <w:pPr>
+              <w:ind w:firstLine="0" w:firstLineChars="0"/>
+            </w:pPr>
             <w:r>
               <w:rPr>
                 <w:sz w:val="20"/>
@@ -1280,7 +1402,9 @@
             <w:tcW w:w="6530" w:type="dxa"/>
           </w:tcPr>
           <w:p>
-            <w:pPr/>
+            <w:pPr>
+              <w:ind w:firstLine="0" w:firstLineChars="0"/>
+            </w:pPr>
             <w:r>
               <w:rPr>
                 <w:sz w:val="20"/>
@@ -1299,7 +1423,9 @@
             <w:tcW w:w="1776" w:type="dxa"/>
           </w:tcPr>
           <w:p>
-            <w:pPr/>
+            <w:pPr>
+              <w:ind w:firstLine="0" w:firstLineChars="0"/>
+            </w:pPr>
             <w:r>
               <w:rPr>
                 <w:sz w:val="20"/>
@@ -1313,7 +1439,9 @@
             <w:tcW w:w="6530" w:type="dxa"/>
           </w:tcPr>
           <w:p>
-            <w:pPr/>
+            <w:pPr>
+              <w:ind w:firstLine="0" w:firstLineChars="0"/>
+            </w:pPr>
             <w:r>
               <w:rPr>
                 <w:sz w:val="20"/>
@@ -1373,7 +1501,9 @@
             <w:tcW w:w="534" w:type="dxa"/>
           </w:tcPr>
           <w:p>
-            <w:pPr/>
+            <w:pPr>
+              <w:ind w:firstLine="0" w:firstLineChars="0"/>
+            </w:pPr>
             <w:r>
               <w:rPr>
                 <w:sz w:val="20"/>
@@ -1387,7 +1517,9 @@
             <w:tcW w:w="1615" w:type="dxa"/>
           </w:tcPr>
           <w:p>
-            <w:pPr/>
+            <w:pPr>
+              <w:ind w:firstLine="0" w:firstLineChars="0"/>
+            </w:pPr>
             <w:r>
               <w:rPr>
                 <w:sz w:val="20"/>
@@ -1401,7 +1533,9 @@
             <w:tcW w:w="6157" w:type="dxa"/>
           </w:tcPr>
           <w:p>
-            <w:pPr/>
+            <w:pPr>
+              <w:ind w:firstLine="0" w:firstLineChars="0"/>
+            </w:pPr>
             <w:r>
               <w:rPr>
                 <w:sz w:val="20"/>
@@ -1420,7 +1554,9 @@
             <w:tcW w:w="534" w:type="dxa"/>
           </w:tcPr>
           <w:p>
-            <w:pPr/>
+            <w:pPr>
+              <w:ind w:firstLine="0" w:firstLineChars="0"/>
+            </w:pPr>
             <w:r>
               <w:rPr>
                 <w:sz w:val="20"/>
@@ -1434,7 +1570,9 @@
             <w:tcW w:w="1615" w:type="dxa"/>
           </w:tcPr>
           <w:p>
-            <w:pPr/>
+            <w:pPr>
+              <w:ind w:firstLine="0" w:firstLineChars="0"/>
+            </w:pPr>
             <w:r>
               <w:rPr>
                 <w:sz w:val="20"/>
@@ -1448,7 +1586,9 @@
             <w:tcW w:w="6157" w:type="dxa"/>
           </w:tcPr>
           <w:p>
-            <w:pPr/>
+            <w:pPr>
+              <w:ind w:firstLine="0" w:firstLineChars="0"/>
+            </w:pPr>
             <w:r>
               <w:rPr>
                 <w:sz w:val="20"/>
@@ -1467,7 +1607,9 @@
             <w:tcW w:w="534" w:type="dxa"/>
           </w:tcPr>
           <w:p>
-            <w:pPr/>
+            <w:pPr>
+              <w:ind w:firstLine="0" w:firstLineChars="0"/>
+            </w:pPr>
             <w:r>
               <w:rPr>
                 <w:sz w:val="20"/>
@@ -1481,7 +1623,9 @@
             <w:tcW w:w="1615" w:type="dxa"/>
           </w:tcPr>
           <w:p>
-            <w:pPr/>
+            <w:pPr>
+              <w:ind w:firstLine="0" w:firstLineChars="0"/>
+            </w:pPr>
             <w:r>
               <w:rPr>
                 <w:sz w:val="20"/>
@@ -1495,7 +1639,9 @@
             <w:tcW w:w="6157" w:type="dxa"/>
           </w:tcPr>
           <w:p>
-            <w:pPr/>
+            <w:pPr>
+              <w:ind w:firstLine="0" w:firstLineChars="0"/>
+            </w:pPr>
             <w:r>
               <w:rPr>
                 <w:sz w:val="20"/>
@@ -1514,7 +1660,9 @@
             <w:tcW w:w="534" w:type="dxa"/>
           </w:tcPr>
           <w:p>
-            <w:pPr/>
+            <w:pPr>
+              <w:ind w:firstLine="0" w:firstLineChars="0"/>
+            </w:pPr>
             <w:r>
               <w:rPr>
                 <w:sz w:val="20"/>
@@ -1528,7 +1676,9 @@
             <w:tcW w:w="1615" w:type="dxa"/>
           </w:tcPr>
           <w:p>
-            <w:pPr/>
+            <w:pPr>
+              <w:ind w:firstLine="0" w:firstLineChars="0"/>
+            </w:pPr>
             <w:r>
               <w:rPr>
                 <w:sz w:val="20"/>
@@ -1542,7 +1692,9 @@
             <w:tcW w:w="6157" w:type="dxa"/>
           </w:tcPr>
           <w:p>
-            <w:pPr/>
+            <w:pPr>
+              <w:ind w:firstLine="0" w:firstLineChars="0"/>
+            </w:pPr>
             <w:r>
               <w:rPr>
                 <w:sz w:val="20"/>
@@ -1661,7 +1813,9 @@
             <w:tcW w:w="2636" w:type="dxa"/>
           </w:tcPr>
           <w:p>
-            <w:pPr/>
+            <w:pPr>
+              <w:ind w:firstLine="0" w:firstLineChars="0"/>
+            </w:pPr>
             <w:r>
               <w:rPr>
                 <w:sz w:val="20"/>
@@ -1675,7 +1829,9 @@
             <w:tcW w:w="1620" w:type="dxa"/>
           </w:tcPr>
           <w:p>
-            <w:pPr/>
+            <w:pPr>
+              <w:ind w:firstLine="0" w:firstLineChars="0"/>
+            </w:pPr>
             <w:r>
               <w:rPr>
                 <w:sz w:val="20"/>
@@ -1689,7 +1845,9 @@
             <w:tcW w:w="1822" w:type="dxa"/>
           </w:tcPr>
           <w:p>
-            <w:pPr/>
+            <w:pPr>
+              <w:ind w:firstLine="0" w:firstLineChars="0"/>
+            </w:pPr>
             <w:r>
               <w:rPr>
                 <w:sz w:val="20"/>
@@ -1703,7 +1861,9 @@
             <w:tcW w:w="2228" w:type="dxa"/>
           </w:tcPr>
           <w:p>
-            <w:pPr/>
+            <w:pPr>
+              <w:ind w:firstLine="0" w:firstLineChars="0"/>
+            </w:pPr>
             <w:r>
               <w:rPr>
                 <w:sz w:val="20"/>
@@ -1722,7 +1882,9 @@
             <w:tcW w:w="2636" w:type="dxa"/>
           </w:tcPr>
           <w:p>
-            <w:pPr/>
+            <w:pPr>
+              <w:ind w:firstLine="0" w:firstLineChars="0"/>
+            </w:pPr>
             <w:r>
               <w:rPr>
                 <w:sz w:val="20"/>
@@ -1736,7 +1898,9 @@
             <w:tcW w:w="1620" w:type="dxa"/>
           </w:tcPr>
           <w:p>
-            <w:pPr/>
+            <w:pPr>
+              <w:ind w:firstLine="0" w:firstLineChars="0"/>
+            </w:pPr>
             <w:r>
               <w:rPr>
                 <w:sz w:val="20"/>
@@ -1750,7 +1914,9 @@
             <w:tcW w:w="1822" w:type="dxa"/>
           </w:tcPr>
           <w:p>
-            <w:pPr/>
+            <w:pPr>
+              <w:ind w:firstLine="0" w:firstLineChars="0"/>
+            </w:pPr>
             <w:r>
               <w:rPr>
                 <w:sz w:val="20"/>
@@ -1764,7 +1930,9 @@
             <w:tcW w:w="2228" w:type="dxa"/>
           </w:tcPr>
           <w:p>
-            <w:pPr/>
+            <w:pPr>
+              <w:ind w:firstLine="0" w:firstLineChars="0"/>
+            </w:pPr>
             <w:r>
               <w:rPr>
                 <w:sz w:val="20"/>
@@ -1783,7 +1951,9 @@
             <w:tcW w:w="2636" w:type="dxa"/>
           </w:tcPr>
           <w:p>
-            <w:pPr/>
+            <w:pPr>
+              <w:ind w:firstLine="0" w:firstLineChars="0"/>
+            </w:pPr>
             <w:r>
               <w:rPr>
                 <w:sz w:val="20"/>
@@ -1797,7 +1967,9 @@
             <w:tcW w:w="1620" w:type="dxa"/>
           </w:tcPr>
           <w:p>
-            <w:pPr/>
+            <w:pPr>
+              <w:ind w:firstLine="0" w:firstLineChars="0"/>
+            </w:pPr>
             <w:r>
               <w:rPr>
                 <w:sz w:val="20"/>
@@ -1811,7 +1983,9 @@
             <w:tcW w:w="1822" w:type="dxa"/>
           </w:tcPr>
           <w:p>
-            <w:pPr/>
+            <w:pPr>
+              <w:ind w:firstLine="0" w:firstLineChars="0"/>
+            </w:pPr>
             <w:r>
               <w:rPr>
                 <w:sz w:val="20"/>
@@ -1825,7 +1999,9 @@
             <w:tcW w:w="2228" w:type="dxa"/>
           </w:tcPr>
           <w:p>
-            <w:pPr/>
+            <w:pPr>
+              <w:ind w:firstLine="0" w:firstLineChars="0"/>
+            </w:pPr>
             <w:r>
               <w:rPr>
                 <w:sz w:val="20"/>
@@ -1844,7 +2020,9 @@
             <w:tcW w:w="2636" w:type="dxa"/>
           </w:tcPr>
           <w:p>
-            <w:pPr/>
+            <w:pPr>
+              <w:ind w:firstLine="0" w:firstLineChars="0"/>
+            </w:pPr>
             <w:r>
               <w:rPr>
                 <w:sz w:val="20"/>
@@ -1858,7 +2036,9 @@
             <w:tcW w:w="1620" w:type="dxa"/>
           </w:tcPr>
           <w:p>
-            <w:pPr/>
+            <w:pPr>
+              <w:ind w:firstLine="0" w:firstLineChars="0"/>
+            </w:pPr>
             <w:r>
               <w:rPr>
                 <w:sz w:val="20"/>
@@ -1872,7 +2052,9 @@
             <w:tcW w:w="1822" w:type="dxa"/>
           </w:tcPr>
           <w:p>
-            <w:pPr/>
+            <w:pPr>
+              <w:ind w:firstLine="0" w:firstLineChars="0"/>
+            </w:pPr>
             <w:r>
               <w:rPr>
                 <w:sz w:val="20"/>
@@ -1886,7 +2068,9 @@
             <w:tcW w:w="2228" w:type="dxa"/>
           </w:tcPr>
           <w:p>
-            <w:pPr/>
+            <w:pPr>
+              <w:ind w:firstLine="0" w:firstLineChars="0"/>
+            </w:pPr>
             <w:r>
               <w:rPr>
                 <w:sz w:val="20"/>
@@ -1905,7 +2089,9 @@
             <w:tcW w:w="2636" w:type="dxa"/>
           </w:tcPr>
           <w:p>
-            <w:pPr/>
+            <w:pPr>
+              <w:ind w:firstLine="0" w:firstLineChars="0"/>
+            </w:pPr>
             <w:r>
               <w:rPr>
                 <w:sz w:val="20"/>
@@ -1919,7 +2105,9 @@
             <w:tcW w:w="1620" w:type="dxa"/>
           </w:tcPr>
           <w:p>
-            <w:pPr/>
+            <w:pPr>
+              <w:ind w:firstLine="0" w:firstLineChars="0"/>
+            </w:pPr>
             <w:r>
               <w:rPr>
                 <w:sz w:val="20"/>
@@ -1933,7 +2121,9 @@
             <w:tcW w:w="1822" w:type="dxa"/>
           </w:tcPr>
           <w:p>
-            <w:pPr/>
+            <w:pPr>
+              <w:ind w:firstLine="0" w:firstLineChars="0"/>
+            </w:pPr>
             <w:r>
               <w:rPr>
                 <w:sz w:val="20"/>
@@ -1947,7 +2137,9 @@
             <w:tcW w:w="2228" w:type="dxa"/>
           </w:tcPr>
           <w:p>
-            <w:pPr/>
+            <w:pPr>
+              <w:ind w:firstLine="0" w:firstLineChars="0"/>
+            </w:pPr>
             <w:r>
               <w:rPr>
                 <w:sz w:val="20"/>
@@ -2081,7 +2273,9 @@
             <w:tcW w:w="3564" w:type="dxa"/>
           </w:tcPr>
           <w:p>
-            <w:pPr/>
+            <w:pPr>
+              <w:ind w:firstLine="0" w:firstLineChars="0"/>
+            </w:pPr>
             <w:r>
               <w:rPr>
                 <w:sz w:val="20"/>
@@ -2095,7 +2289,9 @@
             <w:tcW w:w="3301" w:type="dxa"/>
           </w:tcPr>
           <w:p>
-            <w:pPr/>
+            <w:pPr>
+              <w:ind w:firstLine="0" w:firstLineChars="0"/>
+            </w:pPr>
             <w:r>
               <w:rPr>
                 <w:sz w:val="20"/>
@@ -2109,7 +2305,9 @@
             <w:tcW w:w="1441" w:type="dxa"/>
           </w:tcPr>
           <w:p>
-            <w:pPr/>
+            <w:pPr>
+              <w:ind w:firstLine="0" w:firstLineChars="0"/>
+            </w:pPr>
             <w:r>
               <w:rPr>
                 <w:sz w:val="20"/>
@@ -2128,7 +2326,9 @@
             <w:tcW w:w="3564" w:type="dxa"/>
           </w:tcPr>
           <w:p>
-            <w:pPr/>
+            <w:pPr>
+              <w:ind w:firstLine="0" w:firstLineChars="0"/>
+            </w:pPr>
             <w:r>
               <w:rPr>
                 <w:sz w:val="20"/>
@@ -2142,7 +2342,9 @@
             <w:tcW w:w="3301" w:type="dxa"/>
           </w:tcPr>
           <w:p>
-            <w:pPr/>
+            <w:pPr>
+              <w:ind w:firstLine="0" w:firstLineChars="0"/>
+            </w:pPr>
             <w:r>
               <w:rPr>
                 <w:sz w:val="20"/>
@@ -2156,7 +2358,9 @@
             <w:tcW w:w="1441" w:type="dxa"/>
           </w:tcPr>
           <w:p>
-            <w:pPr/>
+            <w:pPr>
+              <w:ind w:firstLine="0" w:firstLineChars="0"/>
+            </w:pPr>
             <w:r>
               <w:rPr>
                 <w:sz w:val="20"/>
@@ -2175,7 +2379,9 @@
             <w:tcW w:w="3564" w:type="dxa"/>
           </w:tcPr>
           <w:p>
-            <w:pPr/>
+            <w:pPr>
+              <w:ind w:firstLine="0" w:firstLineChars="0"/>
+            </w:pPr>
             <w:r>
               <w:rPr>
                 <w:sz w:val="20"/>
@@ -2189,7 +2395,9 @@
             <w:tcW w:w="3301" w:type="dxa"/>
           </w:tcPr>
           <w:p>
-            <w:pPr/>
+            <w:pPr>
+              <w:ind w:firstLine="0" w:firstLineChars="0"/>
+            </w:pPr>
             <w:r>
               <w:rPr>
                 <w:sz w:val="20"/>
@@ -2203,7 +2411,9 @@
             <w:tcW w:w="1441" w:type="dxa"/>
           </w:tcPr>
           <w:p>
-            <w:pPr/>
+            <w:pPr>
+              <w:ind w:firstLine="0" w:firstLineChars="0"/>
+            </w:pPr>
             <w:r>
               <w:rPr>
                 <w:sz w:val="20"/>
@@ -2222,7 +2432,9 @@
             <w:tcW w:w="3564" w:type="dxa"/>
           </w:tcPr>
           <w:p>
-            <w:pPr/>
+            <w:pPr>
+              <w:ind w:firstLine="0" w:firstLineChars="0"/>
+            </w:pPr>
             <w:r>
               <w:rPr>
                 <w:sz w:val="20"/>
@@ -2236,7 +2448,9 @@
             <w:tcW w:w="3301" w:type="dxa"/>
           </w:tcPr>
           <w:p>
-            <w:pPr/>
+            <w:pPr>
+              <w:ind w:firstLine="0" w:firstLineChars="0"/>
+            </w:pPr>
             <w:r>
               <w:rPr>
                 <w:sz w:val="20"/>
@@ -2250,7 +2464,9 @@
             <w:tcW w:w="1441" w:type="dxa"/>
           </w:tcPr>
           <w:p>
-            <w:pPr/>
+            <w:pPr>
+              <w:ind w:firstLine="0" w:firstLineChars="0"/>
+            </w:pPr>
             <w:r>
               <w:rPr>
                 <w:sz w:val="20"/>
@@ -2333,7 +2549,9 @@
             <w:tcW w:w="984" w:type="dxa"/>
           </w:tcPr>
           <w:p>
-            <w:pPr/>
+            <w:pPr>
+              <w:ind w:firstLine="0" w:firstLineChars="0"/>
+            </w:pPr>
             <w:r>
               <w:rPr>
                 <w:sz w:val="20"/>
@@ -2347,7 +2565,9 @@
             <w:tcW w:w="1126" w:type="dxa"/>
           </w:tcPr>
           <w:p>
-            <w:pPr/>
+            <w:pPr>
+              <w:ind w:firstLine="0" w:firstLineChars="0"/>
+            </w:pPr>
             <w:r>
               <w:rPr>
                 <w:sz w:val="20"/>
@@ -2361,7 +2581,9 @@
             <w:tcW w:w="1832" w:type="dxa"/>
           </w:tcPr>
           <w:p>
-            <w:pPr/>
+            <w:pPr>
+              <w:ind w:firstLine="0" w:firstLineChars="0"/>
+            </w:pPr>
             <w:r>
               <w:rPr>
                 <w:sz w:val="20"/>
@@ -2375,7 +2597,9 @@
             <w:tcW w:w="1832" w:type="dxa"/>
           </w:tcPr>
           <w:p>
-            <w:pPr/>
+            <w:pPr>
+              <w:ind w:firstLine="0" w:firstLineChars="0"/>
+            </w:pPr>
             <w:r>
               <w:rPr>
                 <w:sz w:val="20"/>
@@ -2389,7 +2613,9 @@
             <w:tcW w:w="1125" w:type="dxa"/>
           </w:tcPr>
           <w:p>
-            <w:pPr/>
+            <w:pPr>
+              <w:ind w:firstLine="0" w:firstLineChars="0"/>
+            </w:pPr>
             <w:r>
               <w:rPr>
                 <w:sz w:val="20"/>
@@ -2403,7 +2629,9 @@
             <w:tcW w:w="1407" w:type="dxa"/>
           </w:tcPr>
           <w:p>
-            <w:pPr/>
+            <w:pPr>
+              <w:ind w:firstLine="0" w:firstLineChars="0"/>
+            </w:pPr>
             <w:r>
               <w:rPr>
                 <w:sz w:val="20"/>
@@ -2422,7 +2650,9 @@
             <w:tcW w:w="984" w:type="dxa"/>
           </w:tcPr>
           <w:p>
-            <w:pPr/>
+            <w:pPr>
+              <w:ind w:firstLine="0" w:firstLineChars="0"/>
+            </w:pPr>
             <w:r>
               <w:rPr>
                 <w:sz w:val="20"/>
@@ -2436,7 +2666,9 @@
             <w:tcW w:w="1126" w:type="dxa"/>
           </w:tcPr>
           <w:p>
-            <w:pPr/>
+            <w:pPr>
+              <w:ind w:firstLine="0" w:firstLineChars="0"/>
+            </w:pPr>
             <w:r>
               <w:rPr>
                 <w:sz w:val="20"/>
@@ -2450,7 +2682,9 @@
             <w:tcW w:w="1832" w:type="dxa"/>
           </w:tcPr>
           <w:p>
-            <w:pPr/>
+            <w:pPr>
+              <w:ind w:firstLine="0" w:firstLineChars="0"/>
+            </w:pPr>
             <w:r>
               <w:rPr>
                 <w:sz w:val="20"/>
@@ -2464,7 +2698,9 @@
             <w:tcW w:w="1832" w:type="dxa"/>
           </w:tcPr>
           <w:p>
-            <w:pPr/>
+            <w:pPr>
+              <w:ind w:firstLine="0" w:firstLineChars="0"/>
+            </w:pPr>
             <w:r>
               <w:rPr>
                 <w:sz w:val="20"/>
@@ -2478,7 +2714,9 @@
             <w:tcW w:w="1125" w:type="dxa"/>
           </w:tcPr>
           <w:p>
-            <w:pPr/>
+            <w:pPr>
+              <w:ind w:firstLine="0" w:firstLineChars="0"/>
+            </w:pPr>
             <w:r>
               <w:rPr>
                 <w:sz w:val="20"/>
@@ -2492,7 +2730,9 @@
             <w:tcW w:w="1407" w:type="dxa"/>
           </w:tcPr>
           <w:p>
-            <w:pPr/>
+            <w:pPr>
+              <w:ind w:firstLine="0" w:firstLineChars="0"/>
+            </w:pPr>
             <w:r>
               <w:rPr>
                 <w:sz w:val="20"/>
@@ -2511,7 +2751,9 @@
             <w:tcW w:w="984" w:type="dxa"/>
           </w:tcPr>
           <w:p>
-            <w:pPr/>
+            <w:pPr>
+              <w:ind w:firstLine="0" w:firstLineChars="0"/>
+            </w:pPr>
             <w:r>
               <w:rPr>
                 <w:sz w:val="20"/>
@@ -2525,7 +2767,9 @@
             <w:tcW w:w="1126" w:type="dxa"/>
           </w:tcPr>
           <w:p>
-            <w:pPr/>
+            <w:pPr>
+              <w:ind w:firstLine="0" w:firstLineChars="0"/>
+            </w:pPr>
             <w:r>
               <w:rPr>
                 <w:sz w:val="20"/>
@@ -2539,7 +2783,9 @@
             <w:tcW w:w="1832" w:type="dxa"/>
           </w:tcPr>
           <w:p>
-            <w:pPr/>
+            <w:pPr>
+              <w:ind w:firstLine="0" w:firstLineChars="0"/>
+            </w:pPr>
             <w:r>
               <w:rPr>
                 <w:sz w:val="20"/>
@@ -2553,7 +2799,9 @@
             <w:tcW w:w="1832" w:type="dxa"/>
           </w:tcPr>
           <w:p>
-            <w:pPr/>
+            <w:pPr>
+              <w:ind w:firstLine="0" w:firstLineChars="0"/>
+            </w:pPr>
             <w:r>
               <w:rPr>
                 <w:sz w:val="20"/>
@@ -2567,7 +2815,9 @@
             <w:tcW w:w="1125" w:type="dxa"/>
           </w:tcPr>
           <w:p>
-            <w:pPr/>
+            <w:pPr>
+              <w:ind w:firstLine="0" w:firstLineChars="0"/>
+            </w:pPr>
             <w:r>
               <w:rPr>
                 <w:sz w:val="20"/>
@@ -2581,7 +2831,9 @@
             <w:tcW w:w="1407" w:type="dxa"/>
           </w:tcPr>
           <w:p>
-            <w:pPr/>
+            <w:pPr>
+              <w:ind w:firstLine="0" w:firstLineChars="0"/>
+            </w:pPr>
             <w:r>
               <w:rPr>
                 <w:sz w:val="20"/>
@@ -2600,7 +2852,9 @@
             <w:tcW w:w="984" w:type="dxa"/>
           </w:tcPr>
           <w:p>
-            <w:pPr/>
+            <w:pPr>
+              <w:ind w:firstLine="0" w:firstLineChars="0"/>
+            </w:pPr>
             <w:r>
               <w:rPr>
                 <w:sz w:val="20"/>
@@ -2614,7 +2868,9 @@
             <w:tcW w:w="1126" w:type="dxa"/>
           </w:tcPr>
           <w:p>
-            <w:pPr/>
+            <w:pPr>
+              <w:ind w:firstLine="0" w:firstLineChars="0"/>
+            </w:pPr>
             <w:r>
               <w:rPr>
                 <w:sz w:val="20"/>
@@ -2628,7 +2884,9 @@
             <w:tcW w:w="1832" w:type="dxa"/>
           </w:tcPr>
           <w:p>
-            <w:pPr/>
+            <w:pPr>
+              <w:ind w:firstLine="0" w:firstLineChars="0"/>
+            </w:pPr>
             <w:r>
               <w:rPr>
                 <w:sz w:val="20"/>
@@ -2642,7 +2900,9 @@
             <w:tcW w:w="1832" w:type="dxa"/>
           </w:tcPr>
           <w:p>
-            <w:pPr/>
+            <w:pPr>
+              <w:ind w:firstLine="0" w:firstLineChars="0"/>
+            </w:pPr>
             <w:r>
               <w:rPr>
                 <w:sz w:val="20"/>
@@ -2656,7 +2916,9 @@
             <w:tcW w:w="1125" w:type="dxa"/>
           </w:tcPr>
           <w:p>
-            <w:pPr/>
+            <w:pPr>
+              <w:ind w:firstLine="0" w:firstLineChars="0"/>
+            </w:pPr>
             <w:r>
               <w:rPr>
                 <w:sz w:val="20"/>
@@ -2670,7 +2932,9 @@
             <w:tcW w:w="1407" w:type="dxa"/>
           </w:tcPr>
           <w:p>
-            <w:pPr/>
+            <w:pPr>
+              <w:ind w:firstLine="0" w:firstLineChars="0"/>
+            </w:pPr>
             <w:r>
               <w:rPr>
                 <w:sz w:val="20"/>
@@ -2689,7 +2953,9 @@
             <w:tcW w:w="984" w:type="dxa"/>
           </w:tcPr>
           <w:p>
-            <w:pPr/>
+            <w:pPr>
+              <w:ind w:firstLine="0" w:firstLineChars="0"/>
+            </w:pPr>
             <w:r>
               <w:rPr>
                 <w:sz w:val="20"/>
@@ -2703,7 +2969,9 @@
             <w:tcW w:w="1126" w:type="dxa"/>
           </w:tcPr>
           <w:p>
-            <w:pPr/>
+            <w:pPr>
+              <w:ind w:firstLine="0" w:firstLineChars="0"/>
+            </w:pPr>
             <w:r>
               <w:rPr>
                 <w:sz w:val="20"/>
@@ -2717,7 +2985,9 @@
             <w:tcW w:w="1832" w:type="dxa"/>
           </w:tcPr>
           <w:p>
-            <w:pPr/>
+            <w:pPr>
+              <w:ind w:firstLine="0" w:firstLineChars="0"/>
+            </w:pPr>
             <w:r>
               <w:rPr>
                 <w:sz w:val="20"/>
@@ -2731,7 +3001,9 @@
             <w:tcW w:w="1832" w:type="dxa"/>
           </w:tcPr>
           <w:p>
-            <w:pPr/>
+            <w:pPr>
+              <w:ind w:firstLine="0" w:firstLineChars="0"/>
+            </w:pPr>
             <w:r>
               <w:rPr>
                 <w:sz w:val="20"/>
@@ -2745,7 +3017,9 @@
             <w:tcW w:w="1125" w:type="dxa"/>
           </w:tcPr>
           <w:p>
-            <w:pPr/>
+            <w:pPr>
+              <w:ind w:firstLine="0" w:firstLineChars="0"/>
+            </w:pPr>
             <w:r>
               <w:rPr>
                 <w:sz w:val="20"/>
@@ -2759,7 +3033,9 @@
             <w:tcW w:w="1407" w:type="dxa"/>
           </w:tcPr>
           <w:p>
-            <w:pPr/>
+            <w:pPr>
+              <w:ind w:firstLine="0" w:firstLineChars="0"/>
+            </w:pPr>
             <w:r>
               <w:rPr>
                 <w:sz w:val="20"/>
@@ -2778,7 +3054,9 @@
             <w:tcW w:w="984" w:type="dxa"/>
           </w:tcPr>
           <w:p>
-            <w:pPr/>
+            <w:pPr>
+              <w:ind w:firstLine="0" w:firstLineChars="0"/>
+            </w:pPr>
             <w:r>
               <w:rPr>
                 <w:sz w:val="20"/>
@@ -2792,7 +3070,9 @@
             <w:tcW w:w="1126" w:type="dxa"/>
           </w:tcPr>
           <w:p>
-            <w:pPr/>
+            <w:pPr>
+              <w:ind w:firstLine="0" w:firstLineChars="0"/>
+            </w:pPr>
             <w:r>
               <w:rPr>
                 <w:sz w:val="20"/>
@@ -2806,7 +3086,9 @@
             <w:tcW w:w="1832" w:type="dxa"/>
           </w:tcPr>
           <w:p>
-            <w:pPr/>
+            <w:pPr>
+              <w:ind w:firstLine="0" w:firstLineChars="0"/>
+            </w:pPr>
             <w:r>
               <w:rPr>
                 <w:sz w:val="20"/>
@@ -2820,7 +3102,9 @@
             <w:tcW w:w="1832" w:type="dxa"/>
           </w:tcPr>
           <w:p>
-            <w:pPr/>
+            <w:pPr>
+              <w:ind w:firstLine="0" w:firstLineChars="0"/>
+            </w:pPr>
             <w:r>
               <w:rPr>
                 <w:sz w:val="20"/>
@@ -2834,7 +3118,9 @@
             <w:tcW w:w="1125" w:type="dxa"/>
           </w:tcPr>
           <w:p>
-            <w:pPr/>
+            <w:pPr>
+              <w:ind w:firstLine="0" w:firstLineChars="0"/>
+            </w:pPr>
             <w:r>
               <w:rPr>
                 <w:sz w:val="20"/>
@@ -2848,7 +3134,9 @@
             <w:tcW w:w="1407" w:type="dxa"/>
           </w:tcPr>
           <w:p>
-            <w:pPr/>
+            <w:pPr>
+              <w:ind w:firstLine="0" w:firstLineChars="0"/>
+            </w:pPr>
             <w:r>
               <w:rPr>
                 <w:sz w:val="20"/>
@@ -2867,7 +3155,9 @@
             <w:tcW w:w="984" w:type="dxa"/>
           </w:tcPr>
           <w:p>
-            <w:pPr/>
+            <w:pPr>
+              <w:ind w:firstLine="0" w:firstLineChars="0"/>
+            </w:pPr>
             <w:r>
               <w:rPr>
                 <w:sz w:val="20"/>
@@ -2881,7 +3171,9 @@
             <w:tcW w:w="1126" w:type="dxa"/>
           </w:tcPr>
           <w:p>
-            <w:pPr/>
+            <w:pPr>
+              <w:ind w:firstLine="0" w:firstLineChars="0"/>
+            </w:pPr>
             <w:r>
               <w:rPr>
                 <w:sz w:val="20"/>
@@ -2895,7 +3187,9 @@
             <w:tcW w:w="1832" w:type="dxa"/>
           </w:tcPr>
           <w:p>
-            <w:pPr/>
+            <w:pPr>
+              <w:ind w:firstLine="0" w:firstLineChars="0"/>
+            </w:pPr>
             <w:r>
               <w:rPr>
                 <w:sz w:val="20"/>
@@ -2909,7 +3203,9 @@
             <w:tcW w:w="1832" w:type="dxa"/>
           </w:tcPr>
           <w:p>
-            <w:pPr/>
+            <w:pPr>
+              <w:ind w:firstLine="0" w:firstLineChars="0"/>
+            </w:pPr>
             <w:r>
               <w:rPr>
                 <w:sz w:val="20"/>
@@ -2923,7 +3219,9 @@
             <w:tcW w:w="1125" w:type="dxa"/>
           </w:tcPr>
           <w:p>
-            <w:pPr/>
+            <w:pPr>
+              <w:ind w:firstLine="0" w:firstLineChars="0"/>
+            </w:pPr>
             <w:r>
               <w:rPr>
                 <w:sz w:val="20"/>
@@ -2937,7 +3235,9 @@
             <w:tcW w:w="1407" w:type="dxa"/>
           </w:tcPr>
           <w:p>
-            <w:pPr/>
+            <w:pPr>
+              <w:ind w:firstLine="0" w:firstLineChars="0"/>
+            </w:pPr>
             <w:r>
               <w:rPr>
                 <w:sz w:val="20"/>
@@ -2956,7 +3256,9 @@
             <w:tcW w:w="984" w:type="dxa"/>
           </w:tcPr>
           <w:p>
-            <w:pPr/>
+            <w:pPr>
+              <w:ind w:firstLine="0" w:firstLineChars="0"/>
+            </w:pPr>
             <w:r>
               <w:rPr>
                 <w:sz w:val="20"/>
@@ -2970,7 +3272,9 @@
             <w:tcW w:w="1126" w:type="dxa"/>
           </w:tcPr>
           <w:p>
-            <w:pPr/>
+            <w:pPr>
+              <w:ind w:firstLine="0" w:firstLineChars="0"/>
+            </w:pPr>
             <w:r>
               <w:rPr>
                 <w:sz w:val="20"/>
@@ -2984,7 +3288,9 @@
             <w:tcW w:w="1832" w:type="dxa"/>
           </w:tcPr>
           <w:p>
-            <w:pPr/>
+            <w:pPr>
+              <w:ind w:firstLine="0" w:firstLineChars="0"/>
+            </w:pPr>
             <w:r>
               <w:rPr>
                 <w:sz w:val="20"/>
@@ -2998,7 +3304,9 @@
             <w:tcW w:w="1832" w:type="dxa"/>
           </w:tcPr>
           <w:p>
-            <w:pPr/>
+            <w:pPr>
+              <w:ind w:firstLine="0" w:firstLineChars="0"/>
+            </w:pPr>
             <w:r>
               <w:rPr>
                 <w:sz w:val="20"/>
@@ -3012,7 +3320,9 @@
             <w:tcW w:w="1125" w:type="dxa"/>
           </w:tcPr>
           <w:p>
-            <w:pPr/>
+            <w:pPr>
+              <w:ind w:firstLine="0" w:firstLineChars="0"/>
+            </w:pPr>
             <w:r>
               <w:rPr>
                 <w:sz w:val="20"/>
@@ -3026,7 +3336,9 @@
             <w:tcW w:w="1407" w:type="dxa"/>
           </w:tcPr>
           <w:p>
-            <w:pPr/>
+            <w:pPr>
+              <w:ind w:firstLine="0" w:firstLineChars="0"/>
+            </w:pPr>
             <w:r>
               <w:rPr>
                 <w:sz w:val="20"/>
@@ -3045,7 +3357,9 @@
             <w:tcW w:w="984" w:type="dxa"/>
           </w:tcPr>
           <w:p>
-            <w:pPr/>
+            <w:pPr>
+              <w:ind w:firstLine="0" w:firstLineChars="0"/>
+            </w:pPr>
             <w:r>
               <w:rPr>
                 <w:sz w:val="20"/>
@@ -3059,7 +3373,9 @@
             <w:tcW w:w="1126" w:type="dxa"/>
           </w:tcPr>
           <w:p>
-            <w:pPr/>
+            <w:pPr>
+              <w:ind w:firstLine="0" w:firstLineChars="0"/>
+            </w:pPr>
             <w:r>
               <w:rPr>
                 <w:sz w:val="20"/>
@@ -3073,7 +3389,9 @@
             <w:tcW w:w="1832" w:type="dxa"/>
           </w:tcPr>
           <w:p>
-            <w:pPr/>
+            <w:pPr>
+              <w:ind w:firstLine="0" w:firstLineChars="0"/>
+            </w:pPr>
             <w:r>
               <w:rPr>
                 <w:sz w:val="20"/>
@@ -3087,7 +3405,9 @@
             <w:tcW w:w="1832" w:type="dxa"/>
           </w:tcPr>
           <w:p>
-            <w:pPr/>
+            <w:pPr>
+              <w:ind w:firstLine="0" w:firstLineChars="0"/>
+            </w:pPr>
             <w:r>
               <w:rPr>
                 <w:sz w:val="20"/>
@@ -3101,7 +3421,9 @@
             <w:tcW w:w="1125" w:type="dxa"/>
           </w:tcPr>
           <w:p>
-            <w:pPr/>
+            <w:pPr>
+              <w:ind w:firstLine="0" w:firstLineChars="0"/>
+            </w:pPr>
             <w:r>
               <w:rPr>
                 <w:sz w:val="20"/>
@@ -3115,7 +3437,9 @@
             <w:tcW w:w="1407" w:type="dxa"/>
           </w:tcPr>
           <w:p>
-            <w:pPr/>
+            <w:pPr>
+              <w:ind w:firstLine="0" w:firstLineChars="0"/>
+            </w:pPr>
             <w:r>
               <w:rPr>
                 <w:sz w:val="20"/>
@@ -3134,7 +3458,9 @@
             <w:tcW w:w="984" w:type="dxa"/>
           </w:tcPr>
           <w:p>
-            <w:pPr/>
+            <w:pPr>
+              <w:ind w:firstLine="0" w:firstLineChars="0"/>
+            </w:pPr>
             <w:r>
               <w:rPr>
                 <w:sz w:val="20"/>
@@ -3148,7 +3474,9 @@
             <w:tcW w:w="1126" w:type="dxa"/>
           </w:tcPr>
           <w:p>
-            <w:pPr/>
+            <w:pPr>
+              <w:ind w:firstLine="0" w:firstLineChars="0"/>
+            </w:pPr>
             <w:r>
               <w:rPr>
                 <w:sz w:val="20"/>
@@ -3162,7 +3490,9 @@
             <w:tcW w:w="1832" w:type="dxa"/>
           </w:tcPr>
           <w:p>
-            <w:pPr/>
+            <w:pPr>
+              <w:ind w:firstLine="0" w:firstLineChars="0"/>
+            </w:pPr>
             <w:r>
               <w:rPr>
                 <w:sz w:val="20"/>
@@ -3176,7 +3506,9 @@
             <w:tcW w:w="1832" w:type="dxa"/>
           </w:tcPr>
           <w:p>
-            <w:pPr/>
+            <w:pPr>
+              <w:ind w:firstLine="0" w:firstLineChars="0"/>
+            </w:pPr>
             <w:r>
               <w:rPr>
                 <w:sz w:val="20"/>
@@ -3190,7 +3522,9 @@
             <w:tcW w:w="1125" w:type="dxa"/>
           </w:tcPr>
           <w:p>
-            <w:pPr/>
+            <w:pPr>
+              <w:ind w:firstLine="0" w:firstLineChars="0"/>
+            </w:pPr>
             <w:r>
               <w:rPr>
                 <w:sz w:val="20"/>
@@ -3204,7 +3538,9 @@
             <w:tcW w:w="1407" w:type="dxa"/>
           </w:tcPr>
           <w:p>
-            <w:pPr/>
+            <w:pPr>
+              <w:ind w:firstLine="0" w:firstLineChars="0"/>
+            </w:pPr>
             <w:r>
               <w:rPr>
                 <w:sz w:val="20"/>
@@ -3223,7 +3559,9 @@
             <w:tcW w:w="984" w:type="dxa"/>
           </w:tcPr>
           <w:p>
-            <w:pPr/>
+            <w:pPr>
+              <w:ind w:firstLine="0" w:firstLineChars="0"/>
+            </w:pPr>
             <w:r>
               <w:rPr>
                 <w:sz w:val="20"/>
@@ -3237,7 +3575,9 @@
             <w:tcW w:w="1126" w:type="dxa"/>
           </w:tcPr>
           <w:p>
-            <w:pPr/>
+            <w:pPr>
+              <w:ind w:firstLine="0" w:firstLineChars="0"/>
+            </w:pPr>
             <w:r>
               <w:rPr>
                 <w:sz w:val="20"/>
@@ -3251,7 +3591,9 @@
             <w:tcW w:w="1832" w:type="dxa"/>
           </w:tcPr>
           <w:p>
-            <w:pPr/>
+            <w:pPr>
+              <w:ind w:firstLine="0" w:firstLineChars="0"/>
+            </w:pPr>
             <w:r>
               <w:rPr>
                 <w:sz w:val="20"/>
@@ -3265,7 +3607,9 @@
             <w:tcW w:w="1832" w:type="dxa"/>
           </w:tcPr>
           <w:p>
-            <w:pPr/>
+            <w:pPr>
+              <w:ind w:firstLine="0" w:firstLineChars="0"/>
+            </w:pPr>
             <w:r>
               <w:rPr>
                 <w:sz w:val="20"/>
@@ -3279,7 +3623,9 @@
             <w:tcW w:w="1125" w:type="dxa"/>
           </w:tcPr>
           <w:p>
-            <w:pPr/>
+            <w:pPr>
+              <w:ind w:firstLine="0" w:firstLineChars="0"/>
+            </w:pPr>
             <w:r>
               <w:rPr>
                 <w:sz w:val="20"/>
@@ -3293,7 +3639,9 @@
             <w:tcW w:w="1407" w:type="dxa"/>
           </w:tcPr>
           <w:p>
-            <w:pPr/>
+            <w:pPr>
+              <w:ind w:firstLine="0" w:firstLineChars="0"/>
+            </w:pPr>
             <w:r>
               <w:rPr>
                 <w:sz w:val="20"/>
@@ -3420,7 +3768,9 @@
             <w:tcW w:w="1100" w:type="dxa"/>
           </w:tcPr>
           <w:p>
-            <w:pPr/>
+            <w:pPr>
+              <w:ind w:firstLine="0" w:firstLineChars="0"/>
+            </w:pPr>
             <w:r>
               <w:rPr>
                 <w:sz w:val="20"/>
@@ -3434,7 +3784,9 @@
             <w:tcW w:w="1012" w:type="dxa"/>
           </w:tcPr>
           <w:p>
-            <w:pPr/>
+            <w:pPr>
+              <w:ind w:firstLine="0" w:firstLineChars="0"/>
+            </w:pPr>
             <w:r>
               <w:rPr>
                 <w:sz w:val="20"/>
@@ -3448,7 +3800,9 @@
             <w:tcW w:w="1400" w:type="dxa"/>
           </w:tcPr>
           <w:p>
-            <w:pPr/>
+            <w:pPr>
+              <w:ind w:firstLine="0" w:firstLineChars="0"/>
+            </w:pPr>
             <w:r>
               <w:rPr>
                 <w:sz w:val="20"/>
@@ -3462,7 +3816,9 @@
             <w:tcW w:w="1400" w:type="dxa"/>
           </w:tcPr>
           <w:p>
-            <w:pPr/>
+            <w:pPr>
+              <w:ind w:firstLine="0" w:firstLineChars="0"/>
+            </w:pPr>
             <w:r>
               <w:rPr>
                 <w:sz w:val="20"/>
@@ -3476,7 +3832,9 @@
             <w:tcW w:w="1250" w:type="dxa"/>
           </w:tcPr>
           <w:p>
-            <w:pPr/>
+            <w:pPr>
+              <w:ind w:firstLine="0" w:firstLineChars="0"/>
+            </w:pPr>
             <w:r>
               <w:rPr>
                 <w:sz w:val="20"/>
@@ -3490,7 +3848,9 @@
             <w:tcW w:w="1244" w:type="dxa"/>
           </w:tcPr>
           <w:p>
-            <w:pPr/>
+            <w:pPr>
+              <w:ind w:firstLine="0" w:firstLineChars="0"/>
+            </w:pPr>
             <w:r>
               <w:rPr>
                 <w:sz w:val="20"/>
@@ -3504,7 +3864,9 @@
             <w:tcW w:w="900" w:type="dxa"/>
           </w:tcPr>
           <w:p>
-            <w:pPr/>
+            <w:pPr>
+              <w:ind w:firstLine="0" w:firstLineChars="0"/>
+            </w:pPr>
             <w:r>
               <w:rPr>
                 <w:sz w:val="20"/>
@@ -3523,7 +3885,9 @@
             <w:tcW w:w="1100" w:type="dxa"/>
           </w:tcPr>
           <w:p>
-            <w:pPr/>
+            <w:pPr>
+              <w:ind w:firstLine="0" w:firstLineChars="0"/>
+            </w:pPr>
             <w:r>
               <w:rPr>
                 <w:sz w:val="20"/>
@@ -3537,7 +3901,9 @@
             <w:tcW w:w="1012" w:type="dxa"/>
           </w:tcPr>
           <w:p>
-            <w:pPr/>
+            <w:pPr>
+              <w:ind w:firstLine="0" w:firstLineChars="0"/>
+            </w:pPr>
             <w:r>
               <w:rPr>
                 <w:sz w:val="20"/>
@@ -3551,7 +3917,9 @@
             <w:tcW w:w="1400" w:type="dxa"/>
           </w:tcPr>
           <w:p>
-            <w:pPr/>
+            <w:pPr>
+              <w:ind w:firstLine="0" w:firstLineChars="0"/>
+            </w:pPr>
             <w:r>
               <w:rPr>
                 <w:sz w:val="20"/>
@@ -3565,7 +3933,9 @@
             <w:tcW w:w="1400" w:type="dxa"/>
           </w:tcPr>
           <w:p>
-            <w:pPr/>
+            <w:pPr>
+              <w:ind w:firstLine="0" w:firstLineChars="0"/>
+            </w:pPr>
             <w:r>
               <w:rPr>
                 <w:sz w:val="20"/>
@@ -3579,7 +3949,9 @@
             <w:tcW w:w="1250" w:type="dxa"/>
           </w:tcPr>
           <w:p>
-            <w:pPr/>
+            <w:pPr>
+              <w:ind w:firstLine="0" w:firstLineChars="0"/>
+            </w:pPr>
             <w:r>
               <w:rPr>
                 <w:sz w:val="20"/>
@@ -3593,7 +3965,9 @@
             <w:tcW w:w="1244" w:type="dxa"/>
           </w:tcPr>
           <w:p>
-            <w:pPr/>
+            <w:pPr>
+              <w:ind w:firstLine="0" w:firstLineChars="0"/>
+            </w:pPr>
             <w:r>
               <w:rPr>
                 <w:sz w:val="20"/>
@@ -3607,7 +3981,9 @@
             <w:tcW w:w="900" w:type="dxa"/>
           </w:tcPr>
           <w:p>
-            <w:pPr/>
+            <w:pPr>
+              <w:ind w:firstLine="0" w:firstLineChars="0"/>
+            </w:pPr>
             <w:r>
               <w:rPr>
                 <w:sz w:val="20"/>
@@ -3626,7 +4002,9 @@
             <w:tcW w:w="1100" w:type="dxa"/>
           </w:tcPr>
           <w:p>
-            <w:pPr/>
+            <w:pPr>
+              <w:ind w:firstLine="0" w:firstLineChars="0"/>
+            </w:pPr>
             <w:r>
               <w:rPr>
                 <w:sz w:val="20"/>
@@ -3640,7 +4018,9 @@
             <w:tcW w:w="1012" w:type="dxa"/>
           </w:tcPr>
           <w:p>
-            <w:pPr/>
+            <w:pPr>
+              <w:ind w:firstLine="0" w:firstLineChars="0"/>
+            </w:pPr>
             <w:r>
               <w:rPr>
                 <w:sz w:val="20"/>
@@ -3654,7 +4034,9 @@
             <w:tcW w:w="1400" w:type="dxa"/>
           </w:tcPr>
           <w:p>
-            <w:pPr/>
+            <w:pPr>
+              <w:ind w:firstLine="0" w:firstLineChars="0"/>
+            </w:pPr>
             <w:r>
               <w:rPr>
                 <w:sz w:val="20"/>
@@ -3668,7 +4050,9 @@
             <w:tcW w:w="1400" w:type="dxa"/>
           </w:tcPr>
           <w:p>
-            <w:pPr/>
+            <w:pPr>
+              <w:ind w:firstLine="0" w:firstLineChars="0"/>
+            </w:pPr>
             <w:r>
               <w:rPr>
                 <w:sz w:val="20"/>
@@ -3682,7 +4066,9 @@
             <w:tcW w:w="1250" w:type="dxa"/>
           </w:tcPr>
           <w:p>
-            <w:pPr/>
+            <w:pPr>
+              <w:ind w:firstLine="0" w:firstLineChars="0"/>
+            </w:pPr>
             <w:r>
               <w:rPr>
                 <w:sz w:val="20"/>
@@ -3696,7 +4082,9 @@
             <w:tcW w:w="1244" w:type="dxa"/>
           </w:tcPr>
           <w:p>
-            <w:pPr/>
+            <w:pPr>
+              <w:ind w:firstLine="0" w:firstLineChars="0"/>
+            </w:pPr>
             <w:r>
               <w:rPr>
                 <w:sz w:val="20"/>
@@ -3710,7 +4098,9 @@
             <w:tcW w:w="900" w:type="dxa"/>
           </w:tcPr>
           <w:p>
-            <w:pPr/>
+            <w:pPr>
+              <w:ind w:firstLine="0" w:firstLineChars="0"/>
+            </w:pPr>
             <w:r>
               <w:rPr>
                 <w:sz w:val="20"/>
@@ -3729,7 +4119,9 @@
             <w:tcW w:w="1100" w:type="dxa"/>
           </w:tcPr>
           <w:p>
-            <w:pPr/>
+            <w:pPr>
+              <w:ind w:firstLine="0" w:firstLineChars="0"/>
+            </w:pPr>
             <w:r>
               <w:rPr>
                 <w:sz w:val="20"/>
@@ -3743,7 +4135,9 @@
             <w:tcW w:w="1012" w:type="dxa"/>
           </w:tcPr>
           <w:p>
-            <w:pPr/>
+            <w:pPr>
+              <w:ind w:firstLine="0" w:firstLineChars="0"/>
+            </w:pPr>
             <w:r>
               <w:rPr>
                 <w:sz w:val="20"/>
@@ -3757,7 +4151,9 @@
             <w:tcW w:w="1400" w:type="dxa"/>
           </w:tcPr>
           <w:p>
-            <w:pPr/>
+            <w:pPr>
+              <w:ind w:firstLine="0" w:firstLineChars="0"/>
+            </w:pPr>
             <w:r>
               <w:rPr>
                 <w:sz w:val="20"/>
@@ -3771,7 +4167,9 @@
             <w:tcW w:w="1400" w:type="dxa"/>
           </w:tcPr>
           <w:p>
-            <w:pPr/>
+            <w:pPr>
+              <w:ind w:firstLine="0" w:firstLineChars="0"/>
+            </w:pPr>
             <w:r>
               <w:rPr>
                 <w:sz w:val="20"/>
@@ -3785,7 +4183,9 @@
             <w:tcW w:w="1250" w:type="dxa"/>
           </w:tcPr>
           <w:p>
-            <w:pPr/>
+            <w:pPr>
+              <w:ind w:firstLine="0" w:firstLineChars="0"/>
+            </w:pPr>
             <w:r>
               <w:rPr>
                 <w:sz w:val="20"/>
@@ -3799,7 +4199,9 @@
             <w:tcW w:w="1244" w:type="dxa"/>
           </w:tcPr>
           <w:p>
-            <w:pPr/>
+            <w:pPr>
+              <w:ind w:firstLine="0" w:firstLineChars="0"/>
+            </w:pPr>
             <w:r>
               <w:rPr>
                 <w:sz w:val="20"/>
@@ -3813,7 +4215,9 @@
             <w:tcW w:w="900" w:type="dxa"/>
           </w:tcPr>
           <w:p>
-            <w:pPr/>
+            <w:pPr>
+              <w:ind w:firstLine="0" w:firstLineChars="0"/>
+            </w:pPr>
             <w:r>
               <w:rPr>
                 <w:sz w:val="20"/>
@@ -3832,7 +4236,9 @@
             <w:tcW w:w="1100" w:type="dxa"/>
           </w:tcPr>
           <w:p>
-            <w:pPr/>
+            <w:pPr>
+              <w:ind w:firstLine="0" w:firstLineChars="0"/>
+            </w:pPr>
             <w:r>
               <w:rPr>
                 <w:sz w:val="20"/>
@@ -3846,7 +4252,9 @@
             <w:tcW w:w="1012" w:type="dxa"/>
           </w:tcPr>
           <w:p>
-            <w:pPr/>
+            <w:pPr>
+              <w:ind w:firstLine="0" w:firstLineChars="0"/>
+            </w:pPr>
             <w:r>
               <w:rPr>
                 <w:sz w:val="20"/>
@@ -3860,7 +4268,9 @@
             <w:tcW w:w="1400" w:type="dxa"/>
           </w:tcPr>
           <w:p>
-            <w:pPr/>
+            <w:pPr>
+              <w:ind w:firstLine="0" w:firstLineChars="0"/>
+            </w:pPr>
             <w:r>
               <w:rPr>
                 <w:sz w:val="20"/>
@@ -3874,7 +4284,9 @@
             <w:tcW w:w="1400" w:type="dxa"/>
           </w:tcPr>
           <w:p>
-            <w:pPr/>
+            <w:pPr>
+              <w:ind w:firstLine="0" w:firstLineChars="0"/>
+            </w:pPr>
             <w:r>
               <w:rPr>
                 <w:sz w:val="20"/>
@@ -3888,7 +4300,9 @@
             <w:tcW w:w="1250" w:type="dxa"/>
           </w:tcPr>
           <w:p>
-            <w:pPr/>
+            <w:pPr>
+              <w:ind w:firstLine="0" w:firstLineChars="0"/>
+            </w:pPr>
             <w:r>
               <w:rPr>
                 <w:sz w:val="20"/>
@@ -3902,7 +4316,9 @@
             <w:tcW w:w="1244" w:type="dxa"/>
           </w:tcPr>
           <w:p>
-            <w:pPr/>
+            <w:pPr>
+              <w:ind w:firstLine="0" w:firstLineChars="0"/>
+            </w:pPr>
             <w:r>
               <w:rPr>
                 <w:sz w:val="20"/>
@@ -3916,7 +4332,9 @@
             <w:tcW w:w="900" w:type="dxa"/>
           </w:tcPr>
           <w:p>
-            <w:pPr/>
+            <w:pPr>
+              <w:ind w:firstLine="0" w:firstLineChars="0"/>
+            </w:pPr>
             <w:r>
               <w:rPr>
                 <w:sz w:val="20"/>
@@ -3935,7 +4353,9 @@
             <w:tcW w:w="1100" w:type="dxa"/>
           </w:tcPr>
           <w:p>
-            <w:pPr/>
+            <w:pPr>
+              <w:ind w:firstLine="0" w:firstLineChars="0"/>
+            </w:pPr>
             <w:r>
               <w:rPr>
                 <w:sz w:val="20"/>
@@ -3949,7 +4369,9 @@
             <w:tcW w:w="1012" w:type="dxa"/>
           </w:tcPr>
           <w:p>
-            <w:pPr/>
+            <w:pPr>
+              <w:ind w:firstLine="0" w:firstLineChars="0"/>
+            </w:pPr>
             <w:r>
               <w:rPr>
                 <w:sz w:val="20"/>
@@ -3963,7 +4385,9 @@
             <w:tcW w:w="1400" w:type="dxa"/>
           </w:tcPr>
           <w:p>
-            <w:pPr/>
+            <w:pPr>
+              <w:ind w:firstLine="0" w:firstLineChars="0"/>
+            </w:pPr>
             <w:r>
               <w:rPr>
                 <w:sz w:val="20"/>
@@ -3977,7 +4401,9 @@
             <w:tcW w:w="1400" w:type="dxa"/>
           </w:tcPr>
           <w:p>
-            <w:pPr/>
+            <w:pPr>
+              <w:ind w:firstLine="0" w:firstLineChars="0"/>
+            </w:pPr>
             <w:r>
               <w:rPr>
                 <w:sz w:val="20"/>
@@ -3991,7 +4417,9 @@
             <w:tcW w:w="1250" w:type="dxa"/>
           </w:tcPr>
           <w:p>
-            <w:pPr/>
+            <w:pPr>
+              <w:ind w:firstLine="0" w:firstLineChars="0"/>
+            </w:pPr>
             <w:r>
               <w:rPr>
                 <w:sz w:val="20"/>
@@ -4005,7 +4433,9 @@
             <w:tcW w:w="1244" w:type="dxa"/>
           </w:tcPr>
           <w:p>
-            <w:pPr/>
+            <w:pPr>
+              <w:ind w:firstLine="0" w:firstLineChars="0"/>
+            </w:pPr>
             <w:r>
               <w:rPr>
                 <w:sz w:val="20"/>
@@ -4019,7 +4449,9 @@
             <w:tcW w:w="900" w:type="dxa"/>
           </w:tcPr>
           <w:p>
-            <w:pPr/>
+            <w:pPr>
+              <w:ind w:firstLine="0" w:firstLineChars="0"/>
+            </w:pPr>
             <w:r>
               <w:rPr>
                 <w:sz w:val="20"/>
@@ -4038,7 +4470,9 @@
             <w:tcW w:w="1100" w:type="dxa"/>
           </w:tcPr>
           <w:p>
-            <w:pPr/>
+            <w:pPr>
+              <w:ind w:firstLine="0" w:firstLineChars="0"/>
+            </w:pPr>
             <w:r>
               <w:rPr>
                 <w:sz w:val="20"/>
@@ -4052,7 +4486,9 @@
             <w:tcW w:w="1012" w:type="dxa"/>
           </w:tcPr>
           <w:p>
-            <w:pPr/>
+            <w:pPr>
+              <w:ind w:firstLine="0" w:firstLineChars="0"/>
+            </w:pPr>
             <w:r>
               <w:rPr>
                 <w:sz w:val="20"/>
@@ -4066,7 +4502,9 @@
             <w:tcW w:w="1400" w:type="dxa"/>
           </w:tcPr>
           <w:p>
-            <w:pPr/>
+            <w:pPr>
+              <w:ind w:firstLine="0" w:firstLineChars="0"/>
+            </w:pPr>
             <w:r>
               <w:rPr>
                 <w:sz w:val="20"/>
@@ -4080,7 +4518,9 @@
             <w:tcW w:w="1400" w:type="dxa"/>
           </w:tcPr>
           <w:p>
-            <w:pPr/>
+            <w:pPr>
+              <w:ind w:firstLine="0" w:firstLineChars="0"/>
+            </w:pPr>
             <w:r>
               <w:rPr>
                 <w:sz w:val="20"/>
@@ -4094,7 +4534,9 @@
             <w:tcW w:w="1250" w:type="dxa"/>
           </w:tcPr>
           <w:p>
-            <w:pPr/>
+            <w:pPr>
+              <w:ind w:firstLine="0" w:firstLineChars="0"/>
+            </w:pPr>
             <w:r>
               <w:rPr>
                 <w:sz w:val="20"/>
@@ -4108,7 +4550,9 @@
             <w:tcW w:w="1244" w:type="dxa"/>
           </w:tcPr>
           <w:p>
-            <w:pPr/>
+            <w:pPr>
+              <w:ind w:firstLine="0" w:firstLineChars="0"/>
+            </w:pPr>
             <w:r>
               <w:rPr>
                 <w:sz w:val="20"/>
@@ -4122,7 +4566,9 @@
             <w:tcW w:w="900" w:type="dxa"/>
           </w:tcPr>
           <w:p>
-            <w:pPr/>
+            <w:pPr>
+              <w:ind w:firstLine="0" w:firstLineChars="0"/>
+            </w:pPr>
             <w:r>
               <w:rPr>
                 <w:sz w:val="20"/>
@@ -4237,7 +4683,9 @@
             <w:tcW w:w="2957" w:type="dxa"/>
           </w:tcPr>
           <w:p>
-            <w:pPr/>
+            <w:pPr>
+              <w:ind w:firstLine="0" w:firstLineChars="0"/>
+            </w:pPr>
             <w:r>
               <w:rPr>
                 <w:sz w:val="20"/>
@@ -4251,7 +4699,9 @@
             <w:tcW w:w="5349" w:type="dxa"/>
           </w:tcPr>
           <w:p>
-            <w:pPr/>
+            <w:pPr>
+              <w:ind w:firstLine="0" w:firstLineChars="0"/>
+            </w:pPr>
             <w:r>
               <w:rPr>
                 <w:sz w:val="20"/>
@@ -4270,7 +4720,9 @@
             <w:tcW w:w="2957" w:type="dxa"/>
           </w:tcPr>
           <w:p>
-            <w:pPr/>
+            <w:pPr>
+              <w:ind w:firstLine="0" w:firstLineChars="0"/>
+            </w:pPr>
             <w:r>
               <w:rPr>
                 <w:sz w:val="20"/>
@@ -4284,7 +4736,9 @@
             <w:tcW w:w="5349" w:type="dxa"/>
           </w:tcPr>
           <w:p>
-            <w:pPr/>
+            <w:pPr>
+              <w:ind w:firstLine="0" w:firstLineChars="0"/>
+            </w:pPr>
             <w:r>
               <w:rPr>
                 <w:sz w:val="20"/>
@@ -4303,7 +4757,9 @@
             <w:tcW w:w="2957" w:type="dxa"/>
           </w:tcPr>
           <w:p>
-            <w:pPr/>
+            <w:pPr>
+              <w:ind w:firstLine="0" w:firstLineChars="0"/>
+            </w:pPr>
             <w:r>
               <w:rPr>
                 <w:sz w:val="20"/>
@@ -4317,7 +4773,9 @@
             <w:tcW w:w="5349" w:type="dxa"/>
           </w:tcPr>
           <w:p>
-            <w:pPr/>
+            <w:pPr>
+              <w:ind w:firstLine="0" w:firstLineChars="0"/>
+            </w:pPr>
             <w:r>
               <w:rPr>
                 <w:sz w:val="20"/>
@@ -4336,7 +4794,9 @@
             <w:tcW w:w="2957" w:type="dxa"/>
           </w:tcPr>
           <w:p>
-            <w:pPr/>
+            <w:pPr>
+              <w:ind w:firstLine="0" w:firstLineChars="0"/>
+            </w:pPr>
             <w:r>
               <w:rPr>
                 <w:sz w:val="20"/>
@@ -4350,7 +4810,9 @@
             <w:tcW w:w="5349" w:type="dxa"/>
           </w:tcPr>
           <w:p>
-            <w:pPr/>
+            <w:pPr>
+              <w:ind w:firstLine="0" w:firstLineChars="0"/>
+            </w:pPr>
             <w:r>
               <w:rPr>
                 <w:sz w:val="20"/>
@@ -4410,7 +4872,9 @@
             <w:tcW w:w="4301" w:type="dxa"/>
           </w:tcPr>
           <w:p>
-            <w:pPr/>
+            <w:pPr>
+              <w:ind w:firstLine="0" w:firstLineChars="0"/>
+            </w:pPr>
             <w:r>
               <w:rPr>
                 <w:sz w:val="20"/>
@@ -4424,7 +4888,9 @@
             <w:tcW w:w="2879" w:type="dxa"/>
           </w:tcPr>
           <w:p>
-            <w:pPr/>
+            <w:pPr>
+              <w:ind w:firstLine="0" w:firstLineChars="0"/>
+            </w:pPr>
             <w:r>
               <w:rPr>
                 <w:sz w:val="20"/>
@@ -4438,7 +4904,9 @@
             <w:tcW w:w="1126" w:type="dxa"/>
           </w:tcPr>
           <w:p>
-            <w:pPr/>
+            <w:pPr>
+              <w:ind w:firstLine="0" w:firstLineChars="0"/>
+            </w:pPr>
             <w:r>
               <w:rPr>
                 <w:sz w:val="20"/>
@@ -4457,7 +4925,9 @@
             <w:tcW w:w="4301" w:type="dxa"/>
           </w:tcPr>
           <w:p>
-            <w:pPr/>
+            <w:pPr>
+              <w:ind w:firstLine="0" w:firstLineChars="0"/>
+            </w:pPr>
             <w:r>
               <w:rPr>
                 <w:sz w:val="20"/>
@@ -4471,7 +4941,9 @@
             <w:tcW w:w="2879" w:type="dxa"/>
           </w:tcPr>
           <w:p>
-            <w:pPr/>
+            <w:pPr>
+              <w:ind w:firstLine="0" w:firstLineChars="0"/>
+            </w:pPr>
             <w:r>
               <w:rPr>
                 <w:sz w:val="20"/>
@@ -4485,7 +4957,9 @@
             <w:tcW w:w="1126" w:type="dxa"/>
           </w:tcPr>
           <w:p>
-            <w:pPr/>
+            <w:pPr>
+              <w:ind w:firstLine="0" w:firstLineChars="0"/>
+            </w:pPr>
             <w:r>
               <w:rPr>
                 <w:sz w:val="20"/>
@@ -4504,7 +4978,9 @@
             <w:tcW w:w="4301" w:type="dxa"/>
           </w:tcPr>
           <w:p>
-            <w:pPr/>
+            <w:pPr>
+              <w:ind w:firstLine="0" w:firstLineChars="0"/>
+            </w:pPr>
             <w:r>
               <w:rPr>
                 <w:sz w:val="20"/>
@@ -4518,7 +4994,9 @@
             <w:tcW w:w="2879" w:type="dxa"/>
           </w:tcPr>
           <w:p>
-            <w:pPr/>
+            <w:pPr>
+              <w:ind w:firstLine="0" w:firstLineChars="0"/>
+            </w:pPr>
             <w:r>
               <w:rPr>
                 <w:sz w:val="20"/>
@@ -4532,7 +5010,9 @@
             <w:tcW w:w="1126" w:type="dxa"/>
           </w:tcPr>
           <w:p>
-            <w:pPr/>
+            <w:pPr>
+              <w:ind w:firstLine="0" w:firstLineChars="0"/>
+            </w:pPr>
             <w:r>
               <w:rPr>
                 <w:sz w:val="20"/>
@@ -4600,7 +5080,9 @@
             <w:tcW w:w="6596" w:type="dxa"/>
           </w:tcPr>
           <w:p>
-            <w:pPr/>
+            <w:pPr>
+              <w:ind w:firstLine="0" w:firstLineChars="0"/>
+            </w:pPr>
             <w:r>
               <w:rPr>
                 <w:sz w:val="20"/>
@@ -4614,7 +5096,9 @@
             <w:tcW w:w="1710" w:type="dxa"/>
           </w:tcPr>
           <w:p>
-            <w:pPr/>
+            <w:pPr>
+              <w:ind w:firstLine="0" w:firstLineChars="0"/>
+            </w:pPr>
             <w:r>
               <w:rPr>
                 <w:sz w:val="20"/>
@@ -4633,7 +5117,9 @@
             <w:tcW w:w="6596" w:type="dxa"/>
           </w:tcPr>
           <w:p>
-            <w:pPr/>
+            <w:pPr>
+              <w:ind w:firstLine="0" w:firstLineChars="0"/>
+            </w:pPr>
             <w:r>
               <w:rPr>
                 <w:sz w:val="20"/>
@@ -4647,7 +5133,9 @@
             <w:tcW w:w="1710" w:type="dxa"/>
           </w:tcPr>
           <w:p>
-            <w:pPr/>
+            <w:pPr>
+              <w:ind w:firstLine="0" w:firstLineChars="0"/>
+            </w:pPr>
             <w:r>
               <w:rPr>
                 <w:sz w:val="20"/>
@@ -4666,7 +5154,9 @@
             <w:tcW w:w="6596" w:type="dxa"/>
           </w:tcPr>
           <w:p>
-            <w:pPr/>
+            <w:pPr>
+              <w:ind w:firstLine="0" w:firstLineChars="0"/>
+            </w:pPr>
             <w:r>
               <w:rPr>
                 <w:sz w:val="20"/>
@@ -4680,7 +5170,9 @@
             <w:tcW w:w="1710" w:type="dxa"/>
           </w:tcPr>
           <w:p>
-            <w:pPr/>
+            <w:pPr>
+              <w:ind w:firstLine="0" w:firstLineChars="0"/>
+            </w:pPr>
             <w:r>
               <w:rPr>
                 <w:sz w:val="20"/>
@@ -4787,7 +5279,9 @@
             <w:tcW w:w="5071" w:type="dxa"/>
           </w:tcPr>
           <w:p>
-            <w:pPr/>
+            <w:pPr>
+              <w:ind w:firstLine="0" w:firstLineChars="0"/>
+            </w:pPr>
             <w:r>
               <w:rPr>
                 <w:sz w:val="20"/>
@@ -4801,7 +5295,9 @@
             <w:tcW w:w="1346" w:type="dxa"/>
           </w:tcPr>
           <w:p>
-            <w:pPr/>
+            <w:pPr>
+              <w:ind w:firstLine="0" w:firstLineChars="0"/>
+            </w:pPr>
             <w:r>
               <w:rPr>
                 <w:sz w:val="20"/>
@@ -4815,7 +5311,9 @@
             <w:tcW w:w="1889" w:type="dxa"/>
           </w:tcPr>
           <w:p>
-            <w:pPr/>
+            <w:pPr>
+              <w:ind w:firstLine="0" w:firstLineChars="0"/>
+            </w:pPr>
             <w:r>
               <w:rPr>
                 <w:sz w:val="20"/>
@@ -4834,7 +5332,9 @@
             <w:tcW w:w="5071" w:type="dxa"/>
           </w:tcPr>
           <w:p>
-            <w:pPr/>
+            <w:pPr>
+              <w:ind w:firstLine="0" w:firstLineChars="0"/>
+            </w:pPr>
             <w:r>
               <w:rPr>
                 <w:sz w:val="20"/>
@@ -4848,7 +5348,9 @@
             <w:tcW w:w="1346" w:type="dxa"/>
           </w:tcPr>
           <w:p>
-            <w:pPr/>
+            <w:pPr>
+              <w:ind w:firstLine="0" w:firstLineChars="0"/>
+            </w:pPr>
             <w:r>
               <w:rPr>
                 <w:sz w:val="20"/>
@@ -4862,7 +5364,9 @@
             <w:tcW w:w="1889" w:type="dxa"/>
           </w:tcPr>
           <w:p>
-            <w:pPr/>
+            <w:pPr>
+              <w:ind w:firstLine="0" w:firstLineChars="0"/>
+            </w:pPr>
             <w:r>
               <w:rPr>
                 <w:sz w:val="20"/>
@@ -4881,7 +5385,9 @@
             <w:tcW w:w="5071" w:type="dxa"/>
           </w:tcPr>
           <w:p>
-            <w:pPr/>
+            <w:pPr>
+              <w:ind w:firstLine="0" w:firstLineChars="0"/>
+            </w:pPr>
             <w:r>
               <w:rPr>
                 <w:sz w:val="20"/>
@@ -4895,7 +5401,9 @@
             <w:tcW w:w="1346" w:type="dxa"/>
           </w:tcPr>
           <w:p>
-            <w:pPr/>
+            <w:pPr>
+              <w:ind w:firstLine="0" w:firstLineChars="0"/>
+            </w:pPr>
             <w:r>
               <w:rPr>
                 <w:sz w:val="20"/>
@@ -4909,7 +5417,9 @@
             <w:tcW w:w="1889" w:type="dxa"/>
           </w:tcPr>
           <w:p>
-            <w:pPr/>
+            <w:pPr>
+              <w:ind w:firstLine="0" w:firstLineChars="0"/>
+            </w:pPr>
             <w:r>
               <w:rPr>
                 <w:sz w:val="20"/>
@@ -4928,7 +5438,9 @@
             <w:tcW w:w="5071" w:type="dxa"/>
           </w:tcPr>
           <w:p>
-            <w:pPr/>
+            <w:pPr>
+              <w:ind w:firstLine="0" w:firstLineChars="0"/>
+            </w:pPr>
             <w:r>
               <w:rPr>
                 <w:sz w:val="20"/>
@@ -4942,7 +5454,9 @@
             <w:tcW w:w="1346" w:type="dxa"/>
           </w:tcPr>
           <w:p>
-            <w:pPr/>
+            <w:pPr>
+              <w:ind w:firstLine="0" w:firstLineChars="0"/>
+            </w:pPr>
             <w:r>
               <w:rPr>
                 <w:sz w:val="20"/>
@@ -4956,7 +5470,9 @@
             <w:tcW w:w="1889" w:type="dxa"/>
           </w:tcPr>
           <w:p>
-            <w:pPr/>
+            <w:pPr>
+              <w:ind w:firstLine="0" w:firstLineChars="0"/>
+            </w:pPr>
             <w:r>
               <w:rPr>
                 <w:sz w:val="20"/>
@@ -4975,7 +5491,9 @@
             <w:tcW w:w="5071" w:type="dxa"/>
           </w:tcPr>
           <w:p>
-            <w:pPr/>
+            <w:pPr>
+              <w:ind w:firstLine="0" w:firstLineChars="0"/>
+            </w:pPr>
             <w:r>
               <w:rPr>
                 <w:sz w:val="20"/>
@@ -4989,7 +5507,9 @@
             <w:tcW w:w="1346" w:type="dxa"/>
           </w:tcPr>
           <w:p>
-            <w:pPr/>
+            <w:pPr>
+              <w:ind w:firstLine="0" w:firstLineChars="0"/>
+            </w:pPr>
             <w:r>
               <w:rPr>
                 <w:sz w:val="20"/>
@@ -5003,7 +5523,9 @@
             <w:tcW w:w="1889" w:type="dxa"/>
           </w:tcPr>
           <w:p>
-            <w:pPr/>
+            <w:pPr>
+              <w:ind w:firstLine="0" w:firstLineChars="0"/>
+            </w:pPr>
             <w:r>
               <w:rPr>
                 <w:sz w:val="20"/>
@@ -5072,7 +5594,9 @@
             <w:tcW w:w="6766" w:type="dxa"/>
           </w:tcPr>
           <w:p>
-            <w:pPr/>
+            <w:pPr>
+              <w:ind w:firstLine="0" w:firstLineChars="0"/>
+            </w:pPr>
             <w:r>
               <w:rPr>
                 <w:sz w:val="20"/>
@@ -5086,7 +5610,9 @@
             <w:tcW w:w="1540" w:type="dxa"/>
           </w:tcPr>
           <w:p>
-            <w:pPr/>
+            <w:pPr>
+              <w:ind w:firstLine="0" w:firstLineChars="0"/>
+            </w:pPr>
             <w:r>
               <w:rPr>
                 <w:sz w:val="20"/>
@@ -5105,7 +5631,9 @@
             <w:tcW w:w="6766" w:type="dxa"/>
           </w:tcPr>
           <w:p>
-            <w:pPr/>
+            <w:pPr>
+              <w:ind w:firstLine="0" w:firstLineChars="0"/>
+            </w:pPr>
             <w:r>
               <w:rPr>
                 <w:sz w:val="20"/>
@@ -5119,7 +5647,9 @@
             <w:tcW w:w="1540" w:type="dxa"/>
           </w:tcPr>
           <w:p>
-            <w:pPr/>
+            <w:pPr>
+              <w:ind w:firstLine="0" w:firstLineChars="0"/>
+            </w:pPr>
             <w:r>
               <w:rPr>
                 <w:sz w:val="20"/>
@@ -5138,7 +5668,9 @@
             <w:tcW w:w="6766" w:type="dxa"/>
           </w:tcPr>
           <w:p>
-            <w:pPr/>
+            <w:pPr>
+              <w:ind w:firstLine="0" w:firstLineChars="0"/>
+            </w:pPr>
             <w:r>
               <w:rPr>
                 <w:sz w:val="20"/>
@@ -5152,7 +5684,9 @@
             <w:tcW w:w="1540" w:type="dxa"/>
           </w:tcPr>
           <w:p>
-            <w:pPr/>
+            <w:pPr>
+              <w:ind w:firstLine="0" w:firstLineChars="0"/>
+            </w:pPr>
             <w:r>
               <w:rPr>
                 <w:sz w:val="20"/>
@@ -5171,7 +5705,9 @@
             <w:tcW w:w="6766" w:type="dxa"/>
           </w:tcPr>
           <w:p>
-            <w:pPr/>
+            <w:pPr>
+              <w:ind w:firstLine="0" w:firstLineChars="0"/>
+            </w:pPr>
             <w:r>
               <w:rPr>
                 <w:sz w:val="20"/>
@@ -5185,7 +5721,9 @@
             <w:tcW w:w="1540" w:type="dxa"/>
           </w:tcPr>
           <w:p>
-            <w:pPr/>
+            <w:pPr>
+              <w:ind w:firstLine="0" w:firstLineChars="0"/>
+            </w:pPr>
             <w:r>
               <w:rPr>
                 <w:sz w:val="20"/>
@@ -5245,7 +5783,9 @@
             <w:tcW w:w="4946" w:type="dxa"/>
           </w:tcPr>
           <w:p>
-            <w:pPr/>
+            <w:pPr>
+              <w:ind w:firstLine="0" w:firstLineChars="0"/>
+            </w:pPr>
             <w:r>
               <w:rPr>
                 <w:sz w:val="20"/>
@@ -5259,7 +5799,9 @@
             <w:tcW w:w="3360" w:type="dxa"/>
           </w:tcPr>
           <w:p>
-            <w:pPr/>
+            <w:pPr>
+              <w:ind w:firstLine="0" w:firstLineChars="0"/>
+            </w:pPr>
             <w:r>
               <w:rPr>
                 <w:sz w:val="20"/>
@@ -5278,7 +5820,9 @@
             <w:tcW w:w="4946" w:type="dxa"/>
           </w:tcPr>
           <w:p>
-            <w:pPr/>
+            <w:pPr>
+              <w:ind w:firstLine="0" w:firstLineChars="0"/>
+            </w:pPr>
             <w:r>
               <w:rPr>
                 <w:sz w:val="20"/>
@@ -5292,7 +5836,9 @@
             <w:tcW w:w="3360" w:type="dxa"/>
           </w:tcPr>
           <w:p>
-            <w:pPr/>
+            <w:pPr>
+              <w:ind w:firstLine="0" w:firstLineChars="0"/>
+            </w:pPr>
             <w:r>
               <w:rPr>
                 <w:sz w:val="20"/>
@@ -5311,7 +5857,9 @@
             <w:tcW w:w="4946" w:type="dxa"/>
           </w:tcPr>
           <w:p>
-            <w:pPr/>
+            <w:pPr>
+              <w:ind w:firstLine="0" w:firstLineChars="0"/>
+            </w:pPr>
             <w:r>
               <w:rPr>
                 <w:sz w:val="20"/>
@@ -5325,7 +5873,9 @@
             <w:tcW w:w="3360" w:type="dxa"/>
           </w:tcPr>
           <w:p>
-            <w:pPr/>
+            <w:pPr>
+              <w:ind w:firstLine="0" w:firstLineChars="0"/>
+            </w:pPr>
             <w:r>
               <w:rPr>
                 <w:sz w:val="20"/>
@@ -5407,7 +5957,9 @@
             <w:tcW w:w="971" w:type="dxa"/>
           </w:tcPr>
           <w:p>
-            <w:pPr/>
+            <w:pPr>
+              <w:ind w:firstLine="0" w:firstLineChars="0"/>
+            </w:pPr>
             <w:r>
               <w:rPr>
                 <w:sz w:val="20"/>
@@ -5421,7 +5973,9 @@
             <w:tcW w:w="1726" w:type="dxa"/>
           </w:tcPr>
           <w:p>
-            <w:pPr/>
+            <w:pPr>
+              <w:ind w:firstLine="0" w:firstLineChars="0"/>
+            </w:pPr>
             <w:r>
               <w:rPr>
                 <w:sz w:val="20"/>
@@ -5435,7 +5989,9 @@
             <w:tcW w:w="900" w:type="dxa"/>
           </w:tcPr>
           <w:p>
-            <w:pPr/>
+            <w:pPr>
+              <w:ind w:firstLine="0" w:firstLineChars="0"/>
+            </w:pPr>
             <w:r>
               <w:rPr>
                 <w:sz w:val="20"/>
@@ -5449,7 +6005,9 @@
             <w:tcW w:w="1726" w:type="dxa"/>
           </w:tcPr>
           <w:p>
-            <w:pPr/>
+            <w:pPr>
+              <w:ind w:firstLine="0" w:firstLineChars="0"/>
+            </w:pPr>
             <w:r>
               <w:rPr>
                 <w:sz w:val="20"/>
@@ -5463,7 +6021,9 @@
             <w:tcW w:w="1726" w:type="dxa"/>
           </w:tcPr>
           <w:p>
-            <w:pPr/>
+            <w:pPr>
+              <w:ind w:firstLine="0" w:firstLineChars="0"/>
+            </w:pPr>
             <w:r>
               <w:rPr>
                 <w:sz w:val="20"/>
@@ -5477,7 +6037,9 @@
             <w:tcW w:w="1257" w:type="dxa"/>
           </w:tcPr>
           <w:p>
-            <w:pPr/>
+            <w:pPr>
+              <w:ind w:firstLine="0" w:firstLineChars="0"/>
+            </w:pPr>
             <w:r>
               <w:rPr>
                 <w:sz w:val="20"/>
@@ -5496,7 +6058,9 @@
             <w:tcW w:w="971" w:type="dxa"/>
           </w:tcPr>
           <w:p>
-            <w:pPr/>
+            <w:pPr>
+              <w:ind w:left="0" w:firstLine="0" w:firstLineChars="0"/>
+            </w:pPr>
             <w:r>
               <w:rPr>
                 <w:sz w:val="20"/>
@@ -5510,7 +6074,9 @@
             <w:tcW w:w="1726" w:type="dxa"/>
           </w:tcPr>
           <w:p>
-            <w:pPr/>
+            <w:pPr>
+              <w:ind w:firstLine="0" w:firstLineChars="0"/>
+            </w:pPr>
             <w:r>
               <w:rPr>
                 <w:sz w:val="20"/>
@@ -5524,7 +6090,9 @@
             <w:tcW w:w="900" w:type="dxa"/>
           </w:tcPr>
           <w:p>
-            <w:pPr/>
+            <w:pPr>
+              <w:ind w:firstLine="0" w:firstLineChars="0"/>
+            </w:pPr>
             <w:r>
               <w:rPr>
                 <w:sz w:val="20"/>
@@ -5538,7 +6106,9 @@
             <w:tcW w:w="1726" w:type="dxa"/>
           </w:tcPr>
           <w:p>
-            <w:pPr/>
+            <w:pPr>
+              <w:ind w:firstLine="0" w:firstLineChars="0"/>
+            </w:pPr>
             <w:r>
               <w:rPr>
                 <w:sz w:val="20"/>
@@ -5552,7 +6122,9 @@
             <w:tcW w:w="1726" w:type="dxa"/>
           </w:tcPr>
           <w:p>
-            <w:pPr/>
+            <w:pPr>
+              <w:ind w:firstLine="0" w:firstLineChars="0"/>
+            </w:pPr>
             <w:r>
               <w:rPr>
                 <w:sz w:val="20"/>
@@ -5566,7 +6138,9 @@
             <w:tcW w:w="1257" w:type="dxa"/>
           </w:tcPr>
           <w:p>
-            <w:pPr/>
+            <w:pPr>
+              <w:ind w:firstLine="0" w:firstLineChars="0"/>
+            </w:pPr>
             <w:r>
               <w:rPr>
                 <w:sz w:val="20"/>
@@ -5585,7 +6159,9 @@
             <w:tcW w:w="971" w:type="dxa"/>
           </w:tcPr>
           <w:p>
-            <w:pPr/>
+            <w:pPr>
+              <w:ind w:firstLine="0" w:firstLineChars="0"/>
+            </w:pPr>
             <w:r>
               <w:rPr>
                 <w:sz w:val="20"/>
@@ -5599,7 +6175,9 @@
             <w:tcW w:w="1726" w:type="dxa"/>
           </w:tcPr>
           <w:p>
-            <w:pPr/>
+            <w:pPr>
+              <w:ind w:firstLine="0" w:firstLineChars="0"/>
+            </w:pPr>
             <w:r>
               <w:rPr>
                 <w:sz w:val="20"/>
@@ -5613,7 +6191,9 @@
             <w:tcW w:w="900" w:type="dxa"/>
           </w:tcPr>
           <w:p>
-            <w:pPr/>
+            <w:pPr>
+              <w:ind w:firstLine="0" w:firstLineChars="0"/>
+            </w:pPr>
             <w:r>
               <w:rPr>
                 <w:sz w:val="20"/>
@@ -5627,7 +6207,9 @@
             <w:tcW w:w="1726" w:type="dxa"/>
           </w:tcPr>
           <w:p>
-            <w:pPr/>
+            <w:pPr>
+              <w:ind w:firstLine="0" w:firstLineChars="0"/>
+            </w:pPr>
             <w:r>
               <w:rPr>
                 <w:sz w:val="20"/>
@@ -5641,7 +6223,9 @@
             <w:tcW w:w="1726" w:type="dxa"/>
           </w:tcPr>
           <w:p>
-            <w:pPr/>
+            <w:pPr>
+              <w:ind w:firstLine="0" w:firstLineChars="0"/>
+            </w:pPr>
             <w:r>
               <w:rPr>
                 <w:sz w:val="20"/>
@@ -5655,7 +6239,9 @@
             <w:tcW w:w="1257" w:type="dxa"/>
           </w:tcPr>
           <w:p>
-            <w:pPr/>
+            <w:pPr>
+              <w:ind w:firstLine="0" w:firstLineChars="0"/>
+            </w:pPr>
             <w:r>
               <w:rPr>
                 <w:sz w:val="20"/>
@@ -5753,7 +6339,9 @@
             <w:tcW w:w="3359" w:type="dxa"/>
           </w:tcPr>
           <w:p>
-            <w:pPr/>
+            <w:pPr>
+              <w:ind w:firstLine="0" w:firstLineChars="0"/>
+            </w:pPr>
             <w:r>
               <w:rPr>
                 <w:sz w:val="20"/>
@@ -5767,7 +6355,9 @@
             <w:tcW w:w="4947" w:type="dxa"/>
           </w:tcPr>
           <w:p>
-            <w:pPr/>
+            <w:pPr>
+              <w:ind w:firstLine="0" w:firstLineChars="0"/>
+            </w:pPr>
             <w:r>
               <w:rPr>
                 <w:sz w:val="20"/>
@@ -5786,7 +6376,9 @@
             <w:tcW w:w="3359" w:type="dxa"/>
           </w:tcPr>
           <w:p>
-            <w:pPr/>
+            <w:pPr>
+              <w:ind w:firstLine="0" w:firstLineChars="0"/>
+            </w:pPr>
             <w:r>
               <w:rPr>
                 <w:sz w:val="20"/>
@@ -5800,7 +6392,9 @@
             <w:tcW w:w="4947" w:type="dxa"/>
           </w:tcPr>
           <w:p>
-            <w:pPr/>
+            <w:pPr>
+              <w:ind w:firstLine="0" w:firstLineChars="0"/>
+            </w:pPr>
             <w:r>
               <w:rPr>
                 <w:sz w:val="20"/>
@@ -5819,7 +6413,9 @@
             <w:tcW w:w="3359" w:type="dxa"/>
           </w:tcPr>
           <w:p>
-            <w:pPr/>
+            <w:pPr>
+              <w:ind w:firstLine="0" w:firstLineChars="0"/>
+            </w:pPr>
             <w:r>
               <w:rPr>
                 <w:sz w:val="20"/>
@@ -5833,7 +6429,9 @@
             <w:tcW w:w="4947" w:type="dxa"/>
           </w:tcPr>
           <w:p>
-            <w:pPr/>
+            <w:pPr>
+              <w:ind w:firstLine="0" w:firstLineChars="0"/>
+            </w:pPr>
             <w:r>
               <w:rPr>
                 <w:sz w:val="20"/>
@@ -5852,7 +6450,9 @@
             <w:tcW w:w="3359" w:type="dxa"/>
           </w:tcPr>
           <w:p>
-            <w:pPr/>
+            <w:pPr>
+              <w:ind w:firstLine="0" w:firstLineChars="0"/>
+            </w:pPr>
             <w:r>
               <w:rPr>
                 <w:sz w:val="20"/>
@@ -5866,7 +6466,9 @@
             <w:tcW w:w="4947" w:type="dxa"/>
           </w:tcPr>
           <w:p>
-            <w:pPr/>
+            <w:pPr>
+              <w:ind w:firstLine="0" w:firstLineChars="0"/>
+            </w:pPr>
             <w:r>
               <w:rPr>
                 <w:sz w:val="20"/>
@@ -5885,7 +6487,9 @@
             <w:tcW w:w="3359" w:type="dxa"/>
           </w:tcPr>
           <w:p>
-            <w:pPr/>
+            <w:pPr>
+              <w:ind w:firstLine="0" w:firstLineChars="0"/>
+            </w:pPr>
             <w:r>
               <w:rPr>
                 <w:sz w:val="20"/>
@@ -5899,7 +6503,9 @@
             <w:tcW w:w="4947" w:type="dxa"/>
           </w:tcPr>
           <w:p>
-            <w:pPr/>
+            <w:pPr>
+              <w:ind w:firstLine="0" w:firstLineChars="0"/>
+            </w:pPr>
             <w:r>
               <w:rPr>
                 <w:sz w:val="20"/>
@@ -5927,9 +6533,9 @@
       </w:tblPr>
       <w:tblGrid>
         <w:gridCol w:w="3910"/>
-        <w:gridCol w:w="1208"/>
+        <w:gridCol w:w="1617"/>
         <w:gridCol w:w="2379"/>
-        <w:gridCol w:w="809"/>
+        <w:gridCol w:w="400"/>
       </w:tblGrid>
       <w:tr>
         <w:trPr>
@@ -5941,7 +6547,9 @@
             <w:tcW w:w="3910" w:type="dxa"/>
           </w:tcPr>
           <w:p>
-            <w:pPr/>
+            <w:pPr>
+              <w:ind w:firstLine="0" w:firstLineChars="0"/>
+            </w:pPr>
             <w:r>
               <w:rPr>
                 <w:sz w:val="20"/>
@@ -5952,15 +6560,17 @@
         </w:tc>
         <w:tc>
           <w:tcPr>
-            <w:tcW w:w="1208" w:type="dxa"/>
-          </w:tcPr>
-          <w:p>
-            <w:pPr/>
-            <w:r>
-              <w:rPr>
-                <w:sz w:val="20"/>
-              </w:rPr>
-              <w:t xml:space="preserve">PCIe</w:t>
+            <w:tcW w:w="1617" w:type="dxa"/>
+          </w:tcPr>
+          <w:p>
+            <w:pPr>
+              <w:ind w:firstLine="0" w:firstLineChars="0"/>
+            </w:pPr>
+            <w:r>
+              <w:rPr>
+                <w:sz w:val="20"/>
+              </w:rPr>
+              <w:t xml:space="preserve">有效带宽</w:t>
             </w:r>
           </w:p>
         </w:tc>
@@ -5969,21 +6579,9 @@
             <w:tcW w:w="2379" w:type="dxa"/>
           </w:tcPr>
           <w:p>
-            <w:pPr/>
-            <w:r>
-              <w:rPr>
-                <w:sz w:val="20"/>
-              </w:rPr>
-              <w:t xml:space="preserve">有效带宽</w:t>
-            </w:r>
-          </w:p>
-        </w:tc>
-        <w:tc>
-          <w:tcPr>
-            <w:tcW w:w="809" w:type="dxa"/>
-          </w:tcPr>
-          <w:p>
-            <w:pPr/>
+            <w:pPr>
+              <w:ind w:firstLine="0" w:firstLineChars="0"/>
+            </w:pPr>
             <w:r>
               <w:rPr>
                 <w:sz w:val="20"/>
@@ -5992,6 +6590,22 @@
             </w:r>
           </w:p>
         </w:tc>
+        <w:tc>
+          <w:tcPr>
+            <w:tcW w:w="400" w:type="dxa"/>
+          </w:tcPr>
+          <w:p>
+            <w:pPr>
+              <w:ind w:firstLine="0" w:firstLineChars="0"/>
+            </w:pPr>
+            <w:r>
+              <w:rPr>
+                <w:sz w:val="20"/>
+              </w:rPr>
+              <w:t xml:space="preserve"> </w:t>
+            </w:r>
+          </w:p>
+        </w:tc>
       </w:tr>
       <w:tr>
         <w:trPr>
@@ -6002,7 +6616,9 @@
             <w:tcW w:w="3910" w:type="dxa"/>
           </w:tcPr>
           <w:p>
-            <w:pPr/>
+            <w:pPr>
+              <w:ind w:firstLine="0" w:firstLineChars="0"/>
+            </w:pPr>
             <w:r>
               <w:rPr>
                 <w:sz w:val="20"/>
@@ -6013,10 +6629,12 @@
         </w:tc>
         <w:tc>
           <w:tcPr>
-            <w:tcW w:w="1208" w:type="dxa"/>
-          </w:tcPr>
-          <w:p>
-            <w:pPr/>
+            <w:tcW w:w="1617" w:type="dxa"/>
+          </w:tcPr>
+          <w:p>
+            <w:pPr>
+              <w:ind w:firstLine="0" w:firstLineChars="0"/>
+            </w:pPr>
             <w:r>
               <w:rPr>
                 <w:sz w:val="20"/>
@@ -6030,7 +6648,9 @@
             <w:tcW w:w="2379" w:type="dxa"/>
           </w:tcPr>
           <w:p>
-            <w:pPr/>
+            <w:pPr>
+              <w:ind w:firstLine="0" w:firstLineChars="0"/>
+            </w:pPr>
             <w:r>
               <w:rPr>
                 <w:sz w:val="20"/>
@@ -6041,9 +6661,13 @@
         </w:tc>
         <w:tc>
           <w:tcPr>
-            <w:tcW w:w="809" w:type="dxa"/>
-          </w:tcPr>
-          <w:p/>
+            <w:tcW w:w="400" w:type="dxa"/>
+          </w:tcPr>
+          <w:p>
+            <w:pPr>
+              <w:ind w:firstLine="0" w:firstLineChars="0"/>
+            </w:pPr>
+          </w:p>
         </w:tc>
       </w:tr>
       <w:tr>
@@ -6055,7 +6679,9 @@
             <w:tcW w:w="3910" w:type="dxa"/>
           </w:tcPr>
           <w:p>
-            <w:pPr/>
+            <w:pPr>
+              <w:ind w:firstLine="0" w:firstLineChars="0"/>
+            </w:pPr>
             <w:r>
               <w:rPr>
                 <w:sz w:val="20"/>
@@ -6066,10 +6692,12 @@
         </w:tc>
         <w:tc>
           <w:tcPr>
-            <w:tcW w:w="1208" w:type="dxa"/>
-          </w:tcPr>
-          <w:p>
-            <w:pPr/>
+            <w:tcW w:w="1617" w:type="dxa"/>
+          </w:tcPr>
+          <w:p>
+            <w:pPr>
+              <w:ind w:firstLine="0" w:firstLineChars="0"/>
+            </w:pPr>
             <w:r>
               <w:rPr>
                 <w:sz w:val="20"/>
@@ -6083,7 +6711,9 @@
             <w:tcW w:w="2379" w:type="dxa"/>
           </w:tcPr>
           <w:p>
-            <w:pPr/>
+            <w:pPr>
+              <w:ind w:firstLine="0" w:firstLineChars="0"/>
+            </w:pPr>
             <w:r>
               <w:rPr>
                 <w:sz w:val="20"/>
@@ -6094,9 +6724,13 @@
         </w:tc>
         <w:tc>
           <w:tcPr>
-            <w:tcW w:w="809" w:type="dxa"/>
-          </w:tcPr>
-          <w:p/>
+            <w:tcW w:w="400" w:type="dxa"/>
+          </w:tcPr>
+          <w:p>
+            <w:pPr>
+              <w:ind w:firstLine="0" w:firstLineChars="0"/>
+            </w:pPr>
+          </w:p>
         </w:tc>
       </w:tr>
       <w:tr>
@@ -6108,7 +6742,9 @@
             <w:tcW w:w="3910" w:type="dxa"/>
           </w:tcPr>
           <w:p>
-            <w:pPr/>
+            <w:pPr>
+              <w:ind w:firstLine="0" w:firstLineChars="0"/>
+            </w:pPr>
             <w:r>
               <w:rPr>
                 <w:sz w:val="20"/>
@@ -6119,10 +6755,12 @@
         </w:tc>
         <w:tc>
           <w:tcPr>
-            <w:tcW w:w="1208" w:type="dxa"/>
-          </w:tcPr>
-          <w:p>
-            <w:pPr/>
+            <w:tcW w:w="1617" w:type="dxa"/>
+          </w:tcPr>
+          <w:p>
+            <w:pPr>
+              <w:ind w:firstLine="0" w:firstLineChars="0"/>
+            </w:pPr>
             <w:r>
               <w:rPr>
                 <w:sz w:val="20"/>
@@ -6136,7 +6774,9 @@
             <w:tcW w:w="2379" w:type="dxa"/>
           </w:tcPr>
           <w:p>
-            <w:pPr/>
+            <w:pPr>
+              <w:ind w:firstLine="0" w:firstLineChars="0"/>
+            </w:pPr>
             <w:r>
               <w:rPr>
                 <w:sz w:val="20"/>
@@ -6147,9 +6787,13 @@
         </w:tc>
         <w:tc>
           <w:tcPr>
-            <w:tcW w:w="809" w:type="dxa"/>
-          </w:tcPr>
-          <w:p/>
+            <w:tcW w:w="400" w:type="dxa"/>
+          </w:tcPr>
+          <w:p>
+            <w:pPr>
+              <w:ind w:firstLine="0" w:firstLineChars="0"/>
+            </w:pPr>
+          </w:p>
         </w:tc>
       </w:tr>
       <w:tr>
@@ -6161,7 +6805,9 @@
             <w:tcW w:w="3910" w:type="dxa"/>
           </w:tcPr>
           <w:p>
-            <w:pPr/>
+            <w:pPr>
+              <w:ind w:firstLine="0" w:firstLineChars="0"/>
+            </w:pPr>
             <w:r>
               <w:rPr>
                 <w:sz w:val="20"/>
@@ -6172,10 +6818,12 @@
         </w:tc>
         <w:tc>
           <w:tcPr>
-            <w:tcW w:w="1208" w:type="dxa"/>
-          </w:tcPr>
-          <w:p>
-            <w:pPr/>
+            <w:tcW w:w="1617" w:type="dxa"/>
+          </w:tcPr>
+          <w:p>
+            <w:pPr>
+              <w:ind w:firstLine="0" w:firstLineChars="0"/>
+            </w:pPr>
             <w:r>
               <w:rPr>
                 <w:sz w:val="20"/>
@@ -6189,7 +6837,9 @@
             <w:tcW w:w="2379" w:type="dxa"/>
           </w:tcPr>
           <w:p>
-            <w:pPr/>
+            <w:pPr>
+              <w:ind w:firstLine="0" w:firstLineChars="0"/>
+            </w:pPr>
             <w:r>
               <w:rPr>
                 <w:sz w:val="20"/>
@@ -6200,9 +6850,13 @@
         </w:tc>
         <w:tc>
           <w:tcPr>
-            <w:tcW w:w="809" w:type="dxa"/>
-          </w:tcPr>
-          <w:p/>
+            <w:tcW w:w="400" w:type="dxa"/>
+          </w:tcPr>
+          <w:p>
+            <w:pPr>
+              <w:ind w:firstLine="0" w:firstLineChars="0"/>
+            </w:pPr>
+          </w:p>
         </w:tc>
       </w:tr>
     </w:tbl>
@@ -6264,7 +6918,9 @@
             <w:tcW w:w="4442" w:type="dxa"/>
           </w:tcPr>
           <w:p>
-            <w:pPr/>
+            <w:pPr>
+              <w:ind w:firstLine="0" w:firstLineChars="0"/>
+            </w:pPr>
             <w:r>
               <w:rPr>
                 <w:sz w:val="20"/>
@@ -6278,7 +6934,9 @@
             <w:tcW w:w="3864" w:type="dxa"/>
           </w:tcPr>
           <w:p>
-            <w:pPr/>
+            <w:pPr>
+              <w:ind w:firstLine="0" w:firstLineChars="0"/>
+            </w:pPr>
             <w:r>
               <w:rPr>
                 <w:sz w:val="20"/>
@@ -6297,7 +6955,9 @@
             <w:tcW w:w="4442" w:type="dxa"/>
           </w:tcPr>
           <w:p>
-            <w:pPr/>
+            <w:pPr>
+              <w:ind w:firstLine="0" w:firstLineChars="0"/>
+            </w:pPr>
             <w:r>
               <w:rPr>
                 <w:sz w:val="20"/>
@@ -6311,7 +6971,9 @@
             <w:tcW w:w="3864" w:type="dxa"/>
           </w:tcPr>
           <w:p>
-            <w:pPr/>
+            <w:pPr>
+              <w:ind w:firstLine="0" w:firstLineChars="0"/>
+            </w:pPr>
             <w:r>
               <w:rPr>
                 <w:sz w:val="20"/>
@@ -6330,7 +6992,9 @@
             <w:tcW w:w="4442" w:type="dxa"/>
           </w:tcPr>
           <w:p>
-            <w:pPr/>
+            <w:pPr>
+              <w:ind w:firstLine="0" w:firstLineChars="0"/>
+            </w:pPr>
             <w:r>
               <w:rPr>
                 <w:sz w:val="20"/>
@@ -6344,7 +7008,9 @@
             <w:tcW w:w="3864" w:type="dxa"/>
           </w:tcPr>
           <w:p>
-            <w:pPr/>
+            <w:pPr>
+              <w:ind w:firstLine="0" w:firstLineChars="0"/>
+            </w:pPr>
             <w:r>
               <w:rPr>
                 <w:sz w:val="20"/>
@@ -6363,7 +7029,9 @@
             <w:tcW w:w="4442" w:type="dxa"/>
           </w:tcPr>
           <w:p>
-            <w:pPr/>
+            <w:pPr>
+              <w:ind w:firstLine="0" w:firstLineChars="0"/>
+            </w:pPr>
             <w:r>
               <w:rPr>
                 <w:sz w:val="20"/>
@@ -6377,7 +7045,9 @@
             <w:tcW w:w="3864" w:type="dxa"/>
           </w:tcPr>
           <w:p>
-            <w:pPr/>
+            <w:pPr>
+              <w:ind w:firstLine="0" w:firstLineChars="0"/>
+            </w:pPr>
             <w:r>
               <w:rPr>
                 <w:sz w:val="20"/>
@@ -6396,7 +7066,9 @@
             <w:tcW w:w="4442" w:type="dxa"/>
           </w:tcPr>
           <w:p>
-            <w:pPr/>
+            <w:pPr>
+              <w:ind w:firstLine="0" w:firstLineChars="0"/>
+            </w:pPr>
             <w:r>
               <w:rPr>
                 <w:sz w:val="20"/>
@@ -6410,7 +7082,9 @@
             <w:tcW w:w="3864" w:type="dxa"/>
           </w:tcPr>
           <w:p>
-            <w:pPr/>
+            <w:pPr>
+              <w:ind w:firstLine="0" w:firstLineChars="0"/>
+            </w:pPr>
             <w:r>
               <w:rPr>
                 <w:sz w:val="20"/>
@@ -6429,7 +7103,9 @@
             <w:tcW w:w="4442" w:type="dxa"/>
           </w:tcPr>
           <w:p>
-            <w:pPr/>
+            <w:pPr>
+              <w:ind w:firstLine="0" w:firstLineChars="0"/>
+            </w:pPr>
             <w:r>
               <w:rPr>
                 <w:sz w:val="20"/>
@@ -6443,7 +7119,9 @@
             <w:tcW w:w="3864" w:type="dxa"/>
           </w:tcPr>
           <w:p>
-            <w:pPr/>
+            <w:pPr>
+              <w:ind w:firstLine="0" w:firstLineChars="0"/>
+            </w:pPr>
             <w:r>
               <w:rPr>
                 <w:sz w:val="20"/>
@@ -6503,7 +7181,9 @@
             <w:tcW w:w="2793" w:type="dxa"/>
           </w:tcPr>
           <w:p>
-            <w:pPr/>
+            <w:pPr>
+              <w:ind w:firstLine="0" w:firstLineChars="0"/>
+            </w:pPr>
             <w:r>
               <w:rPr>
                 <w:sz w:val="20"/>
@@ -6517,7 +7197,9 @@
             <w:tcW w:w="2215" w:type="dxa"/>
           </w:tcPr>
           <w:p>
-            <w:pPr/>
+            <w:pPr>
+              <w:ind w:firstLine="0" w:firstLineChars="0"/>
+            </w:pPr>
             <w:r>
               <w:rPr>
                 <w:sz w:val="20"/>
@@ -6531,7 +7213,9 @@
             <w:tcW w:w="3298" w:type="dxa"/>
           </w:tcPr>
           <w:p>
-            <w:pPr/>
+            <w:pPr>
+              <w:ind w:firstLine="0" w:firstLineChars="0"/>
+            </w:pPr>
             <w:r>
               <w:rPr>
                 <w:sz w:val="20"/>
@@ -6550,7 +7234,9 @@
             <w:tcW w:w="2793" w:type="dxa"/>
           </w:tcPr>
           <w:p>
-            <w:pPr/>
+            <w:pPr>
+              <w:ind w:firstLine="0" w:firstLineChars="0"/>
+            </w:pPr>
             <w:r>
               <w:rPr>
                 <w:sz w:val="20"/>
@@ -6564,7 +7250,9 @@
             <w:tcW w:w="2215" w:type="dxa"/>
           </w:tcPr>
           <w:p>
-            <w:pPr/>
+            <w:pPr>
+              <w:ind w:firstLine="0" w:firstLineChars="0"/>
+            </w:pPr>
             <w:r>
               <w:rPr>
                 <w:sz w:val="20"/>
@@ -6578,7 +7266,9 @@
             <w:tcW w:w="3298" w:type="dxa"/>
           </w:tcPr>
           <w:p>
-            <w:pPr/>
+            <w:pPr>
+              <w:ind w:firstLine="0" w:firstLineChars="0"/>
+            </w:pPr>
             <w:r>
               <w:rPr>
                 <w:sz w:val="20"/>
@@ -6597,7 +7287,9 @@
             <w:tcW w:w="2793" w:type="dxa"/>
           </w:tcPr>
           <w:p>
-            <w:pPr/>
+            <w:pPr>
+              <w:ind w:firstLine="0" w:firstLineChars="0"/>
+            </w:pPr>
             <w:r>
               <w:rPr>
                 <w:sz w:val="20"/>
@@ -6611,7 +7303,9 @@
             <w:tcW w:w="2215" w:type="dxa"/>
           </w:tcPr>
           <w:p>
-            <w:pPr/>
+            <w:pPr>
+              <w:ind w:firstLine="0" w:firstLineChars="0"/>
+            </w:pPr>
             <w:r>
               <w:rPr>
                 <w:sz w:val="20"/>
@@ -6625,7 +7319,9 @@
             <w:tcW w:w="3298" w:type="dxa"/>
           </w:tcPr>
           <w:p>
-            <w:pPr/>
+            <w:pPr>
+              <w:ind w:firstLine="0" w:firstLineChars="0"/>
+            </w:pPr>
             <w:r>
               <w:rPr>
                 <w:sz w:val="20"/>
@@ -6644,7 +7340,9 @@
             <w:tcW w:w="2793" w:type="dxa"/>
           </w:tcPr>
           <w:p>
-            <w:pPr/>
+            <w:pPr>
+              <w:ind w:firstLine="0" w:firstLineChars="0"/>
+            </w:pPr>
             <w:r>
               <w:rPr>
                 <w:sz w:val="20"/>
@@ -6658,7 +7356,9 @@
             <w:tcW w:w="2215" w:type="dxa"/>
           </w:tcPr>
           <w:p>
-            <w:pPr/>
+            <w:pPr>
+              <w:ind w:firstLine="0" w:firstLineChars="0"/>
+            </w:pPr>
             <w:r>
               <w:rPr>
                 <w:sz w:val="20"/>
@@ -6672,7 +7372,9 @@
             <w:tcW w:w="3298" w:type="dxa"/>
           </w:tcPr>
           <w:p>
-            <w:pPr/>
+            <w:pPr>
+              <w:ind w:firstLine="0" w:firstLineChars="0"/>
+            </w:pPr>
             <w:r>
               <w:rPr>
                 <w:sz w:val="20"/>
@@ -6691,7 +7393,9 @@
             <w:tcW w:w="2793" w:type="dxa"/>
           </w:tcPr>
           <w:p>
-            <w:pPr/>
+            <w:pPr>
+              <w:ind w:firstLine="0" w:firstLineChars="0"/>
+            </w:pPr>
             <w:r>
               <w:rPr>
                 <w:sz w:val="20"/>
@@ -6705,7 +7409,9 @@
             <w:tcW w:w="2215" w:type="dxa"/>
           </w:tcPr>
           <w:p>
-            <w:pPr/>
+            <w:pPr>
+              <w:ind w:firstLine="0" w:firstLineChars="0"/>
+            </w:pPr>
             <w:r>
               <w:rPr>
                 <w:sz w:val="20"/>
@@ -6719,7 +7425,9 @@
             <w:tcW w:w="3298" w:type="dxa"/>
           </w:tcPr>
           <w:p>
-            <w:pPr/>
+            <w:pPr>
+              <w:ind w:firstLine="0" w:firstLineChars="0"/>
+            </w:pPr>
             <w:r>
               <w:rPr>
                 <w:sz w:val="20"/>
@@ -6738,7 +7446,9 @@
             <w:tcW w:w="2793" w:type="dxa"/>
           </w:tcPr>
           <w:p>
-            <w:pPr/>
+            <w:pPr>
+              <w:ind w:firstLine="0" w:firstLineChars="0"/>
+            </w:pPr>
             <w:r>
               <w:rPr>
                 <w:sz w:val="20"/>
@@ -6752,7 +7462,9 @@
             <w:tcW w:w="2215" w:type="dxa"/>
           </w:tcPr>
           <w:p>
-            <w:pPr/>
+            <w:pPr>
+              <w:ind w:firstLine="0" w:firstLineChars="0"/>
+            </w:pPr>
             <w:r>
               <w:rPr>
                 <w:sz w:val="20"/>
@@ -6766,7 +7478,9 @@
             <w:tcW w:w="3298" w:type="dxa"/>
           </w:tcPr>
           <w:p>
-            <w:pPr/>
+            <w:pPr>
+              <w:ind w:firstLine="0" w:firstLineChars="0"/>
+            </w:pPr>
             <w:r>
               <w:rPr>
                 <w:sz w:val="20"/>
@@ -6785,7 +7499,9 @@
             <w:tcW w:w="2793" w:type="dxa"/>
           </w:tcPr>
           <w:p>
-            <w:pPr/>
+            <w:pPr>
+              <w:ind w:firstLine="0" w:firstLineChars="0"/>
+            </w:pPr>
             <w:r>
               <w:rPr>
                 <w:sz w:val="20"/>
@@ -6799,7 +7515,9 @@
             <w:tcW w:w="2215" w:type="dxa"/>
           </w:tcPr>
           <w:p>
-            <w:pPr/>
+            <w:pPr>
+              <w:ind w:firstLine="0" w:firstLineChars="0"/>
+            </w:pPr>
             <w:r>
               <w:rPr>
                 <w:sz w:val="20"/>
@@ -6813,7 +7531,9 @@
             <w:tcW w:w="3298" w:type="dxa"/>
           </w:tcPr>
           <w:p>
-            <w:pPr/>
+            <w:pPr>
+              <w:ind w:firstLine="0" w:firstLineChars="0"/>
+            </w:pPr>
             <w:r>
               <w:rPr>
                 <w:sz w:val="20"/>
@@ -6881,7 +7601,9 @@
             <w:tcW w:w="6574" w:type="dxa"/>
           </w:tcPr>
           <w:p>
-            <w:pPr/>
+            <w:pPr>
+              <w:ind w:firstLine="0" w:firstLineChars="0"/>
+            </w:pPr>
             <w:r>
               <w:rPr>
                 <w:sz w:val="20"/>
@@ -6895,7 +7617,9 @@
             <w:tcW w:w="1732" w:type="dxa"/>
           </w:tcPr>
           <w:p>
-            <w:pPr/>
+            <w:pPr>
+              <w:ind w:firstLine="0" w:firstLineChars="0"/>
+            </w:pPr>
             <w:r>
               <w:rPr>
                 <w:sz w:val="20"/>
@@ -6914,7 +7638,9 @@
             <w:tcW w:w="6574" w:type="dxa"/>
           </w:tcPr>
           <w:p>
-            <w:pPr/>
+            <w:pPr>
+              <w:ind w:firstLine="0" w:firstLineChars="0"/>
+            </w:pPr>
             <w:r>
               <w:rPr>
                 <w:sz w:val="20"/>
@@ -6928,7 +7654,9 @@
             <w:tcW w:w="1732" w:type="dxa"/>
           </w:tcPr>
           <w:p>
-            <w:pPr/>
+            <w:pPr>
+              <w:ind w:firstLine="0" w:firstLineChars="0"/>
+            </w:pPr>
             <w:r>
               <w:rPr>
                 <w:sz w:val="20"/>
@@ -6947,7 +7675,9 @@
             <w:tcW w:w="6574" w:type="dxa"/>
           </w:tcPr>
           <w:p>
-            <w:pPr/>
+            <w:pPr>
+              <w:ind w:firstLine="0" w:firstLineChars="0"/>
+            </w:pPr>
             <w:r>
               <w:rPr>
                 <w:sz w:val="20"/>
@@ -6961,7 +7691,9 @@
             <w:tcW w:w="1732" w:type="dxa"/>
           </w:tcPr>
           <w:p>
-            <w:pPr/>
+            <w:pPr>
+              <w:ind w:firstLine="0" w:firstLineChars="0"/>
+            </w:pPr>
             <w:r>
               <w:rPr>
                 <w:sz w:val="20"/>
@@ -6980,7 +7712,9 @@
             <w:tcW w:w="6574" w:type="dxa"/>
           </w:tcPr>
           <w:p>
-            <w:pPr/>
+            <w:pPr>
+              <w:ind w:firstLine="0" w:firstLineChars="0"/>
+            </w:pPr>
             <w:r>
               <w:rPr>
                 <w:sz w:val="20"/>
@@ -6994,7 +7728,9 @@
             <w:tcW w:w="1732" w:type="dxa"/>
           </w:tcPr>
           <w:p>
-            <w:pPr/>
+            <w:pPr>
+              <w:ind w:firstLine="0" w:firstLineChars="0"/>
+            </w:pPr>
             <w:r>
               <w:rPr>
                 <w:sz w:val="20"/>
@@ -7093,7 +7829,9 @@
             <w:tcW w:w="900" w:type="dxa"/>
           </w:tcPr>
           <w:p>
-            <w:pPr/>
+            <w:pPr>
+              <w:ind w:firstLine="0" w:firstLineChars="0"/>
+            </w:pPr>
             <w:r>
               <w:rPr>
                 <w:sz w:val="20"/>
@@ -7107,7 +7845,9 @@
             <w:tcW w:w="2900" w:type="dxa"/>
           </w:tcPr>
           <w:p>
-            <w:pPr/>
+            <w:pPr>
+              <w:ind w:firstLine="0" w:firstLineChars="0"/>
+            </w:pPr>
             <w:r>
               <w:rPr>
                 <w:sz w:val="20"/>
@@ -7121,7 +7861,9 @@
             <w:tcW w:w="3906" w:type="dxa"/>
           </w:tcPr>
           <w:p>
-            <w:pPr/>
+            <w:pPr>
+              <w:ind w:firstLine="0" w:firstLineChars="0"/>
+            </w:pPr>
             <w:r>
               <w:rPr>
                 <w:sz w:val="20"/>
@@ -7134,7 +7876,11 @@
           <w:tcPr>
             <w:tcW w:w="600" w:type="dxa"/>
           </w:tcPr>
-          <w:p/>
+          <w:p>
+            <w:pPr>
+              <w:ind w:firstLine="0" w:firstLineChars="0"/>
+            </w:pPr>
+          </w:p>
         </w:tc>
       </w:tr>
       <w:tr>
@@ -7146,7 +7892,9 @@
             <w:tcW w:w="900" w:type="dxa"/>
           </w:tcPr>
           <w:p>
-            <w:pPr/>
+            <w:pPr>
+              <w:ind w:firstLine="0" w:firstLineChars="0"/>
+            </w:pPr>
             <w:r>
               <w:rPr>
                 <w:sz w:val="20"/>
@@ -7160,7 +7908,9 @@
             <w:tcW w:w="2900" w:type="dxa"/>
           </w:tcPr>
           <w:p>
-            <w:pPr/>
+            <w:pPr>
+              <w:ind w:firstLine="0" w:firstLineChars="0"/>
+            </w:pPr>
             <w:r>
               <w:rPr>
                 <w:sz w:val="20"/>
@@ -7174,7 +7924,9 @@
             <w:tcW w:w="3906" w:type="dxa"/>
           </w:tcPr>
           <w:p>
-            <w:pPr/>
+            <w:pPr>
+              <w:ind w:firstLine="0" w:firstLineChars="0"/>
+            </w:pPr>
             <w:r>
               <w:rPr>
                 <w:sz w:val="20"/>
@@ -7187,7 +7939,11 @@
           <w:tcPr>
             <w:tcW w:w="600" w:type="dxa"/>
           </w:tcPr>
-          <w:p/>
+          <w:p>
+            <w:pPr>
+              <w:ind w:firstLine="0" w:firstLineChars="0"/>
+            </w:pPr>
+          </w:p>
         </w:tc>
       </w:tr>
       <w:tr>
@@ -7199,7 +7955,9 @@
             <w:tcW w:w="900" w:type="dxa"/>
           </w:tcPr>
           <w:p>
-            <w:pPr/>
+            <w:pPr>
+              <w:ind w:firstLine="0" w:firstLineChars="0"/>
+            </w:pPr>
             <w:r>
               <w:rPr>
                 <w:sz w:val="20"/>
@@ -7213,7 +7971,9 @@
             <w:tcW w:w="2900" w:type="dxa"/>
           </w:tcPr>
           <w:p>
-            <w:pPr/>
+            <w:pPr>
+              <w:ind w:firstLine="0" w:firstLineChars="0"/>
+            </w:pPr>
             <w:r>
               <w:rPr>
                 <w:sz w:val="20"/>
@@ -7227,7 +7987,9 @@
             <w:tcW w:w="3906" w:type="dxa"/>
           </w:tcPr>
           <w:p>
-            <w:pPr/>
+            <w:pPr>
+              <w:ind w:firstLine="0" w:firstLineChars="0"/>
+            </w:pPr>
             <w:r>
               <w:rPr>
                 <w:sz w:val="20"/>
@@ -7240,7 +8002,11 @@
           <w:tcPr>
             <w:tcW w:w="600" w:type="dxa"/>
           </w:tcPr>
-          <w:p/>
+          <w:p>
+            <w:pPr>
+              <w:ind w:firstLine="0" w:firstLineChars="0"/>
+            </w:pPr>
+          </w:p>
         </w:tc>
       </w:tr>
       <w:tr>
@@ -7252,7 +8018,9 @@
             <w:tcW w:w="900" w:type="dxa"/>
           </w:tcPr>
           <w:p>
-            <w:pPr/>
+            <w:pPr>
+              <w:ind w:firstLine="0" w:firstLineChars="0"/>
+            </w:pPr>
             <w:r>
               <w:rPr>
                 <w:sz w:val="20"/>
@@ -7266,7 +8034,9 @@
             <w:tcW w:w="2900" w:type="dxa"/>
           </w:tcPr>
           <w:p>
-            <w:pPr/>
+            <w:pPr>
+              <w:ind w:firstLine="0" w:firstLineChars="0"/>
+            </w:pPr>
             <w:r>
               <w:rPr>
                 <w:sz w:val="20"/>
@@ -7280,7 +8050,9 @@
             <w:tcW w:w="3906" w:type="dxa"/>
           </w:tcPr>
           <w:p>
-            <w:pPr/>
+            <w:pPr>
+              <w:ind w:firstLine="0" w:firstLineChars="0"/>
+            </w:pPr>
             <w:r>
               <w:rPr>
                 <w:sz w:val="20"/>
@@ -7293,7 +8065,11 @@
           <w:tcPr>
             <w:tcW w:w="600" w:type="dxa"/>
           </w:tcPr>
-          <w:p/>
+          <w:p>
+            <w:pPr>
+              <w:ind w:firstLine="0" w:firstLineChars="0"/>
+            </w:pPr>
+          </w:p>
         </w:tc>
       </w:tr>
       <w:tr>
@@ -7305,7 +8081,9 @@
             <w:tcW w:w="900" w:type="dxa"/>
           </w:tcPr>
           <w:p>
-            <w:pPr/>
+            <w:pPr>
+              <w:ind w:firstLine="0" w:firstLineChars="0"/>
+            </w:pPr>
             <w:r>
               <w:rPr>
                 <w:sz w:val="20"/>
@@ -7319,7 +8097,9 @@
             <w:tcW w:w="2900" w:type="dxa"/>
           </w:tcPr>
           <w:p>
-            <w:pPr/>
+            <w:pPr>
+              <w:ind w:firstLine="0" w:firstLineChars="0"/>
+            </w:pPr>
             <w:r>
               <w:rPr>
                 <w:sz w:val="20"/>
@@ -7333,7 +8113,9 @@
             <w:tcW w:w="3906" w:type="dxa"/>
           </w:tcPr>
           <w:p>
-            <w:pPr/>
+            <w:pPr>
+              <w:ind w:firstLine="0" w:firstLineChars="0"/>
+            </w:pPr>
             <w:r>
               <w:rPr>
                 <w:sz w:val="20"/>
@@ -7346,7 +8128,11 @@
           <w:tcPr>
             <w:tcW w:w="600" w:type="dxa"/>
           </w:tcPr>
-          <w:p/>
+          <w:p>
+            <w:pPr>
+              <w:ind w:firstLine="0" w:firstLineChars="0"/>
+            </w:pPr>
+          </w:p>
         </w:tc>
       </w:tr>
       <w:tr>
@@ -7358,7 +8144,9 @@
             <w:tcW w:w="900" w:type="dxa"/>
           </w:tcPr>
           <w:p>
-            <w:pPr/>
+            <w:pPr>
+              <w:ind w:firstLine="0" w:firstLineChars="0"/>
+            </w:pPr>
             <w:r>
               <w:rPr>
                 <w:sz w:val="20"/>
@@ -7372,7 +8160,9 @@
             <w:tcW w:w="2900" w:type="dxa"/>
           </w:tcPr>
           <w:p>
-            <w:pPr/>
+            <w:pPr>
+              <w:ind w:firstLine="0" w:firstLineChars="0"/>
+            </w:pPr>
             <w:r>
               <w:rPr>
                 <w:sz w:val="20"/>
@@ -7386,7 +8176,9 @@
             <w:tcW w:w="3906" w:type="dxa"/>
           </w:tcPr>
           <w:p>
-            <w:pPr/>
+            <w:pPr>
+              <w:ind w:firstLine="0" w:firstLineChars="0"/>
+            </w:pPr>
             <w:r>
               <w:rPr>
                 <w:sz w:val="20"/>
@@ -7399,7 +8191,11 @@
           <w:tcPr>
             <w:tcW w:w="600" w:type="dxa"/>
           </w:tcPr>
-          <w:p/>
+          <w:p>
+            <w:pPr>
+              <w:ind w:firstLine="0" w:firstLineChars="0"/>
+            </w:pPr>
+          </w:p>
         </w:tc>
       </w:tr>
       <w:tr>
@@ -7411,7 +8207,9 @@
             <w:tcW w:w="900" w:type="dxa"/>
           </w:tcPr>
           <w:p>
-            <w:pPr/>
+            <w:pPr>
+              <w:ind w:firstLine="0" w:firstLineChars="0"/>
+            </w:pPr>
             <w:r>
               <w:rPr>
                 <w:sz w:val="20"/>
@@ -7425,7 +8223,9 @@
             <w:tcW w:w="2900" w:type="dxa"/>
           </w:tcPr>
           <w:p>
-            <w:pPr/>
+            <w:pPr>
+              <w:ind w:firstLine="0" w:firstLineChars="0"/>
+            </w:pPr>
             <w:r>
               <w:rPr>
                 <w:sz w:val="20"/>
@@ -7439,7 +8239,9 @@
             <w:tcW w:w="3906" w:type="dxa"/>
           </w:tcPr>
           <w:p>
-            <w:pPr/>
+            <w:pPr>
+              <w:ind w:firstLine="0" w:firstLineChars="0"/>
+            </w:pPr>
             <w:r>
               <w:rPr>
                 <w:sz w:val="20"/>
@@ -7453,7 +8255,9 @@
             <w:tcW w:w="600" w:type="dxa"/>
           </w:tcPr>
           <w:p>
-            <w:pPr/>
+            <w:pPr>
+              <w:ind w:firstLine="0" w:firstLineChars="0"/>
+            </w:pPr>
             <w:r>
               <w:rPr>
                 <w:sz w:val="20"/>
@@ -7472,7 +8276,9 @@
             <w:tcW w:w="900" w:type="dxa"/>
           </w:tcPr>
           <w:p>
-            <w:pPr/>
+            <w:pPr>
+              <w:ind w:firstLine="0" w:firstLineChars="0"/>
+            </w:pPr>
             <w:r>
               <w:rPr>
                 <w:sz w:val="20"/>
@@ -7486,7 +8292,9 @@
             <w:tcW w:w="2900" w:type="dxa"/>
           </w:tcPr>
           <w:p>
-            <w:pPr/>
+            <w:pPr>
+              <w:ind w:firstLine="0" w:firstLineChars="0"/>
+            </w:pPr>
             <w:r>
               <w:rPr>
                 <w:sz w:val="20"/>
@@ -7500,7 +8308,9 @@
             <w:tcW w:w="3906" w:type="dxa"/>
           </w:tcPr>
           <w:p>
-            <w:pPr/>
+            <w:pPr>
+              <w:ind w:firstLine="0" w:firstLineChars="0"/>
+            </w:pPr>
             <w:r>
               <w:rPr>
                 <w:sz w:val="20"/>
@@ -7513,7 +8323,11 @@
           <w:tcPr>
             <w:tcW w:w="600" w:type="dxa"/>
           </w:tcPr>
-          <w:p/>
+          <w:p>
+            <w:pPr>
+              <w:ind w:firstLine="0" w:firstLineChars="0"/>
+            </w:pPr>
+          </w:p>
         </w:tc>
       </w:tr>
       <w:tr>
@@ -7525,7 +8339,9 @@
             <w:tcW w:w="900" w:type="dxa"/>
           </w:tcPr>
           <w:p>
-            <w:pPr/>
+            <w:pPr>
+              <w:ind w:firstLine="0" w:firstLineChars="0"/>
+            </w:pPr>
             <w:r>
               <w:rPr>
                 <w:sz w:val="20"/>
@@ -7539,7 +8355,9 @@
             <w:tcW w:w="2900" w:type="dxa"/>
           </w:tcPr>
           <w:p>
-            <w:pPr/>
+            <w:pPr>
+              <w:ind w:firstLine="0" w:firstLineChars="0"/>
+            </w:pPr>
             <w:r>
               <w:rPr>
                 <w:sz w:val="20"/>
@@ -7553,7 +8371,9 @@
             <w:tcW w:w="3906" w:type="dxa"/>
           </w:tcPr>
           <w:p>
-            <w:pPr/>
+            <w:pPr>
+              <w:ind w:firstLine="0" w:firstLineChars="0"/>
+            </w:pPr>
             <w:r>
               <w:rPr>
                 <w:sz w:val="20"/>
@@ -7566,7 +8386,11 @@
           <w:tcPr>
             <w:tcW w:w="600" w:type="dxa"/>
           </w:tcPr>
-          <w:p/>
+          <w:p>
+            <w:pPr>
+              <w:ind w:firstLine="0" w:firstLineChars="0"/>
+            </w:pPr>
+          </w:p>
         </w:tc>
       </w:tr>
       <w:tr>
@@ -7578,7 +8402,9 @@
             <w:tcW w:w="900" w:type="dxa"/>
           </w:tcPr>
           <w:p>
-            <w:pPr/>
+            <w:pPr>
+              <w:ind w:firstLine="0" w:firstLineChars="0"/>
+            </w:pPr>
             <w:r>
               <w:rPr>
                 <w:sz w:val="20"/>
@@ -7592,7 +8418,9 @@
             <w:tcW w:w="2900" w:type="dxa"/>
           </w:tcPr>
           <w:p>
-            <w:pPr/>
+            <w:pPr>
+              <w:ind w:firstLine="0" w:firstLineChars="0"/>
+            </w:pPr>
             <w:r>
               <w:rPr>
                 <w:sz w:val="20"/>
@@ -7606,7 +8434,9 @@
             <w:tcW w:w="3906" w:type="dxa"/>
           </w:tcPr>
           <w:p>
-            <w:pPr/>
+            <w:pPr>
+              <w:ind w:firstLine="0" w:firstLineChars="0"/>
+            </w:pPr>
             <w:r>
               <w:rPr>
                 <w:sz w:val="20"/>
@@ -7684,7 +8514,9 @@
             <w:tcW w:w="3860" w:type="dxa"/>
           </w:tcPr>
           <w:p>
-            <w:pPr/>
+            <w:pPr>
+              <w:ind w:firstLine="0" w:firstLineChars="0"/>
+            </w:pPr>
             <w:r>
               <w:rPr>
                 <w:sz w:val="20"/>
@@ -7698,7 +8530,9 @@
             <w:tcW w:w="4446" w:type="dxa"/>
           </w:tcPr>
           <w:p>
-            <w:pPr/>
+            <w:pPr>
+              <w:ind w:firstLine="0" w:firstLineChars="0"/>
+            </w:pPr>
             <w:r>
               <w:rPr>
                 <w:sz w:val="20"/>
@@ -7717,7 +8551,9 @@
             <w:tcW w:w="3860" w:type="dxa"/>
           </w:tcPr>
           <w:p>
-            <w:pPr/>
+            <w:pPr>
+              <w:ind w:firstLine="0" w:firstLineChars="0"/>
+            </w:pPr>
             <w:r>
               <w:rPr>
                 <w:sz w:val="20"/>
@@ -7731,7 +8567,9 @@
             <w:tcW w:w="4446" w:type="dxa"/>
           </w:tcPr>
           <w:p>
-            <w:pPr/>
+            <w:pPr>
+              <w:ind w:firstLine="0" w:firstLineChars="0"/>
+            </w:pPr>
             <w:r>
               <w:rPr>
                 <w:sz w:val="20"/>
@@ -7750,7 +8588,9 @@
             <w:tcW w:w="3860" w:type="dxa"/>
           </w:tcPr>
           <w:p>
-            <w:pPr/>
+            <w:pPr>
+              <w:ind w:firstLine="0" w:firstLineChars="0"/>
+            </w:pPr>
             <w:r>
               <w:rPr>
                 <w:sz w:val="20"/>
@@ -7764,7 +8604,9 @@
             <w:tcW w:w="4446" w:type="dxa"/>
           </w:tcPr>
           <w:p>
-            <w:pPr/>
+            <w:pPr>
+              <w:ind w:firstLine="0" w:firstLineChars="0"/>
+            </w:pPr>
             <w:r>
               <w:rPr>
                 <w:sz w:val="20"/>
@@ -7783,7 +8625,9 @@
             <w:tcW w:w="3860" w:type="dxa"/>
           </w:tcPr>
           <w:p>
-            <w:pPr/>
+            <w:pPr>
+              <w:ind w:firstLine="0" w:firstLineChars="0"/>
+            </w:pPr>
             <w:r>
               <w:rPr>
                 <w:sz w:val="20"/>
@@ -7797,7 +8641,9 @@
             <w:tcW w:w="4446" w:type="dxa"/>
           </w:tcPr>
           <w:p>
-            <w:pPr/>
+            <w:pPr>
+              <w:ind w:firstLine="0" w:firstLineChars="0"/>
+            </w:pPr>
             <w:r>
               <w:rPr>
                 <w:sz w:val="20"/>
@@ -7816,7 +8662,9 @@
             <w:tcW w:w="3860" w:type="dxa"/>
           </w:tcPr>
           <w:p>
-            <w:pPr/>
+            <w:pPr>
+              <w:ind w:firstLine="0" w:firstLineChars="0"/>
+            </w:pPr>
             <w:r>
               <w:rPr>
                 <w:sz w:val="20"/>
@@ -7830,7 +8678,9 @@
             <w:tcW w:w="4446" w:type="dxa"/>
           </w:tcPr>
           <w:p>
-            <w:pPr/>
+            <w:pPr>
+              <w:ind w:firstLine="0" w:firstLineChars="0"/>
+            </w:pPr>
             <w:r>
               <w:rPr>
                 <w:sz w:val="20"/>
@@ -7849,7 +8699,9 @@
             <w:tcW w:w="3860" w:type="dxa"/>
           </w:tcPr>
           <w:p>
-            <w:pPr/>
+            <w:pPr>
+              <w:ind w:firstLine="0" w:firstLineChars="0"/>
+            </w:pPr>
             <w:r>
               <w:rPr>
                 <w:sz w:val="20"/>
@@ -7863,7 +8715,9 @@
             <w:tcW w:w="4446" w:type="dxa"/>
           </w:tcPr>
           <w:p>
-            <w:pPr/>
+            <w:pPr>
+              <w:ind w:firstLine="0" w:firstLineChars="0"/>
+            </w:pPr>
             <w:r>
               <w:rPr>
                 <w:sz w:val="20"/>
@@ -7882,7 +8736,9 @@
             <w:tcW w:w="3860" w:type="dxa"/>
           </w:tcPr>
           <w:p>
-            <w:pPr/>
+            <w:pPr>
+              <w:ind w:firstLine="0" w:firstLineChars="0"/>
+            </w:pPr>
             <w:r>
               <w:rPr>
                 <w:sz w:val="20"/>
@@ -7896,7 +8752,9 @@
             <w:tcW w:w="4446" w:type="dxa"/>
           </w:tcPr>
           <w:p>
-            <w:pPr/>
+            <w:pPr>
+              <w:ind w:firstLine="0" w:firstLineChars="0"/>
+            </w:pPr>
             <w:r>
               <w:rPr>
                 <w:sz w:val="20"/>
@@ -7915,7 +8773,9 @@
             <w:tcW w:w="3860" w:type="dxa"/>
           </w:tcPr>
           <w:p>
-            <w:pPr/>
+            <w:pPr>
+              <w:ind w:firstLine="0" w:firstLineChars="0"/>
+            </w:pPr>
             <w:r>
               <w:rPr>
                 <w:sz w:val="20"/>
@@ -7929,7 +8789,9 @@
             <w:tcW w:w="4446" w:type="dxa"/>
           </w:tcPr>
           <w:p>
-            <w:pPr/>
+            <w:pPr>
+              <w:ind w:firstLine="0" w:firstLineChars="0"/>
+            </w:pPr>
             <w:r>
               <w:rPr>
                 <w:sz w:val="20"/>
@@ -7948,7 +8810,9 @@
             <w:tcW w:w="3860" w:type="dxa"/>
           </w:tcPr>
           <w:p>
-            <w:pPr/>
+            <w:pPr>
+              <w:ind w:firstLine="0" w:firstLineChars="0"/>
+            </w:pPr>
             <w:r>
               <w:rPr>
                 <w:sz w:val="20"/>
@@ -7962,7 +8826,9 @@
             <w:tcW w:w="4446" w:type="dxa"/>
           </w:tcPr>
           <w:p>
-            <w:pPr/>
+            <w:pPr>
+              <w:ind w:firstLine="0" w:firstLineChars="0"/>
+            </w:pPr>
             <w:r>
               <w:rPr>
                 <w:sz w:val="20"/>
@@ -8062,7 +8928,9 @@
             <w:tcW w:w="2553" w:type="dxa"/>
           </w:tcPr>
           <w:p>
-            <w:pPr/>
+            <w:pPr>
+              <w:ind w:firstLine="0" w:firstLineChars="0"/>
+            </w:pPr>
             <w:r>
               <w:rPr>
                 <w:sz w:val="20"/>
@@ -8076,7 +8944,9 @@
             <w:tcW w:w="2219" w:type="dxa"/>
           </w:tcPr>
           <w:p>
-            <w:pPr/>
+            <w:pPr>
+              <w:ind w:firstLine="0" w:firstLineChars="0"/>
+            </w:pPr>
             <w:r>
               <w:rPr>
                 <w:sz w:val="20"/>
@@ -8090,7 +8960,9 @@
             <w:tcW w:w="2058" w:type="dxa"/>
           </w:tcPr>
           <w:p>
-            <w:pPr/>
+            <w:pPr>
+              <w:ind w:firstLine="0" w:firstLineChars="0"/>
+            </w:pPr>
             <w:r>
               <w:rPr>
                 <w:sz w:val="20"/>
@@ -8104,7 +8976,9 @@
             <w:tcW w:w="1476" w:type="dxa"/>
           </w:tcPr>
           <w:p>
-            <w:pPr/>
+            <w:pPr>
+              <w:ind w:firstLine="0" w:firstLineChars="0"/>
+            </w:pPr>
             <w:r>
               <w:rPr>
                 <w:sz w:val="20"/>
@@ -8123,7 +8997,9 @@
             <w:tcW w:w="2553" w:type="dxa"/>
           </w:tcPr>
           <w:p>
-            <w:pPr/>
+            <w:pPr>
+              <w:ind w:firstLine="0" w:firstLineChars="0"/>
+            </w:pPr>
             <w:r>
               <w:rPr>
                 <w:sz w:val="20"/>
@@ -8137,7 +9013,9 @@
             <w:tcW w:w="2219" w:type="dxa"/>
           </w:tcPr>
           <w:p>
-            <w:pPr/>
+            <w:pPr>
+              <w:ind w:firstLine="0" w:firstLineChars="0"/>
+            </w:pPr>
             <w:r>
               <w:rPr>
                 <w:sz w:val="20"/>
@@ -8151,7 +9029,9 @@
             <w:tcW w:w="2058" w:type="dxa"/>
           </w:tcPr>
           <w:p>
-            <w:pPr/>
+            <w:pPr>
+              <w:ind w:firstLine="0" w:firstLineChars="0"/>
+            </w:pPr>
             <w:r>
               <w:rPr>
                 <w:sz w:val="20"/>
@@ -8165,7 +9045,9 @@
             <w:tcW w:w="1476" w:type="dxa"/>
           </w:tcPr>
           <w:p>
-            <w:pPr/>
+            <w:pPr>
+              <w:ind w:firstLine="0" w:firstLineChars="0"/>
+            </w:pPr>
             <w:r>
               <w:rPr>
                 <w:sz w:val="20"/>
@@ -8184,7 +9066,9 @@
             <w:tcW w:w="2553" w:type="dxa"/>
           </w:tcPr>
           <w:p>
-            <w:pPr/>
+            <w:pPr>
+              <w:ind w:firstLine="0" w:firstLineChars="0"/>
+            </w:pPr>
             <w:r>
               <w:rPr>
                 <w:sz w:val="20"/>
@@ -8198,7 +9082,9 @@
             <w:tcW w:w="2219" w:type="dxa"/>
           </w:tcPr>
           <w:p>
-            <w:pPr/>
+            <w:pPr>
+              <w:ind w:firstLine="0" w:firstLineChars="0"/>
+            </w:pPr>
             <w:r>
               <w:rPr>
                 <w:sz w:val="20"/>
@@ -8212,7 +9098,9 @@
             <w:tcW w:w="2058" w:type="dxa"/>
           </w:tcPr>
           <w:p>
-            <w:pPr/>
+            <w:pPr>
+              <w:ind w:firstLine="0" w:firstLineChars="0"/>
+            </w:pPr>
             <w:r>
               <w:rPr>
                 <w:sz w:val="20"/>
@@ -8226,7 +9114,9 @@
             <w:tcW w:w="1476" w:type="dxa"/>
           </w:tcPr>
           <w:p>
-            <w:pPr/>
+            <w:pPr>
+              <w:ind w:firstLine="0" w:firstLineChars="0"/>
+            </w:pPr>
             <w:r>
               <w:rPr>
                 <w:sz w:val="20"/>
@@ -8245,7 +9135,9 @@
             <w:tcW w:w="2553" w:type="dxa"/>
           </w:tcPr>
           <w:p>
-            <w:pPr/>
+            <w:pPr>
+              <w:ind w:firstLine="0" w:firstLineChars="0"/>
+            </w:pPr>
             <w:r>
               <w:rPr>
                 <w:sz w:val="20"/>
@@ -8259,7 +9151,9 @@
             <w:tcW w:w="2219" w:type="dxa"/>
           </w:tcPr>
           <w:p>
-            <w:pPr/>
+            <w:pPr>
+              <w:ind w:firstLine="0" w:firstLineChars="0"/>
+            </w:pPr>
             <w:r>
               <w:rPr>
                 <w:sz w:val="20"/>
@@ -8273,7 +9167,9 @@
             <w:tcW w:w="2058" w:type="dxa"/>
           </w:tcPr>
           <w:p>
-            <w:pPr/>
+            <w:pPr>
+              <w:ind w:firstLine="0" w:firstLineChars="0"/>
+            </w:pPr>
             <w:r>
               <w:rPr>
                 <w:sz w:val="20"/>
@@ -8287,7 +9183,9 @@
             <w:tcW w:w="1476" w:type="dxa"/>
           </w:tcPr>
           <w:p>
-            <w:pPr/>
+            <w:pPr>
+              <w:ind w:firstLine="0" w:firstLineChars="0"/>
+            </w:pPr>
             <w:r>
               <w:rPr>
                 <w:sz w:val="20"/>
@@ -8306,7 +9204,9 @@
             <w:tcW w:w="2553" w:type="dxa"/>
           </w:tcPr>
           <w:p>
-            <w:pPr/>
+            <w:pPr>
+              <w:ind w:firstLine="0" w:firstLineChars="0"/>
+            </w:pPr>
             <w:r>
               <w:rPr>
                 <w:sz w:val="20"/>
@@ -8320,7 +9220,9 @@
             <w:tcW w:w="2219" w:type="dxa"/>
           </w:tcPr>
           <w:p>
-            <w:pPr/>
+            <w:pPr>
+              <w:ind w:firstLine="0" w:firstLineChars="0"/>
+            </w:pPr>
             <w:r>
               <w:rPr>
                 <w:sz w:val="20"/>
@@ -8334,7 +9236,9 @@
             <w:tcW w:w="2058" w:type="dxa"/>
           </w:tcPr>
           <w:p>
-            <w:pPr/>
+            <w:pPr>
+              <w:ind w:firstLine="0" w:firstLineChars="0"/>
+            </w:pPr>
             <w:r>
               <w:rPr>
                 <w:sz w:val="20"/>
@@ -8348,7 +9252,9 @@
             <w:tcW w:w="1476" w:type="dxa"/>
           </w:tcPr>
           <w:p>
-            <w:pPr/>
+            <w:pPr>
+              <w:ind w:firstLine="0" w:firstLineChars="0"/>
+            </w:pPr>
             <w:r>
               <w:rPr>
                 <w:sz w:val="20"/>
@@ -8367,7 +9273,9 @@
             <w:tcW w:w="2553" w:type="dxa"/>
           </w:tcPr>
           <w:p>
-            <w:pPr/>
+            <w:pPr>
+              <w:ind w:firstLine="0" w:firstLineChars="0"/>
+            </w:pPr>
             <w:r>
               <w:rPr>
                 <w:sz w:val="20"/>
@@ -8381,7 +9289,9 @@
             <w:tcW w:w="2219" w:type="dxa"/>
           </w:tcPr>
           <w:p>
-            <w:pPr/>
+            <w:pPr>
+              <w:ind w:firstLine="0" w:firstLineChars="0"/>
+            </w:pPr>
             <w:r>
               <w:rPr>
                 <w:sz w:val="20"/>
@@ -8395,7 +9305,9 @@
             <w:tcW w:w="2058" w:type="dxa"/>
           </w:tcPr>
           <w:p>
-            <w:pPr/>
+            <w:pPr>
+              <w:ind w:firstLine="0" w:firstLineChars="0"/>
+            </w:pPr>
             <w:r>
               <w:rPr>
                 <w:sz w:val="20"/>
@@ -8409,7 +9321,9 @@
             <w:tcW w:w="1476" w:type="dxa"/>
           </w:tcPr>
           <w:p>
-            <w:pPr/>
+            <w:pPr>
+              <w:ind w:firstLine="0" w:firstLineChars="0"/>
+            </w:pPr>
             <w:r>
               <w:rPr>
                 <w:sz w:val="20"/>
@@ -8428,7 +9342,9 @@
             <w:tcW w:w="2553" w:type="dxa"/>
           </w:tcPr>
           <w:p>
-            <w:pPr/>
+            <w:pPr>
+              <w:ind w:firstLine="0" w:firstLineChars="0"/>
+            </w:pPr>
             <w:r>
               <w:rPr>
                 <w:sz w:val="20"/>
@@ -8442,7 +9358,9 @@
             <w:tcW w:w="2219" w:type="dxa"/>
           </w:tcPr>
           <w:p>
-            <w:pPr/>
+            <w:pPr>
+              <w:ind w:firstLine="0" w:firstLineChars="0"/>
+            </w:pPr>
             <w:r>
               <w:rPr>
                 <w:sz w:val="20"/>
@@ -8456,7 +9374,9 @@
             <w:tcW w:w="2058" w:type="dxa"/>
           </w:tcPr>
           <w:p>
-            <w:pPr/>
+            <w:pPr>
+              <w:ind w:firstLine="0" w:firstLineChars="0"/>
+            </w:pPr>
             <w:r>
               <w:rPr>
                 <w:sz w:val="20"/>
@@ -8470,7 +9390,9 @@
             <w:tcW w:w="1476" w:type="dxa"/>
           </w:tcPr>
           <w:p>
-            <w:pPr/>
+            <w:pPr>
+              <w:ind w:firstLine="0" w:firstLineChars="0"/>
+            </w:pPr>
             <w:r>
               <w:rPr>
                 <w:sz w:val="20"/>
@@ -8579,7 +9501,9 @@
             <w:tcW w:w="1148" w:type="dxa"/>
           </w:tcPr>
           <w:p>
-            <w:pPr/>
+            <w:pPr>
+              <w:ind w:firstLine="0" w:firstLineChars="0"/>
+            </w:pPr>
             <w:r>
               <w:rPr>
                 <w:sz w:val="20"/>
@@ -8593,7 +9517,9 @@
             <w:tcW w:w="2940" w:type="dxa"/>
           </w:tcPr>
           <w:p>
-            <w:pPr/>
+            <w:pPr>
+              <w:ind w:firstLine="0" w:firstLineChars="0"/>
+            </w:pPr>
             <w:r>
               <w:rPr>
                 <w:sz w:val="20"/>
@@ -8607,7 +9533,9 @@
             <w:tcW w:w="4218" w:type="dxa"/>
           </w:tcPr>
           <w:p>
-            <w:pPr/>
+            <w:pPr>
+              <w:ind w:firstLine="0" w:firstLineChars="0"/>
+            </w:pPr>
             <w:r>
               <w:rPr>
                 <w:sz w:val="20"/>
@@ -8626,7 +9554,9 @@
             <w:tcW w:w="1148" w:type="dxa"/>
           </w:tcPr>
           <w:p>
-            <w:pPr/>
+            <w:pPr>
+              <w:ind w:firstLine="0" w:firstLineChars="0"/>
+            </w:pPr>
             <w:r>
               <w:rPr>
                 <w:sz w:val="20"/>
@@ -8640,7 +9570,9 @@
             <w:tcW w:w="2940" w:type="dxa"/>
           </w:tcPr>
           <w:p>
-            <w:pPr/>
+            <w:pPr>
+              <w:ind w:firstLine="0" w:firstLineChars="0"/>
+            </w:pPr>
             <w:r>
               <w:rPr>
                 <w:sz w:val="20"/>
@@ -8654,7 +9586,9 @@
             <w:tcW w:w="4218" w:type="dxa"/>
           </w:tcPr>
           <w:p>
-            <w:pPr/>
+            <w:pPr>
+              <w:ind w:firstLine="0" w:firstLineChars="0"/>
+            </w:pPr>
             <w:r>
               <w:rPr>
                 <w:sz w:val="20"/>
@@ -8673,7 +9607,9 @@
             <w:tcW w:w="1148" w:type="dxa"/>
           </w:tcPr>
           <w:p>
-            <w:pPr/>
+            <w:pPr>
+              <w:ind w:firstLine="0" w:firstLineChars="0"/>
+            </w:pPr>
             <w:r>
               <w:rPr>
                 <w:sz w:val="20"/>
@@ -8687,7 +9623,9 @@
             <w:tcW w:w="2940" w:type="dxa"/>
           </w:tcPr>
           <w:p>
-            <w:pPr/>
+            <w:pPr>
+              <w:ind w:firstLine="0" w:firstLineChars="0"/>
+            </w:pPr>
             <w:r>
               <w:rPr>
                 <w:sz w:val="20"/>
@@ -8701,7 +9639,9 @@
             <w:tcW w:w="4218" w:type="dxa"/>
           </w:tcPr>
           <w:p>
-            <w:pPr/>
+            <w:pPr>
+              <w:ind w:firstLine="0" w:firstLineChars="0"/>
+            </w:pPr>
             <w:r>
               <w:rPr>
                 <w:sz w:val="20"/>
@@ -8720,7 +9660,9 @@
             <w:tcW w:w="1148" w:type="dxa"/>
           </w:tcPr>
           <w:p>
-            <w:pPr/>
+            <w:pPr>
+              <w:ind w:firstLine="0" w:firstLineChars="0"/>
+            </w:pPr>
             <w:r>
               <w:rPr>
                 <w:sz w:val="20"/>
@@ -8734,7 +9676,9 @@
             <w:tcW w:w="2940" w:type="dxa"/>
           </w:tcPr>
           <w:p>
-            <w:pPr/>
+            <w:pPr>
+              <w:ind w:firstLine="0" w:firstLineChars="0"/>
+            </w:pPr>
             <w:r>
               <w:rPr>
                 <w:sz w:val="20"/>
@@ -8748,7 +9692,9 @@
             <w:tcW w:w="4218" w:type="dxa"/>
           </w:tcPr>
           <w:p>
-            <w:pPr/>
+            <w:pPr>
+              <w:ind w:firstLine="0" w:firstLineChars="0"/>
+            </w:pPr>
             <w:r>
               <w:rPr>
                 <w:sz w:val="20"/>
@@ -8767,7 +9713,9 @@
             <w:tcW w:w="1148" w:type="dxa"/>
           </w:tcPr>
           <w:p>
-            <w:pPr/>
+            <w:pPr>
+              <w:ind w:firstLine="0" w:firstLineChars="0"/>
+            </w:pPr>
             <w:r>
               <w:rPr>
                 <w:sz w:val="20"/>
@@ -8781,7 +9729,9 @@
             <w:tcW w:w="2940" w:type="dxa"/>
           </w:tcPr>
           <w:p>
-            <w:pPr/>
+            <w:pPr>
+              <w:ind w:firstLine="0" w:firstLineChars="0"/>
+            </w:pPr>
             <w:r>
               <w:rPr>
                 <w:sz w:val="20"/>
@@ -8795,7 +9745,9 @@
             <w:tcW w:w="4218" w:type="dxa"/>
           </w:tcPr>
           <w:p>
-            <w:pPr/>
+            <w:pPr>
+              <w:ind w:firstLine="0" w:firstLineChars="0"/>
+            </w:pPr>
             <w:r>
               <w:rPr>
                 <w:sz w:val="20"/>
@@ -8814,7 +9766,9 @@
             <w:tcW w:w="1148" w:type="dxa"/>
           </w:tcPr>
           <w:p>
-            <w:pPr/>
+            <w:pPr>
+              <w:ind w:firstLine="0" w:firstLineChars="0"/>
+            </w:pPr>
             <w:r>
               <w:rPr>
                 <w:sz w:val="20"/>
@@ -8828,7 +9782,9 @@
             <w:tcW w:w="2940" w:type="dxa"/>
           </w:tcPr>
           <w:p>
-            <w:pPr/>
+            <w:pPr>
+              <w:ind w:firstLine="0" w:firstLineChars="0"/>
+            </w:pPr>
             <w:r>
               <w:rPr>
                 <w:sz w:val="20"/>
@@ -8842,7 +9798,9 @@
             <w:tcW w:w="4218" w:type="dxa"/>
           </w:tcPr>
           <w:p>
-            <w:pPr/>
+            <w:pPr>
+              <w:ind w:firstLine="0" w:firstLineChars="0"/>
+            </w:pPr>
             <w:r>
               <w:rPr>
                 <w:sz w:val="20"/>

--- a/docs/MoE-研究报告-v1.1.docx
+++ b/docs/MoE-研究报告-v1.1.docx
@@ -104,7 +104,7 @@
       </w:pPr>
       <w:r>
         <w:rPr/>
-        <w:t xml:space="preserve">3. ncmoe 存在明显的性能断崖：在 cache 固定 10752 MiB 的条件下，已测的 6 个 ncmoe 取值里只有 48 未出现崩塌（80.144 t/s），44 降至 23.639 t/s，其余继续恶化至 15.108 t/s。可归因于 cache 与专家层争抢显存（48 − 4 = 44 与断崖位置吻合），但 45/46/47 及「减小 cache + 保留静态专家」等组合未测，不能断言 48 是全局最优。</w:t>
+        <w:t xml:space="preserve">3. ncmoe 存在明显的性能断崖：在 cache 固定 10752 MiB 的条件下，已测的 6 个 ncmoe 取值里只有 48 未出现崩塌（80.144 t/s），44 降至 23.639 t/s，其余继续恶化至 15.108 t/s。这与「cache 与专家层争抢显存」的方向一致，但具体机制未测，也未做逐层显存账本。45/46/47 及「减小 cache + 保留静态专家」等组合未测，不能断言 48 是全局最优。</w:t>
       </w:r>
     </w:p>
     <w:p>
@@ -2212,7 +2212,7 @@
       </w:pPr>
       <w:r>
         <w:rPr/>
-        <w:t xml:space="preserve">三点说明：第一，缓存容量已正确绑上（10750.99 MiB / 46224.00 MiB 宿主专家）；第二，PPL 走大批次路径，每遍从缓存复制 3525 个专家，小批次路径 hits=0 属正常，因为 PPL 不用小批次；第三，perplexity 模式会输出 llama_moe_cache 命中率行。此前项目在 server 模式下未观察到该行，据此得出“b11617 不输出命中率”的结论——该结论只对 server 成立，对 perplexity 不成立。这是本报告顺便纠正的一个认知偏差。</w:t>
+        <w:t xml:space="preserve">三点说明：第一，缓存容量已正确绑上（10750.99 MiB / 46224.00 MiB 宿主专家）；第二，PPL 走大批次路径，每遍从缓存复制 3525 个专家，小批次路径 hits=0 属正常，因为 PPL 不用小批次；第三，perplexity 模式会输出 llama_moe_cache 命中率行。此前项目在 server 模式下未观察到该行；结合第 7 章 L9 的复查，只能说“本测试的终止方式下未取得”，不能据此断言 b11617 在 server 模式下不输出该统计。</w:t>
       </w:r>
     </w:p>
     <w:p>
@@ -2471,7 +2471,7 @@
               <w:rPr>
                 <w:sz w:val="20"/>
               </w:rPr>
-              <w:t xml:space="preserve">&lt;0.0001%</w:t>
+              <w:t xml:space="preserve">显示精度内未见变化</w:t>
             </w:r>
           </w:p>
         </w:tc>
@@ -4612,7 +4612,7 @@
       </w:pPr>
       <w:r>
         <w:rPr/>
-        <w:t xml:space="preserve">16376 MiB（总量）− 917 MiB（桌面占用）= 15459 MiB 可用；cache 10752 约 10751 MiB（实测 MoE cache size）；剩余给专家层约 4708 MiB；每层专家约 0.94 GB，即约 4.7 层；ncmoe 48 − 4 = 44，与实测崩塌点（23.639 t/s）位置吻合。注意这是预算层面的解释，不是逐层显存账本。</w:t>
+        <w:t xml:space="preserve">16376 MiB（总量）− 917 MiB（桌面占用）= 15459 MiB 可用；cache 10752 约 10751 MiB（实测 MoE cache size）；剩余给专家层约 4708 MiB。按每层专家约 0.94 GB 估算可容纳约 4.7 层，与 ncmoe 下降后出现速度崩塌的区间方向一致。但该账本未计入计算缓冲、上下文与显存碎片，也未做逐层张量核对，因此只能作为预算层面的粗略解释，不足以定位具体机制。</w:t>
       </w:r>
     </w:p>
     <w:p>
@@ -4622,7 +4622,7 @@
       </w:pPr>
       <w:r>
         <w:rPr/>
-        <w:t xml:space="preserve">这解释了为什么“降低 ncmoe 让更多层上 GPU”反而变慢：cache 已占满显存，多塞进来的层无处安放，触发页迁移，落入“GPU 100% 利用率 + 功耗 &lt;90 W + 速度骤降”的静默失效模式。</w:t>
+        <w:t xml:space="preserve">一个可能的解释是：“降低 ncmoe 让更多层上 GPU”反而变慢，是因为 cache 已占去大部分显存，多塞进来的层没有空间，只能靠主机侧支撑，最终表现为“GPU 100% 利用率 + 功耗 &lt;90 W + 速度骤降”的静默失效。是否真的发生页迁移、迁移了多少，本轮未测量。</w:t>
       </w:r>
     </w:p>
     <w:p>
@@ -4948,7 +4948,7 @@
               <w:rPr>
                 <w:sz w:val="20"/>
               </w:rPr>
-              <w:t xml:space="preserve">67.96 – 68.34 t/s</w:t>
+              <w:t xml:space="preserve">67.96 – 68.35 t/s</w:t>
             </w:r>
           </w:p>
         </w:tc>
@@ -5030,7 +5030,7 @@
       </w:pPr>
       <w:r>
         <w:rPr/>
-        <w:t xml:space="preserve">随机 token 比真实文本快约 37%。两轮独立测量（间隔约 1 小时）结果高度一致（68.34 / 67.96；93.53 / 93.62），说明该差异是稳定现象，不是噪声。</w:t>
+        <w:t xml:space="preserve">随机 token 比真实文本快约 37%。两轮独立测量（间隔约 1 小时，各 50 对样本）结果高度一致：B 轮 68.35 / 93.53 t/s，P5 轮 67.96 / 93.62 t/s（真实 / 随机）。说明该差异是稳定现象，不是噪声。图 4 采用 P5 轮（v3.2 正式轮）的数值；两轮逐样本记录见 data/02-stability/B-run.log 与 P5-run.log，50 样本汇总见同目录 P5-summary.csv，逐点图数据另见 data/05-environment/FIGURE-DATA.csv。</w:t>
       </w:r>
     </w:p>
     <w:p>
@@ -5190,7 +5190,7 @@
       </w:pPr>
       <w:r>
         <w:rPr/>
-        <w:t xml:space="preserve">重复输入比多样输入快 19%。原因是 MoE 专家缓存跨请求保留，同一 prompt 反复请求使热专家持续命中。</w:t>
+        <w:t xml:space="preserve">本轮固定提示重复测试比多样提示测试快 19%。但两组同时改变了提示内容与缓存历史，二者都可能贡献这一差距；本轮未做分离设计，因此不能把 19% 单独归因于重复性。</w:t>
       </w:r>
     </w:p>
     <w:p>
@@ -5200,7 +5200,7 @@
       </w:pPr>
       <w:r>
         <w:rPr/>
-        <w:t xml:space="preserve">这两条观察都需要单独限定：随机 token 快 37%，反映的是随机输入与真实输入之间的差异；重复同一 prompt 快 19%，反映的是输入重复性带来的差异。两者是不同实验、不同对照组，未做全因子交叉，因此不能相乘、不能合并成「某个测速方法高估了 63%」的结论。本报告只分别陈述这两个数字。</w:t>
+        <w:t xml:space="preserve">这两条观察都需要单独限定：随机 token 快 37%，反映的是随机输入与真实输入之间的差异；固定提示重复比多样提示快 19%，但两组同时改变了提示内容与重复性，未能分离重复性的独立效果。两者是不同实验、不同对照组，未做全因子交叉，因此不能相乘、也不能合并成「某个测速方法高估了 63%」的结论。本报告只分别陈述这两个数字。</w:t>
       </w:r>
     </w:p>
     <w:p>
@@ -5827,7 +5827,7 @@
               <w:rPr>
                 <w:sz w:val="20"/>
               </w:rPr>
-              <w:t xml:space="preserve">VM 运行中（两次独立测量）</w:t>
+              <w:t xml:space="preserve">VM 运行中（P4 环境组，各 1 次采样）</w:t>
             </w:r>
           </w:p>
         </w:tc>
@@ -5843,7 +5843,7 @@
               <w:rPr>
                 <w:sz w:val="20"/>
               </w:rPr>
-              <w:t xml:space="preserve">80.917 / 80.809</w:t>
+              <w:t xml:space="preserve">80.92 / 80.81</w:t>
             </w:r>
           </w:p>
         </w:tc>
@@ -5864,7 +5864,7 @@
               <w:rPr>
                 <w:sz w:val="20"/>
               </w:rPr>
-              <w:t xml:space="preserve">VM 已停止（复测）</w:t>
+              <w:t xml:space="preserve">VM 已停止（复测 1 次）</w:t>
             </w:r>
           </w:p>
         </w:tc>
@@ -5880,7 +5880,7 @@
               <w:rPr>
                 <w:sz w:val="20"/>
               </w:rPr>
-              <w:t xml:space="preserve">80.267</w:t>
+              <w:t xml:space="preserve">80.27</w:t>
             </w:r>
           </w:p>
         </w:tc>
@@ -5893,7 +5893,7 @@
       </w:pPr>
       <w:r>
         <w:rPr/>
-        <w:t xml:space="preserve">差异 −0.7%，低于噪声。原因：VM 的 CPUUsage = 0、实际内存需求仅 7 GB（分配 32 GB 但基本空闲），且测试用 CPU 掩码锁定了 8 个物理核，VM 的 vCPU 不占用这些核。因此现有数据未被 VM 污染。但此项校准说明：在高负载配置下（cache 10752，功耗达 160 W），环境波动更容易显现，基线检查不可省。</w:t>
+        <w:t xml:space="preserve">差异约 −0.7%，落在本轮测量噪声范围内，未观察到 VM 造成的明显影响。需要说明：本项只做了“VM 开着 / 关着”两组对比，样本量不足以排除小幅度影响；也不能由 CPU 掩码推出“VM 的 vCPU 一定不占用被锁定的核”——这需要逐核采样才能确认。可确认的只有一点：在高负载配置下（cache 10752，功耗达 160 W），环境波动更容易显现，基线检查不可省。</w:t>
       </w:r>
     </w:p>
     <w:p>
@@ -6718,7 +6718,7 @@
               <w:rPr>
                 <w:sz w:val="20"/>
               </w:rPr>
-              <w:t xml:space="preserve">约 40 t/s（腰斩）</w:t>
+              <w:t xml:space="preserve">约 40 t/s（可能，幅度未实测）</w:t>
             </w:r>
           </w:p>
         </w:tc>
@@ -6886,7 +6886,7 @@
       </w:pPr>
       <w:r>
         <w:rPr/>
-        <w:t xml:space="preserve">4.4　该模型解释了此前所有“看不懂”的现象</w:t>
+        <w:t xml:space="preserve">4.4　该模型能否解释这些现象（条件性对照，未经证实）</w:t>
       </w:r>
     </w:p>
     <w:tbl>
@@ -6941,7 +6941,7 @@
               <w:rPr>
                 <w:sz w:val="20"/>
               </w:rPr>
-              <w:t xml:space="preserve">归因</w:t>
+              <w:t xml:space="preserve">待验证的可能解释</w:t>
             </w:r>
           </w:p>
         </w:tc>
@@ -6978,7 +6978,7 @@
               <w:rPr>
                 <w:sz w:val="20"/>
               </w:rPr>
-              <w:t xml:space="preserve">内存 48 GB/s 打满</w:t>
+              <w:t xml:space="preserve">可能受内存带宽压制（由吞吐反推，未独立测量）</w:t>
             </w:r>
           </w:p>
         </w:tc>
@@ -7015,7 +7015,7 @@
               <w:rPr>
                 <w:sz w:val="20"/>
               </w:rPr>
-              <w:t xml:space="preserve">搬运开销大于命中收益，且仍受内存带宽压制</w:t>
+              <w:t xml:space="preserve">可能是搬运开销大于命中收益；独立效果未分离</w:t>
             </w:r>
           </w:p>
         </w:tc>
@@ -7052,7 +7052,7 @@
               <w:rPr>
                 <w:sz w:val="20"/>
               </w:rPr>
-              <w:t xml:space="preserve">PCIe 定上限；ncmoe 降导致专家层挤爆显存</w:t>
+              <w:t xml:space="preserve">可能受 PCIe 有效带宽限制；ncmoe 下降与显存压力增大同时出现，机制未测</w:t>
             </w:r>
           </w:p>
         </w:tc>
@@ -7089,7 +7089,7 @@
               <w:rPr>
                 <w:sz w:val="20"/>
               </w:rPr>
-              <w:t xml:space="preserve">瓶颈不在 CPU 侧</w:t>
+              <w:t xml:space="preserve">可能不在 CPU 计算侧（未排除亲和性与调度因素）</w:t>
             </w:r>
           </w:p>
         </w:tc>
@@ -7126,7 +7126,7 @@
               <w:rPr>
                 <w:sz w:val="20"/>
               </w:rPr>
-              <w:t xml:space="preserve">两类输入路由分布不同，命中率不同</w:t>
+              <w:t xml:space="preserve">推断：两类输入的路由分布不同，命中率可能不同（未直接测量）</w:t>
             </w:r>
           </w:p>
         </w:tc>
@@ -7379,7 +7379,7 @@
               <w:rPr>
                 <w:sz w:val="20"/>
               </w:rPr>
-              <w:t xml:space="preserve">本实现下 PPL 在四位小数内未见变化，该警告不适用于 fetch-only</w:t>
+              <w:t xml:space="preserve">本实现下 PPL 在四位小数内未见变化；样本量有限，不能排除该警告描述的数值路径问题</w:t>
             </w:r>
           </w:p>
         </w:tc>
@@ -7485,7 +7485,7 @@
               <w:rPr>
                 <w:sz w:val="20"/>
               </w:rPr>
-              <w:t xml:space="preserve">MoE 的随机 token 高估 37%、重复输入高估 19%</w:t>
+              <w:t xml:space="preserve">随机 token 比真实文本快 37%、固定提示比多样提示快 19%（后者同时改变了提示内容，未分离重复性）</w:t>
             </w:r>
           </w:p>
         </w:tc>
@@ -7786,7 +7786,7 @@
       </w:pPr>
       <w:r>
         <w:rPr/>
-        <w:t xml:space="preserve">一，不要为了“多放几层到 GPU”而降低 ncmoe——在 cache 已占满显存时，这是负优化，且失效是静默的。二，测速必须用多样真实输入，否则数字不可比。三，在任何 16 GB 级 MoE 部署中，先确认 PCIe 宽度——x8 的卡会腰斩，这与显存容量无关。</w:t>
+        <w:t xml:space="preserve">一，不要为了“多放几层到 GPU”而降低 ncmoe——在 cache 已占满显存时，这是负优化，且失效是静默的。二，测速必须用多样真实输入，否则数字不可比。三，在任何 16 GB 级 MoE 部署中，建议先确认 PCIe 宽度——若本报告的带宽模型成立，x8 链路会使上限显著下降；幅度尚未实测，不作定量结论。</w:t>
       </w:r>
     </w:p>
     <w:p>
@@ -9865,7 +9865,7 @@
       </w:pPr>
       <w:r>
         <w:rPr/>
-        <w:t xml:space="preserve">五张图均已插入正文对应章节：图 3 在 3.1 节（PPL 四档）；图 1 与图 1b 在 3.2 节（cache 全范围曲线与 0–2048 MiB 段明细）；图 2 在 3.3 节（ncmoe 断崖）；图 4 在 3.4 节（真实 vs 随机）。所有图纵轴一律自 0 起，未使用截断坐标轴放大差异。排版约定：正文 11pt、表格统一 10pt，表头跨页重复、单行不跨页断开，页脚为“第 X 页 / 共 Y 页”。数据取自 CORRECTED-SUMMARY-ALL.csv 的修正后中位数，图数据另存于 data/05-environment/FIGURE-DATA.csv。</w:t>
+        <w:t xml:space="preserve">五张图均已插入正文对应章节：图 3 在 3.1 节（PPL 四档）；图 1 与图 1b 在 3.2 节（cache 全范围曲线与 0–2048 MiB 段明细）；图 2 在 3.3 节（ncmoe 断崖）；图 4 在 3.4 节（真实 vs 随机）。所有图纵轴一律自 0 起，未使用截断坐标轴放大差异。图表数据取自 CORRECTED-SUMMARY-ALL.csv 的修正后中位数；图 4 例外，取自 data/02-stability/P5-summary.csv（P5 轮 50 对样本的中位数，另一轮 B 见 B-run.log），逐点数据见 data/05-environment/FIGURE-DATA.csv。排版约定：正文 11pt、表格 10pt，表头跨页重复、单行不跨页断开，页脚为“第 X 页 / 共 Y 页”。</w:t>
       </w:r>
     </w:p>
     <w:sectPr>
@@ -10808,10 +10808,10 @@
               <c:formatCode>General</c:formatCode>
               <c:ptCount val="2"/>
               <c:pt idx="0">
-                <c:v>68.12</c:v>
+                <c:v>67.96</c:v>
               </c:pt>
               <c:pt idx="1">
-                <c:v>93.51</c:v>
+                <c:v>93.62</c:v>
               </c:pt>
             </c:numLit>
           </c:val>
